--- a/zht/docx/188.content.docx
+++ b/zht/docx/188.content.docx
@@ -149,7 +149,7 @@
         <w:rPr>
           <w:lang w:val="zh_TW" w:bidi="zh_TW"/>
         </w:rPr>
-        <w:t>zhou</w:t>
+        <w:t>ying</w:t>
       </w:r>
       <w:r>
         <w:rPr>
@@ -212,7 +212,7 @@
         <w:rPr>
           <w:lang w:val="zh_TW" w:bidi="zh_TW"/>
         </w:rPr>
-        <w:t>咒詛，被咒詛</w:t>
+        <w:t>應許</w:t>
       </w:r>
       <w:r>
         <w:rPr>
@@ -231,7 +231,18 @@
         <w:rPr>
           <w:lang w:val="zh_TW" w:bidi="zh_TW"/>
         </w:rPr>
-        <w:t>「咒詛」是嚴肅的宣告或禱告，求神審判某人、群體或其他事物（如土地或國家）。</w:t>
+        <w:t>一個人向另一個人所作的宣告，表示某事將會或不會完成，使另一個人有權期待與應許相應的行為。</w:t>
+      </w:r>
+    </w:p>
+    <w:p>
+      <w:pPr>
+        <w:pStyle w:val="Heading3"/>
+      </w:pPr>
+      <w:r>
+        <w:rPr>
+          <w:lang w:val="zh_TW" w:bidi="zh_TW"/>
+        </w:rPr>
+        <w:t>應許的類型</w:t>
       </w:r>
     </w:p>
     <w:p>
@@ -245,7 +256,79 @@
         <w:rPr>
           <w:lang w:val="zh_TW" w:bidi="zh_TW"/>
         </w:rPr>
-        <w:t>「咒詛」一詞也可以指神已經施行、或已定意執行的審判。</w:t>
+        <w:t>聖經中有幾個人與人之間彼此應許的例子（例：</w:t>
+      </w:r>
+      <w:hyperlink r:id="rId13">
+        <w:r>
+          <w:rPr>
+            <w:lang w:val="zh_TW" w:bidi="zh_TW"/>
+          </w:rPr>
+          <w:rPr>
+            <w:color w:val="0000EE"/>
+            <w:u w:val="single"/>
+          </w:rPr>
+          <w:t>民22:17</w:t>
+        </w:r>
+      </w:hyperlink>
+      <w:r>
+        <w:rPr>
+          <w:lang w:val="zh_TW" w:bidi="zh_TW"/>
+        </w:rPr>
+        <w:t>；</w:t>
+      </w:r>
+      <w:hyperlink r:id="rId14">
+        <w:r>
+          <w:rPr>
+            <w:lang w:val="zh_TW" w:bidi="zh_TW"/>
+          </w:rPr>
+          <w:rPr>
+            <w:color w:val="0000EE"/>
+            <w:u w:val="single"/>
+          </w:rPr>
+          <w:t>斯4:7</w:t>
+        </w:r>
+      </w:hyperlink>
+      <w:r>
+        <w:rPr>
+          <w:lang w:val="zh_TW" w:bidi="zh_TW"/>
+        </w:rPr>
+        <w:t>）以及人對神應許的例子（例：</w:t>
+      </w:r>
+      <w:hyperlink r:id="rId15">
+        <w:r>
+          <w:rPr>
+            <w:lang w:val="zh_TW" w:bidi="zh_TW"/>
+          </w:rPr>
+          <w:rPr>
+            <w:color w:val="0000EE"/>
+            <w:u w:val="single"/>
+          </w:rPr>
+          <w:t>尼5:12</w:t>
+        </w:r>
+      </w:hyperlink>
+      <w:r>
+        <w:rPr>
+          <w:lang w:val="zh_TW" w:bidi="zh_TW"/>
+        </w:rPr>
+        <w:t>）。然而，神對人的應許更為重要。這些屬神的應許絕對可信，因為作應許的那位完全有能力成就祂的應許（</w:t>
+      </w:r>
+      <w:hyperlink r:id="rId16">
+        <w:r>
+          <w:rPr>
+            <w:lang w:val="zh_TW" w:bidi="zh_TW"/>
+          </w:rPr>
+          <w:rPr>
+            <w:color w:val="0000EE"/>
+            <w:u w:val="single"/>
+          </w:rPr>
+          <w:t>羅4:21</w:t>
+        </w:r>
+      </w:hyperlink>
+      <w:r>
+        <w:rPr>
+          <w:lang w:val="zh_TW" w:bidi="zh_TW"/>
+        </w:rPr>
+        <w:t>）。</w:t>
       </w:r>
     </w:p>
     <w:p>
@@ -259,18 +342,331 @@
         <w:rPr>
           <w:lang w:val="zh_TW" w:bidi="zh_TW"/>
         </w:rPr>
-        <w:t>從本質上來說，咒詛與祝福是完全對立的。</w:t>
+        <w:t>聖經中，神的應許保證領受者得著許多益處，包括：</w:t>
       </w:r>
     </w:p>
     <w:p>
       <w:pPr>
-        <w:pStyle w:val="Heading3"/>
-      </w:pPr>
-      <w:r>
-        <w:rPr>
-          <w:lang w:val="zh_TW" w:bidi="zh_TW"/>
-        </w:rPr>
-        <w:t>異教信仰</w:t>
+        <w:pStyle w:val="ListBullet"/>
+        <w:spacing w:line="240" w:lineRule="auto"/>
+        <w:ind w:left="720"/>
+      </w:pPr>
+      <w:r>
+        <w:rPr>
+          <w:lang w:val="zh_TW" w:bidi="zh_TW"/>
+        </w:rPr>
+      </w:r>
+      <w:r>
+        <w:rPr>
+          <w:lang w:val="zh_TW" w:bidi="zh_TW"/>
+        </w:rPr>
+        <w:t>子民的身份（</w:t>
+      </w:r>
+      <w:hyperlink r:id="rId17">
+        <w:r>
+          <w:rPr>
+            <w:lang w:val="zh_TW" w:bidi="zh_TW"/>
+          </w:rPr>
+          <w:rPr>
+            <w:color w:val="0000EE"/>
+            <w:u w:val="single"/>
+          </w:rPr>
+          <w:t>林後6:16–7:1</w:t>
+        </w:r>
+      </w:hyperlink>
+      <w:r>
+        <w:rPr>
+          <w:lang w:val="zh_TW" w:bidi="zh_TW"/>
+        </w:rPr>
+        <w:t>）</w:t>
+      </w:r>
+    </w:p>
+    <w:p>
+      <w:pPr>
+        <w:pStyle w:val="ListBullet"/>
+        <w:spacing w:line="240" w:lineRule="auto"/>
+        <w:ind w:left="720"/>
+      </w:pPr>
+      <w:r>
+        <w:rPr>
+          <w:lang w:val="zh_TW" w:bidi="zh_TW"/>
+        </w:rPr>
+      </w:r>
+      <w:r>
+        <w:rPr>
+          <w:lang w:val="zh_TW" w:bidi="zh_TW"/>
+        </w:rPr>
+        <w:t>罪的赦免 （</w:t>
+      </w:r>
+      <w:hyperlink r:id="rId18">
+        <w:r>
+          <w:rPr>
+            <w:lang w:val="zh_TW" w:bidi="zh_TW"/>
+          </w:rPr>
+          <w:rPr>
+            <w:color w:val="0000EE"/>
+            <w:u w:val="single"/>
+          </w:rPr>
+          <w:t>約一1:9</w:t>
+        </w:r>
+      </w:hyperlink>
+      <w:r>
+        <w:rPr>
+          <w:lang w:val="zh_TW" w:bidi="zh_TW"/>
+        </w:rPr>
+        <w:t>）</w:t>
+      </w:r>
+    </w:p>
+    <w:p>
+      <w:pPr>
+        <w:pStyle w:val="ListBullet"/>
+        <w:spacing w:line="240" w:lineRule="auto"/>
+        <w:ind w:left="720"/>
+      </w:pPr>
+      <w:r>
+        <w:rPr>
+          <w:lang w:val="zh_TW" w:bidi="zh_TW"/>
+        </w:rPr>
+      </w:r>
+      <w:r>
+        <w:rPr>
+          <w:lang w:val="zh_TW" w:bidi="zh_TW"/>
+        </w:rPr>
+        <w:t>回應禱告（</w:t>
+      </w:r>
+      <w:hyperlink r:id="rId19">
+        <w:r>
+          <w:rPr>
+            <w:lang w:val="zh_TW" w:bidi="zh_TW"/>
+          </w:rPr>
+          <w:rPr>
+            <w:color w:val="0000EE"/>
+            <w:u w:val="single"/>
+          </w:rPr>
+          <w:t>路11:9</w:t>
+        </w:r>
+      </w:hyperlink>
+      <w:r>
+        <w:rPr>
+          <w:lang w:val="zh_TW" w:bidi="zh_TW"/>
+        </w:rPr>
+        <w:t>）</w:t>
+      </w:r>
+    </w:p>
+    <w:p>
+      <w:pPr>
+        <w:pStyle w:val="ListBullet"/>
+        <w:spacing w:line="240" w:lineRule="auto"/>
+        <w:ind w:left="720"/>
+      </w:pPr>
+      <w:r>
+        <w:rPr>
+          <w:lang w:val="zh_TW" w:bidi="zh_TW"/>
+        </w:rPr>
+      </w:r>
+      <w:r>
+        <w:rPr>
+          <w:lang w:val="zh_TW" w:bidi="zh_TW"/>
+        </w:rPr>
+        <w:t>脫離試探（</w:t>
+      </w:r>
+      <w:hyperlink r:id="rId20">
+        <w:r>
+          <w:rPr>
+            <w:lang w:val="zh_TW" w:bidi="zh_TW"/>
+          </w:rPr>
+          <w:rPr>
+            <w:color w:val="0000EE"/>
+            <w:u w:val="single"/>
+          </w:rPr>
+          <w:t>林前10:13</w:t>
+        </w:r>
+      </w:hyperlink>
+      <w:r>
+        <w:rPr>
+          <w:lang w:val="zh_TW" w:bidi="zh_TW"/>
+        </w:rPr>
+        <w:t>）</w:t>
+      </w:r>
+    </w:p>
+    <w:p>
+      <w:pPr>
+        <w:pStyle w:val="ListBullet"/>
+        <w:spacing w:line="240" w:lineRule="auto"/>
+        <w:ind w:left="720"/>
+      </w:pPr>
+      <w:r>
+        <w:rPr>
+          <w:lang w:val="zh_TW" w:bidi="zh_TW"/>
+        </w:rPr>
+      </w:r>
+      <w:r>
+        <w:rPr>
+          <w:lang w:val="zh_TW" w:bidi="zh_TW"/>
+        </w:rPr>
+        <w:t>患難中的恩典（</w:t>
+      </w:r>
+      <w:hyperlink r:id="rId21">
+        <w:r>
+          <w:rPr>
+            <w:lang w:val="zh_TW" w:bidi="zh_TW"/>
+          </w:rPr>
+          <w:rPr>
+            <w:color w:val="0000EE"/>
+            <w:u w:val="single"/>
+          </w:rPr>
+          <w:t>林後12:9</w:t>
+        </w:r>
+      </w:hyperlink>
+      <w:r>
+        <w:rPr>
+          <w:lang w:val="zh_TW" w:bidi="zh_TW"/>
+        </w:rPr>
+        <w:t>）</w:t>
+      </w:r>
+    </w:p>
+    <w:p>
+      <w:pPr>
+        <w:pStyle w:val="ListBullet"/>
+        <w:spacing w:line="240" w:lineRule="auto"/>
+        <w:ind w:left="720"/>
+      </w:pPr>
+      <w:r>
+        <w:rPr>
+          <w:lang w:val="zh_TW" w:bidi="zh_TW"/>
+        </w:rPr>
+      </w:r>
+      <w:r>
+        <w:rPr>
+          <w:lang w:val="zh_TW" w:bidi="zh_TW"/>
+        </w:rPr>
+        <w:t>供應一切所需（</w:t>
+      </w:r>
+      <w:hyperlink r:id="rId22">
+        <w:r>
+          <w:rPr>
+            <w:lang w:val="zh_TW" w:bidi="zh_TW"/>
+          </w:rPr>
+          <w:rPr>
+            <w:color w:val="0000EE"/>
+            <w:u w:val="single"/>
+          </w:rPr>
+          <w:t>腓4:19</w:t>
+        </w:r>
+      </w:hyperlink>
+      <w:r>
+        <w:rPr>
+          <w:lang w:val="zh_TW" w:bidi="zh_TW"/>
+        </w:rPr>
+        <w:t>）</w:t>
+      </w:r>
+    </w:p>
+    <w:p>
+      <w:pPr>
+        <w:pStyle w:val="ListBullet"/>
+        <w:spacing w:line="240" w:lineRule="auto"/>
+        <w:ind w:left="720"/>
+      </w:pPr>
+      <w:r>
+        <w:rPr>
+          <w:lang w:val="zh_TW" w:bidi="zh_TW"/>
+        </w:rPr>
+      </w:r>
+      <w:r>
+        <w:rPr>
+          <w:lang w:val="zh_TW" w:bidi="zh_TW"/>
+        </w:rPr>
+        <w:t>順服的獎賞（</w:t>
+      </w:r>
+      <w:hyperlink r:id="rId23">
+        <w:r>
+          <w:rPr>
+            <w:lang w:val="zh_TW" w:bidi="zh_TW"/>
+          </w:rPr>
+          <w:rPr>
+            <w:color w:val="0000EE"/>
+            <w:u w:val="single"/>
+          </w:rPr>
+          <w:t>雅1:12</w:t>
+        </w:r>
+      </w:hyperlink>
+      <w:r>
+        <w:rPr>
+          <w:lang w:val="zh_TW" w:bidi="zh_TW"/>
+        </w:rPr>
+        <w:t>）</w:t>
+      </w:r>
+    </w:p>
+    <w:p>
+      <w:pPr>
+        <w:pStyle w:val="ListBullet"/>
+        <w:spacing w:line="240" w:lineRule="auto"/>
+        <w:ind w:left="720"/>
+      </w:pPr>
+      <w:r>
+        <w:rPr>
+          <w:lang w:val="zh_TW" w:bidi="zh_TW"/>
+        </w:rPr>
+      </w:r>
+      <w:r>
+        <w:rPr>
+          <w:lang w:val="zh_TW" w:bidi="zh_TW"/>
+        </w:rPr>
+        <w:t>永生（</w:t>
+      </w:r>
+      <w:hyperlink r:id="rId24">
+        <w:r>
+          <w:rPr>
+            <w:lang w:val="zh_TW" w:bidi="zh_TW"/>
+          </w:rPr>
+          <w:rPr>
+            <w:color w:val="0000EE"/>
+            <w:u w:val="single"/>
+          </w:rPr>
+          <w:t>路18:29–30</w:t>
+        </w:r>
+      </w:hyperlink>
+      <w:r>
+        <w:rPr>
+          <w:lang w:val="zh_TW" w:bidi="zh_TW"/>
+        </w:rPr>
+        <w:t>；</w:t>
+      </w:r>
+      <w:hyperlink r:id="rId25">
+        <w:r>
+          <w:rPr>
+            <w:lang w:val="zh_TW" w:bidi="zh_TW"/>
+          </w:rPr>
+          <w:rPr>
+            <w:color w:val="0000EE"/>
+            <w:u w:val="single"/>
+          </w:rPr>
+          <w:t>約3:16</w:t>
+        </w:r>
+      </w:hyperlink>
+      <w:r>
+        <w:rPr>
+          <w:lang w:val="zh_TW" w:bidi="zh_TW"/>
+        </w:rPr>
+        <w:t>；</w:t>
+      </w:r>
+      <w:hyperlink r:id="rId26">
+        <w:r>
+          <w:rPr>
+            <w:lang w:val="zh_TW" w:bidi="zh_TW"/>
+          </w:rPr>
+          <w:rPr>
+            <w:color w:val="0000EE"/>
+            <w:u w:val="single"/>
+          </w:rPr>
+          <w:t>羅6:22–23</w:t>
+        </w:r>
+      </w:hyperlink>
+      <w:r>
+        <w:rPr>
+          <w:lang w:val="zh_TW" w:bidi="zh_TW"/>
+        </w:rPr>
+        <w:t>）</w:t>
       </w:r>
     </w:p>
     <w:p>
@@ -284,7 +680,25 @@
         <w:rPr>
           <w:lang w:val="zh_TW" w:bidi="zh_TW"/>
         </w:rPr>
-        <w:t>咒詛與賜福在古代異教的觀念中彼此相連，人們相信「諸神」的靈會因著某人重複唸特定咒語或做某些行為（例如獻祭）而出現，並為他出手。當時的人認為，說出口的咒詛具有隱秘的能力，能使災禍臨到敵人。有些異教文化會把咒詛寫在陶罐上，然後把陶罐打碎，以象徵地啟動或完成預期的咒詛。</w:t>
+        <w:t>神的應許是確定且可靠的。然而，要分享這些祝福，我們必須滿足某些條件。神的應許也不必然帶來祝福。實際上，也有應許宣告，拒絕順服主耶穌福音的人肯定會面臨審判（</w:t>
+      </w:r>
+      <w:hyperlink r:id="rId27">
+        <w:r>
+          <w:rPr>
+            <w:lang w:val="zh_TW" w:bidi="zh_TW"/>
+          </w:rPr>
+          <w:rPr>
+            <w:color w:val="0000EE"/>
+            <w:u w:val="single"/>
+          </w:rPr>
+          <w:t>帖後1:8–9</w:t>
+        </w:r>
+      </w:hyperlink>
+      <w:r>
+        <w:rPr>
+          <w:lang w:val="zh_TW" w:bidi="zh_TW"/>
+        </w:rPr>
+        <w:t>）。</w:t>
       </w:r>
     </w:p>
     <w:p>
@@ -298,25 +712,7 @@
         <w:rPr>
           <w:lang w:val="zh_TW" w:bidi="zh_TW"/>
         </w:rPr>
-        <w:t>墳墓常以咒詛來防止褻瀆者靠近。王室的銘文也會用詛咒的語句保護，針對任何企圖改動、破壞或違背該命令的人（</w:t>
-      </w:r>
-      <w:hyperlink r:id="rId13">
-        <w:r>
-          <w:rPr>
-            <w:lang w:val="zh_TW" w:bidi="zh_TW"/>
-          </w:rPr>
-          <w:rPr>
-            <w:color w:val="0000EE"/>
-            <w:u w:val="single"/>
-          </w:rPr>
-          <w:t>拉6:11–12</w:t>
-        </w:r>
-      </w:hyperlink>
-      <w:r>
-        <w:rPr>
-          <w:lang w:val="zh_TW" w:bidi="zh_TW"/>
-        </w:rPr>
-        <w:t>）。</w:t>
+        <w:t>神的應許適用於不同時代與地方，且臨到許多人；除此之外，還有許多應許涉及祂的救贖計畫，如何在宏大歷史進程中的開展。這類應許既無重複性應用，也沒有條件的性質。在這類情況中，應許幾乎等同預言。這些應許以及應驗，彼交織於救贖歷史之中。</w:t>
       </w:r>
     </w:p>
     <w:p>
@@ -327,7 +723,7 @@
         <w:rPr>
           <w:lang w:val="zh_TW" w:bidi="zh_TW"/>
         </w:rPr>
-        <w:t>舊約聖經時期的咒詛</w:t>
+        <w:t>舊約聖經中的應許</w:t>
       </w:r>
     </w:p>
     <w:p>
@@ -341,9 +737,9 @@
         <w:rPr>
           <w:lang w:val="zh_TW" w:bidi="zh_TW"/>
         </w:rPr>
-        <w:t>在以色列人中，有一種咒詛只在神所監察之約的架構之內，才能生效，而人們說出該咒詛是為了彰顯公義。在舊約聖經裡，咒詛是約的關係的重要部分——無論是神與群體、神與個人，或群體之間的關係。違背約的條款，就等於自招約的咒詛。若在其它情況下發出咒詛，咒詛就無效。「麻雀往來，燕子翻飛； 這樣，無故的咒詛也必不臨到」（</w:t>
-      </w:r>
-      <w:hyperlink r:id="rId14">
+        <w:t>舊約聖經的應許主題，最明確體現在福音的首次宣告中（稱為原始福音）；是神在亞當和夏娃墮落犯罪後，在伊甸園中給予的（</w:t>
+      </w:r>
+      <w:hyperlink r:id="rId28">
         <w:r>
           <w:rPr>
             <w:lang w:val="zh_TW" w:bidi="zh_TW"/>
@@ -352,16 +748,34 @@
             <w:color w:val="0000EE"/>
             <w:u w:val="single"/>
           </w:rPr>
-          <w:t>箴26:2</w:t>
+          <w:t>創3:15</w:t>
         </w:r>
       </w:hyperlink>
       <w:r>
         <w:rPr>
           <w:lang w:val="zh_TW" w:bidi="zh_TW"/>
         </w:rPr>
-        <w:t>）。人可以藉著宣告祝福而撤回咒詛（</w:t>
-      </w:r>
-      <w:hyperlink r:id="rId15">
+        <w:t>）。後來的應許包括：</w:t>
+      </w:r>
+    </w:p>
+    <w:p>
+      <w:pPr>
+        <w:pStyle w:val="ListBullet"/>
+        <w:spacing w:line="240" w:lineRule="auto"/>
+        <w:ind w:left="720"/>
+      </w:pPr>
+      <w:r>
+        <w:rPr>
+          <w:lang w:val="zh_TW" w:bidi="zh_TW"/>
+        </w:rPr>
+      </w:r>
+      <w:r>
+        <w:rPr>
+          <w:lang w:val="zh_TW" w:bidi="zh_TW"/>
+        </w:rPr>
+        <w:t>神與亞伯拉罕立的盟約（</w:t>
+      </w:r>
+      <w:hyperlink r:id="rId29">
         <w:r>
           <w:rPr>
             <w:lang w:val="zh_TW" w:bidi="zh_TW"/>
@@ -370,16 +784,16 @@
             <w:color w:val="0000EE"/>
             <w:u w:val="single"/>
           </w:rPr>
-          <w:t>出12:32</w:t>
+          <w:t>創12</w:t>
         </w:r>
       </w:hyperlink>
       <w:r>
         <w:rPr>
           <w:lang w:val="zh_TW" w:bidi="zh_TW"/>
         </w:rPr>
-        <w:t>；</w:t>
-      </w:r>
-      <w:hyperlink r:id="rId16">
+        <w:t>、</w:t>
+      </w:r>
+      <w:hyperlink r:id="rId30">
         <w:r>
           <w:rPr>
             <w:lang w:val="zh_TW" w:bidi="zh_TW"/>
@@ -388,16 +802,16 @@
             <w:color w:val="0000EE"/>
             <w:u w:val="single"/>
           </w:rPr>
-          <w:t>士17:1–2</w:t>
+          <w:t>15</w:t>
         </w:r>
       </w:hyperlink>
       <w:r>
         <w:rPr>
           <w:lang w:val="zh_TW" w:bidi="zh_TW"/>
         </w:rPr>
-        <w:t>；</w:t>
-      </w:r>
-      <w:hyperlink r:id="rId17">
+        <w:t>、</w:t>
+      </w:r>
+      <w:hyperlink r:id="rId31">
         <w:r>
           <w:rPr>
             <w:lang w:val="zh_TW" w:bidi="zh_TW"/>
@@ -406,14 +820,97 @@
             <w:color w:val="0000EE"/>
             <w:u w:val="single"/>
           </w:rPr>
-          <w:t>撒下21:1–3</w:t>
+          <w:t>17</w:t>
         </w:r>
       </w:hyperlink>
       <w:r>
         <w:rPr>
           <w:lang w:val="zh_TW" w:bidi="zh_TW"/>
         </w:rPr>
-        <w:t>）。</w:t>
+        <w:t>）</w:t>
+      </w:r>
+    </w:p>
+    <w:p>
+      <w:pPr>
+        <w:pStyle w:val="ListBullet"/>
+        <w:spacing w:line="240" w:lineRule="auto"/>
+        <w:ind w:left="720"/>
+      </w:pPr>
+      <w:r>
+        <w:rPr>
+          <w:lang w:val="zh_TW" w:bidi="zh_TW"/>
+        </w:rPr>
+      </w:r>
+      <w:r>
+        <w:rPr>
+          <w:lang w:val="zh_TW" w:bidi="zh_TW"/>
+        </w:rPr>
+        <w:t>神與大衛立的盟約（</w:t>
+      </w:r>
+      <w:hyperlink r:id="rId32">
+        <w:r>
+          <w:rPr>
+            <w:lang w:val="zh_TW" w:bidi="zh_TW"/>
+          </w:rPr>
+          <w:rPr>
+            <w:color w:val="0000EE"/>
+            <w:u w:val="single"/>
+          </w:rPr>
+          <w:t>撒下7</w:t>
+        </w:r>
+      </w:hyperlink>
+      <w:r>
+        <w:rPr>
+          <w:lang w:val="zh_TW" w:bidi="zh_TW"/>
+        </w:rPr>
+        <w:t>）</w:t>
+      </w:r>
+    </w:p>
+    <w:p>
+      <w:pPr>
+        <w:pStyle w:val="ListBullet"/>
+        <w:spacing w:line="240" w:lineRule="auto"/>
+        <w:ind w:left="720"/>
+      </w:pPr>
+      <w:r>
+        <w:rPr>
+          <w:lang w:val="zh_TW" w:bidi="zh_TW"/>
+        </w:rPr>
+      </w:r>
+      <w:r>
+        <w:rPr>
+          <w:lang w:val="zh_TW" w:bidi="zh_TW"/>
+        </w:rPr>
+        <w:t>新約的應許（</w:t>
+      </w:r>
+      <w:hyperlink r:id="rId33">
+        <w:r>
+          <w:rPr>
+            <w:lang w:val="zh_TW" w:bidi="zh_TW"/>
+          </w:rPr>
+          <w:rPr>
+            <w:color w:val="0000EE"/>
+            <w:u w:val="single"/>
+          </w:rPr>
+          <w:t>耶31章</w:t>
+        </w:r>
+      </w:hyperlink>
+      <w:r>
+        <w:rPr>
+          <w:lang w:val="zh_TW" w:bidi="zh_TW"/>
+        </w:rPr>
+        <w:t>）</w:t>
+      </w:r>
+    </w:p>
+    <w:p>
+      <w:pPr>
+        <w:pStyle w:val="Heading4"/>
+      </w:pPr>
+      <w:r>
+        <w:rPr>
+          <w:lang w:val="zh_TW" w:bidi="zh_TW"/>
+        </w:rPr>
+        <w:t>原始福音</w:t>
       </w:r>
     </w:p>
     <w:p>
@@ -423,13 +920,7 @@
           <w:lang w:val="zh_TW" w:bidi="zh_TW"/>
         </w:rPr>
       </w:r>
-      <w:r>
-        <w:rPr>
-          <w:lang w:val="zh_TW" w:bidi="zh_TW"/>
-        </w:rPr>
-        <w:t>摩西的律法禁止人咒詛父母（</w:t>
-      </w:r>
-      <w:hyperlink r:id="rId18">
+      <w:hyperlink r:id="rId28">
         <w:r>
           <w:rPr>
             <w:lang w:val="zh_TW" w:bidi="zh_TW"/>
@@ -438,248 +929,25 @@
             <w:color w:val="0000EE"/>
             <w:u w:val="single"/>
           </w:rPr>
-          <w:t>出21:17</w:t>
+          <w:t>創世記三章15節</w:t>
         </w:r>
       </w:hyperlink>
       <w:r>
         <w:rPr>
           <w:lang w:val="zh_TW" w:bidi="zh_TW"/>
         </w:rPr>
-        <w:t>；參</w:t>
-      </w:r>
-      <w:hyperlink r:id="rId19">
-        <w:r>
-          <w:rPr>
-            <w:lang w:val="zh_TW" w:bidi="zh_TW"/>
-          </w:rPr>
-          <w:rPr>
-            <w:color w:val="0000EE"/>
-            <w:u w:val="single"/>
-          </w:rPr>
-          <w:t>箴20:20</w:t>
-        </w:r>
-      </w:hyperlink>
-      <w:r>
-        <w:rPr>
-          <w:lang w:val="zh_TW" w:bidi="zh_TW"/>
-        </w:rPr>
-        <w:t>；</w:t>
-      </w:r>
-      <w:hyperlink r:id="rId20">
-        <w:r>
-          <w:rPr>
-            <w:lang w:val="zh_TW" w:bidi="zh_TW"/>
-          </w:rPr>
-          <w:rPr>
-            <w:color w:val="0000EE"/>
-            <w:u w:val="single"/>
-          </w:rPr>
-          <w:t>太15:4</w:t>
-        </w:r>
-      </w:hyperlink>
-      <w:r>
-        <w:rPr>
-          <w:lang w:val="zh_TW" w:bidi="zh_TW"/>
-        </w:rPr>
-        <w:t>）、咒詛掌權者（</w:t>
-      </w:r>
-      <w:hyperlink r:id="rId21">
-        <w:r>
-          <w:rPr>
-            <w:lang w:val="zh_TW" w:bidi="zh_TW"/>
-          </w:rPr>
-          <w:rPr>
-            <w:color w:val="0000EE"/>
-            <w:u w:val="single"/>
-          </w:rPr>
-          <w:t>出22:28</w:t>
-        </w:r>
-      </w:hyperlink>
-      <w:r>
-        <w:rPr>
-          <w:lang w:val="zh_TW" w:bidi="zh_TW"/>
-        </w:rPr>
-        <w:t>），以及咒詛聾子（</w:t>
-      </w:r>
-      <w:hyperlink r:id="rId22">
-        <w:r>
-          <w:rPr>
-            <w:lang w:val="zh_TW" w:bidi="zh_TW"/>
-          </w:rPr>
-          <w:rPr>
-            <w:color w:val="0000EE"/>
-            <w:u w:val="single"/>
-          </w:rPr>
-          <w:t>利19:14</w:t>
-        </w:r>
-      </w:hyperlink>
-      <w:r>
-        <w:rPr>
-          <w:lang w:val="zh_TW" w:bidi="zh_TW"/>
-        </w:rPr>
-        <w:t>）。一個懷疑妻子不忠的男人，可以要求她接受祭司所施行的試驗，若她有罪，這試驗便會使咒詛臨到她（</w:t>
-      </w:r>
-      <w:hyperlink r:id="rId23">
-        <w:r>
-          <w:rPr>
-            <w:lang w:val="zh_TW" w:bidi="zh_TW"/>
-          </w:rPr>
-          <w:rPr>
-            <w:color w:val="0000EE"/>
-            <w:u w:val="single"/>
-          </w:rPr>
-          <w:t>民5:11–31</w:t>
-        </w:r>
-      </w:hyperlink>
-      <w:r>
-        <w:rPr>
-          <w:lang w:val="zh_TW" w:bidi="zh_TW"/>
-        </w:rPr>
-        <w:t>）。人有時會為了證明自己所說或所起的誓是真實的，而向自己宣告咒詛（</w:t>
-      </w:r>
-      <w:hyperlink r:id="rId24">
-        <w:r>
-          <w:rPr>
-            <w:lang w:val="zh_TW" w:bidi="zh_TW"/>
-          </w:rPr>
-          <w:rPr>
-            <w:color w:val="0000EE"/>
-            <w:u w:val="single"/>
-          </w:rPr>
-          <w:t>民5:19–22</w:t>
-        </w:r>
-      </w:hyperlink>
-      <w:r>
-        <w:rPr>
-          <w:lang w:val="zh_TW" w:bidi="zh_TW"/>
-        </w:rPr>
-        <w:t>；</w:t>
-      </w:r>
-      <w:hyperlink r:id="rId25">
-        <w:r>
-          <w:rPr>
-            <w:lang w:val="zh_TW" w:bidi="zh_TW"/>
-          </w:rPr>
-          <w:rPr>
-            <w:color w:val="0000EE"/>
-            <w:u w:val="single"/>
-          </w:rPr>
-          <w:t>伯31:7–10、16–22</w:t>
-        </w:r>
-      </w:hyperlink>
-      <w:r>
-        <w:rPr>
-          <w:lang w:val="zh_TW" w:bidi="zh_TW"/>
-        </w:rPr>
-        <w:t>；</w:t>
-      </w:r>
-      <w:hyperlink r:id="rId26">
-        <w:r>
-          <w:rPr>
-            <w:lang w:val="zh_TW" w:bidi="zh_TW"/>
-          </w:rPr>
-          <w:rPr>
-            <w:color w:val="0000EE"/>
-            <w:u w:val="single"/>
-          </w:rPr>
-          <w:t>詩137:5–6</w:t>
-        </w:r>
-      </w:hyperlink>
-      <w:r>
-        <w:rPr>
-          <w:lang w:val="zh_TW" w:bidi="zh_TW"/>
-        </w:rPr>
-        <w:t>）。在新約聖經中，使徒彼得否認自己認識耶穌時，也沿襲舊約的慣例使用咒詛（</w:t>
-      </w:r>
-      <w:hyperlink r:id="rId27">
-        <w:r>
-          <w:rPr>
-            <w:lang w:val="zh_TW" w:bidi="zh_TW"/>
-          </w:rPr>
-          <w:rPr>
-            <w:color w:val="0000EE"/>
-            <w:u w:val="single"/>
-          </w:rPr>
-          <w:t>可14:71</w:t>
-        </w:r>
-      </w:hyperlink>
-      <w:r>
-        <w:rPr>
-          <w:lang w:val="zh_TW" w:bidi="zh_TW"/>
-        </w:rPr>
-        <w:t>）。有些想要殺害使徒保羅的人，亦以這種嚴肅的咒詛表明決心（</w:t>
-      </w:r>
-      <w:hyperlink r:id="rId28">
-        <w:r>
-          <w:rPr>
-            <w:lang w:val="zh_TW" w:bidi="zh_TW"/>
-          </w:rPr>
-          <w:rPr>
-            <w:color w:val="0000EE"/>
-            <w:u w:val="single"/>
-          </w:rPr>
-          <w:t>徒23:12、14、21</w:t>
-        </w:r>
-      </w:hyperlink>
-      <w:r>
-        <w:rPr>
-          <w:lang w:val="zh_TW" w:bidi="zh_TW"/>
-        </w:rPr>
-        <w:t>）。咒詛神的人必要受死刑（</w:t>
-      </w:r>
-      <w:hyperlink r:id="rId29">
-        <w:r>
-          <w:rPr>
-            <w:lang w:val="zh_TW" w:bidi="zh_TW"/>
-          </w:rPr>
-          <w:rPr>
-            <w:color w:val="0000EE"/>
-            <w:u w:val="single"/>
-          </w:rPr>
-          <w:t>利24:10–16</w:t>
-        </w:r>
-      </w:hyperlink>
-      <w:r>
-        <w:rPr>
-          <w:lang w:val="zh_TW" w:bidi="zh_TW"/>
-        </w:rPr>
-        <w:t>；參</w:t>
-      </w:r>
-      <w:hyperlink r:id="rId21">
-        <w:r>
-          <w:rPr>
-            <w:lang w:val="zh_TW" w:bidi="zh_TW"/>
-          </w:rPr>
-          <w:rPr>
-            <w:color w:val="0000EE"/>
-            <w:u w:val="single"/>
-          </w:rPr>
-          <w:t>出22:28</w:t>
-        </w:r>
-      </w:hyperlink>
-      <w:r>
-        <w:rPr>
-          <w:lang w:val="zh_TW" w:bidi="zh_TW"/>
-        </w:rPr>
-        <w:t>；</w:t>
-      </w:r>
-      <w:hyperlink r:id="rId30">
-        <w:r>
-          <w:rPr>
-            <w:lang w:val="zh_TW" w:bidi="zh_TW"/>
-          </w:rPr>
-          <w:rPr>
-            <w:color w:val="0000EE"/>
-            <w:u w:val="single"/>
-          </w:rPr>
-          <w:t>賽8:21–22</w:t>
-        </w:r>
-      </w:hyperlink>
-      <w:r>
-        <w:rPr>
-          <w:lang w:val="zh_TW" w:bidi="zh_TW"/>
-        </w:rPr>
-        <w:t>）。</w:t>
+        <w:t>說：「我又要叫你〔撒但〕和女人〔夏娃〕彼此為仇；你的後裔和女人的後裔也彼此為仇。女人的後裔要傷你的頭；你要傷他的腳跟。」這句話是一個應許，表明在未來某個時候，女人的後裔要傷撒但的頭。在最後一句中，女人的後裔具體表達為「他」，「他」要傷你〔撒但〕的頭，不過撒但亦會對女人的後裔造成傷害。這就是應許，為亞當、夏娃及其後裔帶來盼望。他們期待其對頭撒但，將被他們的後裔所毀滅。</w:t>
+      </w:r>
+    </w:p>
+    <w:p>
+      <w:pPr>
+        <w:pStyle w:val="Heading4"/>
+      </w:pPr>
+      <w:r>
+        <w:rPr>
+          <w:lang w:val="zh_TW" w:bidi="zh_TW"/>
+        </w:rPr>
+        <w:t>給亞伯拉罕的應許</w:t>
       </w:r>
     </w:p>
     <w:p>
@@ -693,9 +961,9 @@
         <w:rPr>
           <w:lang w:val="zh_TW" w:bidi="zh_TW"/>
         </w:rPr>
-        <w:t>在聖經歷史中，咒詛的例子包括亞當和夏娃在伊甸園墮落之後，神對蛇以及對土地所宣告的咒詛（</w:t>
-      </w:r>
-      <w:hyperlink r:id="rId31">
+        <w:t>在</w:t>
+      </w:r>
+      <w:hyperlink r:id="rId34">
         <w:r>
           <w:rPr>
             <w:lang w:val="zh_TW" w:bidi="zh_TW"/>
@@ -704,326 +972,90 @@
             <w:color w:val="0000EE"/>
             <w:u w:val="single"/>
           </w:rPr>
-          <w:t>創3:14–19</w:t>
+          <w:t>創世記十二章1至7節</w:t>
         </w:r>
       </w:hyperlink>
       <w:r>
         <w:rPr>
           <w:lang w:val="zh_TW" w:bidi="zh_TW"/>
         </w:rPr>
-        <w:t>）；對該隱（</w:t>
-      </w:r>
-      <w:hyperlink r:id="rId32">
-        <w:r>
-          <w:rPr>
-            <w:lang w:val="zh_TW" w:bidi="zh_TW"/>
-          </w:rPr>
-          <w:rPr>
-            <w:color w:val="0000EE"/>
-            <w:u w:val="single"/>
-          </w:rPr>
-          <w:t>4:11–12</w:t>
-        </w:r>
-      </w:hyperlink>
-      <w:r>
-        <w:rPr>
-          <w:lang w:val="zh_TW" w:bidi="zh_TW"/>
-        </w:rPr>
-        <w:t>）；對那些咒詛族長亞伯拉罕及其後裔的人（</w:t>
-      </w:r>
-      <w:hyperlink r:id="rId33">
-        <w:r>
-          <w:rPr>
-            <w:lang w:val="zh_TW" w:bidi="zh_TW"/>
-          </w:rPr>
-          <w:rPr>
-            <w:color w:val="0000EE"/>
-            <w:u w:val="single"/>
-          </w:rPr>
-          <w:t>12:3</w:t>
-        </w:r>
-      </w:hyperlink>
-      <w:r>
-        <w:rPr>
-          <w:lang w:val="zh_TW" w:bidi="zh_TW"/>
-        </w:rPr>
-        <w:t>）；以及對那些倚靠人的力量而不倚靠耶和華的人（</w:t>
-      </w:r>
-      <w:hyperlink r:id="rId34">
-        <w:r>
-          <w:rPr>
-            <w:lang w:val="zh_TW" w:bidi="zh_TW"/>
-          </w:rPr>
-          <w:rPr>
-            <w:color w:val="0000EE"/>
-            <w:u w:val="single"/>
-          </w:rPr>
-          <w:t>耶17:5</w:t>
-        </w:r>
-      </w:hyperlink>
-      <w:r>
-        <w:rPr>
-          <w:lang w:val="zh_TW" w:bidi="zh_TW"/>
-        </w:rPr>
-        <w:t>）。以色列人往應許之地前行時經過摩押，摩押王巴勒僱用巴蘭來咒詛以色列人；但他和巴蘭都發現，他們無法咒詛神所賜福的人（</w:t>
-      </w:r>
-      <w:hyperlink r:id="rId35">
-        <w:r>
-          <w:rPr>
-            <w:lang w:val="zh_TW" w:bidi="zh_TW"/>
-          </w:rPr>
-          <w:rPr>
-            <w:color w:val="0000EE"/>
-            <w:u w:val="single"/>
-          </w:rPr>
-          <w:t>民22–24章</w:t>
-        </w:r>
-      </w:hyperlink>
-      <w:r>
-        <w:rPr>
-          <w:lang w:val="zh_TW" w:bidi="zh_TW"/>
-        </w:rPr>
-        <w:t>）。約書亞咒詛任何試圖重建耶利哥的人（</w:t>
-      </w:r>
-      <w:hyperlink r:id="rId36">
-        <w:r>
-          <w:rPr>
-            <w:lang w:val="zh_TW" w:bidi="zh_TW"/>
-          </w:rPr>
-          <w:rPr>
-            <w:color w:val="0000EE"/>
-            <w:u w:val="single"/>
-          </w:rPr>
-          <w:t>書6:26</w:t>
-        </w:r>
-      </w:hyperlink>
-      <w:r>
-        <w:rPr>
-          <w:lang w:val="zh_TW" w:bidi="zh_TW"/>
-        </w:rPr>
-        <w:t>；在</w:t>
-      </w:r>
-      <w:hyperlink r:id="rId37">
-        <w:r>
-          <w:rPr>
-            <w:lang w:val="zh_TW" w:bidi="zh_TW"/>
-          </w:rPr>
-          <w:rPr>
-            <w:color w:val="0000EE"/>
-            <w:u w:val="single"/>
-          </w:rPr>
-          <w:t>王上16:34</w:t>
-        </w:r>
-      </w:hyperlink>
-      <w:r>
-        <w:rPr>
-          <w:lang w:val="zh_TW" w:bidi="zh_TW"/>
-        </w:rPr>
-        <w:t>得以應驗）。掃羅王所發的咒詛，幾乎使他的兒子約拿單喪命（</w:t>
-      </w:r>
-      <w:hyperlink r:id="rId38">
-        <w:r>
-          <w:rPr>
-            <w:lang w:val="zh_TW" w:bidi="zh_TW"/>
-          </w:rPr>
-          <w:rPr>
-            <w:color w:val="0000EE"/>
-            <w:u w:val="single"/>
-          </w:rPr>
-          <w:t>撒上14:24、43–45</w:t>
-        </w:r>
-      </w:hyperlink>
-      <w:r>
-        <w:rPr>
-          <w:lang w:val="zh_TW" w:bidi="zh_TW"/>
-        </w:rPr>
-        <w:t>）。舊約聖經還提到許多其它咒詛（例：</w:t>
-      </w:r>
-      <w:hyperlink r:id="rId39">
-        <w:r>
-          <w:rPr>
-            <w:lang w:val="zh_TW" w:bidi="zh_TW"/>
-          </w:rPr>
-          <w:rPr>
-            <w:color w:val="0000EE"/>
-            <w:u w:val="single"/>
-          </w:rPr>
-          <w:t>創9:25，</w:t>
-        </w:r>
-      </w:hyperlink>
-      <w:hyperlink r:id="rId40">
-        <w:r>
-          <w:rPr>
-            <w:lang w:val="zh_TW" w:bidi="zh_TW"/>
-          </w:rPr>
-          <w:rPr>
-            <w:color w:val="0000EE"/>
-            <w:u w:val="single"/>
-          </w:rPr>
-          <w:t>49:5–7</w:t>
-        </w:r>
-      </w:hyperlink>
-      <w:r>
-        <w:rPr>
-          <w:lang w:val="zh_TW" w:bidi="zh_TW"/>
-        </w:rPr>
-        <w:t>；</w:t>
-      </w:r>
-      <w:hyperlink r:id="rId41">
-        <w:r>
-          <w:rPr>
-            <w:lang w:val="zh_TW" w:bidi="zh_TW"/>
-          </w:rPr>
-          <w:rPr>
-            <w:color w:val="0000EE"/>
-            <w:u w:val="single"/>
-          </w:rPr>
-          <w:t>書9:22–23</w:t>
-        </w:r>
-      </w:hyperlink>
-      <w:r>
-        <w:rPr>
-          <w:lang w:val="zh_TW" w:bidi="zh_TW"/>
-        </w:rPr>
-        <w:t>；</w:t>
-      </w:r>
-      <w:hyperlink r:id="rId42">
-        <w:r>
-          <w:rPr>
-            <w:lang w:val="zh_TW" w:bidi="zh_TW"/>
-          </w:rPr>
-          <w:rPr>
-            <w:color w:val="0000EE"/>
-            <w:u w:val="single"/>
-          </w:rPr>
-          <w:t>士9:7–21、57</w:t>
-        </w:r>
-      </w:hyperlink>
-      <w:r>
-        <w:rPr>
-          <w:lang w:val="zh_TW" w:bidi="zh_TW"/>
-        </w:rPr>
-        <w:t>；</w:t>
-      </w:r>
-      <w:hyperlink r:id="rId43">
-        <w:r>
-          <w:rPr>
-            <w:lang w:val="zh_TW" w:bidi="zh_TW"/>
-          </w:rPr>
-          <w:rPr>
-            <w:color w:val="0000EE"/>
-            <w:u w:val="single"/>
-          </w:rPr>
-          <w:t>撒下16:5–13</w:t>
-        </w:r>
-      </w:hyperlink>
-      <w:r>
-        <w:rPr>
-          <w:lang w:val="zh_TW" w:bidi="zh_TW"/>
-        </w:rPr>
-        <w:t>；</w:t>
-      </w:r>
-      <w:hyperlink r:id="rId44">
-        <w:r>
-          <w:rPr>
-            <w:lang w:val="zh_TW" w:bidi="zh_TW"/>
-          </w:rPr>
-          <w:rPr>
-            <w:color w:val="0000EE"/>
-            <w:u w:val="single"/>
-          </w:rPr>
-          <w:t>王上21:17–24</w:t>
-        </w:r>
-      </w:hyperlink>
-      <w:r>
-        <w:rPr>
-          <w:lang w:val="zh_TW" w:bidi="zh_TW"/>
-        </w:rPr>
-        <w:t>；</w:t>
-      </w:r>
-      <w:hyperlink r:id="rId45">
-        <w:r>
-          <w:rPr>
-            <w:lang w:val="zh_TW" w:bidi="zh_TW"/>
-          </w:rPr>
-          <w:rPr>
-            <w:color w:val="0000EE"/>
-            <w:u w:val="single"/>
-          </w:rPr>
-          <w:t>王下2:24</w:t>
-        </w:r>
-      </w:hyperlink>
-      <w:r>
-        <w:rPr>
-          <w:lang w:val="zh_TW" w:bidi="zh_TW"/>
-        </w:rPr>
-        <w:t>；</w:t>
-      </w:r>
-      <w:hyperlink r:id="rId46">
-        <w:r>
-          <w:rPr>
-            <w:lang w:val="zh_TW" w:bidi="zh_TW"/>
-          </w:rPr>
-          <w:rPr>
-            <w:color w:val="0000EE"/>
-            <w:u w:val="single"/>
-          </w:rPr>
-          <w:t>瑪2:2，</w:t>
-        </w:r>
-      </w:hyperlink>
-      <w:hyperlink r:id="rId47">
-        <w:r>
-          <w:rPr>
-            <w:lang w:val="zh_TW" w:bidi="zh_TW"/>
-          </w:rPr>
-          <w:rPr>
-            <w:color w:val="0000EE"/>
-            <w:u w:val="single"/>
-          </w:rPr>
-          <w:t>4:6</w:t>
-        </w:r>
-      </w:hyperlink>
-      <w:r>
-        <w:rPr>
-          <w:lang w:val="zh_TW" w:bidi="zh_TW"/>
-        </w:rPr>
-        <w:t>）。宣告「禍哉」（有英文譯本作destruction〔毀滅〕）也是詛咒的措辭（</w:t>
-      </w:r>
-      <w:hyperlink r:id="rId48">
-        <w:r>
-          <w:rPr>
-            <w:lang w:val="zh_TW" w:bidi="zh_TW"/>
-          </w:rPr>
-          <w:rPr>
-            <w:color w:val="0000EE"/>
-            <w:u w:val="single"/>
-          </w:rPr>
-          <w:t>賽5:8–23</w:t>
-        </w:r>
-      </w:hyperlink>
-      <w:r>
-        <w:rPr>
-          <w:lang w:val="zh_TW" w:bidi="zh_TW"/>
-        </w:rPr>
-        <w:t>；參</w:t>
-      </w:r>
-      <w:hyperlink r:id="rId49">
-        <w:r>
-          <w:rPr>
-            <w:lang w:val="zh_TW" w:bidi="zh_TW"/>
-          </w:rPr>
-          <w:rPr>
-            <w:color w:val="0000EE"/>
-            <w:u w:val="single"/>
-          </w:rPr>
-          <w:t>太23:13–33</w:t>
-        </w:r>
-      </w:hyperlink>
-      <w:r>
-        <w:rPr>
-          <w:lang w:val="zh_TW" w:bidi="zh_TW"/>
-        </w:rPr>
-        <w:t>，其中「有禍了」與「哀哉」能互換使用，可表示悲傷，也可表明即將臨到的災禍與審判）。</w:t>
+        <w:t>中，主叫亞伯拉罕離開他的族人和國家，去到所要指示給他的地。神為此應許他：</w:t>
+      </w:r>
+    </w:p>
+    <w:p>
+      <w:pPr>
+        <w:pStyle w:val="ListNumber"/>
+        <w:numPr>
+          <w:ilvl w:val="0"/>
+          <w:numId w:val="14"/>
+        </w:numPr>
+        <w:spacing w:line="240" w:lineRule="auto"/>
+        <w:ind w:left="720"/>
+      </w:pPr>
+      <w:r>
+        <w:rPr>
+          <w:lang w:val="zh_TW" w:bidi="zh_TW"/>
+        </w:rPr>
+      </w:r>
+      <w:r>
+        <w:rPr>
+          <w:lang w:val="zh_TW" w:bidi="zh_TW"/>
+        </w:rPr>
+        <w:t>他的後裔要成為大國</w:t>
+      </w:r>
+    </w:p>
+    <w:p>
+      <w:pPr>
+        <w:pStyle w:val="ListNumber"/>
+        <w:spacing w:line="240" w:lineRule="auto"/>
+        <w:ind w:left="720"/>
+      </w:pPr>
+      <w:r>
+        <w:rPr>
+          <w:lang w:val="zh_TW" w:bidi="zh_TW"/>
+        </w:rPr>
+      </w:r>
+      <w:r>
+        <w:rPr>
+          <w:lang w:val="zh_TW" w:bidi="zh_TW"/>
+        </w:rPr>
+        <w:t>他將得著賜福，他的名將要為大</w:t>
+      </w:r>
+    </w:p>
+    <w:p>
+      <w:pPr>
+        <w:pStyle w:val="ListNumber"/>
+        <w:spacing w:line="240" w:lineRule="auto"/>
+        <w:ind w:left="720"/>
+      </w:pPr>
+      <w:r>
+        <w:rPr>
+          <w:lang w:val="zh_TW" w:bidi="zh_TW"/>
+        </w:rPr>
+      </w:r>
+      <w:r>
+        <w:rPr>
+          <w:lang w:val="zh_TW" w:bidi="zh_TW"/>
+        </w:rPr>
+        <w:t>列國將因他得福</w:t>
+      </w:r>
+    </w:p>
+    <w:p>
+      <w:pPr>
+        <w:pStyle w:val="ListNumber"/>
+        <w:spacing w:line="240" w:lineRule="auto"/>
+        <w:ind w:left="720"/>
+      </w:pPr>
+      <w:r>
+        <w:rPr>
+          <w:lang w:val="zh_TW" w:bidi="zh_TW"/>
+        </w:rPr>
+      </w:r>
+      <w:r>
+        <w:rPr>
+          <w:lang w:val="zh_TW" w:bidi="zh_TW"/>
+        </w:rPr>
+        <w:t>迦南地將會賜給他的後代</w:t>
       </w:r>
     </w:p>
     <w:p>
@@ -1033,7 +1065,13 @@
           <w:lang w:val="zh_TW" w:bidi="zh_TW"/>
         </w:rPr>
       </w:r>
-      <w:hyperlink r:id="rId50">
+      <w:r>
+        <w:rPr>
+          <w:lang w:val="zh_TW" w:bidi="zh_TW"/>
+        </w:rPr>
+        <w:t>在這些對亞伯拉罕的應許中，最重要的是：祂要藉著他的後裔賜福許多列國。這個應許在創世記出現了五次（</w:t>
+      </w:r>
+      <w:hyperlink r:id="rId35">
         <w:r>
           <w:rPr>
             <w:lang w:val="zh_TW" w:bidi="zh_TW"/>
@@ -1042,16 +1080,16 @@
             <w:color w:val="0000EE"/>
             <w:u w:val="single"/>
           </w:rPr>
-          <w:t>詩篇一〇九篇</w:t>
+          <w:t>創12:3</w:t>
         </w:r>
       </w:hyperlink>
       <w:r>
         <w:rPr>
           <w:lang w:val="zh_TW" w:bidi="zh_TW"/>
         </w:rPr>
-        <w:t>包含一段長篇的咒詛，針對詩人的敵人，顯然因為他們用虛假的言語攻擊他（另見</w:t>
-      </w:r>
-      <w:hyperlink r:id="rId51">
+        <w:t>，</w:t>
+      </w:r>
+      <w:hyperlink r:id="rId36">
         <w:r>
           <w:rPr>
             <w:lang w:val="zh_TW" w:bidi="zh_TW"/>
@@ -1060,7 +1098,7 @@
             <w:color w:val="0000EE"/>
             <w:u w:val="single"/>
           </w:rPr>
-          <w:t>詩58:6–11</w:t>
+          <w:t>18:18</w:t>
         </w:r>
       </w:hyperlink>
       <w:r>
@@ -1069,7 +1107,7 @@
         </w:rPr>
         <w:t>，</w:t>
       </w:r>
-      <w:hyperlink r:id="rId52">
+      <w:hyperlink r:id="rId37">
         <w:r>
           <w:rPr>
             <w:lang w:val="zh_TW" w:bidi="zh_TW"/>
@@ -1078,7 +1116,7 @@
             <w:color w:val="0000EE"/>
             <w:u w:val="single"/>
           </w:rPr>
-          <w:t>69:19–28</w:t>
+          <w:t>22:18</w:t>
         </w:r>
       </w:hyperlink>
       <w:r>
@@ -1087,7 +1125,7 @@
         </w:rPr>
         <w:t>，</w:t>
       </w:r>
-      <w:hyperlink r:id="rId53">
+      <w:hyperlink r:id="rId38">
         <w:r>
           <w:rPr>
             <w:lang w:val="zh_TW" w:bidi="zh_TW"/>
@@ -1096,16 +1134,16 @@
             <w:color w:val="0000EE"/>
             <w:u w:val="single"/>
           </w:rPr>
-          <w:t>143:12</w:t>
+          <w:t>26:4</w:t>
         </w:r>
       </w:hyperlink>
       <w:r>
         <w:rPr>
           <w:lang w:val="zh_TW" w:bidi="zh_TW"/>
         </w:rPr>
-        <w:t>）。先知耶利米也毫不避忌地求神懲罰折磨他的人（</w:t>
-      </w:r>
-      <w:hyperlink r:id="rId54">
+        <w:t>，</w:t>
+      </w:r>
+      <w:hyperlink r:id="rId39">
         <w:r>
           <w:rPr>
             <w:lang w:val="zh_TW" w:bidi="zh_TW"/>
@@ -1114,16 +1152,16 @@
             <w:color w:val="0000EE"/>
             <w:u w:val="single"/>
           </w:rPr>
-          <w:t>耶11:20</w:t>
+          <w:t>28:14</w:t>
         </w:r>
       </w:hyperlink>
       <w:r>
         <w:rPr>
           <w:lang w:val="zh_TW" w:bidi="zh_TW"/>
         </w:rPr>
-        <w:t>，</w:t>
-      </w:r>
-      <w:hyperlink r:id="rId55">
+        <w:t>），指的是</w:t>
+      </w:r>
+      <w:hyperlink r:id="rId28">
         <w:r>
           <w:rPr>
             <w:lang w:val="zh_TW" w:bidi="zh_TW"/>
@@ -1132,158 +1170,14 @@
             <w:color w:val="0000EE"/>
             <w:u w:val="single"/>
           </w:rPr>
-          <w:t>12:3</w:t>
+          <w:t>創世記三章15節</w:t>
         </w:r>
       </w:hyperlink>
       <w:r>
         <w:rPr>
           <w:lang w:val="zh_TW" w:bidi="zh_TW"/>
         </w:rPr>
-        <w:t>，</w:t>
-      </w:r>
-      <w:hyperlink r:id="rId56">
-        <w:r>
-          <w:rPr>
-            <w:lang w:val="zh_TW" w:bidi="zh_TW"/>
-          </w:rPr>
-          <w:rPr>
-            <w:color w:val="0000EE"/>
-            <w:u w:val="single"/>
-          </w:rPr>
-          <w:t>15:15</w:t>
-        </w:r>
-      </w:hyperlink>
-      <w:r>
-        <w:rPr>
-          <w:lang w:val="zh_TW" w:bidi="zh_TW"/>
-        </w:rPr>
-        <w:t>，</w:t>
-      </w:r>
-      <w:hyperlink r:id="rId57">
-        <w:r>
-          <w:rPr>
-            <w:lang w:val="zh_TW" w:bidi="zh_TW"/>
-          </w:rPr>
-          <w:rPr>
-            <w:color w:val="0000EE"/>
-            <w:u w:val="single"/>
-          </w:rPr>
-          <w:t>17:18</w:t>
-        </w:r>
-      </w:hyperlink>
-      <w:r>
-        <w:rPr>
-          <w:lang w:val="zh_TW" w:bidi="zh_TW"/>
-        </w:rPr>
-        <w:t>，</w:t>
-      </w:r>
-      <w:hyperlink r:id="rId58">
-        <w:r>
-          <w:rPr>
-            <w:lang w:val="zh_TW" w:bidi="zh_TW"/>
-          </w:rPr>
-          <w:rPr>
-            <w:color w:val="0000EE"/>
-            <w:u w:val="single"/>
-          </w:rPr>
-          <w:t>18:21–22</w:t>
-        </w:r>
-      </w:hyperlink>
-      <w:r>
-        <w:rPr>
-          <w:lang w:val="zh_TW" w:bidi="zh_TW"/>
-        </w:rPr>
-        <w:t>，</w:t>
-      </w:r>
-      <w:hyperlink r:id="rId59">
-        <w:r>
-          <w:rPr>
-            <w:lang w:val="zh_TW" w:bidi="zh_TW"/>
-          </w:rPr>
-          <w:rPr>
-            <w:color w:val="0000EE"/>
-            <w:u w:val="single"/>
-          </w:rPr>
-          <w:t>20:11–12</w:t>
-        </w:r>
-      </w:hyperlink>
-      <w:r>
-        <w:rPr>
-          <w:lang w:val="zh_TW" w:bidi="zh_TW"/>
-        </w:rPr>
-        <w:t>），甚至求神不要赦免他們（</w:t>
-      </w:r>
-      <w:hyperlink r:id="rId60">
-        <w:r>
-          <w:rPr>
-            <w:lang w:val="zh_TW" w:bidi="zh_TW"/>
-          </w:rPr>
-          <w:rPr>
-            <w:color w:val="0000EE"/>
-            <w:u w:val="single"/>
-          </w:rPr>
-          <w:t>18:23</w:t>
-        </w:r>
-      </w:hyperlink>
-      <w:r>
-        <w:rPr>
-          <w:lang w:val="zh_TW" w:bidi="zh_TW"/>
-        </w:rPr>
-        <w:t>）。這類針對仇敵的咒詛，對今日的基督徒來說並不容易理解，因為它們與新約聖經的教導形成強烈對比，例如「咒詛你們的，要為他祝福」（</w:t>
-      </w:r>
-      <w:hyperlink r:id="rId61">
-        <w:r>
-          <w:rPr>
-            <w:lang w:val="zh_TW" w:bidi="zh_TW"/>
-          </w:rPr>
-          <w:rPr>
-            <w:color w:val="0000EE"/>
-            <w:u w:val="single"/>
-          </w:rPr>
-          <w:t>路6:28</w:t>
-        </w:r>
-      </w:hyperlink>
-      <w:r>
-        <w:rPr>
-          <w:lang w:val="zh_TW" w:bidi="zh_TW"/>
-        </w:rPr>
-        <w:t>；參</w:t>
-      </w:r>
-      <w:hyperlink r:id="rId62">
-        <w:r>
-          <w:rPr>
-            <w:lang w:val="zh_TW" w:bidi="zh_TW"/>
-          </w:rPr>
-          <w:rPr>
-            <w:color w:val="0000EE"/>
-            <w:u w:val="single"/>
-          </w:rPr>
-          <w:t>羅12:14</w:t>
-        </w:r>
-      </w:hyperlink>
-      <w:r>
-        <w:rPr>
-          <w:lang w:val="zh_TW" w:bidi="zh_TW"/>
-        </w:rPr>
-        <w:t>）。耶穌吩咐門徒「要愛你們的仇敵」（</w:t>
-      </w:r>
-      <w:hyperlink r:id="rId63">
-        <w:r>
-          <w:rPr>
-            <w:lang w:val="zh_TW" w:bidi="zh_TW"/>
-          </w:rPr>
-          <w:rPr>
-            <w:color w:val="0000EE"/>
-            <w:u w:val="single"/>
-          </w:rPr>
-          <w:t>太5:44</w:t>
-        </w:r>
-      </w:hyperlink>
-      <w:r>
-        <w:rPr>
-          <w:lang w:val="zh_TW" w:bidi="zh_TW"/>
-        </w:rPr>
-        <w:t>），也許旨在引導人不再停留在舊約中咒詛人的做法，從而更完整理解神「要愛人如己」的誡命。</w:t>
+        <w:t>並指向基督。</w:t>
       </w:r>
     </w:p>
     <w:p>
@@ -1294,7 +1188,7 @@
         <w:rPr>
           <w:lang w:val="zh_TW" w:bidi="zh_TW"/>
         </w:rPr>
-        <w:t>約中的咒詛</w:t>
+        <w:t>給大衛的應許</w:t>
       </w:r>
     </w:p>
     <w:p>
@@ -1308,9 +1202,9 @@
         <w:rPr>
           <w:lang w:val="zh_TW" w:bidi="zh_TW"/>
         </w:rPr>
-        <w:t>在舊約聖經時代，透過對違約者施加詛咒來保護契約或條約的做法相當普遍。有時立約會以切開牲畜作為印記，立約的雙方要從被切開的牲畜中間走過；被宰的牲畜象徵違約者將會遭受的咒詛。神與族長亞伯拉罕立約時表明，若祂違背這約，祂就願意讓這樣的咒詛臨到自己（</w:t>
-      </w:r>
-      <w:hyperlink r:id="rId64">
+        <w:t>在</w:t>
+      </w:r>
+      <w:hyperlink r:id="rId32">
         <w:r>
           <w:rPr>
             <w:lang w:val="zh_TW" w:bidi="zh_TW"/>
@@ -1319,16 +1213,16 @@
             <w:color w:val="0000EE"/>
             <w:u w:val="single"/>
           </w:rPr>
-          <w:t>創15:7–21</w:t>
+          <w:t>撒母耳記下七章</w:t>
         </w:r>
       </w:hyperlink>
       <w:r>
         <w:rPr>
           <w:lang w:val="zh_TW" w:bidi="zh_TW"/>
         </w:rPr>
-        <w:t>）。後來，神指控以色列的首領和百姓違背祂與他們所立的約，並警告違約後必然臨到的後果（</w:t>
-      </w:r>
-      <w:hyperlink r:id="rId65">
+        <w:t>，神給了大衛王一個應許，就是他的王朝要永遠堅立（</w:t>
+      </w:r>
+      <w:hyperlink r:id="rId40">
         <w:r>
           <w:rPr>
             <w:lang w:val="zh_TW" w:bidi="zh_TW"/>
@@ -1337,16 +1231,16 @@
             <w:color w:val="0000EE"/>
             <w:u w:val="single"/>
           </w:rPr>
-          <w:t>耶34:18–19</w:t>
+          <w:t>撒下7:16</w:t>
         </w:r>
       </w:hyperlink>
       <w:r>
         <w:rPr>
           <w:lang w:val="zh_TW" w:bidi="zh_TW"/>
         </w:rPr>
-        <w:t>）。神在西奈山與以色列所立之約的核心部分，在於守約人的必蒙賜福，而違約的人必受咒詛（</w:t>
-      </w:r>
-      <w:hyperlink r:id="rId66">
+        <w:t>；</w:t>
+      </w:r>
+      <w:hyperlink r:id="rId41">
         <w:r>
           <w:rPr>
             <w:lang w:val="zh_TW" w:bidi="zh_TW"/>
@@ -1355,10 +1249,16 @@
             <w:color w:val="0000EE"/>
             <w:u w:val="single"/>
           </w:rPr>
-          <w:t>申11:26–28，</w:t>
+          <w:t>詩89:34–37</w:t>
         </w:r>
       </w:hyperlink>
-      <w:hyperlink r:id="rId67">
+      <w:r>
+        <w:rPr>
+          <w:lang w:val="zh_TW" w:bidi="zh_TW"/>
+        </w:rPr>
+        <w:t>）。這個大衛之約將應許的後裔範圍，縮小到大衛的王室血統。這個應許從亞當開始，經過塞特、閃、亞伯拉罕、以撒、雅各和猶大延續而來。大衛要成為將要來的彌賽亞君王的先祖（</w:t>
+      </w:r>
+      <w:hyperlink r:id="rId42">
         <w:r>
           <w:rPr>
             <w:lang w:val="zh_TW" w:bidi="zh_TW"/>
@@ -1367,10 +1267,16 @@
             <w:color w:val="0000EE"/>
             <w:u w:val="single"/>
           </w:rPr>
-          <w:t>27:15–26，</w:t>
+          <w:t>詩篇89:3</w:t>
         </w:r>
       </w:hyperlink>
-      <w:hyperlink r:id="rId68">
+      <w:r>
+        <w:rPr>
+          <w:lang w:val="zh_TW" w:bidi="zh_TW"/>
+        </w:rPr>
+        <w:t>、</w:t>
+      </w:r>
+      <w:hyperlink r:id="rId42">
         <w:r>
           <w:rPr>
             <w:lang w:val="zh_TW" w:bidi="zh_TW"/>
@@ -1379,10 +1285,16 @@
             <w:color w:val="0000EE"/>
             <w:u w:val="single"/>
           </w:rPr>
-          <w:t>28:15–68，</w:t>
+          <w:t>27–37</w:t>
         </w:r>
       </w:hyperlink>
-      <w:hyperlink r:id="rId69">
+      <w:r>
+        <w:rPr>
+          <w:lang w:val="zh_TW" w:bidi="zh_TW"/>
+        </w:rPr>
+        <w:t>）。因此，大衛成為神拯救世界計劃的核心人物。耶穌基督被稱為大衛的子孫，亞伯拉罕的後裔（</w:t>
+      </w:r>
+      <w:hyperlink r:id="rId43">
         <w:r>
           <w:rPr>
             <w:lang w:val="zh_TW" w:bidi="zh_TW"/>
@@ -1391,61 +1303,7 @@
             <w:color w:val="0000EE"/>
             <w:u w:val="single"/>
           </w:rPr>
-          <w:t>30:19</w:t>
-        </w:r>
-      </w:hyperlink>
-      <w:r>
-        <w:rPr>
-          <w:lang w:val="zh_TW" w:bidi="zh_TW"/>
-        </w:rPr>
-        <w:t>；參</w:t>
-      </w:r>
-      <w:hyperlink r:id="rId70">
-        <w:r>
-          <w:rPr>
-            <w:lang w:val="zh_TW" w:bidi="zh_TW"/>
-          </w:rPr>
-          <w:rPr>
-            <w:color w:val="0000EE"/>
-            <w:u w:val="single"/>
-          </w:rPr>
-          <w:t>利26:3–39</w:t>
-        </w:r>
-      </w:hyperlink>
-      <w:r>
-        <w:rPr>
-          <w:lang w:val="zh_TW" w:bidi="zh_TW"/>
-        </w:rPr>
-        <w:t>）。在先知耶利米和以西結的時代，以色列確實遭受這些咒詛；包括君王在內的違約者皆面臨著咒詛的威脅（</w:t>
-      </w:r>
-      <w:hyperlink r:id="rId71">
-        <w:r>
-          <w:rPr>
-            <w:lang w:val="zh_TW" w:bidi="zh_TW"/>
-          </w:rPr>
-          <w:rPr>
-            <w:color w:val="0000EE"/>
-            <w:u w:val="single"/>
-          </w:rPr>
-          <w:t>耶11:3</w:t>
-        </w:r>
-      </w:hyperlink>
-      <w:r>
-        <w:rPr>
-          <w:lang w:val="zh_TW" w:bidi="zh_TW"/>
-        </w:rPr>
-        <w:t>；</w:t>
-      </w:r>
-      <w:hyperlink r:id="rId72">
-        <w:r>
-          <w:rPr>
-            <w:lang w:val="zh_TW" w:bidi="zh_TW"/>
-          </w:rPr>
-          <w:rPr>
-            <w:color w:val="0000EE"/>
-            <w:u w:val="single"/>
-          </w:rPr>
-          <w:t>結17:11–21</w:t>
+          <w:t>太1:1</w:t>
         </w:r>
       </w:hyperlink>
       <w:r>
@@ -1463,7 +1321,7 @@
         <w:rPr>
           <w:lang w:val="zh_TW" w:bidi="zh_TW"/>
         </w:rPr>
-        <w:t>關於「當滅的物」的禁令</w:t>
+        <w:t>新約聖經的應許</w:t>
       </w:r>
     </w:p>
     <w:p>
@@ -1473,13 +1331,7 @@
           <w:lang w:val="zh_TW" w:bidi="zh_TW"/>
         </w:rPr>
       </w:r>
-      <w:r>
-        <w:rPr>
-          <w:lang w:val="zh_TW" w:bidi="zh_TW"/>
-        </w:rPr>
-        <w:t>一種特別的咒詛就是「禁制」或「當滅的物（anathema）」。嚴格來說，這是一種誓，要把受此咒詛的人、牲畜或物件「獻給」神。在某些情況下，祭司可以使用落在禁制之下的物件（</w:t>
-      </w:r>
-      <w:hyperlink r:id="rId73">
+      <w:hyperlink r:id="rId44">
         <w:r>
           <w:rPr>
             <w:lang w:val="zh_TW" w:bidi="zh_TW"/>
@@ -1488,16 +1340,16 @@
             <w:color w:val="0000EE"/>
             <w:u w:val="single"/>
           </w:rPr>
-          <w:t>民18:14</w:t>
+          <w:t>耶利米書三十一章31至37節</w:t>
         </w:r>
       </w:hyperlink>
       <w:r>
         <w:rPr>
           <w:lang w:val="zh_TW" w:bidi="zh_TW"/>
         </w:rPr>
-        <w:t>；</w:t>
-      </w:r>
-      <w:hyperlink r:id="rId74">
+        <w:t>應許，主將會在未來與以色列和猶大家立一個新的約。這個新的約重申並擴展舊約：「我要作他們的神，他們要作我的子民……我要赦免他們的罪孽，不再記念他們的罪惡。」（</w:t>
+      </w:r>
+      <w:hyperlink r:id="rId45">
         <w:r>
           <w:rPr>
             <w:lang w:val="zh_TW" w:bidi="zh_TW"/>
@@ -1506,110 +1358,14 @@
             <w:color w:val="0000EE"/>
             <w:u w:val="single"/>
           </w:rPr>
-          <w:t>結44:29</w:t>
+          <w:t>耶31:33–34</w:t>
         </w:r>
       </w:hyperlink>
       <w:r>
         <w:rPr>
           <w:lang w:val="zh_TW" w:bidi="zh_TW"/>
         </w:rPr>
-        <w:t>），但這規定不適用於活的生命。所有受禁制的人或牲畜，都要獻給神或毀滅（</w:t>
-      </w:r>
-      <w:hyperlink r:id="rId75">
-        <w:r>
-          <w:rPr>
-            <w:lang w:val="zh_TW" w:bidi="zh_TW"/>
-          </w:rPr>
-          <w:rPr>
-            <w:color w:val="0000EE"/>
-            <w:u w:val="single"/>
-          </w:rPr>
-          <w:t>利27:28–29</w:t>
-        </w:r>
-      </w:hyperlink>
-      <w:r>
-        <w:rPr>
-          <w:lang w:val="zh_TW" w:bidi="zh_TW"/>
-        </w:rPr>
-        <w:t>）。在以色列對外邦鄰國的爭戰中，禁制相當常見；有時會把一切都宣告為當滅的物（</w:t>
-      </w:r>
-      <w:hyperlink r:id="rId76">
-        <w:r>
-          <w:rPr>
-            <w:lang w:val="zh_TW" w:bidi="zh_TW"/>
-          </w:rPr>
-          <w:rPr>
-            <w:color w:val="0000EE"/>
-            <w:u w:val="single"/>
-          </w:rPr>
-          <w:t>書6:17–19</w:t>
-        </w:r>
-      </w:hyperlink>
-      <w:r>
-        <w:rPr>
-          <w:lang w:val="zh_TW" w:bidi="zh_TW"/>
-        </w:rPr>
-        <w:t>），但通常只會毀滅人和外邦的偶像（</w:t>
-      </w:r>
-      <w:hyperlink r:id="rId77">
-        <w:r>
-          <w:rPr>
-            <w:lang w:val="zh_TW" w:bidi="zh_TW"/>
-          </w:rPr>
-          <w:rPr>
-            <w:color w:val="0000EE"/>
-            <w:u w:val="single"/>
-          </w:rPr>
-          <w:t>申2:34，</w:t>
-        </w:r>
-      </w:hyperlink>
-      <w:hyperlink r:id="rId78">
-        <w:r>
-          <w:rPr>
-            <w:lang w:val="zh_TW" w:bidi="zh_TW"/>
-          </w:rPr>
-          <w:rPr>
-            <w:color w:val="0000EE"/>
-            <w:u w:val="single"/>
-          </w:rPr>
-          <w:t>3:6，</w:t>
-        </w:r>
-      </w:hyperlink>
-      <w:hyperlink r:id="rId79">
-        <w:r>
-          <w:rPr>
-            <w:lang w:val="zh_TW" w:bidi="zh_TW"/>
-          </w:rPr>
-          <w:rPr>
-            <w:color w:val="0000EE"/>
-            <w:u w:val="single"/>
-          </w:rPr>
-          <w:t>7:2、25–26</w:t>
-        </w:r>
-      </w:hyperlink>
-      <w:r>
-        <w:rPr>
-          <w:lang w:val="zh_TW" w:bidi="zh_TW"/>
-        </w:rPr>
-        <w:t>，連偶像熔化後的金子也不可保留）。若有人違反禁制，保存了當滅的物的任何部分，他自己也就落在禁制之下。亞干因為不尊重加在耶利哥上的禁制，使那咒詛的後果臨到全以色列，直到他承認自己的罪並被處死為止（</w:t>
-      </w:r>
-      <w:hyperlink r:id="rId80">
-        <w:r>
-          <w:rPr>
-            <w:lang w:val="zh_TW" w:bidi="zh_TW"/>
-          </w:rPr>
-          <w:rPr>
-            <w:color w:val="0000EE"/>
-            <w:u w:val="single"/>
-          </w:rPr>
-          <w:t>書7章</w:t>
-        </w:r>
-      </w:hyperlink>
-      <w:r>
-        <w:rPr>
-          <w:lang w:val="zh_TW" w:bidi="zh_TW"/>
-        </w:rPr>
-        <w:t>）。</w:t>
+        <w:t>）。耶利米書的「新的約」，重申亞伯拉罕和大衛之約的應許。</w:t>
       </w:r>
     </w:p>
     <w:p>
@@ -1623,9 +1379,9 @@
         <w:rPr>
           <w:lang w:val="zh_TW" w:bidi="zh_TW"/>
         </w:rPr>
-        <w:t>猶太人在被擄歸回後，不再以把人處死的方式實行當滅的物（或禁制）的做法；百姓會把違反咒詛的人趕出會眾，使他不再屬於以色列群體（</w:t>
-      </w:r>
-      <w:hyperlink r:id="rId81">
+        <w:t>新約始於基督的第一次降臨。現在，信徒通過聖靈領受其祝福（</w:t>
+      </w:r>
+      <w:hyperlink r:id="rId46">
         <w:r>
           <w:rPr>
             <w:lang w:val="zh_TW" w:bidi="zh_TW"/>
@@ -1634,14 +1390,14 @@
             <w:color w:val="0000EE"/>
             <w:u w:val="single"/>
           </w:rPr>
-          <w:t>拉10:8</w:t>
+          <w:t>來8:6–13</w:t>
         </w:r>
       </w:hyperlink>
       <w:r>
         <w:rPr>
           <w:lang w:val="zh_TW" w:bidi="zh_TW"/>
         </w:rPr>
-        <w:t>）。這表示那人不再屬於神的百姓，被視為「死了」。</w:t>
+        <w:t>）。這些祝福將在基督再來時完全實現。那時，祂的國要完全建立。我們將在新天新地中享受生命。這時，神的子民將會看見，來世的部分益處已經成真。然而，這個新時代尚未到來。</w:t>
       </w:r>
     </w:p>
     <w:p>
@@ -1652,7 +1408,7 @@
         <w:rPr>
           <w:lang w:val="zh_TW" w:bidi="zh_TW"/>
         </w:rPr>
-        <w:t>新約聖經時代的詛咒</w:t>
+        <w:t>新約聖經中的應許主題</w:t>
       </w:r>
     </w:p>
     <w:p>
@@ -1666,9 +1422,9 @@
         <w:rPr>
           <w:lang w:val="zh_TW" w:bidi="zh_TW"/>
         </w:rPr>
-        <w:t>在新約聖經時期，猶太會堂實行逐出會堂（或當滅的物）的做法（</w:t>
-      </w:r>
-      <w:hyperlink r:id="rId82">
+        <w:t>新約聖經的作者提到舊約聖經的應許，並不將這些應許視為分散的陳述。相反，他們將其視為不同部分，乃屬於在基督裡實現那唯一的應許（見</w:t>
+      </w:r>
+      <w:hyperlink r:id="rId47">
         <w:r>
           <w:rPr>
             <w:lang w:val="zh_TW" w:bidi="zh_TW"/>
@@ -1677,16 +1433,16 @@
             <w:color w:val="0000EE"/>
             <w:u w:val="single"/>
           </w:rPr>
-          <w:t>路6:22</w:t>
+          <w:t>路1:54–55</w:t>
         </w:r>
       </w:hyperlink>
       <w:r>
         <w:rPr>
           <w:lang w:val="zh_TW" w:bidi="zh_TW"/>
         </w:rPr>
-        <w:t>；</w:t>
-      </w:r>
-      <w:hyperlink r:id="rId83">
+        <w:t>、</w:t>
+      </w:r>
+      <w:hyperlink r:id="rId47">
         <w:r>
           <w:rPr>
             <w:lang w:val="zh_TW" w:bidi="zh_TW"/>
@@ -1695,10 +1451,16 @@
             <w:color w:val="0000EE"/>
             <w:u w:val="single"/>
           </w:rPr>
-          <w:t>約9:22，</w:t>
+          <w:t>69–73</w:t>
         </w:r>
       </w:hyperlink>
-      <w:hyperlink r:id="rId84">
+      <w:r>
+        <w:rPr>
+          <w:lang w:val="zh_TW" w:bidi="zh_TW"/>
+        </w:rPr>
+        <w:t>；</w:t>
+      </w:r>
+      <w:hyperlink r:id="rId48">
         <w:r>
           <w:rPr>
             <w:lang w:val="zh_TW" w:bidi="zh_TW"/>
@@ -1707,10 +1469,16 @@
             <w:color w:val="0000EE"/>
             <w:u w:val="single"/>
           </w:rPr>
-          <w:t>12:42，</w:t>
+          <w:t>徒13:23</w:t>
         </w:r>
       </w:hyperlink>
-      <w:hyperlink r:id="rId85">
+      <w:r>
+        <w:rPr>
+          <w:lang w:val="zh_TW" w:bidi="zh_TW"/>
+        </w:rPr>
+        <w:t>、</w:t>
+      </w:r>
+      <w:hyperlink r:id="rId48">
         <w:r>
           <w:rPr>
             <w:lang w:val="zh_TW" w:bidi="zh_TW"/>
@@ -1719,16 +1487,16 @@
             <w:color w:val="0000EE"/>
             <w:u w:val="single"/>
           </w:rPr>
-          <w:t>16:2</w:t>
+          <w:t>32–33</w:t>
         </w:r>
       </w:hyperlink>
       <w:r>
         <w:rPr>
           <w:lang w:val="zh_TW" w:bidi="zh_TW"/>
         </w:rPr>
-        <w:t>）。後來，基督徒也會宣告某些人不再屬於蒙救贖的群體（</w:t>
-      </w:r>
-      <w:hyperlink r:id="rId86">
+        <w:t>；</w:t>
+      </w:r>
+      <w:hyperlink r:id="rId49">
         <w:r>
           <w:rPr>
             <w:lang w:val="zh_TW" w:bidi="zh_TW"/>
@@ -1737,16 +1505,16 @@
             <w:color w:val="0000EE"/>
             <w:u w:val="single"/>
           </w:rPr>
-          <w:t>太18:17</w:t>
+          <w:t>26:6–7</w:t>
         </w:r>
       </w:hyperlink>
       <w:r>
         <w:rPr>
           <w:lang w:val="zh_TW" w:bidi="zh_TW"/>
         </w:rPr>
-        <w:t>），或把他們「交給撒但」（</w:t>
-      </w:r>
-      <w:hyperlink r:id="rId87">
+        <w:t>；</w:t>
+      </w:r>
+      <w:hyperlink r:id="rId50">
         <w:r>
           <w:rPr>
             <w:lang w:val="zh_TW" w:bidi="zh_TW"/>
@@ -1755,32 +1523,14 @@
             <w:color w:val="0000EE"/>
             <w:u w:val="single"/>
           </w:rPr>
-          <w:t>林前5:5</w:t>
+          <w:t>林後1:20</w:t>
         </w:r>
       </w:hyperlink>
       <w:r>
         <w:rPr>
           <w:lang w:val="zh_TW" w:bidi="zh_TW"/>
         </w:rPr>
-        <w:t>；</w:t>
-      </w:r>
-      <w:hyperlink r:id="rId88">
-        <w:r>
-          <w:rPr>
-            <w:lang w:val="zh_TW" w:bidi="zh_TW"/>
-          </w:rPr>
-          <w:rPr>
-            <w:color w:val="0000EE"/>
-            <w:u w:val="single"/>
-          </w:rPr>
-          <w:t>提前1:20</w:t>
-        </w:r>
-      </w:hyperlink>
-      <w:r>
-        <w:rPr>
-          <w:lang w:val="zh_TW" w:bidi="zh_TW"/>
-        </w:rPr>
-        <w:t>）。這兩種做法都源自舊約的禁制。不過與舊約的咒詛不同，只要那人悔改，逐出群體的做法就會立刻解除。</w:t>
+        <w:t>）。耶穌實現對列祖和大衛的應許，因此，我們應該將這些應許的焦點放在祂身上。</w:t>
       </w:r>
     </w:p>
     <w:p>
@@ -1794,9 +1544,9 @@
         <w:rPr>
           <w:lang w:val="zh_TW" w:bidi="zh_TW"/>
         </w:rPr>
-        <w:t>當滅的物的做法等同把人視為「被拒絕」或「被神咒詛」，因此，未歸信前的大數人掃羅曾試圖迫使基督徒藉著咒詛基督來否認祂（參</w:t>
-      </w:r>
-      <w:hyperlink r:id="rId89">
+        <w:t>在加拉太書和以弗所書中，保羅擴展了這一點。他告訴外邦基督徒，他們是「在基督耶穌裏，藉着福音，得以同為後嗣，同為一體，同蒙應許」（</w:t>
+      </w:r>
+      <w:hyperlink r:id="rId51">
         <w:r>
           <w:rPr>
             <w:lang w:val="zh_TW" w:bidi="zh_TW"/>
@@ -1805,16 +1555,16 @@
             <w:color w:val="0000EE"/>
             <w:u w:val="single"/>
           </w:rPr>
-          <w:t>徒26:11</w:t>
+          <w:t>弗3:6</w:t>
         </w:r>
       </w:hyperlink>
       <w:r>
         <w:rPr>
           <w:lang w:val="zh_TW" w:bidi="zh_TW"/>
         </w:rPr>
-        <w:t>）。後來，當保羅（掃羅）成為使徒後，他警告說，凡被神的靈感動說話的人，都不能說耶穌是可咒詛的（</w:t>
-      </w:r>
-      <w:hyperlink r:id="rId90">
+        <w:t>）。保羅說，那些信靠基督的外邦人是應許的後嗣，他們如今成為亞伯拉罕的後裔（</w:t>
+      </w:r>
+      <w:hyperlink r:id="rId52">
         <w:r>
           <w:rPr>
             <w:lang w:val="zh_TW" w:bidi="zh_TW"/>
@@ -1823,16 +1573,16 @@
             <w:color w:val="0000EE"/>
             <w:u w:val="single"/>
           </w:rPr>
-          <w:t>林前12:3</w:t>
+          <w:t>加3:29</w:t>
         </w:r>
       </w:hyperlink>
       <w:r>
         <w:rPr>
           <w:lang w:val="zh_TW" w:bidi="zh_TW"/>
         </w:rPr>
-        <w:t>）。保羅宣告咒詛（注定要受審判與滅亡）任何宣揚與他及眾使徒所傳不同福音之人（</w:t>
-      </w:r>
-      <w:hyperlink r:id="rId91">
+        <w:t>），他甚至將福音等同給亞伯拉罕的應許。他說：「聖經既然預先看明，神要叫外邦人因信稱義，就早已傳福音給亞伯拉罕， 說：『萬國都必因你得福。』」（</w:t>
+      </w:r>
+      <w:hyperlink r:id="rId53">
         <w:r>
           <w:rPr>
             <w:lang w:val="zh_TW" w:bidi="zh_TW"/>
@@ -1841,86 +1591,14 @@
             <w:color w:val="0000EE"/>
             <w:u w:val="single"/>
           </w:rPr>
-          <w:t>加1:8–9</w:t>
+          <w:t>加3:8</w:t>
         </w:r>
       </w:hyperlink>
       <w:r>
         <w:rPr>
           <w:lang w:val="zh_TW" w:bidi="zh_TW"/>
         </w:rPr>
-        <w:t>）。保羅說，他寧願自己被咒詛，被剝奪救恩，與神的子民隔絕，也希望使他的同胞以色列人得救（</w:t>
-      </w:r>
-      <w:hyperlink r:id="rId92">
-        <w:r>
-          <w:rPr>
-            <w:lang w:val="zh_TW" w:bidi="zh_TW"/>
-          </w:rPr>
-          <w:rPr>
-            <w:color w:val="0000EE"/>
-            <w:u w:val="single"/>
-          </w:rPr>
-          <w:t>羅9:3</w:t>
-        </w:r>
-      </w:hyperlink>
-      <w:r>
-        <w:rPr>
-          <w:lang w:val="zh_TW" w:bidi="zh_TW"/>
-        </w:rPr>
-        <w:t>）。他的心願反映基督的愛——基督甘願在十字架上受苦受死，承擔「律法的詛咒」，好救贖人脫離這咒詛（</w:t>
-      </w:r>
-      <w:hyperlink r:id="rId93">
-        <w:r>
-          <w:rPr>
-            <w:lang w:val="zh_TW" w:bidi="zh_TW"/>
-          </w:rPr>
-          <w:rPr>
-            <w:color w:val="0000EE"/>
-            <w:u w:val="single"/>
-          </w:rPr>
-          <w:t>加3:8–14</w:t>
-        </w:r>
-      </w:hyperlink>
-      <w:r>
-        <w:rPr>
-          <w:lang w:val="zh_TW" w:bidi="zh_TW"/>
-        </w:rPr>
-        <w:t>；參</w:t>
-      </w:r>
-      <w:hyperlink r:id="rId94">
-        <w:r>
-          <w:rPr>
-            <w:lang w:val="zh_TW" w:bidi="zh_TW"/>
-          </w:rPr>
-          <w:rPr>
-            <w:color w:val="0000EE"/>
-            <w:u w:val="single"/>
-          </w:rPr>
-          <w:t>申21:22–23</w:t>
-        </w:r>
-      </w:hyperlink>
-      <w:r>
-        <w:rPr>
-          <w:lang w:val="zh_TW" w:bidi="zh_TW"/>
-        </w:rPr>
-        <w:t>）。新約聖經應許將來有一日「再沒有咒詛」（</w:t>
-      </w:r>
-      <w:hyperlink r:id="rId95">
-        <w:r>
-          <w:rPr>
-            <w:lang w:val="zh_TW" w:bidi="zh_TW"/>
-          </w:rPr>
-          <w:rPr>
-            <w:color w:val="0000EE"/>
-            <w:u w:val="single"/>
-          </w:rPr>
-          <w:t>啟22:3</w:t>
-        </w:r>
-      </w:hyperlink>
-      <w:r>
-        <w:rPr>
-          <w:lang w:val="zh_TW" w:bidi="zh_TW"/>
-        </w:rPr>
-        <w:t>）。</w:t>
+        <w:t>）。這些經文以及其它新約經文，確立基督的來臨與應許成就之間的密切關聯。神的應許盡在基督裡面，其基礎是祂為子民所成就，並將要成就的一切。</w:t>
       </w:r>
     </w:p>
     <w:p>
@@ -1932,6 +1610,340 @@
       </w:r>
       <w:r>
         <w:rPr>
+          <w:lang w:val="zh_TW" w:bidi="zh_TW"/>
+        </w:rPr>
+        <w:t>新約聖經特別強調應許的另一個層面，是關乎聖靈降臨。保羅稱信徒「受了所應許的聖靈為印記」（</w:t>
+      </w:r>
+      <w:hyperlink r:id="rId54">
+        <w:r>
+          <w:rPr>
+            <w:lang w:val="zh_TW" w:bidi="zh_TW"/>
+          </w:rPr>
+          <w:rPr>
+            <w:color w:val="0000EE"/>
+            <w:u w:val="single"/>
+          </w:rPr>
+          <w:t>弗1:13</w:t>
+        </w:r>
+      </w:hyperlink>
+      <w:r>
+        <w:rPr>
+          <w:lang w:val="zh_TW" w:bidi="zh_TW"/>
+        </w:rPr>
+        <w:t>）。他還說他們「得着所應許的聖靈」（</w:t>
+      </w:r>
+      <w:hyperlink r:id="rId55">
+        <w:r>
+          <w:rPr>
+            <w:lang w:val="zh_TW" w:bidi="zh_TW"/>
+          </w:rPr>
+          <w:rPr>
+            <w:color w:val="0000EE"/>
+            <w:u w:val="single"/>
+          </w:rPr>
+          <w:t>加3:14</w:t>
+        </w:r>
+      </w:hyperlink>
+      <w:r>
+        <w:rPr>
+          <w:lang w:val="zh_TW" w:bidi="zh_TW"/>
+        </w:rPr>
+        <w:t>）。聖靈的恩賜應驗舊約的應許（</w:t>
+      </w:r>
+      <w:hyperlink r:id="rId56">
+        <w:r>
+          <w:rPr>
+            <w:lang w:val="zh_TW" w:bidi="zh_TW"/>
+          </w:rPr>
+          <w:rPr>
+            <w:color w:val="0000EE"/>
+            <w:u w:val="single"/>
+          </w:rPr>
+          <w:t>賽32:15</w:t>
+        </w:r>
+      </w:hyperlink>
+      <w:r>
+        <w:rPr>
+          <w:lang w:val="zh_TW" w:bidi="zh_TW"/>
+        </w:rPr>
+        <w:t>；</w:t>
+      </w:r>
+      <w:hyperlink r:id="rId57">
+        <w:r>
+          <w:rPr>
+            <w:lang w:val="zh_TW" w:bidi="zh_TW"/>
+          </w:rPr>
+          <w:rPr>
+            <w:color w:val="0000EE"/>
+            <w:u w:val="single"/>
+          </w:rPr>
+          <w:t>結36:27</w:t>
+        </w:r>
+      </w:hyperlink>
+      <w:r>
+        <w:rPr>
+          <w:lang w:val="zh_TW" w:bidi="zh_TW"/>
+        </w:rPr>
+        <w:t>；</w:t>
+      </w:r>
+      <w:hyperlink r:id="rId58">
+        <w:r>
+          <w:rPr>
+            <w:lang w:val="zh_TW" w:bidi="zh_TW"/>
+          </w:rPr>
+          <w:rPr>
+            <w:color w:val="0000EE"/>
+            <w:u w:val="single"/>
+          </w:rPr>
+          <w:t>珥2:28</w:t>
+        </w:r>
+      </w:hyperlink>
+      <w:r>
+        <w:rPr>
+          <w:lang w:val="zh_TW" w:bidi="zh_TW"/>
+        </w:rPr>
+        <w:t>）以及基督的應許（</w:t>
+      </w:r>
+      <w:hyperlink r:id="rId59">
+        <w:r>
+          <w:rPr>
+            <w:lang w:val="zh_TW" w:bidi="zh_TW"/>
+          </w:rPr>
+          <w:rPr>
+            <w:color w:val="0000EE"/>
+            <w:u w:val="single"/>
+          </w:rPr>
+          <w:t>路24:49</w:t>
+        </w:r>
+      </w:hyperlink>
+      <w:r>
+        <w:rPr>
+          <w:lang w:val="zh_TW" w:bidi="zh_TW"/>
+        </w:rPr>
+        <w:t>；</w:t>
+      </w:r>
+      <w:hyperlink r:id="rId60">
+        <w:r>
+          <w:rPr>
+            <w:lang w:val="zh_TW" w:bidi="zh_TW"/>
+          </w:rPr>
+          <w:rPr>
+            <w:color w:val="0000EE"/>
+            <w:u w:val="single"/>
+          </w:rPr>
+          <w:t>約14:16</w:t>
+        </w:r>
+      </w:hyperlink>
+      <w:r>
+        <w:rPr>
+          <w:lang w:val="zh_TW" w:bidi="zh_TW"/>
+        </w:rPr>
+        <w:t>、</w:t>
+      </w:r>
+      <w:hyperlink r:id="rId60">
+        <w:r>
+          <w:rPr>
+            <w:lang w:val="zh_TW" w:bidi="zh_TW"/>
+          </w:rPr>
+          <w:rPr>
+            <w:color w:val="0000EE"/>
+            <w:u w:val="single"/>
+          </w:rPr>
+          <w:t>20</w:t>
+        </w:r>
+      </w:hyperlink>
+      <w:r>
+        <w:rPr>
+          <w:lang w:val="zh_TW" w:bidi="zh_TW"/>
+        </w:rPr>
+        <w:t>；</w:t>
+      </w:r>
+      <w:hyperlink r:id="rId61">
+        <w:r>
+          <w:rPr>
+            <w:lang w:val="zh_TW" w:bidi="zh_TW"/>
+          </w:rPr>
+          <w:rPr>
+            <w:color w:val="0000EE"/>
+            <w:u w:val="single"/>
+          </w:rPr>
+          <w:t>徒1:4</w:t>
+        </w:r>
+      </w:hyperlink>
+      <w:r>
+        <w:rPr>
+          <w:lang w:val="zh_TW" w:bidi="zh_TW"/>
+        </w:rPr>
+        <w:t>），但同時也是尚未成就的未來應許。保羅將聖靈在信徒裡的同在，視為我們得基業的憑據。（</w:t>
+      </w:r>
+      <w:hyperlink r:id="rId62">
+        <w:r>
+          <w:rPr>
+            <w:lang w:val="zh_TW" w:bidi="zh_TW"/>
+          </w:rPr>
+          <w:rPr>
+            <w:color w:val="0000EE"/>
+            <w:u w:val="single"/>
+          </w:rPr>
+          <w:t>林後1:22</w:t>
+        </w:r>
+      </w:hyperlink>
+      <w:r>
+        <w:rPr>
+          <w:lang w:val="zh_TW" w:bidi="zh_TW"/>
+        </w:rPr>
+        <w:t>，</w:t>
+      </w:r>
+      <w:hyperlink r:id="rId63">
+        <w:r>
+          <w:rPr>
+            <w:lang w:val="zh_TW" w:bidi="zh_TW"/>
+          </w:rPr>
+          <w:rPr>
+            <w:color w:val="0000EE"/>
+            <w:u w:val="single"/>
+          </w:rPr>
+          <w:t>5:5</w:t>
+        </w:r>
+      </w:hyperlink>
+      <w:r>
+        <w:rPr>
+          <w:lang w:val="zh_TW" w:bidi="zh_TW"/>
+        </w:rPr>
+        <w:t>；</w:t>
+      </w:r>
+      <w:hyperlink r:id="rId64">
+        <w:r>
+          <w:rPr>
+            <w:lang w:val="zh_TW" w:bidi="zh_TW"/>
+          </w:rPr>
+          <w:rPr>
+            <w:color w:val="0000EE"/>
+            <w:u w:val="single"/>
+          </w:rPr>
+          <w:t>弗1:14</w:t>
+        </w:r>
+      </w:hyperlink>
+      <w:r>
+        <w:rPr>
+          <w:lang w:val="zh_TW" w:bidi="zh_TW"/>
+        </w:rPr>
+        <w:t>）。聖靈是將來榮耀的「初熟果子」（</w:t>
+      </w:r>
+      <w:hyperlink r:id="rId65">
+        <w:r>
+          <w:rPr>
+            <w:lang w:val="zh_TW" w:bidi="zh_TW"/>
+          </w:rPr>
+          <w:rPr>
+            <w:color w:val="0000EE"/>
+            <w:u w:val="single"/>
+          </w:rPr>
+          <w:t>羅8:23</w:t>
+        </w:r>
+      </w:hyperlink>
+      <w:r>
+        <w:rPr>
+          <w:lang w:val="zh_TW" w:bidi="zh_TW"/>
+        </w:rPr>
+        <w:t>）。</w:t>
+      </w:r>
+    </w:p>
+    <w:p>
+      <w:pPr/>
+      <w:r>
+        <w:rPr>
+          <w:lang w:val="zh_TW" w:bidi="zh_TW"/>
+        </w:rPr>
+      </w:r>
+      <w:r>
+        <w:rPr>
+          <w:lang w:val="zh_TW" w:bidi="zh_TW"/>
+        </w:rPr>
+        <w:t>新約聖經應許主題的最後一個面向，是肯定基督第二次降臨與新天新地（參</w:t>
+      </w:r>
+      <w:hyperlink r:id="rId66">
+        <w:r>
+          <w:rPr>
+            <w:lang w:val="zh_TW" w:bidi="zh_TW"/>
+          </w:rPr>
+          <w:rPr>
+            <w:color w:val="0000EE"/>
+            <w:u w:val="single"/>
+          </w:rPr>
+          <w:t>約14:1–3</w:t>
+        </w:r>
+      </w:hyperlink>
+      <w:r>
+        <w:rPr>
+          <w:lang w:val="zh_TW" w:bidi="zh_TW"/>
+        </w:rPr>
+        <w:t>；</w:t>
+      </w:r>
+      <w:hyperlink r:id="rId67">
+        <w:r>
+          <w:rPr>
+            <w:lang w:val="zh_TW" w:bidi="zh_TW"/>
+          </w:rPr>
+          <w:rPr>
+            <w:color w:val="0000EE"/>
+            <w:u w:val="single"/>
+          </w:rPr>
+          <w:t>彼後3:4</w:t>
+        </w:r>
+      </w:hyperlink>
+      <w:r>
+        <w:rPr>
+          <w:lang w:val="zh_TW" w:bidi="zh_TW"/>
+        </w:rPr>
+        <w:t>、</w:t>
+      </w:r>
+      <w:hyperlink r:id="rId67">
+        <w:r>
+          <w:rPr>
+            <w:lang w:val="zh_TW" w:bidi="zh_TW"/>
+          </w:rPr>
+          <w:rPr>
+            <w:color w:val="0000EE"/>
+            <w:u w:val="single"/>
+          </w:rPr>
+          <w:t>9</w:t>
+        </w:r>
+      </w:hyperlink>
+      <w:r>
+        <w:rPr>
+          <w:lang w:val="zh_TW" w:bidi="zh_TW"/>
+        </w:rPr>
+        <w:t>、</w:t>
+      </w:r>
+      <w:hyperlink r:id="rId67">
+        <w:r>
+          <w:rPr>
+            <w:lang w:val="zh_TW" w:bidi="zh_TW"/>
+          </w:rPr>
+          <w:rPr>
+            <w:color w:val="0000EE"/>
+            <w:u w:val="single"/>
+          </w:rPr>
+          <w:t>13</w:t>
+        </w:r>
+      </w:hyperlink>
+      <w:r>
+        <w:rPr>
+          <w:lang w:val="zh_TW" w:bidi="zh_TW"/>
+        </w:rPr>
+        <w:t>）。</w:t>
+      </w:r>
+    </w:p>
+    <w:p>
+      <w:pPr/>
+      <w:r>
+        <w:rPr>
+          <w:lang w:val="zh_TW" w:bidi="zh_TW"/>
+        </w:rPr>
+      </w:r>
+      <w:r>
+        <w:rPr>
           <w:i/>
           <w:lang w:val="zh_TW" w:bidi="zh_TW"/>
         </w:rPr>
@@ -1941,7 +1953,55 @@
         <w:rPr>
           <w:lang w:val="zh_TW" w:bidi="zh_TW"/>
         </w:rPr>
-        <w:t>聖戰</w:t>
+        <w:t>盟約</w:t>
+      </w:r>
+      <w:r>
+        <w:rPr>
+          <w:lang w:val="zh_TW" w:bidi="zh_TW"/>
+        </w:rPr>
+        <w:t>；</w:t>
+      </w:r>
+      <w:r>
+        <w:rPr>
+          <w:lang w:val="zh_TW" w:bidi="zh_TW"/>
+        </w:rPr>
+        <w:t>神的存在與屬性</w:t>
+      </w:r>
+      <w:r>
+        <w:rPr>
+          <w:lang w:val="zh_TW" w:bidi="zh_TW"/>
+        </w:rPr>
+        <w:t>；</w:t>
+      </w:r>
+      <w:r>
+        <w:rPr>
+          <w:lang w:val="zh_TW" w:bidi="zh_TW"/>
+        </w:rPr>
+        <w:t>盼望</w:t>
+      </w:r>
+      <w:r>
+        <w:rPr>
+          <w:lang w:val="zh_TW" w:bidi="zh_TW"/>
+        </w:rPr>
+        <w:t>；</w:t>
+      </w:r>
+      <w:r>
+        <w:rPr>
+          <w:lang w:val="zh_TW" w:bidi="zh_TW"/>
+        </w:rPr>
+        <w:t>預言</w:t>
+      </w:r>
+      <w:r>
+        <w:rPr>
+          <w:lang w:val="zh_TW" w:bidi="zh_TW"/>
+        </w:rPr>
+        <w:t>；</w:t>
+      </w:r>
+      <w:r>
+        <w:rPr>
+          <w:lang w:val="zh_TW" w:bidi="zh_TW"/>
+        </w:rPr>
+        <w:t>先知，女先知</w:t>
       </w:r>
       <w:r>
         <w:rPr>
@@ -3849,6 +3909,12 @@
   </w:num>
   <w:num w:numId="13" w16cid:durableId="592781308">
     <w:abstractNumId w:val="11"/>
+  </w:num>
+  <w:num w:numId="14">
+    <w:abstractNumId w:val="3"/>
+    <w:lvlOverride w:ilvl="0">
+      <w:startOverride w:val="1"/>
+    </w:lvlOverride>
   </w:num>
   <w:numIdMacAtCleanup w:val="10"/>
 </w:numbering>

--- a/zht/docx/188.content.docx
+++ b/zht/docx/188.content.docx
@@ -6259,12 +6259,1048 @@
         <w:rPr>
           <w:lang w:val="zh_TW" w:bidi="zh_TW"/>
         </w:rPr>
+        <w:t>陰間（Hades）</w:t>
+      </w:r>
+      <w:r>
+        <w:rPr>
+          <w:lang w:val="zh_TW" w:bidi="zh_TW"/>
+        </w:rPr>
+      </w:r>
+    </w:p>
+    <w:p>
+      <w:pPr/>
+      <w:r>
+        <w:rPr>
+          <w:lang w:val="zh_TW" w:bidi="zh_TW"/>
+        </w:rPr>
+      </w:r>
+      <w:r>
+        <w:rPr>
+          <w:lang w:val="zh_TW" w:bidi="zh_TW"/>
+        </w:rPr>
+        <w:t>在希臘神話中，哈得斯（Hades）是冥界之神，也是宙斯（Zeus）的兄弟。哈得斯又名普路托（Pluto）。他擄走了珀耳塞福涅（Persephone），因而導致冬季來臨。他所統治的國度也稱為陰間（Hades，有時也稱為塔耳塔洛斯〔Tartarus〕）。陰間是一片黑暗之地，死者居住在那裡。</w:t>
+      </w:r>
+    </w:p>
+    <w:p>
+      <w:pPr/>
+      <w:r>
+        <w:rPr>
+          <w:lang w:val="zh_TW" w:bidi="zh_TW"/>
+        </w:rPr>
+      </w:r>
+      <w:r>
+        <w:rPr>
+          <w:lang w:val="zh_TW" w:bidi="zh_TW"/>
+        </w:rPr>
+        <w:t>奧德修斯（Odysseus）曾進入那個國度，並用血餵養亡魂，以求得返回家鄉的指引（荷馬〔Homer〕著的</w:t>
+      </w:r>
+      <w:r>
+        <w:rPr>
+          <w:i/>
+          <w:lang w:val="zh_TW" w:bidi="zh_TW"/>
+        </w:rPr>
+        <w:t>奧德賽〔Odyssey〕</w:t>
+      </w:r>
+      <w:r>
+        <w:rPr>
+          <w:lang w:val="zh_TW" w:bidi="zh_TW"/>
+        </w:rPr>
+        <w:t>4.834）。起初，希臘人將陰間視為墳墓或死人居住之處。無論善人或惡人，死後都會在那裡以如同影子般的狀態存在。後來，希臘人和羅馬人逐漸把陰間看作賞善罰惡之地。陰間成了一個有秩序並有守衛管理的國度，善人在極樂原野得到賞賜，惡人則受到懲罰（羅馬詩人維吉爾〔Virgil，公元前70–19年〕就是如此描述陰間）。</w:t>
+      </w:r>
+    </w:p>
+    <w:p>
+      <w:pPr/>
+      <w:r>
+        <w:rPr>
+          <w:lang w:val="zh_TW" w:bidi="zh_TW"/>
+        </w:rPr>
+      </w:r>
+      <w:r>
+        <w:rPr>
+          <w:lang w:val="zh_TW" w:bidi="zh_TW"/>
+        </w:rPr>
+        <w:t>「陰間（Hades）」這個詞對猶太人變得十分重要，因為他們用它來翻譯希伯來文的「陰間（Sheol）」。七十士譯本的譯者認為，這個希臘詞很適合用來翻譯這個希伯來文詞語。這兩個詞都可以指墳墓或死亡（</w:t>
+      </w:r>
+      <w:hyperlink r:id="rId156">
+        <w:r>
+          <w:rPr>
+            <w:lang w:val="zh_TW" w:bidi="zh_TW"/>
+          </w:rPr>
+          <w:rPr>
+            <w:color w:val="0000EE"/>
+            <w:u w:val="single"/>
+          </w:rPr>
+          <w:t>創37:35</w:t>
+        </w:r>
+      </w:hyperlink>
+      <w:r>
+        <w:rPr>
+          <w:lang w:val="zh_TW" w:bidi="zh_TW"/>
+        </w:rPr>
+        <w:t>；</w:t>
+      </w:r>
+      <w:hyperlink r:id="rId157">
+        <w:r>
+          <w:rPr>
+            <w:lang w:val="zh_TW" w:bidi="zh_TW"/>
+          </w:rPr>
+          <w:rPr>
+            <w:color w:val="0000EE"/>
+            <w:u w:val="single"/>
+          </w:rPr>
+          <w:t>箴5:5</w:t>
+        </w:r>
+      </w:hyperlink>
+      <w:r>
+        <w:rPr>
+          <w:lang w:val="zh_TW" w:bidi="zh_TW"/>
+        </w:rPr>
+        <w:t>，</w:t>
+      </w:r>
+      <w:hyperlink r:id="rId158">
+        <w:r>
+          <w:rPr>
+            <w:lang w:val="zh_TW" w:bidi="zh_TW"/>
+          </w:rPr>
+          <w:rPr>
+            <w:color w:val="0000EE"/>
+            <w:u w:val="single"/>
+          </w:rPr>
+          <w:t>7:27</w:t>
+        </w:r>
+      </w:hyperlink>
+      <w:r>
+        <w:rPr>
+          <w:lang w:val="zh_TW" w:bidi="zh_TW"/>
+        </w:rPr>
+        <w:t>）。這兩個詞也都是指一個黑暗的地下世界，在那裡的存在最多就只是如同影子一般（</w:t>
+      </w:r>
+      <w:hyperlink r:id="rId159">
+        <w:r>
+          <w:rPr>
+            <w:lang w:val="zh_TW" w:bidi="zh_TW"/>
+          </w:rPr>
+          <w:rPr>
+            <w:color w:val="0000EE"/>
+            <w:u w:val="single"/>
+          </w:rPr>
+          <w:t>伯10:21–22</w:t>
+        </w:r>
+      </w:hyperlink>
+      <w:r>
+        <w:rPr>
+          <w:lang w:val="zh_TW" w:bidi="zh_TW"/>
+        </w:rPr>
+        <w:t>，</w:t>
+      </w:r>
+      <w:hyperlink r:id="rId160">
+        <w:r>
+          <w:rPr>
+            <w:lang w:val="zh_TW" w:bidi="zh_TW"/>
+          </w:rPr>
+          <w:rPr>
+            <w:color w:val="0000EE"/>
+            <w:u w:val="single"/>
+          </w:rPr>
+          <w:t>38:17</w:t>
+        </w:r>
+      </w:hyperlink>
+      <w:r>
+        <w:rPr>
+          <w:lang w:val="zh_TW" w:bidi="zh_TW"/>
+        </w:rPr>
+        <w:t>；</w:t>
+      </w:r>
+      <w:hyperlink r:id="rId161">
+        <w:r>
+          <w:rPr>
+            <w:lang w:val="zh_TW" w:bidi="zh_TW"/>
+          </w:rPr>
+          <w:rPr>
+            <w:color w:val="0000EE"/>
+            <w:u w:val="single"/>
+          </w:rPr>
+          <w:t>賽14:9</w:t>
+        </w:r>
+      </w:hyperlink>
+      <w:r>
+        <w:rPr>
+          <w:lang w:val="zh_TW" w:bidi="zh_TW"/>
+        </w:rPr>
+        <w:t>）。</w:t>
+      </w:r>
+    </w:p>
+    <w:p>
+      <w:pPr/>
+      <w:r>
+        <w:rPr>
+          <w:lang w:val="zh_TW" w:bidi="zh_TW"/>
+        </w:rPr>
+      </w:r>
+      <w:r>
+        <w:rPr>
+          <w:lang w:val="zh_TW" w:bidi="zh_TW"/>
+        </w:rPr>
+        <w:t>陰間被描述為位於海洋之下，並且有門和閂（</w:t>
+      </w:r>
+      <w:hyperlink r:id="rId162">
+        <w:r>
+          <w:rPr>
+            <w:lang w:val="zh_TW" w:bidi="zh_TW"/>
+          </w:rPr>
+          <w:rPr>
+            <w:color w:val="0000EE"/>
+            <w:u w:val="single"/>
+          </w:rPr>
+          <w:t>伯26:5–6</w:t>
+        </w:r>
+      </w:hyperlink>
+      <w:r>
+        <w:rPr>
+          <w:lang w:val="zh_TW" w:bidi="zh_TW"/>
+        </w:rPr>
+        <w:t>，</w:t>
+      </w:r>
+      <w:hyperlink r:id="rId163">
+        <w:r>
+          <w:rPr>
+            <w:lang w:val="zh_TW" w:bidi="zh_TW"/>
+          </w:rPr>
+          <w:rPr>
+            <w:color w:val="0000EE"/>
+            <w:u w:val="single"/>
+          </w:rPr>
+          <w:t>17:16</w:t>
+        </w:r>
+      </w:hyperlink>
+      <w:r>
+        <w:rPr>
+          <w:lang w:val="zh_TW" w:bidi="zh_TW"/>
+        </w:rPr>
+        <w:t>；</w:t>
+      </w:r>
+      <w:hyperlink r:id="rId164">
+        <w:r>
+          <w:rPr>
+            <w:lang w:val="zh_TW" w:bidi="zh_TW"/>
+          </w:rPr>
+          <w:rPr>
+            <w:color w:val="0000EE"/>
+            <w:u w:val="single"/>
+          </w:rPr>
+          <w:t>拿2:2–3</w:t>
+        </w:r>
+      </w:hyperlink>
+      <w:r>
+        <w:rPr>
+          <w:lang w:val="zh_TW" w:bidi="zh_TW"/>
+        </w:rPr>
+        <w:t>）。善人或惡人都會到那裡去（</w:t>
+      </w:r>
+      <w:hyperlink r:id="rId165">
+        <w:r>
+          <w:rPr>
+            <w:lang w:val="zh_TW" w:bidi="zh_TW"/>
+          </w:rPr>
+          <w:rPr>
+            <w:color w:val="0000EE"/>
+            <w:u w:val="single"/>
+          </w:rPr>
+          <w:t>詩89:48</w:t>
+        </w:r>
+      </w:hyperlink>
+      <w:r>
+        <w:rPr>
+          <w:lang w:val="zh_TW" w:bidi="zh_TW"/>
+        </w:rPr>
+        <w:t>）。在較早期的聖經文獻中，人們看不到從陰間（Sheol／Hades）獲得釋放的盼望。</w:t>
+      </w:r>
+    </w:p>
+    <w:p>
+      <w:pPr/>
+      <w:r>
+        <w:rPr>
+          <w:lang w:val="zh_TW" w:bidi="zh_TW"/>
+        </w:rPr>
+      </w:r>
+      <w:r>
+        <w:rPr>
+          <w:lang w:val="zh_TW" w:bidi="zh_TW"/>
+        </w:rPr>
+        <w:t>路易斯（C. S. Lewis）在《銀椅（The Silver Chair）》中貼切地描寫了陰間這個觀念：「許多人沉淪下去，卻只有少數人能重返陽光照耀之地。」當然，這些描述都出現在詩歌文學中。我們很難確定希伯來人或希臘人究竟在多少程度上是按字面理解他們對陰間（Hades／Sheol）的描述。他們可能只是借用希臘詩歌中較早期的圖像化語言，來表達那些散文難以充分說明的概念。</w:t>
+      </w:r>
+    </w:p>
+    <w:p>
+      <w:pPr/>
+      <w:r>
+        <w:rPr>
+          <w:lang w:val="zh_TW" w:bidi="zh_TW"/>
+        </w:rPr>
+      </w:r>
+      <w:r>
+        <w:rPr>
+          <w:lang w:val="zh_TW" w:bidi="zh_TW"/>
+        </w:rPr>
+        <w:t>猶太人和希臘人都曾受到波斯文學的影響。猶太人從被擄之地歸回後，一些作者是在受到波斯文化影響的背景下寫成他們的作品（例如瑪拉基書、但以理書和一些詩篇）。</w:t>
+      </w:r>
+    </w:p>
+    <w:p>
+      <w:pPr/>
+      <w:r>
+        <w:rPr>
+          <w:lang w:val="zh_TW" w:bidi="zh_TW"/>
+        </w:rPr>
+      </w:r>
+      <w:r>
+        <w:rPr>
+          <w:lang w:val="zh_TW" w:bidi="zh_TW"/>
+        </w:rPr>
+        <w:t>希臘人則稍後才接觸到波斯文學（他們於公元前520至479年間與波斯人交戰，又於公元前334至330年間征服波斯帝國）。</w:t>
+      </w:r>
+    </w:p>
+    <w:p>
+      <w:pPr/>
+      <w:r>
+        <w:rPr>
+          <w:lang w:val="zh_TW" w:bidi="zh_TW"/>
+        </w:rPr>
+      </w:r>
+      <w:r>
+        <w:rPr>
+          <w:lang w:val="zh_TW" w:bidi="zh_TW"/>
+        </w:rPr>
+        <w:t>無論這種發展是否受到波斯文化的影響，在這個時期，人們逐漸形成了死後有賞賜和懲罰的觀念。對希臘人（以及羅馬人）和猶太人而言，陰間（Sheol／Hades）不再只是死者居住的幽暗之地，而成為了一個區分賞罰的地方。</w:t>
+      </w:r>
+    </w:p>
+    <w:p>
+      <w:pPr/>
+      <w:r>
+        <w:rPr>
+          <w:lang w:val="zh_TW" w:bidi="zh_TW"/>
+        </w:rPr>
+      </w:r>
+      <w:r>
+        <w:rPr>
+          <w:lang w:val="zh_TW" w:bidi="zh_TW"/>
+        </w:rPr>
+        <w:t>約瑟夫（Josephus）記載，法利賽人相信人在死後會得到賞賜或懲罰（</w:t>
+      </w:r>
+      <w:r>
+        <w:rPr>
+          <w:i/>
+          <w:lang w:val="zh_TW" w:bidi="zh_TW"/>
+        </w:rPr>
+        <w:t>猶太古史記〔Antiquities〕</w:t>
+      </w:r>
+      <w:r>
+        <w:rPr>
+          <w:lang w:val="zh_TW" w:bidi="zh_TW"/>
+        </w:rPr>
+        <w:t>18.1.3）。以諾一書（1 Enoch）二十二章也出現了類似的觀念。在這些猶太文獻中，陰間是死人共同所在之處，但其中分成兩個或更多區域。</w:t>
+      </w:r>
+    </w:p>
+    <w:p>
+      <w:pPr/>
+      <w:r>
+        <w:rPr>
+          <w:lang w:val="zh_TW" w:bidi="zh_TW"/>
+        </w:rPr>
+      </w:r>
+      <w:r>
+        <w:rPr>
+          <w:lang w:val="zh_TW" w:bidi="zh_TW"/>
+        </w:rPr>
+        <w:t>在其它猶太文獻中，陰間則專指惡人受苦的地方，而義人進入樂園（所羅門詩篇〔Psalms of Solomon〕14；</w:t>
+      </w:r>
+      <w:hyperlink r:id="rId166">
+        <w:r>
+          <w:rPr>
+            <w:lang w:val="zh_TW" w:bidi="zh_TW"/>
+          </w:rPr>
+          <w:rPr>
+            <w:color w:val="0000EE"/>
+            <w:u w:val="single"/>
+          </w:rPr>
+          <w:t>所羅門智訓〔Wisdom of Solomon〕2:1</w:t>
+        </w:r>
+      </w:hyperlink>
+      <w:r>
+        <w:rPr>
+          <w:lang w:val="zh_TW" w:bidi="zh_TW"/>
+        </w:rPr>
+        <w:t>、</w:t>
+      </w:r>
+      <w:hyperlink r:id="rId167">
+        <w:r>
+          <w:rPr>
+            <w:lang w:val="zh_TW" w:bidi="zh_TW"/>
+          </w:rPr>
+          <w:rPr>
+            <w:color w:val="0000EE"/>
+            <w:u w:val="single"/>
+          </w:rPr>
+          <w:t>3:1</w:t>
+        </w:r>
+      </w:hyperlink>
+      <w:r>
+        <w:rPr>
+          <w:lang w:val="zh_TW" w:bidi="zh_TW"/>
+        </w:rPr>
+        <w:t>）。因此，到了新約聖經時期開始的時候，陰間具有三種含義：</w:t>
+      </w:r>
+    </w:p>
+    <w:p>
+      <w:pPr>
+        <w:pStyle w:val="ListNumber"/>
+        <w:numPr>
+          <w:ilvl w:val="0"/>
+          <w:numId w:val="14"/>
+        </w:numPr>
+        <w:spacing w:line="240" w:lineRule="auto"/>
+        <w:ind w:left="720"/>
+      </w:pPr>
+      <w:r>
+        <w:rPr>
+          <w:lang w:val="zh_TW" w:bidi="zh_TW"/>
+        </w:rPr>
+      </w:r>
+      <w:r>
+        <w:rPr>
+          <w:lang w:val="zh_TW" w:bidi="zh_TW"/>
+        </w:rPr>
+        <w:t>死亡</w:t>
+      </w:r>
+    </w:p>
+    <w:p>
+      <w:pPr>
+        <w:pStyle w:val="ListNumber"/>
+        <w:spacing w:line="240" w:lineRule="auto"/>
+        <w:ind w:left="720"/>
+      </w:pPr>
+      <w:r>
+        <w:rPr>
+          <w:lang w:val="zh_TW" w:bidi="zh_TW"/>
+        </w:rPr>
+      </w:r>
+      <w:r>
+        <w:rPr>
+          <w:lang w:val="zh_TW" w:bidi="zh_TW"/>
+        </w:rPr>
+        <w:t>所有死者所在之處，以及</w:t>
+      </w:r>
+    </w:p>
+    <w:p>
+      <w:pPr>
+        <w:pStyle w:val="ListNumber"/>
+        <w:spacing w:line="240" w:lineRule="auto"/>
+        <w:ind w:left="720"/>
+      </w:pPr>
+      <w:r>
+        <w:rPr>
+          <w:lang w:val="zh_TW" w:bidi="zh_TW"/>
+        </w:rPr>
+      </w:r>
+      <w:r>
+        <w:rPr>
+          <w:lang w:val="zh_TW" w:bidi="zh_TW"/>
+        </w:rPr>
+        <w:t>只有惡人死後才去的地方。</w:t>
+      </w:r>
+    </w:p>
+    <w:p>
+      <w:pPr/>
+      <w:r>
+        <w:rPr>
+          <w:lang w:val="zh_TW" w:bidi="zh_TW"/>
+        </w:rPr>
+      </w:r>
+      <w:r>
+        <w:rPr>
+          <w:lang w:val="zh_TW" w:bidi="zh_TW"/>
+        </w:rPr>
+        <w:t>作者在特定經文中使用哪一種含義，必須根據上下文來判斷。</w:t>
+      </w:r>
+    </w:p>
+    <w:p>
+      <w:pPr/>
+      <w:r>
+        <w:rPr>
+          <w:lang w:val="zh_TW" w:bidi="zh_TW"/>
+        </w:rPr>
+      </w:r>
+      <w:r>
+        <w:rPr>
+          <w:lang w:val="zh_TW" w:bidi="zh_TW"/>
+        </w:rPr>
+        <w:t>這三種含義都出現在新約聖經中。例如在</w:t>
+      </w:r>
+      <w:hyperlink r:id="rId168">
+        <w:r>
+          <w:rPr>
+            <w:lang w:val="zh_TW" w:bidi="zh_TW"/>
+          </w:rPr>
+          <w:rPr>
+            <w:color w:val="0000EE"/>
+            <w:u w:val="single"/>
+          </w:rPr>
+          <w:t>馬太福音十一章23節</w:t>
+        </w:r>
+      </w:hyperlink>
+      <w:r>
+        <w:rPr>
+          <w:lang w:val="zh_TW" w:bidi="zh_TW"/>
+        </w:rPr>
+        <w:t>和</w:t>
+      </w:r>
+      <w:hyperlink r:id="rId169">
+        <w:r>
+          <w:rPr>
+            <w:lang w:val="zh_TW" w:bidi="zh_TW"/>
+          </w:rPr>
+          <w:rPr>
+            <w:color w:val="0000EE"/>
+            <w:u w:val="single"/>
+          </w:rPr>
+          <w:t>路加福音十章15節</w:t>
+        </w:r>
+      </w:hyperlink>
+      <w:r>
+        <w:rPr>
+          <w:lang w:val="zh_TW" w:bidi="zh_TW"/>
+        </w:rPr>
+        <w:t>，耶穌提到迦百農將要墜落陰間。祂很有可能是指這座城將要「死亡」或遭到毀滅。在這段經文中，「陰間」的意思是「死亡」，正如「天上」代表「高升」一樣。</w:t>
+      </w:r>
+    </w:p>
+    <w:p>
+      <w:pPr/>
+      <w:r>
+        <w:rPr>
+          <w:lang w:val="zh_TW" w:bidi="zh_TW"/>
+        </w:rPr>
+      </w:r>
+      <w:hyperlink r:id="rId170">
+        <w:r>
+          <w:rPr>
+            <w:lang w:val="zh_TW" w:bidi="zh_TW"/>
+          </w:rPr>
+          <w:rPr>
+            <w:color w:val="0000EE"/>
+            <w:u w:val="single"/>
+          </w:rPr>
+          <w:t>啟示錄六章8節</w:t>
+        </w:r>
+      </w:hyperlink>
+      <w:r>
+        <w:rPr>
+          <w:lang w:val="zh_TW" w:bidi="zh_TW"/>
+        </w:rPr>
+        <w:t>也顯示出這種用法：死亡騎著馬前來，而陰間（死亡的象徵）緊隨其後。以擬人法描寫陰間，很可能是源自舊約聖經。舊約聖經經常會將陰間（Sheol／Hades）描繪成吞吃人的怪物（</w:t>
+      </w:r>
+      <w:hyperlink r:id="rId171">
+        <w:r>
+          <w:rPr>
+            <w:lang w:val="zh_TW" w:bidi="zh_TW"/>
+          </w:rPr>
+          <w:rPr>
+            <w:color w:val="0000EE"/>
+            <w:u w:val="single"/>
+          </w:rPr>
+          <w:t>箴1:12</w:t>
+        </w:r>
+      </w:hyperlink>
+      <w:r>
+        <w:rPr>
+          <w:lang w:val="zh_TW" w:bidi="zh_TW"/>
+        </w:rPr>
+        <w:t>，</w:t>
+      </w:r>
+      <w:hyperlink r:id="rId172">
+        <w:r>
+          <w:rPr>
+            <w:lang w:val="zh_TW" w:bidi="zh_TW"/>
+          </w:rPr>
+          <w:rPr>
+            <w:color w:val="0000EE"/>
+            <w:u w:val="single"/>
+          </w:rPr>
+          <w:t>27:20</w:t>
+        </w:r>
+      </w:hyperlink>
+      <w:r>
+        <w:rPr>
+          <w:lang w:val="zh_TW" w:bidi="zh_TW"/>
+        </w:rPr>
+        <w:t>，</w:t>
+      </w:r>
+      <w:hyperlink r:id="rId173">
+        <w:r>
+          <w:rPr>
+            <w:lang w:val="zh_TW" w:bidi="zh_TW"/>
+          </w:rPr>
+          <w:rPr>
+            <w:color w:val="0000EE"/>
+            <w:u w:val="single"/>
+          </w:rPr>
+          <w:t>30:16</w:t>
+        </w:r>
+      </w:hyperlink>
+      <w:r>
+        <w:rPr>
+          <w:lang w:val="zh_TW" w:bidi="zh_TW"/>
+        </w:rPr>
+        <w:t>；</w:t>
+      </w:r>
+      <w:hyperlink r:id="rId174">
+        <w:r>
+          <w:rPr>
+            <w:lang w:val="zh_TW" w:bidi="zh_TW"/>
+          </w:rPr>
+          <w:rPr>
+            <w:color w:val="0000EE"/>
+            <w:u w:val="single"/>
+          </w:rPr>
+          <w:t>賽5:14</w:t>
+        </w:r>
+      </w:hyperlink>
+      <w:r>
+        <w:rPr>
+          <w:lang w:val="zh_TW" w:bidi="zh_TW"/>
+        </w:rPr>
+        <w:t>，</w:t>
+      </w:r>
+      <w:hyperlink r:id="rId175">
+        <w:r>
+          <w:rPr>
+            <w:lang w:val="zh_TW" w:bidi="zh_TW"/>
+          </w:rPr>
+          <w:rPr>
+            <w:color w:val="0000EE"/>
+            <w:u w:val="single"/>
+          </w:rPr>
+          <w:t>28:15</w:t>
+        </w:r>
+      </w:hyperlink>
+      <w:r>
+        <w:rPr>
+          <w:lang w:val="zh_TW" w:bidi="zh_TW"/>
+        </w:rPr>
+        <w:t>、</w:t>
+      </w:r>
+      <w:hyperlink r:id="rId175">
+        <w:r>
+          <w:rPr>
+            <w:lang w:val="zh_TW" w:bidi="zh_TW"/>
+          </w:rPr>
+          <w:rPr>
+            <w:color w:val="0000EE"/>
+            <w:u w:val="single"/>
+          </w:rPr>
+          <w:t>18</w:t>
+        </w:r>
+      </w:hyperlink>
+      <w:r>
+        <w:rPr>
+          <w:lang w:val="zh_TW" w:bidi="zh_TW"/>
+        </w:rPr>
+        <w:t>；</w:t>
+      </w:r>
+      <w:hyperlink r:id="rId176">
+        <w:r>
+          <w:rPr>
+            <w:lang w:val="zh_TW" w:bidi="zh_TW"/>
+          </w:rPr>
+          <w:rPr>
+            <w:color w:val="0000EE"/>
+            <w:u w:val="single"/>
+          </w:rPr>
+          <w:t>哈2:5</w:t>
+        </w:r>
+      </w:hyperlink>
+      <w:r>
+        <w:rPr>
+          <w:lang w:val="zh_TW" w:bidi="zh_TW"/>
+        </w:rPr>
+        <w:t>）。</w:t>
+      </w:r>
+    </w:p>
+    <w:p>
+      <w:pPr/>
+      <w:r>
+        <w:rPr>
+          <w:lang w:val="zh_TW" w:bidi="zh_TW"/>
+        </w:rPr>
+      </w:r>
+      <w:hyperlink r:id="rId177">
+        <w:r>
+          <w:rPr>
+            <w:lang w:val="zh_TW" w:bidi="zh_TW"/>
+          </w:rPr>
+          <w:rPr>
+            <w:color w:val="0000EE"/>
+            <w:u w:val="single"/>
+          </w:rPr>
+          <w:t>馬太福音十六章18節</w:t>
+        </w:r>
+      </w:hyperlink>
+      <w:r>
+        <w:rPr>
+          <w:lang w:val="zh_TW" w:bidi="zh_TW"/>
+        </w:rPr>
+        <w:t>中的「陰間」一詞較難理解。耶穌說，祂要把教會建造在磐石上，而陰間的門不能勝過它。這裡的死人之地（具有門和閂的陰間）象徵死亡。基督徒確實可能被殺害，但死亡（即陰間的門）不能永遠拘禁他們，正如它不能拘禁基督一樣。祂衝破陰間而出，也必領祂的百姓從其中出來。</w:t>
+      </w:r>
+    </w:p>
+    <w:p>
+      <w:pPr/>
+      <w:r>
+        <w:rPr>
+          <w:lang w:val="zh_TW" w:bidi="zh_TW"/>
+        </w:rPr>
+      </w:r>
+      <w:hyperlink r:id="rId178">
+        <w:r>
+          <w:rPr>
+            <w:lang w:val="zh_TW" w:bidi="zh_TW"/>
+          </w:rPr>
+          <w:rPr>
+            <w:color w:val="0000EE"/>
+            <w:u w:val="single"/>
+          </w:rPr>
+          <w:t>使徒行傳二章27節</w:t>
+        </w:r>
+      </w:hyperlink>
+      <w:r>
+        <w:rPr>
+          <w:lang w:val="zh_TW" w:bidi="zh_TW"/>
+        </w:rPr>
+        <w:t>（引用</w:t>
+      </w:r>
+      <w:hyperlink r:id="rId179">
+        <w:r>
+          <w:rPr>
+            <w:lang w:val="zh_TW" w:bidi="zh_TW"/>
+          </w:rPr>
+          <w:rPr>
+            <w:color w:val="0000EE"/>
+            <w:u w:val="single"/>
+          </w:rPr>
+          <w:t>詩16:10</w:t>
+        </w:r>
+      </w:hyperlink>
+      <w:r>
+        <w:rPr>
+          <w:lang w:val="zh_TW" w:bidi="zh_TW"/>
+        </w:rPr>
+        <w:t>）也是這個意思。基督並沒有一直停留在死亡之中，祂的生命也沒有留在陰間。祂不像大衛那樣仍然留在墳墓裡，而是從死人中復活了。在這兩處經文中，陰間可能只是死亡的象徵；也可能表示基督和基督徒確實曾進入一個稱為陰間的死人之地。不過，前一種解釋大概較符合作者的意思。無論如何，既然基督已經復活，祂就已經勝過死亡和陰間。</w:t>
+      </w:r>
+      <w:hyperlink r:id="rId180">
+        <w:r>
+          <w:rPr>
+            <w:lang w:val="zh_TW" w:bidi="zh_TW"/>
+          </w:rPr>
+          <w:rPr>
+            <w:color w:val="0000EE"/>
+            <w:u w:val="single"/>
+          </w:rPr>
+          <w:t>啟示錄一章18節</w:t>
+        </w:r>
+      </w:hyperlink>
+      <w:r>
+        <w:rPr>
+          <w:lang w:val="zh_TW" w:bidi="zh_TW"/>
+        </w:rPr>
+        <w:t>描繪祂為那位拿著死亡和陰間鑰匙（掌管權）的主。</w:t>
+      </w:r>
+    </w:p>
+    <w:p>
+      <w:pPr/>
+      <w:r>
+        <w:rPr>
+          <w:lang w:val="zh_TW" w:bidi="zh_TW"/>
+        </w:rPr>
+      </w:r>
+      <w:r>
+        <w:rPr>
+          <w:lang w:val="zh_TW" w:bidi="zh_TW"/>
+        </w:rPr>
+        <w:t>新約聖經有兩處經文把陰間描述為死人所在之處：</w:t>
+      </w:r>
+      <w:hyperlink r:id="rId181">
+        <w:r>
+          <w:rPr>
+            <w:lang w:val="zh_TW" w:bidi="zh_TW"/>
+          </w:rPr>
+          <w:rPr>
+            <w:color w:val="0000EE"/>
+            <w:u w:val="single"/>
+          </w:rPr>
+          <w:t>啟示錄二十章13至14節</w:t>
+        </w:r>
+      </w:hyperlink>
+      <w:r>
+        <w:rPr>
+          <w:lang w:val="zh_TW" w:bidi="zh_TW"/>
+        </w:rPr>
+        <w:t>和</w:t>
+      </w:r>
+      <w:hyperlink r:id="rId182">
+        <w:r>
+          <w:rPr>
+            <w:lang w:val="zh_TW" w:bidi="zh_TW"/>
+          </w:rPr>
+          <w:rPr>
+            <w:color w:val="0000EE"/>
+            <w:u w:val="single"/>
+          </w:rPr>
+          <w:t>路加福音十六章23節</w:t>
+        </w:r>
+      </w:hyperlink>
+      <w:r>
+        <w:rPr>
+          <w:lang w:val="zh_TW" w:bidi="zh_TW"/>
+        </w:rPr>
+        <w:t>。在</w:t>
+      </w:r>
+      <w:hyperlink r:id="rId183">
+        <w:r>
+          <w:rPr>
+            <w:lang w:val="zh_TW" w:bidi="zh_TW"/>
+          </w:rPr>
+          <w:rPr>
+            <w:color w:val="0000EE"/>
+            <w:u w:val="single"/>
+          </w:rPr>
+          <w:t>啟示錄二十章</w:t>
+        </w:r>
+      </w:hyperlink>
+      <w:r>
+        <w:rPr>
+          <w:lang w:val="zh_TW" w:bidi="zh_TW"/>
+        </w:rPr>
+        <w:t>中，陰間交出其中的死人（究竟是所有死人，還是只有死去的惡人，則取決於個人對末世論的理解），使復活得以完成。當惡人受審判並被扔進火湖（即地獄）時，陰間也被扔進火湖裡。然而，</w:t>
+      </w:r>
+      <w:hyperlink r:id="rId182">
+        <w:r>
+          <w:rPr>
+            <w:lang w:val="zh_TW" w:bidi="zh_TW"/>
+          </w:rPr>
+          <w:rPr>
+            <w:color w:val="0000EE"/>
+            <w:u w:val="single"/>
+          </w:rPr>
+          <w:t>路加福音十六章23節</w:t>
+        </w:r>
+      </w:hyperlink>
+      <w:r>
+        <w:rPr>
+          <w:lang w:val="zh_TW" w:bidi="zh_TW"/>
+        </w:rPr>
+        <w:t>明白的將陰間描述為惡人死後所在之處。在那裡，財主在火焰中受痛苦，而窮人拉撒路則進入樂園（亞伯拉罕的懷裡）。</w:t>
+      </w:r>
+    </w:p>
+    <w:p>
+      <w:pPr/>
+      <w:r>
+        <w:rPr>
+          <w:lang w:val="zh_TW" w:bidi="zh_TW"/>
+        </w:rPr>
+      </w:r>
+      <w:r>
+        <w:rPr>
+          <w:lang w:val="zh_TW" w:bidi="zh_TW"/>
+        </w:rPr>
+        <w:t>因此，正如在猶太文獻中一樣，陰間在新約聖經中有三種含義：</w:t>
+      </w:r>
+    </w:p>
+    <w:p>
+      <w:pPr>
+        <w:pStyle w:val="ListNumber"/>
+        <w:numPr>
+          <w:ilvl w:val="0"/>
+          <w:numId w:val="15"/>
+        </w:numPr>
+        <w:spacing w:line="240" w:lineRule="auto"/>
+        <w:ind w:left="720"/>
+      </w:pPr>
+      <w:r>
+        <w:rPr>
+          <w:lang w:val="zh_TW" w:bidi="zh_TW"/>
+        </w:rPr>
+      </w:r>
+      <w:r>
+        <w:rPr>
+          <w:lang w:val="zh_TW" w:bidi="zh_TW"/>
+        </w:rPr>
+        <w:t>死亡及其權勢。這是最常見的意思，特別是在比喻性的用法中。</w:t>
+      </w:r>
+    </w:p>
+    <w:p>
+      <w:pPr>
+        <w:pStyle w:val="ListNumber"/>
+        <w:spacing w:line="240" w:lineRule="auto"/>
+        <w:ind w:left="720"/>
+      </w:pPr>
+      <w:r>
+        <w:rPr>
+          <w:lang w:val="zh_TW" w:bidi="zh_TW"/>
+        </w:rPr>
+      </w:r>
+      <w:r>
+        <w:rPr>
+          <w:lang w:val="zh_TW" w:bidi="zh_TW"/>
+        </w:rPr>
+        <w:t>死人所在之處。當作者想把所有死人視為一個整體來談論時，便會使用這個意思。</w:t>
+      </w:r>
+    </w:p>
+    <w:p>
+      <w:pPr>
+        <w:pStyle w:val="ListNumber"/>
+        <w:spacing w:line="240" w:lineRule="auto"/>
+        <w:ind w:left="720"/>
+      </w:pPr>
+      <w:r>
+        <w:rPr>
+          <w:lang w:val="zh_TW" w:bidi="zh_TW"/>
+        </w:rPr>
+      </w:r>
+      <w:r>
+        <w:rPr>
+          <w:lang w:val="zh_TW" w:bidi="zh_TW"/>
+        </w:rPr>
+        <w:t>惡人死後在末後審判之前受痛苦之處。這是最狹義的用法，在新約聖經中只出現一次（</w:t>
+      </w:r>
+      <w:hyperlink r:id="rId182">
+        <w:r>
+          <w:rPr>
+            <w:lang w:val="zh_TW" w:bidi="zh_TW"/>
+          </w:rPr>
+          <w:rPr>
+            <w:color w:val="0000EE"/>
+            <w:u w:val="single"/>
+          </w:rPr>
+          <w:t>路16:23</w:t>
+        </w:r>
+      </w:hyperlink>
+      <w:r>
+        <w:rPr>
+          <w:lang w:val="zh_TW" w:bidi="zh_TW"/>
+        </w:rPr>
+        <w:t>）。聖經沒有詳細描述這種痛苦。但丁（Dante）在</w:t>
+      </w:r>
+      <w:r>
+        <w:rPr>
+          <w:i/>
+          <w:lang w:val="zh_TW" w:bidi="zh_TW"/>
+        </w:rPr>
+        <w:t>地獄篇（The Inferno）</w:t>
+      </w:r>
+      <w:r>
+        <w:rPr>
+          <w:lang w:val="zh_TW" w:bidi="zh_TW"/>
+        </w:rPr>
+        <w:t>中所描繪的陰間，更多是根據後來的推測，以及希臘羅馬人對陰間的理解，而不是根據聖經本身。</w:t>
+      </w:r>
+    </w:p>
+    <w:p>
+      <w:pPr/>
+      <w:r>
+        <w:rPr>
+          <w:lang w:val="zh_TW" w:bidi="zh_TW"/>
+        </w:rPr>
+      </w:r>
+      <w:r>
+        <w:rPr>
+          <w:i/>
+          <w:lang w:val="zh_TW" w:bidi="zh_TW"/>
+        </w:rPr>
+        <w:t>另見</w:t>
+      </w:r>
+      <w:r>
+        <w:rPr>
+          <w:lang w:val="zh_TW" w:bidi="zh_TW"/>
+        </w:rPr>
+        <w:t xml:space="preserve"> </w:t>
+      </w:r>
+      <w:r>
+        <w:rPr>
+          <w:lang w:val="zh_TW" w:bidi="zh_TW"/>
+        </w:rPr>
+        <w:t>死者之地</w:t>
+      </w:r>
+      <w:r>
+        <w:rPr>
+          <w:lang w:val="zh_TW" w:bidi="zh_TW"/>
+        </w:rPr>
+        <w:t>；</w:t>
+      </w:r>
+      <w:r>
+        <w:rPr>
+          <w:lang w:val="zh_TW" w:bidi="zh_TW"/>
+        </w:rPr>
+        <w:t>地獄（Gehenna）</w:t>
+      </w:r>
+      <w:r>
+        <w:rPr>
+          <w:lang w:val="zh_TW" w:bidi="zh_TW"/>
+        </w:rPr>
+        <w:t>；</w:t>
+      </w:r>
+      <w:r>
+        <w:rPr>
+          <w:lang w:val="zh_TW" w:bidi="zh_TW"/>
+        </w:rPr>
+        <w:t>地獄（Hell）</w:t>
+      </w:r>
+      <w:r>
+        <w:rPr>
+          <w:lang w:val="zh_TW" w:bidi="zh_TW"/>
+        </w:rPr>
+        <w:t>；</w:t>
+      </w:r>
+      <w:r>
+        <w:rPr>
+          <w:lang w:val="zh_TW" w:bidi="zh_TW"/>
+        </w:rPr>
         <w:t>陰間（Sheol）</w:t>
       </w:r>
       <w:r>
         <w:rPr>
           <w:lang w:val="zh_TW" w:bidi="zh_TW"/>
         </w:rPr>
+        <w:t>。</w:t>
+      </w:r>
+      <w:r>
+        <w:rPr>
+          <w:lang w:val="zh_TW" w:bidi="zh_TW"/>
+        </w:rPr>
+      </w:r>
+      <w:r>
+        <w:rPr>
+          <w:lang w:val="zh_TW" w:bidi="zh_TW"/>
+        </w:rPr>
+      </w:r>
+    </w:p>
+    <w:p>
+      <w:pPr/>
+      <w:r>
+        <w:rPr>
+          <w:lang w:val="zh_TW" w:bidi="zh_TW"/>
+        </w:rPr>
+      </w:r>
+    </w:p>
+    <w:p>
+      <w:pPr>
+        <w:pStyle w:val="Heading2"/>
+      </w:pPr>
+      <w:r>
+        <w:rPr>
+          <w:lang w:val="zh_TW" w:bidi="zh_TW"/>
+        </w:rPr>
+        <w:t>陰間（Sheol）</w:t>
+      </w:r>
+      <w:r>
+        <w:rPr>
+          <w:lang w:val="zh_TW" w:bidi="zh_TW"/>
+        </w:rPr>
       </w:r>
     </w:p>
     <w:p>
@@ -6280,7 +7316,7 @@
         </w:rPr>
         <w:t>這是希伯來文中表示死者所在之地的詞。在一般的用法中，它的意思是「深谷」、「深淵」、「冥界」或「死者的世界」。在舊約聖經中，陰間是死者所在的地方，是地下的一個虛空的空間，死者都被聚集在這裡。陰間的同義詞有「坑」、「死亡」和「毀滅」（亞巴頓）。陰間是一個幽暗、完全寂靜的地方。在這裡，所有的存在都是停滯狀態，但它並不是一個不存在的地方，而是一個生命不復存在的地方。它也被稱為遺忘之地。住在那裡的人無法讚美神（</w:t>
       </w:r>
-      <w:hyperlink r:id="rId156">
+      <w:hyperlink r:id="rId184">
         <w:r>
           <w:rPr>
             <w:lang w:val="zh_TW" w:bidi="zh_TW"/>
@@ -6298,7 +7334,7 @@
         </w:rPr>
         <w:t>）。在啟示錄中，它被稱為是亞巴頓掌管的「無底坑」，而亞巴頓是那裡的王（</w:t>
       </w:r>
-      <w:hyperlink r:id="rId157">
+      <w:hyperlink r:id="rId185">
         <w:r>
           <w:rPr>
             <w:lang w:val="zh_TW" w:bidi="zh_TW"/>
@@ -6330,7 +7366,7 @@
         </w:rPr>
         <w:t>然而，陰間也不是神完全缺席的地方；人即使在陰間，也無法逃避神（</w:t>
       </w:r>
-      <w:hyperlink r:id="rId158">
+      <w:hyperlink r:id="rId186">
         <w:r>
           <w:rPr>
             <w:lang w:val="zh_TW" w:bidi="zh_TW"/>
@@ -6360,6 +7396,274 @@
         </w:rPr>
         <w:t>」（</w:t>
       </w:r>
+      <w:hyperlink r:id="rId187">
+        <w:r>
+          <w:rPr>
+            <w:lang w:val="zh_TW" w:bidi="zh_TW"/>
+          </w:rPr>
+          <w:rPr>
+            <w:color w:val="0000EE"/>
+            <w:u w:val="single"/>
+          </w:rPr>
+          <w:t>伯26:6</w:t>
+        </w:r>
+      </w:hyperlink>
+      <w:r>
+        <w:rPr>
+          <w:lang w:val="zh_TW" w:bidi="zh_TW"/>
+        </w:rPr>
+        <w:t>）。箴言描述了類似的思想：「</w:t>
+      </w:r>
+      <w:r>
+        <w:rPr>
+          <w:lang w:val="zh_TW" w:bidi="zh_TW"/>
+        </w:rPr>
+        <w:t>陰間和滅亡尚在耶和華眼前， 何況世人的心呢</w:t>
+      </w:r>
+      <w:r>
+        <w:rPr>
+          <w:lang w:val="zh_TW" w:bidi="zh_TW"/>
+        </w:rPr>
+        <w:t>」（</w:t>
+      </w:r>
+      <w:hyperlink r:id="rId188">
+        <w:r>
+          <w:rPr>
+            <w:lang w:val="zh_TW" w:bidi="zh_TW"/>
+          </w:rPr>
+          <w:rPr>
+            <w:color w:val="0000EE"/>
+            <w:u w:val="single"/>
+          </w:rPr>
+          <w:t>箴15:11</w:t>
+        </w:r>
+      </w:hyperlink>
+      <w:r>
+        <w:rPr>
+          <w:lang w:val="zh_TW" w:bidi="zh_TW"/>
+        </w:rPr>
+        <w:t>）。在這兩段經文中，陰間和亞巴頓（和合本譯為：滅亡）是可以互換使用的。亞巴頓的字面意思是「毀滅」，但在啟示錄中它被用作一個名字。</w:t>
+      </w:r>
+    </w:p>
+    <w:p>
+      <w:pPr/>
+      <w:r>
+        <w:rPr>
+          <w:lang w:val="zh_TW" w:bidi="zh_TW"/>
+        </w:rPr>
+      </w:r>
+      <w:r>
+        <w:rPr>
+          <w:lang w:val="zh_TW" w:bidi="zh_TW"/>
+        </w:rPr>
+        <w:t>在聖經中，死亡並非是自然地發生。死亡違背了生命的原則，而生命是神的禮物。因此，陰間不僅是安息之地，也是懲罰之地。可拉和他的同黨發起對摩西的反對，他們被地所開的口吞滅，在陰間滅亡了（</w:t>
+      </w:r>
+      <w:hyperlink r:id="rId189">
+        <w:r>
+          <w:rPr>
+            <w:lang w:val="zh_TW" w:bidi="zh_TW"/>
+          </w:rPr>
+          <w:rPr>
+            <w:color w:val="0000EE"/>
+            <w:u w:val="single"/>
+          </w:rPr>
+          <w:t>民16:30–33</w:t>
+        </w:r>
+      </w:hyperlink>
+      <w:r>
+        <w:rPr>
+          <w:lang w:val="zh_TW" w:bidi="zh_TW"/>
+        </w:rPr>
+        <w:t>）。對死亡的恐懼是人的天性，因此，陰間成為</w:t>
+      </w:r>
+      <w:r>
+        <w:rPr>
+          <w:lang w:val="zh_TW" w:bidi="zh_TW"/>
+        </w:rPr>
+        <w:t>去而不返</w:t>
+      </w:r>
+      <w:r>
+        <w:rPr>
+          <w:lang w:val="zh_TW" w:bidi="zh_TW"/>
+        </w:rPr>
+        <w:t>的象徵 （</w:t>
+      </w:r>
+      <w:hyperlink r:id="rId190">
+        <w:r>
+          <w:rPr>
+            <w:lang w:val="zh_TW" w:bidi="zh_TW"/>
+          </w:rPr>
+          <w:rPr>
+            <w:color w:val="0000EE"/>
+            <w:u w:val="single"/>
+          </w:rPr>
+          <w:t>詩39:12–13</w:t>
+        </w:r>
+      </w:hyperlink>
+      <w:r>
+        <w:rPr>
+          <w:lang w:val="zh_TW" w:bidi="zh_TW"/>
+        </w:rPr>
+        <w:t>）。猶大王希西家在病榻上哀嘆：「</w:t>
+      </w:r>
+      <w:r>
+        <w:rPr>
+          <w:lang w:val="zh_TW" w:bidi="zh_TW"/>
+        </w:rPr>
+        <w:t>正在我中年之日 必進入陰間的門； 我餘剩的年歲不得享受</w:t>
+      </w:r>
+      <w:r>
+        <w:rPr>
+          <w:lang w:val="zh_TW" w:bidi="zh_TW"/>
+        </w:rPr>
+        <w:t>」（</w:t>
+      </w:r>
+      <w:hyperlink r:id="rId191">
+        <w:r>
+          <w:rPr>
+            <w:lang w:val="zh_TW" w:bidi="zh_TW"/>
+          </w:rPr>
+          <w:rPr>
+            <w:color w:val="0000EE"/>
+            <w:u w:val="single"/>
+          </w:rPr>
+          <w:t>賽38:10</w:t>
+        </w:r>
+      </w:hyperlink>
+      <w:r>
+        <w:rPr>
+          <w:lang w:val="zh_TW" w:bidi="zh_TW"/>
+        </w:rPr>
+        <w:t>）。</w:t>
+      </w:r>
+    </w:p>
+    <w:p>
+      <w:pPr/>
+      <w:r>
+        <w:rPr>
+          <w:lang w:val="zh_TW" w:bidi="zh_TW"/>
+        </w:rPr>
+      </w:r>
+      <w:r>
+        <w:rPr>
+          <w:lang w:val="zh_TW" w:bidi="zh_TW"/>
+        </w:rPr>
+        <w:t>舊約聖經中的陰間（Sheol）與後來的地獄或希臘文中的陰間（Hades）的教義不同，它是所有死者，無論是好人還是壞人，聖人還是罪人，都要聚集的地方。死亡意味著與先前去世的人團聚。當猶太人死去時，他「</w:t>
+      </w:r>
+      <w:r>
+        <w:rPr>
+          <w:lang w:val="zh_TW" w:bidi="zh_TW"/>
+        </w:rPr>
+        <w:t>歸到他列祖那裏</w:t>
+      </w:r>
+      <w:r>
+        <w:rPr>
+          <w:lang w:val="zh_TW" w:bidi="zh_TW"/>
+        </w:rPr>
+        <w:t>」（參</w:t>
+      </w:r>
+      <w:hyperlink r:id="rId192">
+        <w:r>
+          <w:rPr>
+            <w:lang w:val="zh_TW" w:bidi="zh_TW"/>
+          </w:rPr>
+          <w:rPr>
+            <w:color w:val="0000EE"/>
+            <w:u w:val="single"/>
+          </w:rPr>
+          <w:t>創25:8</w:t>
+        </w:r>
+      </w:hyperlink>
+      <w:r>
+        <w:rPr>
+          <w:lang w:val="zh_TW" w:bidi="zh_TW"/>
+        </w:rPr>
+        <w:t>、</w:t>
+      </w:r>
+      <w:hyperlink r:id="rId192">
+        <w:r>
+          <w:rPr>
+            <w:lang w:val="zh_TW" w:bidi="zh_TW"/>
+          </w:rPr>
+          <w:rPr>
+            <w:color w:val="0000EE"/>
+            <w:u w:val="single"/>
+          </w:rPr>
+          <w:t>17</w:t>
+        </w:r>
+      </w:hyperlink>
+      <w:r>
+        <w:rPr>
+          <w:lang w:val="zh_TW" w:bidi="zh_TW"/>
+        </w:rPr>
+        <w:t>，</w:t>
+      </w:r>
+      <w:hyperlink r:id="rId193">
+        <w:r>
+          <w:rPr>
+            <w:lang w:val="zh_TW" w:bidi="zh_TW"/>
+          </w:rPr>
+          <w:rPr>
+            <w:color w:val="0000EE"/>
+            <w:u w:val="single"/>
+          </w:rPr>
+          <w:t>35:29</w:t>
+        </w:r>
+      </w:hyperlink>
+      <w:r>
+        <w:rPr>
+          <w:lang w:val="zh_TW" w:bidi="zh_TW"/>
+        </w:rPr>
+        <w:t>，</w:t>
+      </w:r>
+      <w:hyperlink r:id="rId194">
+        <w:r>
+          <w:rPr>
+            <w:lang w:val="zh_TW" w:bidi="zh_TW"/>
+          </w:rPr>
+          <w:rPr>
+            <w:color w:val="0000EE"/>
+            <w:u w:val="single"/>
+          </w:rPr>
+          <w:t>49:29</w:t>
+        </w:r>
+      </w:hyperlink>
+      <w:r>
+        <w:rPr>
+          <w:lang w:val="zh_TW" w:bidi="zh_TW"/>
+        </w:rPr>
+        <w:t>）。在陰間之外似乎沒有希望（參</w:t>
+      </w:r>
+      <w:hyperlink r:id="rId195">
+        <w:r>
+          <w:rPr>
+            <w:lang w:val="zh_TW" w:bidi="zh_TW"/>
+          </w:rPr>
+          <w:rPr>
+            <w:color w:val="0000EE"/>
+            <w:u w:val="single"/>
+          </w:rPr>
+          <w:t>傳9:10</w:t>
+        </w:r>
+      </w:hyperlink>
+      <w:r>
+        <w:rPr>
+          <w:lang w:val="zh_TW" w:bidi="zh_TW"/>
+        </w:rPr>
+        <w:t>）。約伯記悽涼地描述了死亡的極度絕望：「叫我在往而不返之先，就是往黑暗和死蔭之地以先……</w:t>
+      </w:r>
+      <w:r>
+        <w:rPr>
+          <w:lang w:val="zh_TW" w:bidi="zh_TW"/>
+        </w:rPr>
+        <w:t>那地甚是幽暗，是死蔭混沌 之地； 那裏的光好像幽暗</w:t>
+      </w:r>
+      <w:r>
+        <w:rPr>
+          <w:lang w:val="zh_TW" w:bidi="zh_TW"/>
+        </w:rPr>
+        <w:t>」（</w:t>
+      </w:r>
       <w:hyperlink r:id="rId159">
         <w:r>
           <w:rPr>
@@ -6369,129 +7673,25 @@
             <w:color w:val="0000EE"/>
             <w:u w:val="single"/>
           </w:rPr>
-          <w:t>伯26:6</w:t>
-        </w:r>
-      </w:hyperlink>
-      <w:r>
-        <w:rPr>
-          <w:lang w:val="zh_TW" w:bidi="zh_TW"/>
-        </w:rPr>
-        <w:t>）。箴言描述了類似的思想：「</w:t>
-      </w:r>
-      <w:r>
-        <w:rPr>
-          <w:lang w:val="zh_TW" w:bidi="zh_TW"/>
-        </w:rPr>
-        <w:t>陰間和滅亡尚在耶和華眼前， 何況世人的心呢</w:t>
-      </w:r>
-      <w:r>
-        <w:rPr>
-          <w:lang w:val="zh_TW" w:bidi="zh_TW"/>
-        </w:rPr>
-        <w:t>」（</w:t>
-      </w:r>
-      <w:hyperlink r:id="rId160">
-        <w:r>
-          <w:rPr>
-            <w:lang w:val="zh_TW" w:bidi="zh_TW"/>
-          </w:rPr>
-          <w:rPr>
-            <w:color w:val="0000EE"/>
-            <w:u w:val="single"/>
-          </w:rPr>
-          <w:t>箴15:11</w:t>
-        </w:r>
-      </w:hyperlink>
-      <w:r>
-        <w:rPr>
-          <w:lang w:val="zh_TW" w:bidi="zh_TW"/>
-        </w:rPr>
-        <w:t>）。在這兩段經文中，陰間和亞巴頓（和合本譯為：滅亡）是可以互換使用的。亞巴頓的字面意思是「毀滅」，但在啟示錄中它被用作一個名字。</w:t>
-      </w:r>
-    </w:p>
-    <w:p>
-      <w:pPr/>
-      <w:r>
-        <w:rPr>
-          <w:lang w:val="zh_TW" w:bidi="zh_TW"/>
-        </w:rPr>
-      </w:r>
-      <w:r>
-        <w:rPr>
-          <w:lang w:val="zh_TW" w:bidi="zh_TW"/>
-        </w:rPr>
-        <w:t>在聖經中，死亡並非是自然地發生。死亡違背了生命的原則，而生命是神的禮物。因此，陰間不僅是安息之地，也是懲罰之地。可拉和他的同黨發起對摩西的反對，他們被地所開的口吞滅，在陰間滅亡了（</w:t>
-      </w:r>
-      <w:hyperlink r:id="rId161">
-        <w:r>
-          <w:rPr>
-            <w:lang w:val="zh_TW" w:bidi="zh_TW"/>
-          </w:rPr>
-          <w:rPr>
-            <w:color w:val="0000EE"/>
-            <w:u w:val="single"/>
-          </w:rPr>
-          <w:t>民16:30–33</w:t>
-        </w:r>
-      </w:hyperlink>
-      <w:r>
-        <w:rPr>
-          <w:lang w:val="zh_TW" w:bidi="zh_TW"/>
-        </w:rPr>
-        <w:t>）。對死亡的恐懼是人的天性，因此，陰間成為</w:t>
-      </w:r>
-      <w:r>
-        <w:rPr>
-          <w:lang w:val="zh_TW" w:bidi="zh_TW"/>
-        </w:rPr>
-        <w:t>去而不返</w:t>
-      </w:r>
-      <w:r>
-        <w:rPr>
-          <w:lang w:val="zh_TW" w:bidi="zh_TW"/>
-        </w:rPr>
-        <w:t>的象徵 （</w:t>
-      </w:r>
-      <w:hyperlink r:id="rId162">
-        <w:r>
-          <w:rPr>
-            <w:lang w:val="zh_TW" w:bidi="zh_TW"/>
-          </w:rPr>
-          <w:rPr>
-            <w:color w:val="0000EE"/>
-            <w:u w:val="single"/>
-          </w:rPr>
-          <w:t>詩39:12–13</w:t>
-        </w:r>
-      </w:hyperlink>
-      <w:r>
-        <w:rPr>
-          <w:lang w:val="zh_TW" w:bidi="zh_TW"/>
-        </w:rPr>
-        <w:t>）。猶大王希西家在病榻上哀嘆：「</w:t>
-      </w:r>
-      <w:r>
-        <w:rPr>
-          <w:lang w:val="zh_TW" w:bidi="zh_TW"/>
-        </w:rPr>
-        <w:t>正在我中年之日 必進入陰間的門； 我餘剩的年歲不得享受</w:t>
-      </w:r>
-      <w:r>
-        <w:rPr>
-          <w:lang w:val="zh_TW" w:bidi="zh_TW"/>
-        </w:rPr>
-        <w:t>」（</w:t>
-      </w:r>
-      <w:hyperlink r:id="rId163">
-        <w:r>
-          <w:rPr>
-            <w:lang w:val="zh_TW" w:bidi="zh_TW"/>
-          </w:rPr>
-          <w:rPr>
-            <w:color w:val="0000EE"/>
-            <w:u w:val="single"/>
-          </w:rPr>
-          <w:t>賽38:10</w:t>
+          <w:t>伯10:21–22</w:t>
+        </w:r>
+      </w:hyperlink>
+      <w:r>
+        <w:rPr>
+          <w:lang w:val="zh_TW" w:bidi="zh_TW"/>
+        </w:rPr>
+        <w:t>）。然而，這不是約伯最後的話語。他也知道神的能力超越墳墓：「我知道我的救贖主活著……我這皮肉滅絕之後， 我必在肉體之外得見神」（</w:t>
+      </w:r>
+      <w:hyperlink r:id="rId196">
+        <w:r>
+          <w:rPr>
+            <w:lang w:val="zh_TW" w:bidi="zh_TW"/>
+          </w:rPr>
+          <w:rPr>
+            <w:color w:val="0000EE"/>
+            <w:u w:val="single"/>
+          </w:rPr>
+          <w:t>19:25–26</w:t>
         </w:r>
       </w:hyperlink>
       <w:r>
@@ -6512,30 +7712,66 @@
         <w:rPr>
           <w:lang w:val="zh_TW" w:bidi="zh_TW"/>
         </w:rPr>
-        <w:t>舊約聖經中的陰間（Sheol）與後來的地獄或希臘文中的陰間（Hades）的教義不同，它是所有死者，無論是好人還是壞人，聖人還是罪人，都要聚集的地方。死亡意味著與先前去世的人團聚。當猶太人死去時，他「</w:t>
-      </w:r>
-      <w:r>
-        <w:rPr>
-          <w:lang w:val="zh_TW" w:bidi="zh_TW"/>
-        </w:rPr>
-        <w:t>歸到他列祖那裏</w:t>
-      </w:r>
-      <w:r>
-        <w:rPr>
-          <w:lang w:val="zh_TW" w:bidi="zh_TW"/>
-        </w:rPr>
-        <w:t>」（參</w:t>
-      </w:r>
-      <w:hyperlink r:id="rId164">
-        <w:r>
-          <w:rPr>
-            <w:lang w:val="zh_TW" w:bidi="zh_TW"/>
-          </w:rPr>
-          <w:rPr>
-            <w:color w:val="0000EE"/>
-            <w:u w:val="single"/>
-          </w:rPr>
-          <w:t>創25:8</w:t>
+        <w:t>死者住在陰間的觀念貫穿在舊約聖經中。掃羅與隱‧多珥的靈媒交談的事件（</w:t>
+      </w:r>
+      <w:hyperlink r:id="rId197">
+        <w:r>
+          <w:rPr>
+            <w:lang w:val="zh_TW" w:bidi="zh_TW"/>
+          </w:rPr>
+          <w:rPr>
+            <w:color w:val="0000EE"/>
+            <w:u w:val="single"/>
+          </w:rPr>
+          <w:t>撒上28:11</w:t>
+        </w:r>
+      </w:hyperlink>
+      <w:r>
+        <w:rPr>
+          <w:lang w:val="zh_TW" w:bidi="zh_TW"/>
+        </w:rPr>
+        <w:t>）是一個很好的例證。撒母耳被「招上來」，以便王在危機時刻可以詢問。這種</w:t>
+      </w:r>
+      <w:r>
+        <w:rPr>
+          <w:lang w:val="zh_TW" w:bidi="zh_TW"/>
+        </w:rPr>
+        <w:t>交鬼的法術受到</w:t>
+      </w:r>
+      <w:r>
+        <w:rPr>
+          <w:lang w:val="zh_TW" w:bidi="zh_TW"/>
+        </w:rPr>
+        <w:t>摩西律法（</w:t>
+      </w:r>
+      <w:hyperlink r:id="rId198">
+        <w:r>
+          <w:rPr>
+            <w:lang w:val="zh_TW" w:bidi="zh_TW"/>
+          </w:rPr>
+          <w:rPr>
+            <w:color w:val="0000EE"/>
+            <w:u w:val="single"/>
+          </w:rPr>
+          <w:t>申18:9–11</w:t>
+        </w:r>
+      </w:hyperlink>
+      <w:r>
+        <w:rPr>
+          <w:lang w:val="zh_TW" w:bidi="zh_TW"/>
+        </w:rPr>
+        <w:t>）和王本人（參</w:t>
+      </w:r>
+      <w:hyperlink r:id="rId199">
+        <w:r>
+          <w:rPr>
+            <w:lang w:val="zh_TW" w:bidi="zh_TW"/>
+          </w:rPr>
+          <w:rPr>
+            <w:color w:val="0000EE"/>
+            <w:u w:val="single"/>
+          </w:rPr>
+          <w:t>撒上28:3</w:t>
         </w:r>
       </w:hyperlink>
       <w:r>
@@ -6544,264 +7780,64 @@
         </w:rPr>
         <w:t>、</w:t>
       </w:r>
-      <w:hyperlink r:id="rId164">
-        <w:r>
-          <w:rPr>
-            <w:lang w:val="zh_TW" w:bidi="zh_TW"/>
-          </w:rPr>
-          <w:rPr>
-            <w:color w:val="0000EE"/>
-            <w:u w:val="single"/>
-          </w:rPr>
-          <w:t>17</w:t>
-        </w:r>
-      </w:hyperlink>
-      <w:r>
-        <w:rPr>
+      <w:hyperlink r:id="rId199">
+        <w:r>
+          <w:rPr>
+            <w:lang w:val="zh_TW" w:bidi="zh_TW"/>
+          </w:rPr>
+          <w:rPr>
+            <w:color w:val="0000EE"/>
+            <w:u w:val="single"/>
+          </w:rPr>
+          <w:t>9</w:t>
+        </w:r>
+      </w:hyperlink>
+      <w:r>
+        <w:rPr>
+          <w:lang w:val="zh_TW" w:bidi="zh_TW"/>
+        </w:rPr>
+        <w:t>）的嚴格禁止。很明顯，雖然住在陰間的人與活人分離，但人們認為他們熟悉人類的事務。</w:t>
+      </w:r>
+    </w:p>
+    <w:p>
+      <w:pPr/>
+      <w:r>
+        <w:rPr>
+          <w:lang w:val="zh_TW" w:bidi="zh_TW"/>
+        </w:rPr>
+      </w:r>
+      <w:r>
+        <w:rPr>
+          <w:lang w:val="zh_TW" w:bidi="zh_TW"/>
+        </w:rPr>
+        <w:t>陰間大致與新約聖經中常見的希臘文字詞陰間（hades）對等</w:t>
+      </w:r>
+      <w:r>
+        <w:rPr>
+          <w:i/>
           <w:lang w:val="zh_TW" w:bidi="zh_TW"/>
         </w:rPr>
         <w:t>，</w:t>
       </w:r>
-      <w:hyperlink r:id="rId165">
-        <w:r>
-          <w:rPr>
-            <w:lang w:val="zh_TW" w:bidi="zh_TW"/>
-          </w:rPr>
-          <w:rPr>
-            <w:color w:val="0000EE"/>
-            <w:u w:val="single"/>
-          </w:rPr>
-          <w:t>35:29</w:t>
-        </w:r>
-      </w:hyperlink>
-      <w:r>
-        <w:rPr>
-          <w:lang w:val="zh_TW" w:bidi="zh_TW"/>
-        </w:rPr>
-        <w:t>，</w:t>
-      </w:r>
-      <w:hyperlink r:id="rId166">
-        <w:r>
-          <w:rPr>
-            <w:lang w:val="zh_TW" w:bidi="zh_TW"/>
-          </w:rPr>
-          <w:rPr>
-            <w:color w:val="0000EE"/>
-            <w:u w:val="single"/>
-          </w:rPr>
-          <w:t>49:29</w:t>
-        </w:r>
-      </w:hyperlink>
-      <w:r>
-        <w:rPr>
-          <w:lang w:val="zh_TW" w:bidi="zh_TW"/>
-        </w:rPr>
-        <w:t>）。在陰間之外似乎沒有希望（參</w:t>
-      </w:r>
-      <w:hyperlink r:id="rId167">
-        <w:r>
-          <w:rPr>
-            <w:lang w:val="zh_TW" w:bidi="zh_TW"/>
-          </w:rPr>
-          <w:rPr>
-            <w:color w:val="0000EE"/>
-            <w:u w:val="single"/>
-          </w:rPr>
-          <w:t>傳9:10</w:t>
-        </w:r>
-      </w:hyperlink>
-      <w:r>
-        <w:rPr>
-          <w:lang w:val="zh_TW" w:bidi="zh_TW"/>
-        </w:rPr>
-        <w:t>）。約伯記悽涼地描述了死亡的極度絕望：「叫我在往而不返之先，就是往黑暗和死蔭之地以先……</w:t>
-      </w:r>
-      <w:r>
-        <w:rPr>
-          <w:lang w:val="zh_TW" w:bidi="zh_TW"/>
-        </w:rPr>
-        <w:t>那地甚是幽暗，是死蔭混沌 之地； 那裏的光好像幽暗</w:t>
-      </w:r>
-      <w:r>
-        <w:rPr>
-          <w:lang w:val="zh_TW" w:bidi="zh_TW"/>
-        </w:rPr>
-        <w:t>」（</w:t>
-      </w:r>
-      <w:hyperlink r:id="rId168">
-        <w:r>
-          <w:rPr>
-            <w:lang w:val="zh_TW" w:bidi="zh_TW"/>
-          </w:rPr>
-          <w:rPr>
-            <w:color w:val="0000EE"/>
-            <w:u w:val="single"/>
-          </w:rPr>
-          <w:t>伯10:21–22</w:t>
-        </w:r>
-      </w:hyperlink>
-      <w:r>
-        <w:rPr>
-          <w:lang w:val="zh_TW" w:bidi="zh_TW"/>
-        </w:rPr>
-        <w:t>）。然而，這不是約伯最後的話語。他也知道神的能力超越墳墓：「我知道我的救贖主活著……我這皮肉滅絕之後， 我必在肉體之外得見神」（</w:t>
-      </w:r>
-      <w:hyperlink r:id="rId169">
-        <w:r>
-          <w:rPr>
-            <w:lang w:val="zh_TW" w:bidi="zh_TW"/>
-          </w:rPr>
-          <w:rPr>
-            <w:color w:val="0000EE"/>
-            <w:u w:val="single"/>
-          </w:rPr>
-          <w:t>19:25–26</w:t>
-        </w:r>
-      </w:hyperlink>
-      <w:r>
-        <w:rPr>
-          <w:lang w:val="zh_TW" w:bidi="zh_TW"/>
-        </w:rPr>
-        <w:t>）。</w:t>
-      </w:r>
-    </w:p>
-    <w:p>
-      <w:pPr/>
-      <w:r>
-        <w:rPr>
-          <w:lang w:val="zh_TW" w:bidi="zh_TW"/>
-        </w:rPr>
-      </w:r>
-      <w:r>
-        <w:rPr>
-          <w:lang w:val="zh_TW" w:bidi="zh_TW"/>
-        </w:rPr>
-        <w:t>死者住在陰間的觀念貫穿在舊約聖經中。掃羅與隱‧多珥的靈媒交談的事件（</w:t>
-      </w:r>
-      <w:hyperlink r:id="rId170">
-        <w:r>
-          <w:rPr>
-            <w:lang w:val="zh_TW" w:bidi="zh_TW"/>
-          </w:rPr>
-          <w:rPr>
-            <w:color w:val="0000EE"/>
-            <w:u w:val="single"/>
-          </w:rPr>
-          <w:t>撒上28:11</w:t>
-        </w:r>
-      </w:hyperlink>
-      <w:r>
-        <w:rPr>
-          <w:lang w:val="zh_TW" w:bidi="zh_TW"/>
-        </w:rPr>
-        <w:t>）是一個很好的例證。撒母耳被「招上來」，以便王在危機時刻可以詢問。這種</w:t>
-      </w:r>
-      <w:r>
-        <w:rPr>
-          <w:lang w:val="zh_TW" w:bidi="zh_TW"/>
-        </w:rPr>
-        <w:t>交鬼的法術受到</w:t>
-      </w:r>
-      <w:r>
-        <w:rPr>
-          <w:lang w:val="zh_TW" w:bidi="zh_TW"/>
-        </w:rPr>
-        <w:t>摩西律法（</w:t>
-      </w:r>
-      <w:hyperlink r:id="rId171">
-        <w:r>
-          <w:rPr>
-            <w:lang w:val="zh_TW" w:bidi="zh_TW"/>
-          </w:rPr>
-          <w:rPr>
-            <w:color w:val="0000EE"/>
-            <w:u w:val="single"/>
-          </w:rPr>
-          <w:t>申18:9–11</w:t>
-        </w:r>
-      </w:hyperlink>
-      <w:r>
-        <w:rPr>
-          <w:lang w:val="zh_TW" w:bidi="zh_TW"/>
-        </w:rPr>
-        <w:t>）和王本人（參</w:t>
-      </w:r>
-      <w:hyperlink r:id="rId172">
-        <w:r>
-          <w:rPr>
-            <w:lang w:val="zh_TW" w:bidi="zh_TW"/>
-          </w:rPr>
-          <w:rPr>
-            <w:color w:val="0000EE"/>
-            <w:u w:val="single"/>
-          </w:rPr>
-          <w:t>撒上28:3</w:t>
-        </w:r>
-      </w:hyperlink>
-      <w:r>
-        <w:rPr>
-          <w:lang w:val="zh_TW" w:bidi="zh_TW"/>
-        </w:rPr>
-        <w:t>、</w:t>
-      </w:r>
-      <w:hyperlink r:id="rId172">
-        <w:r>
-          <w:rPr>
-            <w:lang w:val="zh_TW" w:bidi="zh_TW"/>
-          </w:rPr>
-          <w:rPr>
-            <w:color w:val="0000EE"/>
-            <w:u w:val="single"/>
-          </w:rPr>
-          <w:t>9</w:t>
-        </w:r>
-      </w:hyperlink>
-      <w:r>
-        <w:rPr>
-          <w:lang w:val="zh_TW" w:bidi="zh_TW"/>
-        </w:rPr>
-        <w:t>）的嚴格禁止。很明顯，雖然住在陰間的人與活人分離，但人們認為他們熟悉人類的事務。</w:t>
-      </w:r>
-    </w:p>
-    <w:p>
-      <w:pPr/>
-      <w:r>
-        <w:rPr>
-          <w:lang w:val="zh_TW" w:bidi="zh_TW"/>
-        </w:rPr>
-      </w:r>
-      <w:r>
-        <w:rPr>
-          <w:lang w:val="zh_TW" w:bidi="zh_TW"/>
-        </w:rPr>
-        <w:t>陰間大致與新約聖經中常見的希臘文字詞陰間（hades）對等</w:t>
+      <w:r>
+        <w:rPr>
+          <w:lang w:val="zh_TW" w:bidi="zh_TW"/>
+        </w:rPr>
+        <w:t>這個希臘文字詞也用來描述死者居住的地方。</w:t>
+      </w:r>
+    </w:p>
+    <w:p>
+      <w:pPr/>
+      <w:r>
+        <w:rPr>
+          <w:lang w:val="zh_TW" w:bidi="zh_TW"/>
+        </w:rPr>
       </w:r>
       <w:r>
         <w:rPr>
           <w:i/>
           <w:lang w:val="zh_TW" w:bidi="zh_TW"/>
         </w:rPr>
-        <w:t>，</w:t>
-      </w:r>
-      <w:r>
-        <w:rPr>
-          <w:lang w:val="zh_TW" w:bidi="zh_TW"/>
-        </w:rPr>
-        <w:t>這個希臘文字詞也用來描述死者居住的地方。</w:t>
-      </w:r>
-    </w:p>
-    <w:p>
-      <w:pPr/>
-      <w:r>
-        <w:rPr>
-          <w:lang w:val="zh_TW" w:bidi="zh_TW"/>
-        </w:rPr>
-      </w:r>
-      <w:r>
-        <w:rPr>
-          <w:i/>
-          <w:lang w:val="zh_TW" w:bidi="zh_TW"/>
-        </w:rPr>
         <w:t xml:space="preserve">另見 </w:t>
       </w:r>
       <w:r>
@@ -6926,7 +7962,7 @@
         </w:rPr>
         <w:t>在聖經中，放蕩的例子包括所多瑪和蛾摩拉的人，他們以無法無天的行為生活（</w:t>
       </w:r>
-      <w:hyperlink r:id="rId173">
+      <w:hyperlink r:id="rId200">
         <w:r>
           <w:rPr>
             <w:lang w:val="zh_TW" w:bidi="zh_TW"/>
@@ -6944,7 +7980,7 @@
         </w:rPr>
         <w:t>）；那些假教師，他們向追隨者承諾自由，但自己卻是腐敗的奴隸（</w:t>
       </w:r>
-      <w:hyperlink r:id="rId174">
+      <w:hyperlink r:id="rId201">
         <w:r>
           <w:rPr>
             <w:lang w:val="zh_TW" w:bidi="zh_TW"/>
@@ -6962,7 +7998,7 @@
         </w:rPr>
         <w:t>；參：</w:t>
       </w:r>
-      <w:hyperlink r:id="rId175">
+      <w:hyperlink r:id="rId202">
         <w:r>
           <w:rPr>
             <w:lang w:val="zh_TW" w:bidi="zh_TW"/>
@@ -6980,7 +8016,7 @@
         </w:rPr>
         <w:t>）；以及那些貪婪地做盡各種不潔之事的外邦人（</w:t>
       </w:r>
-      <w:hyperlink r:id="rId176">
+      <w:hyperlink r:id="rId203">
         <w:r>
           <w:rPr>
             <w:lang w:val="zh_TW" w:bidi="zh_TW"/>
@@ -7010,7 +8046,7 @@
         </w:rPr>
         <w:t>蕩」來指性方面的過度行為（</w:t>
       </w:r>
-      <w:hyperlink r:id="rId177">
+      <w:hyperlink r:id="rId204">
         <w:r>
           <w:rPr>
             <w:lang w:val="zh_TW" w:bidi="zh_TW"/>
@@ -7028,7 +8064,7 @@
         </w:rPr>
         <w:t>；</w:t>
       </w:r>
-      <w:hyperlink r:id="rId178">
+      <w:hyperlink r:id="rId205">
         <w:r>
           <w:rPr>
             <w:lang w:val="zh_TW" w:bidi="zh_TW"/>
@@ -7046,7 +8082,7 @@
         </w:rPr>
         <w:t>；</w:t>
       </w:r>
-      <w:hyperlink r:id="rId179">
+      <w:hyperlink r:id="rId206">
         <w:r>
           <w:rPr>
             <w:lang w:val="zh_TW" w:bidi="zh_TW"/>
@@ -7064,7 +8100,7 @@
         </w:rPr>
         <w:t>），這也可能是這個詞在</w:t>
       </w:r>
-      <w:hyperlink r:id="rId180">
+      <w:hyperlink r:id="rId207">
         <w:r>
           <w:rPr>
             <w:lang w:val="zh_TW" w:bidi="zh_TW"/>
@@ -7261,7 +8297,7 @@
         </w:rPr>
         <w:t>「德拉姆（Dram）」是波斯金幣達利克的另一個名稱。在</w:t>
       </w:r>
-      <w:hyperlink r:id="rId181">
+      <w:hyperlink r:id="rId208">
         <w:r>
           <w:rPr>
             <w:lang w:val="zh_TW" w:bidi="zh_TW"/>
@@ -7381,7 +8417,7 @@
         </w:rPr>
         <w:t>兩者都是埃及的王權象徵。門徒彼得在魚口中發現了一枚司塔特（stater，或四德拉克馬），並用它來支付他和耶穌的聖殿稅；而這枚硬幣可能是泰爾硬幣（</w:t>
       </w:r>
-      <w:hyperlink r:id="rId182">
+      <w:hyperlink r:id="rId209">
         <w:r>
           <w:rPr>
             <w:lang w:val="zh_TW" w:bidi="zh_TW"/>
@@ -7465,7 +8501,7 @@
         </w:rPr>
         <w:t>當猶太人首次開始鑄造硬幣時，鑄幣工匠面臨了幾個問題。當地沒有鑄幣廠，也缺乏擅長設計或鑄模的人才。當時近東流通的硬幣設計精美，每枚硬幣上都有統治者或神祇的肖像。對猶太人而言，這種設計違反了第二條誡命：「不可為自己雕刻偶像」（</w:t>
       </w:r>
-      <w:hyperlink r:id="rId183">
+      <w:hyperlink r:id="rId210">
         <w:r>
           <w:rPr>
             <w:lang w:val="zh_TW" w:bidi="zh_TW"/>
@@ -7509,7 +8545,7 @@
         </w:rPr>
         <w:t>）最早的硬幣是約翰‧許爾堪一世（John Hyrcanus I，公元前134–104年）的小型銅幣雷普頓（lepton，複數為雷普塔〔lepta〕）。許爾堪一世是西門‧馬加比的兒子。銅幣正面刻有兩個豐饒之角（cornucopias），中間有一個石榴，象徵神賜給土地的豐收。背面是一條花環內的銘文：「大祭司約翰和猶太社群」。考古學家發現了大量在許爾堪一世的兒子亞歷山大·詹納烏斯（Alexander Janneus）統治期間時所使用的小銅幣雷普塔。這些錢幣顯然在聖殿交易中需求很大，因為兌換商會將外邦訪客的貨幣兌換成更容易接受的猶太錢幣。毫無疑問，耶穌在推翻兌換銀錢之人的桌子時撒在外邦人院地面的硬幣，就是哈斯蒙尼家族的雷普塔（</w:t>
       </w:r>
-      <w:hyperlink r:id="rId184">
+      <w:hyperlink r:id="rId211">
         <w:r>
           <w:rPr>
             <w:lang w:val="zh_TW" w:bidi="zh_TW"/>
@@ -7527,7 +8563,7 @@
         </w:rPr>
         <w:t>；</w:t>
       </w:r>
-      <w:hyperlink r:id="rId185">
+      <w:hyperlink r:id="rId212">
         <w:r>
           <w:rPr>
             <w:lang w:val="zh_TW" w:bidi="zh_TW"/>
@@ -7545,7 +8581,7 @@
         </w:rPr>
         <w:t>）。由青銅或銅製的雷普頓（或稱「小錢」），價值約為1/400舍客勒。耶穌在另一場合提到這種硬幣，祂讚揚一位寡婦捐出兩個小錢給聖殿庫房，並說：「因為，他們都是自己有餘，拿出來投在裡頭；但這寡婦是自己不足，把她一切養生的都投上了。」（</w:t>
       </w:r>
-      <w:hyperlink r:id="rId186">
+      <w:hyperlink r:id="rId213">
         <w:r>
           <w:rPr>
             <w:lang w:val="zh_TW" w:bidi="zh_TW"/>
@@ -7663,7 +8699,7 @@
         </w:rPr>
         <w:t>希律於公元前4年去世後，他的兒子希律·亞基老（Herod Archelaus）繼位。這一時期的雷普塔硬幣正面刻有懸掛的葡萄串及希臘文銘文，背面則是兩羽飾的馬其頓頭盔。葡萄象徵以色列是耶和華的葡萄園（</w:t>
       </w:r>
-      <w:hyperlink r:id="rId187">
+      <w:hyperlink r:id="rId214">
         <w:r>
           <w:rPr>
             <w:lang w:val="zh_TW" w:bidi="zh_TW"/>
@@ -7695,7 +8731,7 @@
         </w:rPr>
         <w:t>在公元前4年，希律·安提帕（Herod Antipas）也開始執政，但他沒有猶太地或撒馬利亞的管轄權。猶太王國的這部分領地被交由羅馬總督（即「巡撫」）管理，他們由皇帝直接任命。其中最為人熟知的猶太巡撫是本丟·彼拉多（Pontius Pilate，公元26–36年）。彼拉多的銅幣設計大膽創新，包含一些與羅馬宗教相關的器物圖案，例如：正面是占卜杖（外形類似牧羊人的杖）和用於祭祀準備的勺子。背面則有一個花環，內刻有公元30–31年的統治日期。投入聖殿庫房的兩個小錢（</w:t>
       </w:r>
-      <w:hyperlink r:id="rId188">
+      <w:hyperlink r:id="rId215">
         <w:r>
           <w:rPr>
             <w:lang w:val="zh_TW" w:bidi="zh_TW"/>
@@ -7790,7 +8826,7 @@
         </w:rPr>
         <w:t>另一種在希臘和羅馬貨幣中常見的青銅硬幣是阿撒利翁（assarion），最早鑄造於公元前一世紀，但在基督教時期仍在使用。其中一種阿撒利翁硬幣正面刻有帶翅膀的獅身人面像（sphinx），背面為一個雙耳瓶（amphora）。學者仍在討論新約中描述為「小錢（farthing）」的硬幣究竟是希臘的阿撒利翁，還是羅馬的「阿斯」或「四分之一阿斯」。該硬幣在新約中出現四次，其中最著名的是耶穌的提問：「兩個麻雀不是賣一分銀子嗎？」（見</w:t>
       </w:r>
-      <w:hyperlink r:id="rId189">
+      <w:hyperlink r:id="rId216">
         <w:r>
           <w:rPr>
             <w:lang w:val="zh_TW" w:bidi="zh_TW"/>
@@ -7802,7 +8838,7 @@
           <w:t>太5:26，</w:t>
         </w:r>
       </w:hyperlink>
-      <w:hyperlink r:id="rId190">
+      <w:hyperlink r:id="rId217">
         <w:r>
           <w:rPr>
             <w:lang w:val="zh_TW" w:bidi="zh_TW"/>
@@ -7820,7 +8856,7 @@
         </w:rPr>
         <w:t>；</w:t>
       </w:r>
-      <w:hyperlink r:id="rId191">
+      <w:hyperlink r:id="rId218">
         <w:r>
           <w:rPr>
             <w:lang w:val="zh_TW" w:bidi="zh_TW"/>
@@ -7838,7 +8874,7 @@
         </w:rPr>
         <w:t>；</w:t>
       </w:r>
-      <w:hyperlink r:id="rId192">
+      <w:hyperlink r:id="rId219">
         <w:r>
           <w:rPr>
             <w:lang w:val="zh_TW" w:bidi="zh_TW"/>
@@ -7870,7 +8906,7 @@
         </w:rPr>
         <w:t>在某些英文譯本中翻譯為「便士（penny）」的詞是希臘文「得拿利（denarius）」的形式，這是新約時代勞工的正常日薪。例如，在葡萄園工人的比喻中，園主同意每天支付每人「一個便士（a penny，和合本譯為一錢銀子）」工資（</w:t>
       </w:r>
-      <w:hyperlink r:id="rId193">
+      <w:hyperlink r:id="rId220">
         <w:r>
           <w:rPr>
             <w:lang w:val="zh_TW" w:bidi="zh_TW"/>
@@ -7888,7 +8924,7 @@
         </w:rPr>
         <w:t>）。「兩個便士（two pence，和合本譯為二錢銀子）」是好撒馬利亞人支付給旅店主人的金額（</w:t>
       </w:r>
-      <w:hyperlink r:id="rId194">
+      <w:hyperlink r:id="rId221">
         <w:r>
           <w:rPr>
             <w:lang w:val="zh_TW" w:bidi="zh_TW"/>
@@ -7920,7 +8956,7 @@
         </w:rPr>
         <w:t>當得拿利或「便士」被視為一天的正常工資時，耶穌的門徒被要求為5,000人找到食物時的驚訝就更容易理解了。他們驚呼：就是「二十兩銀子」的餅也不足以讓他們吃飽（</w:t>
       </w:r>
-      <w:hyperlink r:id="rId195">
+      <w:hyperlink r:id="rId222">
         <w:r>
           <w:rPr>
             <w:lang w:val="zh_TW" w:bidi="zh_TW"/>
@@ -8014,7 +9050,7 @@
         </w:rPr>
         <w:t>（</w:t>
       </w:r>
-      <w:hyperlink r:id="rId196">
+      <w:hyperlink r:id="rId223">
         <w:r>
           <w:rPr>
             <w:lang w:val="zh_TW" w:bidi="zh_TW"/>
@@ -8046,7 +9082,7 @@
         </w:rPr>
         <w:t>在</w:t>
       </w:r>
-      <w:hyperlink r:id="rId197">
+      <w:hyperlink r:id="rId224">
         <w:r>
           <w:rPr>
             <w:lang w:val="zh_TW" w:bidi="zh_TW"/>
@@ -8064,7 +9100,7 @@
         </w:rPr>
         <w:t>，耶穌要求試探祂的人出示一枚用來納稅的錢幣。他們遞給祂一枚刻有凱撒肖像與銘文的銀錢（</w:t>
       </w:r>
-      <w:hyperlink r:id="rId198">
+      <w:hyperlink r:id="rId225">
         <w:r>
           <w:rPr>
             <w:lang w:val="zh_TW" w:bidi="zh_TW"/>
@@ -8188,7 +9224,7 @@
         </w:rPr>
         <w:t>的翻譯（</w:t>
       </w:r>
-      <w:hyperlink r:id="rId199">
+      <w:hyperlink r:id="rId226">
         <w:r>
           <w:rPr>
             <w:lang w:val="zh_TW" w:bidi="zh_TW"/>
@@ -8206,7 +9242,7 @@
         </w:rPr>
         <w:t>，</w:t>
       </w:r>
-      <w:hyperlink r:id="rId197">
+      <w:hyperlink r:id="rId224">
         <w:r>
           <w:rPr>
             <w:lang w:val="zh_TW" w:bidi="zh_TW"/>
@@ -8224,7 +9260,7 @@
         </w:rPr>
         <w:t>；</w:t>
       </w:r>
-      <w:hyperlink r:id="rId200">
+      <w:hyperlink r:id="rId227">
         <w:r>
           <w:rPr>
             <w:lang w:val="zh_TW" w:bidi="zh_TW"/>
@@ -8242,7 +9278,7 @@
         </w:rPr>
         <w:t>；</w:t>
       </w:r>
-      <w:hyperlink r:id="rId201">
+      <w:hyperlink r:id="rId228">
         <w:r>
           <w:rPr>
             <w:lang w:val="zh_TW" w:bidi="zh_TW"/>
@@ -8260,7 +9296,7 @@
         </w:rPr>
         <w:t>；</w:t>
       </w:r>
-      <w:hyperlink r:id="rId202">
+      <w:hyperlink r:id="rId229">
         <w:r>
           <w:rPr>
             <w:lang w:val="zh_TW" w:bidi="zh_TW"/>
@@ -8305,7 +9341,7 @@
         </w:rPr>
         <w:t>的詞語翻譯為銀子（</w:t>
       </w:r>
-      <w:hyperlink r:id="rId190">
+      <w:hyperlink r:id="rId217">
         <w:r>
           <w:rPr>
             <w:lang w:val="zh_TW" w:bidi="zh_TW"/>
@@ -8323,7 +9359,7 @@
         </w:rPr>
         <w:t>；</w:t>
       </w:r>
-      <w:hyperlink r:id="rId192">
+      <w:hyperlink r:id="rId219">
         <w:r>
           <w:rPr>
             <w:lang w:val="zh_TW" w:bidi="zh_TW"/>
@@ -8394,7 +9430,7 @@
         </w:rPr>
         <w:t>的六十四分之一（</w:t>
       </w:r>
-      <w:hyperlink r:id="rId189">
+      <w:hyperlink r:id="rId216">
         <w:r>
           <w:rPr>
             <w:lang w:val="zh_TW" w:bidi="zh_TW"/>
@@ -8412,7 +9448,7 @@
         </w:rPr>
         <w:t>；</w:t>
       </w:r>
-      <w:hyperlink r:id="rId191">
+      <w:hyperlink r:id="rId218">
         <w:r>
           <w:rPr>
             <w:lang w:val="zh_TW" w:bidi="zh_TW"/>
@@ -8670,7 +9706,7 @@
         </w:rPr>
         <w:t>聖經中有關飲食與潔淨的律例，是基於聖潔的概念。希伯來文「聖潔」一詞的根本意義難以確定，但最有可能是「切開」、「分開」或「分別為聖」。耶和華對以色列人說：「你們要歸我為聖，因為我—耶和華是聖的，並叫你們與萬民有分別，使你們作我的民」（</w:t>
       </w:r>
-      <w:hyperlink r:id="rId203">
+      <w:hyperlink r:id="rId230">
         <w:r>
           <w:rPr>
             <w:lang w:val="zh_TW" w:bidi="zh_TW"/>
@@ -8688,7 +9724,7 @@
         </w:rPr>
         <w:t>）。神是聖潔的最高典範；祂在性情與本體上是獨一無二的（</w:t>
       </w:r>
-      <w:hyperlink r:id="rId204">
+      <w:hyperlink r:id="rId231">
         <w:r>
           <w:rPr>
             <w:lang w:val="zh_TW" w:bidi="zh_TW"/>
@@ -8706,7 +9742,7 @@
         </w:rPr>
         <w:t>）。然而，神也要祂立約的百姓成為聖潔。神使以色列人有別於世界上其它民族的方法之一，就是賜下飲食律例：「我是耶和華—你們的神；所以你們要成為聖潔，因為我是聖潔的」（</w:t>
       </w:r>
-      <w:hyperlink r:id="rId205">
+      <w:hyperlink r:id="rId232">
         <w:r>
           <w:rPr>
             <w:lang w:val="zh_TW" w:bidi="zh_TW"/>
@@ -8749,7 +9785,7 @@
         </w:rPr>
         <w:t>自創世以來，神准許各樣的蔬菜和果子作為合宜、潔淨的食物（</w:t>
       </w:r>
-      <w:hyperlink r:id="rId206">
+      <w:hyperlink r:id="rId233">
         <w:r>
           <w:rPr>
             <w:lang w:val="zh_TW" w:bidi="zh_TW"/>
@@ -8767,7 +9803,7 @@
         </w:rPr>
         <w:t>）。在人類墮落之後，神開始區分潔淨與不潔淨的走獸。在挪亞的時代，神吩咐挪亞將額外的潔淨走獸帶進方舟 （</w:t>
       </w:r>
-      <w:hyperlink r:id="rId207">
+      <w:hyperlink r:id="rId234">
         <w:r>
           <w:rPr>
             <w:lang w:val="zh_TW" w:bidi="zh_TW"/>
@@ -8785,7 +9821,7 @@
         </w:rPr>
         <w:t>，</w:t>
       </w:r>
-      <w:hyperlink r:id="rId208">
+      <w:hyperlink r:id="rId235">
         <w:r>
           <w:rPr>
             <w:lang w:val="zh_TW" w:bidi="zh_TW"/>
@@ -8803,7 +9839,7 @@
         </w:rPr>
         <w:t>）。洪水之後，神禁止吃血，因為血代表生命 （</w:t>
       </w:r>
-      <w:hyperlink r:id="rId209">
+      <w:hyperlink r:id="rId236">
         <w:r>
           <w:rPr>
             <w:lang w:val="zh_TW" w:bidi="zh_TW"/>
@@ -8821,7 +9857,7 @@
         </w:rPr>
         <w:t>）。為了紀念族長雅各與耶和華的使者摔跤，雅各的後裔不吃大腿窩的筋（</w:t>
       </w:r>
-      <w:hyperlink r:id="rId210">
+      <w:hyperlink r:id="rId237">
         <w:r>
           <w:rPr>
             <w:lang w:val="zh_TW" w:bidi="zh_TW"/>
@@ -8864,7 +9900,7 @@
         </w:rPr>
         <w:t>耶和華給以色列的飲食標準，主要藉著摩西啟示。這些飲食律例記載在西奈山所頒布的禮儀條例中（</w:t>
       </w:r>
-      <w:hyperlink r:id="rId211">
+      <w:hyperlink r:id="rId238">
         <w:r>
           <w:rPr>
             <w:lang w:val="zh_TW" w:bidi="zh_TW"/>
@@ -8882,7 +9918,7 @@
         </w:rPr>
         <w:t>）。在39年之後，百姓進入應許之地之前，摩西又重申其中大量律例（</w:t>
       </w:r>
-      <w:hyperlink r:id="rId212">
+      <w:hyperlink r:id="rId239">
         <w:r>
           <w:rPr>
             <w:lang w:val="zh_TW" w:bidi="zh_TW"/>
@@ -8900,7 +9936,7 @@
         </w:rPr>
         <w:t>）。這些飲食律例只涉及動物製品，例外的是禁止某些人喝酒（</w:t>
       </w:r>
-      <w:hyperlink r:id="rId213">
+      <w:hyperlink r:id="rId240">
         <w:r>
           <w:rPr>
             <w:lang w:val="zh_TW" w:bidi="zh_TW"/>
@@ -8918,7 +9954,7 @@
         </w:rPr>
         <w:t>；</w:t>
       </w:r>
-      <w:hyperlink r:id="rId214">
+      <w:hyperlink r:id="rId241">
         <w:r>
           <w:rPr>
             <w:lang w:val="zh_TW" w:bidi="zh_TW"/>
@@ -8936,7 +9972,7 @@
         </w:rPr>
         <w:t>；參</w:t>
       </w:r>
-      <w:hyperlink r:id="rId215">
+      <w:hyperlink r:id="rId242">
         <w:r>
           <w:rPr>
             <w:lang w:val="zh_TW" w:bidi="zh_TW"/>
@@ -8954,7 +9990,7 @@
         </w:rPr>
         <w:t>；</w:t>
       </w:r>
-      <w:hyperlink r:id="rId216">
+      <w:hyperlink r:id="rId243">
         <w:r>
           <w:rPr>
             <w:lang w:val="zh_TW" w:bidi="zh_TW"/>
@@ -8986,7 +10022,7 @@
         </w:rPr>
         <w:t>律法規定了五類生物是否可以食用。要成為可食用的動物，必須有分蹄並且是反芻動物。走獸必須是蹄分兩瓣又倒嚼，才可食用。根據利未記，這個要求排除了駱駝、馬、兔子和豬（</w:t>
       </w:r>
-      <w:hyperlink r:id="rId217">
+      <w:hyperlink r:id="rId244">
         <w:r>
           <w:rPr>
             <w:lang w:val="zh_TW" w:bidi="zh_TW"/>
@@ -9004,7 +10040,7 @@
         </w:rPr>
         <w:t>）。水裡的生物必須有鰭有鱗（</w:t>
       </w:r>
-      <w:hyperlink r:id="rId218">
+      <w:hyperlink r:id="rId245">
         <w:r>
           <w:rPr>
             <w:lang w:val="zh_TW" w:bidi="zh_TW"/>
@@ -9022,7 +10058,7 @@
         </w:rPr>
         <w:t>）。飛鳥若不是猛禽就可以吃（</w:t>
       </w:r>
-      <w:hyperlink r:id="rId219">
+      <w:hyperlink r:id="rId246">
         <w:r>
           <w:rPr>
             <w:lang w:val="zh_TW" w:bidi="zh_TW"/>
@@ -9040,7 +10076,7 @@
         </w:rPr>
         <w:t>）；摩西還特別列出20種不可吃的鳥，因為牠們是猛禽或食腐鳥。有翅膀的昆蟲被禁止食用（</w:t>
       </w:r>
-      <w:hyperlink r:id="rId220">
+      <w:hyperlink r:id="rId247">
         <w:r>
           <w:rPr>
             <w:lang w:val="zh_TW" w:bidi="zh_TW"/>
@@ -9058,7 +10094,7 @@
         </w:rPr>
         <w:t>），除了某些種類的蝗蟲和蚱蜢（曠野遊牧民族常食用的食物）。最後，包括爬蟲和囓齒類的「地上爬物」（</w:t>
       </w:r>
-      <w:hyperlink r:id="rId221">
+      <w:hyperlink r:id="rId248">
         <w:r>
           <w:rPr>
             <w:lang w:val="zh_TW" w:bidi="zh_TW"/>
@@ -9090,7 +10126,7 @@
         </w:rPr>
         <w:t>此外，律法進一步禁止一些本來可算為潔淨的食物。例如，不可吃已死的牲畜（</w:t>
       </w:r>
-      <w:hyperlink r:id="rId222">
+      <w:hyperlink r:id="rId249">
         <w:r>
           <w:rPr>
             <w:lang w:val="zh_TW" w:bidi="zh_TW"/>
@@ -9108,7 +10144,7 @@
         </w:rPr>
         <w:t>），或是被野獸撕裂的（</w:t>
       </w:r>
-      <w:hyperlink r:id="rId223">
+      <w:hyperlink r:id="rId250">
         <w:r>
           <w:rPr>
             <w:lang w:val="zh_TW" w:bidi="zh_TW"/>
@@ -9126,7 +10162,7 @@
         </w:rPr>
         <w:t>）。食物若接觸到不潔之物，也會被視為污穢，例如一隻死老鼠掉進食物容器裡（</w:t>
       </w:r>
-      <w:hyperlink r:id="rId224">
+      <w:hyperlink r:id="rId251">
         <w:r>
           <w:rPr>
             <w:lang w:val="zh_TW" w:bidi="zh_TW"/>
@@ -9144,7 +10180,7 @@
         </w:rPr>
         <w:t>）。不可用母山羊的奶煮牠的山羊羔（</w:t>
       </w:r>
-      <w:hyperlink r:id="rId225">
+      <w:hyperlink r:id="rId252">
         <w:r>
           <w:rPr>
             <w:lang w:val="zh_TW" w:bidi="zh_TW"/>
@@ -9156,7 +10192,7 @@
           <w:t>出23:19，</w:t>
         </w:r>
       </w:hyperlink>
-      <w:hyperlink r:id="rId226">
+      <w:hyperlink r:id="rId253">
         <w:r>
           <w:rPr>
             <w:lang w:val="zh_TW" w:bidi="zh_TW"/>
@@ -9174,7 +10210,7 @@
         </w:rPr>
         <w:t>；</w:t>
       </w:r>
-      <w:hyperlink r:id="rId222">
+      <w:hyperlink r:id="rId249">
         <w:r>
           <w:rPr>
             <w:lang w:val="zh_TW" w:bidi="zh_TW"/>
@@ -9192,7 +10228,7 @@
         </w:rPr>
         <w:t>）。潔淨的牲畜宰殺時，血要放盡（</w:t>
       </w:r>
-      <w:hyperlink r:id="rId227">
+      <w:hyperlink r:id="rId254">
         <w:r>
           <w:rPr>
             <w:lang w:val="zh_TW" w:bidi="zh_TW"/>
@@ -9210,7 +10246,7 @@
         </w:rPr>
         <w:t>）。所有脂油（</w:t>
       </w:r>
-      <w:hyperlink r:id="rId228">
+      <w:hyperlink r:id="rId255">
         <w:r>
           <w:rPr>
             <w:lang w:val="zh_TW" w:bidi="zh_TW"/>
@@ -9222,7 +10258,7 @@
           <w:t>3:16，</w:t>
         </w:r>
       </w:hyperlink>
-      <w:hyperlink r:id="rId229">
+      <w:hyperlink r:id="rId256">
         <w:r>
           <w:rPr>
             <w:lang w:val="zh_TW" w:bidi="zh_TW"/>
@@ -9240,7 +10276,7 @@
         </w:rPr>
         <w:t>）都歸耶和華為祭，特別是綿羊肥尾巴的脂油（</w:t>
       </w:r>
-      <w:hyperlink r:id="rId230">
+      <w:hyperlink r:id="rId257">
         <w:r>
           <w:rPr>
             <w:lang w:val="zh_TW" w:bidi="zh_TW"/>
@@ -9258,7 +10294,7 @@
         </w:rPr>
         <w:t>；</w:t>
       </w:r>
-      <w:hyperlink r:id="rId231">
+      <w:hyperlink r:id="rId258">
         <w:r>
           <w:rPr>
             <w:lang w:val="zh_TW" w:bidi="zh_TW"/>
@@ -9276,7 +10312,7 @@
         </w:rPr>
         <w:t>）。神也藉著摩西再次重申不可吃血（</w:t>
       </w:r>
-      <w:hyperlink r:id="rId232">
+      <w:hyperlink r:id="rId259">
         <w:r>
           <w:rPr>
             <w:lang w:val="zh_TW" w:bidi="zh_TW"/>
@@ -9288,7 +10324,7 @@
           <w:t>利17:10，</w:t>
         </w:r>
       </w:hyperlink>
-      <w:hyperlink r:id="rId233">
+      <w:hyperlink r:id="rId260">
         <w:r>
           <w:rPr>
             <w:lang w:val="zh_TW" w:bidi="zh_TW"/>
@@ -9306,7 +10342,7 @@
         </w:rPr>
         <w:t>；</w:t>
       </w:r>
-      <w:hyperlink r:id="rId234">
+      <w:hyperlink r:id="rId261">
         <w:r>
           <w:rPr>
             <w:lang w:val="zh_TW" w:bidi="zh_TW"/>
@@ -9318,7 +10354,7 @@
           <w:t>申12:16，</w:t>
         </w:r>
       </w:hyperlink>
-      <w:hyperlink r:id="rId235">
+      <w:hyperlink r:id="rId262">
         <w:r>
           <w:rPr>
             <w:lang w:val="zh_TW" w:bidi="zh_TW"/>
@@ -9438,7 +10474,7 @@
         </w:rPr>
         <w:t>把山羊羔在其母的奶中烹煮，如今證實是摩西同時代迦南人的異教禮儀。神的百姓不可效法四圍列邦的行為（</w:t>
       </w:r>
-      <w:hyperlink r:id="rId236">
+      <w:hyperlink r:id="rId263">
         <w:r>
           <w:rPr>
             <w:lang w:val="zh_TW" w:bidi="zh_TW"/>
@@ -9481,7 +10517,7 @@
         </w:rPr>
         <w:t>在西奈山上頒布的飲食律例，在以色列歷史上備受重視。在參孫出生前，天使警告那孩子的母親說：「所以你當謹慎，清酒濃酒都不可喝，一切不潔之物也不可吃。」（</w:t>
       </w:r>
-      <w:hyperlink r:id="rId237">
+      <w:hyperlink r:id="rId264">
         <w:r>
           <w:rPr>
             <w:lang w:val="zh_TW" w:bidi="zh_TW"/>
@@ -9499,7 +10535,7 @@
         </w:rPr>
         <w:t>）。在之後的一個世紀，以色列人與非利士人的爭戰期間（約公元前1041年），掃羅王的軍兵因沒有遵守牲畜放血的規條而犯罪（</w:t>
       </w:r>
-      <w:hyperlink r:id="rId238">
+      <w:hyperlink r:id="rId265">
         <w:r>
           <w:rPr>
             <w:lang w:val="zh_TW" w:bidi="zh_TW"/>
@@ -9531,7 +10567,7 @@
         </w:rPr>
         <w:t>後來，以色列人被擄到異邦，食物的選擇與預備方式可能使他們成為不潔（</w:t>
       </w:r>
-      <w:hyperlink r:id="rId239">
+      <w:hyperlink r:id="rId266">
         <w:r>
           <w:rPr>
             <w:lang w:val="zh_TW" w:bidi="zh_TW"/>
@@ -9549,7 +10585,7 @@
         </w:rPr>
         <w:t>）。但以理在尼布甲尼撒的巴比倫宮廷裡（公元前605年），拒絕吃異教珍饈，以免玷污自己，顯明他對神的忠心（</w:t>
       </w:r>
-      <w:hyperlink r:id="rId240">
+      <w:hyperlink r:id="rId267">
         <w:r>
           <w:rPr>
             <w:lang w:val="zh_TW" w:bidi="zh_TW"/>
@@ -9581,7 +10617,7 @@
         </w:rPr>
         <w:t>自先知以賽亞的時代（公元前740年）起，以色列人最厭惡的食物就是豬肉（</w:t>
       </w:r>
-      <w:hyperlink r:id="rId241">
+      <w:hyperlink r:id="rId268">
         <w:r>
           <w:rPr>
             <w:lang w:val="zh_TW" w:bidi="zh_TW"/>
@@ -9593,7 +10629,7 @@
           <w:t>賽65:4，</w:t>
         </w:r>
       </w:hyperlink>
-      <w:hyperlink r:id="rId242">
+      <w:hyperlink r:id="rId269">
         <w:r>
           <w:rPr>
             <w:lang w:val="zh_TW" w:bidi="zh_TW"/>
@@ -9611,7 +10647,7 @@
         </w:rPr>
         <w:t>）。在馬加比時期，「那行毀壞可憎的」其中一項，就是異教君王安提阿古·伊比凡尼（Antiochus Epiphanes）在耶路撒冷聖殿祭壇上獻豬為祭，猶太英雄猶大‧馬加比（Judas Maccabeus）和追隨者為了抵抗這事，不惜犧牲性命（</w:t>
       </w:r>
-      <w:hyperlink r:id="rId243">
+      <w:hyperlink r:id="rId270">
         <w:r>
           <w:rPr>
             <w:lang w:val="zh_TW" w:bidi="zh_TW"/>
@@ -9623,7 +10659,7 @@
           <w:t>馬加比一書1:54、62–63；</w:t>
         </w:r>
       </w:hyperlink>
-      <w:hyperlink r:id="rId244">
+      <w:hyperlink r:id="rId271">
         <w:r>
           <w:rPr>
             <w:lang w:val="zh_TW" w:bidi="zh_TW"/>
@@ -9635,7 +10671,7 @@
           <w:t>馬加比二書6:5，</w:t>
         </w:r>
       </w:hyperlink>
-      <w:hyperlink r:id="rId245">
+      <w:hyperlink r:id="rId272">
         <w:r>
           <w:rPr>
             <w:lang w:val="zh_TW" w:bidi="zh_TW"/>
@@ -9678,7 +10714,7 @@
         </w:rPr>
         <w:t>有些食物因其象徵意義而被禁止。神吩咐不可吃血：「只是你要心意堅定，不可吃血，因為血是生命；不可將血與肉同吃。」（</w:t>
       </w:r>
-      <w:hyperlink r:id="rId246">
+      <w:hyperlink r:id="rId273">
         <w:r>
           <w:rPr>
             <w:lang w:val="zh_TW" w:bidi="zh_TW"/>
@@ -9696,7 +10732,7 @@
         </w:rPr>
         <w:t>）血有禮儀上的作用，用於神的祭壇上贖罪，因此不可吃（</w:t>
       </w:r>
-      <w:hyperlink r:id="rId247">
+      <w:hyperlink r:id="rId274">
         <w:r>
           <w:rPr>
             <w:lang w:val="zh_TW" w:bidi="zh_TW"/>
@@ -9714,7 +10750,7 @@
         </w:rPr>
         <w:t>）。新約聖經的作者認出舊約聖經中獻祭的血是一種「預表」，代表基督在十字架上為罪所流的寶血（</w:t>
       </w:r>
-      <w:hyperlink r:id="rId248">
+      <w:hyperlink r:id="rId275">
         <w:r>
           <w:rPr>
             <w:lang w:val="zh_TW" w:bidi="zh_TW"/>
@@ -9732,7 +10768,7 @@
         </w:rPr>
         <w:t>；</w:t>
       </w:r>
-      <w:hyperlink r:id="rId249">
+      <w:hyperlink r:id="rId276">
         <w:r>
           <w:rPr>
             <w:lang w:val="zh_TW" w:bidi="zh_TW"/>
@@ -9750,7 +10786,7 @@
         </w:rPr>
         <w:t>）。出於對母體生命的尊重，律法規定若遇見鳥窩，可以取走蛋或雛鳥，但不可取去母鳥（</w:t>
       </w:r>
-      <w:hyperlink r:id="rId250">
+      <w:hyperlink r:id="rId277">
         <w:r>
           <w:rPr>
             <w:lang w:val="zh_TW" w:bidi="zh_TW"/>
@@ -9793,7 +10829,7 @@
         </w:rPr>
         <w:t>起初，早期的教會因其猶太背景，難以擺脫猶太人的飲食傳統。使徒彼得曾三次見異象，被教導不可再稱外邦的食物或吃這些食物的外邦人為「不潔淨」（</w:t>
       </w:r>
-      <w:hyperlink r:id="rId251">
+      <w:hyperlink r:id="rId278">
         <w:r>
           <w:rPr>
             <w:lang w:val="zh_TW" w:bidi="zh_TW"/>
@@ -9805,7 +10841,7 @@
           <w:t>徒10:9–16，</w:t>
         </w:r>
       </w:hyperlink>
-      <w:hyperlink r:id="rId252">
+      <w:hyperlink r:id="rId279">
         <w:r>
           <w:rPr>
             <w:lang w:val="zh_TW" w:bidi="zh_TW"/>
@@ -9823,7 +10859,7 @@
         </w:rPr>
         <w:t>）。後來，耶路撒冷大會正式決議，教會不必遵守摩西的禮儀條例，惟獨外邦基督徒應當禁戒「偶像的污穢和姦淫，並勒死的牲畜和血」（</w:t>
       </w:r>
-      <w:hyperlink r:id="rId253">
+      <w:hyperlink r:id="rId280">
         <w:r>
           <w:rPr>
             <w:lang w:val="zh_TW" w:bidi="zh_TW"/>
@@ -9841,7 +10877,7 @@
         </w:rPr>
         <w:t>），免得使猶太基督徒跌倒。這就是新約聖經教導的應用，叫人們要體恤良心軟弱的人。「不可因食物毀壞神的工程。凡物固然潔淨，但有人因食物叫人跌倒，就是他的罪了......若有疑心而吃的，就必有罪，因為他吃不是出於信心。凡不出於信心的都是罪。」（</w:t>
       </w:r>
-      <w:hyperlink r:id="rId254">
+      <w:hyperlink r:id="rId281">
         <w:r>
           <w:rPr>
             <w:lang w:val="zh_TW" w:bidi="zh_TW"/>
@@ -9966,7 +11002,7 @@
         </w:rPr>
         <w:t>隱‧基底是死海西側的重要綠洲，位於耶路撒冷東南約56.3公里（35英里）處。這是分給猶大支派的一部分土地（</w:t>
       </w:r>
-      <w:hyperlink r:id="rId255">
+      <w:hyperlink r:id="rId282">
         <w:r>
           <w:rPr>
             <w:lang w:val="zh_TW" w:bidi="zh_TW"/>
@@ -9984,7 +11020,7 @@
         </w:rPr>
         <w:t>）。隱‧基底有一個從石灰岩流出的熱水泉，造就在溫暖氣候中茂盛生長的植物。該地區以其棕櫚樹、葡萄園和香膏而聞名（</w:t>
       </w:r>
-      <w:hyperlink r:id="rId256">
+      <w:hyperlink r:id="rId283">
         <w:r>
           <w:rPr>
             <w:lang w:val="zh_TW" w:bidi="zh_TW"/>
@@ -10029,7 +11065,7 @@
         </w:rPr>
         <w:t>隱‧基底也被稱為哈洗遜‧他瑪（</w:t>
       </w:r>
-      <w:hyperlink r:id="rId257">
+      <w:hyperlink r:id="rId284">
         <w:r>
           <w:rPr>
             <w:lang w:val="zh_TW" w:bidi="zh_TW"/>
@@ -10065,7 +11101,7 @@
         </w:rPr>
         <w:t>基大老瑪在那裡擊敗了亞摩利人（</w:t>
       </w:r>
-      <w:hyperlink r:id="rId258">
+      <w:hyperlink r:id="rId285">
         <w:r>
           <w:rPr>
             <w:lang w:val="zh_TW" w:bidi="zh_TW"/>
@@ -10101,7 +11137,7 @@
         </w:rPr>
         <w:t>大衛在隱‧基底的洞穴中躲避掃羅 （</w:t>
       </w:r>
-      <w:hyperlink r:id="rId259">
+      <w:hyperlink r:id="rId286">
         <w:r>
           <w:rPr>
             <w:lang w:val="zh_TW" w:bidi="zh_TW"/>
@@ -10149,7 +11185,7 @@
         </w:rPr>
         <w:t>之間的死海捕魚（</w:t>
       </w:r>
-      <w:hyperlink r:id="rId260">
+      <w:hyperlink r:id="rId287">
         <w:r>
           <w:rPr>
             <w:lang w:val="zh_TW" w:bidi="zh_TW"/>
@@ -10215,7 +11251,7 @@
         </w:rPr>
         <w:t>印度在聖經時代是一片邊界不明確的東方地區。聖經僅在</w:t>
       </w:r>
-      <w:hyperlink r:id="rId261">
+      <w:hyperlink r:id="rId288">
         <w:r>
           <w:rPr>
             <w:lang w:val="zh_TW" w:bidi="zh_TW"/>
@@ -10233,7 +11269,7 @@
         </w:rPr>
         <w:t>和</w:t>
       </w:r>
-      <w:hyperlink r:id="rId262">
+      <w:hyperlink r:id="rId289">
         <w:r>
           <w:rPr>
             <w:lang w:val="zh_TW" w:bidi="zh_TW"/>
@@ -10264,7 +11300,7 @@
         </w:rPr>
         <w:t>3.94–106，4.40、 44）。一些希伯來傳說與古老傳統提到，在所羅門王時代已有猶太人居於印度。一些解經家認為哈腓拉地的比遜河，可能是指印度（</w:t>
       </w:r>
-      <w:hyperlink r:id="rId263">
+      <w:hyperlink r:id="rId290">
         <w:r>
           <w:rPr>
             <w:lang w:val="zh_TW" w:bidi="zh_TW"/>
@@ -10282,7 +11318,7 @@
         </w:rPr>
         <w:t>）。另外有人指出，俄斐地出產的貨物，如檀木（「檀香木」，</w:t>
       </w:r>
-      <w:hyperlink r:id="rId264">
+      <w:hyperlink r:id="rId291">
         <w:r>
           <w:rPr>
             <w:lang w:val="zh_TW" w:bidi="zh_TW"/>
@@ -10300,7 +11336,7 @@
         </w:rPr>
         <w:t>；</w:t>
       </w:r>
-      <w:hyperlink r:id="rId265">
+      <w:hyperlink r:id="rId292">
         <w:r>
           <w:rPr>
             <w:lang w:val="zh_TW" w:bidi="zh_TW"/>
@@ -10318,7 +11354,7 @@
         </w:rPr>
         <w:t>）、象牙和猴子，都可能源自印度。同樣，一些商人帶到泰爾的象牙與烏木（</w:t>
       </w:r>
-      <w:hyperlink r:id="rId266">
+      <w:hyperlink r:id="rId293">
         <w:r>
           <w:rPr>
             <w:lang w:val="zh_TW" w:bidi="zh_TW"/>
@@ -10350,7 +11386,7 @@
         </w:rPr>
         <w:t>新約聖經中沒有提到印度。然而，但在新約成書之前與之後的一些猶太著作都提及此地，包括以斯帖的他爾根（Targums）、米示大（Midrashim）和塔木德（Talmud）。直到亞歷山大大帝（Alexander the Great）於公元前323年去世後，巴勒斯坦與歐洲的著作才開始提及印度。</w:t>
       </w:r>
-      <w:hyperlink r:id="rId267">
+      <w:hyperlink r:id="rId294">
         <w:r>
           <w:rPr>
             <w:lang w:val="zh_TW" w:bidi="zh_TW"/>
@@ -10368,7 +11404,7 @@
         </w:rPr>
         <w:t>記載西流古（Seleucid）王朝的軍隊在公元前二世紀使用戰象（可能來自印度），並由印度馴象師駕駛。</w:t>
       </w:r>
-      <w:hyperlink r:id="rId268">
+      <w:hyperlink r:id="rId295">
         <w:r>
           <w:rPr>
             <w:lang w:val="zh_TW" w:bidi="zh_TW"/>
@@ -12300,6 +13336,18 @@
   </w:num>
   <w:num w:numId="13" w16cid:durableId="592781308">
     <w:abstractNumId w:val="11"/>
+  </w:num>
+  <w:num w:numId="14">
+    <w:abstractNumId w:val="3"/>
+    <w:lvlOverride w:ilvl="0">
+      <w:startOverride w:val="1"/>
+    </w:lvlOverride>
+  </w:num>
+  <w:num w:numId="15">
+    <w:abstractNumId w:val="3"/>
+    <w:lvlOverride w:ilvl="0">
+      <w:startOverride w:val="1"/>
+    </w:lvlOverride>
   </w:num>
   <w:numIdMacAtCleanup w:val="10"/>
 </w:numbering>

--- a/zht/docx/188.content.docx
+++ b/zht/docx/188.content.docx
@@ -149,7 +149,7 @@
         <w:rPr>
           <w:lang w:val="zh_TW" w:bidi="zh_TW"/>
         </w:rPr>
-        <w:t>xiu</w:t>
+        <w:t>xie</w:t>
       </w:r>
       <w:r>
         <w:rPr>
@@ -212,7 +212,7 @@
         <w:rPr>
           <w:lang w:val="zh_TW" w:bidi="zh_TW"/>
         </w:rPr>
-        <w:t>休妻</w:t>
+        <w:t>褻瀆</w:t>
       </w:r>
       <w:r>
         <w:rPr>
@@ -231,7 +231,18 @@
         <w:rPr>
           <w:lang w:val="zh_TW" w:bidi="zh_TW"/>
         </w:rPr>
-        <w:t>聖經中關於休妻的規範，與神在歷史中逐步啟示中對婚姻的不同定義密切相關。</w:t>
+        <w:t>指褻瀆或輕蔑神的言語或文字（或對神的行為）。在一般意義上，「褻瀆（blasphemy）」可以指任何誹謗，包括任何侮辱或貶低他人的言語或行為。在希臘文獻中，這個詞用於侮辱或嘲笑活人或死人。這個詞的用法被延伸至神，包括質疑神的大能和嘲笑神的本性。</w:t>
+      </w:r>
+    </w:p>
+    <w:p>
+      <w:pPr>
+        <w:pStyle w:val="Heading3"/>
+      </w:pPr>
+      <w:r>
+        <w:rPr>
+          <w:lang w:val="zh_TW" w:bidi="zh_TW"/>
+        </w:rPr>
+        <w:t>舊約中的褻瀆</w:t>
       </w:r>
     </w:p>
     <w:p>
@@ -245,7 +256,7 @@
         <w:rPr>
           <w:lang w:val="zh_TW" w:bidi="zh_TW"/>
         </w:rPr>
-        <w:t>在創世記的創造記載中，婚姻被定義為神在無罪環境中所設立的「一體」聯合（</w:t>
+        <w:t>在舊約中，「褻瀆」總是指侮辱神，可能是直接攻擊神，或是間接嘲弄神。無論哪種方式，都會減損神的榮耀和尊嚴，所以褻瀆是讚美的反面。以色列人可能會透過詛咒神（</w:t>
       </w:r>
       <w:hyperlink r:id="rId13">
         <w:r>
@@ -256,14 +267,14 @@
             <w:color w:val="0000EE"/>
             <w:u w:val="single"/>
           </w:rPr>
-          <w:t>創2:24</w:t>
+          <w:t>利24:10–16</w:t>
         </w:r>
       </w:hyperlink>
       <w:r>
         <w:rPr>
           <w:lang w:val="zh_TW" w:bidi="zh_TW"/>
         </w:rPr>
-        <w:t>）。在這樣的條件下，婚姻關係的解體是不可想像的。在耶穌的事工中，祂肯定神對婚姻原初設計的這一方面，並描述了「一體」關係的含義，即廢除配偶間的分離狀態，並創造出一種牢不可破的聯合（</w:t>
+        <w:t>）或故意違背神的律法（</w:t>
       </w:r>
       <w:hyperlink r:id="rId14">
         <w:r>
@@ -274,25 +285,32 @@
             <w:color w:val="0000EE"/>
             <w:u w:val="single"/>
           </w:rPr>
-          <w:t>太19:6</w:t>
+          <w:t>民15:30</w:t>
         </w:r>
       </w:hyperlink>
       <w:r>
         <w:rPr>
           <w:lang w:val="zh_TW" w:bidi="zh_TW"/>
         </w:rPr>
+        <w:t>）來直接侮辱祂的「名」（神的名字：耶和華）。任何一種褻瀆神的行為都會被處死刑，就像拜偶像一樣，這是最嚴重的褻瀆神（</w:t>
+      </w:r>
+      <w:hyperlink r:id="rId15">
+        <w:r>
+          <w:rPr>
+            <w:lang w:val="zh_TW" w:bidi="zh_TW"/>
+          </w:rPr>
+          <w:rPr>
+            <w:color w:val="0000EE"/>
+            <w:u w:val="single"/>
+          </w:rPr>
+          <w:t>賽66:3</w:t>
+        </w:r>
+      </w:hyperlink>
+      <w:r>
+        <w:rPr>
+          <w:lang w:val="zh_TW" w:bidi="zh_TW"/>
+        </w:rPr>
         <w:t>）。</w:t>
-      </w:r>
-    </w:p>
-    <w:p>
-      <w:pPr>
-        <w:pStyle w:val="Heading3"/>
-      </w:pPr>
-      <w:r>
-        <w:rPr>
-          <w:lang w:val="zh_TW" w:bidi="zh_TW"/>
-        </w:rPr>
-        <w:t>舊約聖經對於休妻的觀點</w:t>
       </w:r>
     </w:p>
     <w:p>
@@ -306,9 +324,9 @@
         <w:rPr>
           <w:lang w:val="zh_TW" w:bidi="zh_TW"/>
         </w:rPr>
-        <w:t>墮落所帶來的破壞，對男性和女性之間的關係造成了嚴重後果。由於罪切斷了他們對神的主要依賴，男人和女人分別受制於他們最初被造時的元素。男人受制於他來自的塵土（</w:t>
-      </w:r>
-      <w:hyperlink r:id="rId15">
+        <w:t>人們認為外邦人從未體驗過耶和華的大能和威嚴，最有可能褻瀆神。因此，在亞述王將耶和華等同於他已征服的列國的神時，就犯了褻瀆神的罪（</w:t>
+      </w:r>
+      <w:hyperlink r:id="rId16">
         <w:r>
           <w:rPr>
             <w:lang w:val="zh_TW" w:bidi="zh_TW"/>
@@ -317,10 +335,16 @@
             <w:color w:val="0000EE"/>
             <w:u w:val="single"/>
           </w:rPr>
-          <w:t>創2:7，</w:t>
+          <w:t>王下19:4–6、22</w:t>
         </w:r>
       </w:hyperlink>
-      <w:hyperlink r:id="rId16">
+      <w:r>
+        <w:rPr>
+          <w:lang w:val="zh_TW" w:bidi="zh_TW"/>
+        </w:rPr>
+        <w:t>）。由於亞述王的傲慢，先知以賽亞預言他必會滅亡。當以色列被擄時（</w:t>
+      </w:r>
+      <w:hyperlink r:id="rId17">
         <w:r>
           <w:rPr>
             <w:lang w:val="zh_TW" w:bidi="zh_TW"/>
@@ -329,16 +353,16 @@
             <w:color w:val="0000EE"/>
             <w:u w:val="single"/>
           </w:rPr>
-          <w:t>3:19</w:t>
+          <w:t>賽52:5</w:t>
         </w:r>
       </w:hyperlink>
       <w:r>
         <w:rPr>
           <w:lang w:val="zh_TW" w:bidi="zh_TW"/>
         </w:rPr>
-        <w:t>），女人則受制於她從男人而被造的事實（</w:t>
-      </w:r>
-      <w:hyperlink r:id="rId17">
+        <w:t>），當以東嘲笑荒涼的「以色列山」時（</w:t>
+      </w:r>
+      <w:hyperlink r:id="rId18">
         <w:r>
           <w:rPr>
             <w:lang w:val="zh_TW" w:bidi="zh_TW"/>
@@ -347,10 +371,16 @@
             <w:color w:val="0000EE"/>
             <w:u w:val="single"/>
           </w:rPr>
-          <w:t>2:22，</w:t>
+          <w:t>結35:12</w:t>
         </w:r>
       </w:hyperlink>
-      <w:hyperlink r:id="rId18">
+      <w:r>
+        <w:rPr>
+          <w:lang w:val="zh_TW" w:bidi="zh_TW"/>
+        </w:rPr>
+        <w:t>），當敵人嘲笑神沒有保護耶路撒冷時（</w:t>
+      </w:r>
+      <w:hyperlink r:id="rId19">
         <w:r>
           <w:rPr>
             <w:lang w:val="zh_TW" w:bidi="zh_TW"/>
@@ -359,16 +389,16 @@
             <w:color w:val="0000EE"/>
             <w:u w:val="single"/>
           </w:rPr>
-          <w:t>3:16</w:t>
+          <w:t>詩74:18</w:t>
         </w:r>
       </w:hyperlink>
       <w:r>
         <w:rPr>
           <w:lang w:val="zh_TW" w:bidi="zh_TW"/>
         </w:rPr>
-        <w:t>）。在墮落之前，男人和女人共享神的形象，享有平等的關係（</w:t>
-      </w:r>
-      <w:hyperlink r:id="rId19">
+        <w:t>；</w:t>
+      </w:r>
+      <w:hyperlink r:id="rId20">
         <w:r>
           <w:rPr>
             <w:lang w:val="zh_TW" w:bidi="zh_TW"/>
@@ -377,50 +407,25 @@
             <w:color w:val="0000EE"/>
             <w:u w:val="single"/>
           </w:rPr>
-          <w:t>1:27</w:t>
+          <w:t>馬加比一書2:6</w:t>
         </w:r>
       </w:hyperlink>
       <w:r>
         <w:rPr>
           <w:lang w:val="zh_TW" w:bidi="zh_TW"/>
         </w:rPr>
-        <w:t>）並共同承擔治理受造之物的神聖使命（見</w:t>
-      </w:r>
-      <w:hyperlink r:id="rId20">
-        <w:r>
-          <w:rPr>
-            <w:lang w:val="zh_TW" w:bidi="zh_TW"/>
-          </w:rPr>
-          <w:rPr>
-            <w:color w:val="0000EE"/>
-            <w:u w:val="single"/>
-          </w:rPr>
-          <w:t>28</w:t>
-        </w:r>
-      </w:hyperlink>
-      <w:r>
-        <w:rPr>
-          <w:lang w:val="zh_TW" w:bidi="zh_TW"/>
-        </w:rPr>
-        <w:t>節）。然而，墮落之後，男人成為女人的掌權者，而女人成為男人的臣服者（</w:t>
-      </w:r>
-      <w:hyperlink r:id="rId18">
-        <w:r>
-          <w:rPr>
-            <w:lang w:val="zh_TW" w:bidi="zh_TW"/>
-          </w:rPr>
-          <w:rPr>
-            <w:color w:val="0000EE"/>
-            <w:u w:val="single"/>
-          </w:rPr>
-          <w:t>3:16</w:t>
-        </w:r>
-      </w:hyperlink>
-      <w:r>
-        <w:rPr>
-          <w:lang w:val="zh_TW" w:bidi="zh_TW"/>
-        </w:rPr>
-        <w:t>）。</w:t>
+        <w:t>），神也受到嘲笑。</w:t>
+      </w:r>
+    </w:p>
+    <w:p>
+      <w:pPr>
+        <w:pStyle w:val="Heading3"/>
+      </w:pPr>
+      <w:r>
+        <w:rPr>
+          <w:lang w:val="zh_TW" w:bidi="zh_TW"/>
+        </w:rPr>
+        <w:t>新約中的褻瀆</w:t>
       </w:r>
     </w:p>
     <w:p>
@@ -434,7 +439,7 @@
         <w:rPr>
           <w:lang w:val="zh_TW" w:bidi="zh_TW"/>
         </w:rPr>
-        <w:t>由於這些新情況的出現，男人對女人有了在墮落前所沒有的支配權。「一體」的關係遭受破壞，因為掌權的權利為男性統治者增加其女性伴侶的數量開闢了道路。這種男女之間的差異導致了一夫多妻制的出現（</w:t>
+        <w:t>在新約中，褻瀆具有更廣泛的希臘語含義。它包括誹謗人以及神（</w:t>
       </w:r>
       <w:hyperlink r:id="rId21">
         <w:r>
@@ -445,9 +450,15 @@
             <w:color w:val="0000EE"/>
             <w:u w:val="single"/>
           </w:rPr>
-          <w:t>創4:19，</w:t>
+          <w:t>太15:19</w:t>
         </w:r>
       </w:hyperlink>
+      <w:r>
+        <w:rPr>
+          <w:lang w:val="zh_TW" w:bidi="zh_TW"/>
+        </w:rPr>
+        <w:t>；另見</w:t>
+      </w:r>
       <w:hyperlink r:id="rId22">
         <w:r>
           <w:rPr>
@@ -457,9 +468,15 @@
             <w:color w:val="0000EE"/>
             <w:u w:val="single"/>
           </w:rPr>
-          <w:t>16:3，</w:t>
+          <w:t>羅3:8</w:t>
         </w:r>
       </w:hyperlink>
+      <w:r>
+        <w:rPr>
+          <w:lang w:val="zh_TW" w:bidi="zh_TW"/>
+        </w:rPr>
+        <w:t>；</w:t>
+      </w:r>
       <w:hyperlink r:id="rId23">
         <w:r>
           <w:rPr>
@@ -469,14 +486,14 @@
             <w:color w:val="0000EE"/>
             <w:u w:val="single"/>
           </w:rPr>
-          <w:t>29:30</w:t>
+          <w:t>林前10:30</w:t>
         </w:r>
       </w:hyperlink>
       <w:r>
         <w:rPr>
           <w:lang w:val="zh_TW" w:bidi="zh_TW"/>
         </w:rPr>
-        <w:t>）以及連續單配偶制（短暫婚姻）的實踐——需要通過休妻來終結每一段婚姻（</w:t>
+        <w:t>；</w:t>
       </w:r>
       <w:hyperlink r:id="rId24">
         <w:r>
@@ -487,14 +504,14 @@
             <w:color w:val="0000EE"/>
             <w:u w:val="single"/>
           </w:rPr>
-          <w:t>申24:1–4</w:t>
+          <w:t>弗4:31</w:t>
         </w:r>
       </w:hyperlink>
       <w:r>
         <w:rPr>
           <w:lang w:val="zh_TW" w:bidi="zh_TW"/>
         </w:rPr>
-        <w:t>）。因此，休妻做法的出現，成為男性性統治原則下，不可避免的結果。無論是統治還是休妻，都不是神原本對婚姻關係的設計。摩西律法中關於休妻的規定是神對人類墮落狀態所作的讓步（</w:t>
+        <w:t>；</w:t>
       </w:r>
       <w:hyperlink r:id="rId25">
         <w:r>
@@ -505,14 +522,44 @@
             <w:color w:val="0000EE"/>
             <w:u w:val="single"/>
           </w:rPr>
-          <w:t>太19:8</w:t>
+          <w:t>多3:2</w:t>
         </w:r>
       </w:hyperlink>
       <w:r>
         <w:rPr>
           <w:lang w:val="zh_TW" w:bidi="zh_TW"/>
         </w:rPr>
-        <w:t>）。通常，休妻的選擇僅為男性統治者所享有。作為其男性統治者的臣服者，妻子成為休妻的受害者。男人可以休妻，而女人卻不能與丈夫離婚。</w:t>
+        <w:t>）。它甚至包括嘲笑天使或惡魔的勢力，這與嘲笑任何其它存在物一樣都是錯的（</w:t>
+      </w:r>
+      <w:hyperlink r:id="rId26">
+        <w:r>
+          <w:rPr>
+            <w:lang w:val="zh_TW" w:bidi="zh_TW"/>
+          </w:rPr>
+          <w:rPr>
+            <w:color w:val="0000EE"/>
+            <w:u w:val="single"/>
+          </w:rPr>
+          <w:t>彼後2:10–12；</w:t>
+        </w:r>
+      </w:hyperlink>
+      <w:hyperlink r:id="rId27">
+        <w:r>
+          <w:rPr>
+            <w:lang w:val="zh_TW" w:bidi="zh_TW"/>
+          </w:rPr>
+          <w:rPr>
+            <w:color w:val="0000EE"/>
+            <w:u w:val="single"/>
+          </w:rPr>
+          <w:t>猶1:8–10</w:t>
+        </w:r>
+      </w:hyperlink>
+      <w:r>
+        <w:rPr>
+          <w:lang w:val="zh_TW" w:bidi="zh_TW"/>
+        </w:rPr>
+        <w:t>）。換句話說，任何形式的誹謗、嘲笑和嘲諷在新約中都是完全受到譴責的。</w:t>
       </w:r>
     </w:p>
     <w:p>
@@ -526,9 +573,9 @@
         <w:rPr>
           <w:lang w:val="zh_TW" w:bidi="zh_TW"/>
         </w:rPr>
-        <w:t>雖然看起來不公平，但申命記關於休妻的規定實際上是為了給受害的婦女提供一點保護。丈夫必須以她有不道德的行為為理由，證明休妻的正當性，並需給予被休的妻子一紙休書，作為她與他的婚姻的證明（</w:t>
-      </w:r>
-      <w:hyperlink r:id="rId26">
+        <w:t>新約中最常見的褻瀆是對神的褻瀆。人們可能會直接冒犯神（</w:t>
+      </w:r>
+      <w:hyperlink r:id="rId28">
         <w:r>
           <w:rPr>
             <w:lang w:val="zh_TW" w:bidi="zh_TW"/>
@@ -537,16 +584,10 @@
             <w:color w:val="0000EE"/>
             <w:u w:val="single"/>
           </w:rPr>
-          <w:t>申24:1</w:t>
+          <w:t>啟13:6，</w:t>
         </w:r>
       </w:hyperlink>
-      <w:r>
-        <w:rPr>
-          <w:lang w:val="zh_TW" w:bidi="zh_TW"/>
-        </w:rPr>
-        <w:t>）。此外，離異的丈夫在妻子再嫁後，不得再娶她為妻，因為最初的休妻被視為對她的玷污（見</w:t>
-      </w:r>
-      <w:hyperlink r:id="rId27">
+      <w:hyperlink r:id="rId29">
         <w:r>
           <w:rPr>
             <w:lang w:val="zh_TW" w:bidi="zh_TW"/>
@@ -555,14 +596,122 @@
             <w:color w:val="0000EE"/>
             <w:u w:val="single"/>
           </w:rPr>
-          <w:t>4</w:t>
+          <w:t>16:9</w:t>
         </w:r>
       </w:hyperlink>
       <w:r>
         <w:rPr>
           <w:lang w:val="zh_TW" w:bidi="zh_TW"/>
         </w:rPr>
-        <w:t>節）。</w:t>
+        <w:t>），毀謗神的道理（</w:t>
+      </w:r>
+      <w:hyperlink r:id="rId30">
+        <w:r>
+          <w:rPr>
+            <w:lang w:val="zh_TW" w:bidi="zh_TW"/>
+          </w:rPr>
+          <w:rPr>
+            <w:color w:val="0000EE"/>
+            <w:u w:val="single"/>
+          </w:rPr>
+          <w:t>多2:5</w:t>
+        </w:r>
+      </w:hyperlink>
+      <w:r>
+        <w:rPr>
+          <w:lang w:val="zh_TW" w:bidi="zh_TW"/>
+        </w:rPr>
+        <w:t>），或拒絕神的啟示及其使者（</w:t>
+      </w:r>
+      <w:hyperlink r:id="rId31">
+        <w:r>
+          <w:rPr>
+            <w:lang w:val="zh_TW" w:bidi="zh_TW"/>
+          </w:rPr>
+          <w:rPr>
+            <w:color w:val="0000EE"/>
+            <w:u w:val="single"/>
+          </w:rPr>
+          <w:t>徒6:11</w:t>
+        </w:r>
+      </w:hyperlink>
+      <w:r>
+        <w:rPr>
+          <w:lang w:val="zh_TW" w:bidi="zh_TW"/>
+        </w:rPr>
+        <w:t>）。當耶穌自稱擁有屬於神的特權——赦罪的權柄時，祂被指控褻瀆神（</w:t>
+      </w:r>
+      <w:hyperlink r:id="rId32">
+        <w:r>
+          <w:rPr>
+            <w:lang w:val="zh_TW" w:bidi="zh_TW"/>
+          </w:rPr>
+          <w:rPr>
+            <w:color w:val="0000EE"/>
+            <w:u w:val="single"/>
+          </w:rPr>
+          <w:t>可2:7</w:t>
+        </w:r>
+      </w:hyperlink>
+      <w:r>
+        <w:rPr>
+          <w:lang w:val="zh_TW" w:bidi="zh_TW"/>
+        </w:rPr>
+        <w:t>）。</w:t>
+      </w:r>
+      <w:hyperlink r:id="rId33">
+        <w:r>
+          <w:rPr>
+            <w:lang w:val="zh_TW" w:bidi="zh_TW"/>
+          </w:rPr>
+          <w:rPr>
+            <w:color w:val="0000EE"/>
+            <w:u w:val="single"/>
+          </w:rPr>
+          <w:t>約翰福音10:33–36</w:t>
+        </w:r>
+      </w:hyperlink>
+      <w:r>
+        <w:rPr>
+          <w:lang w:val="zh_TW" w:bidi="zh_TW"/>
+        </w:rPr>
+        <w:t>記載有人試圖用石頭砸死耶穌，指控祂的人對祂說：「你是個人，反將自己當作神」（</w:t>
+      </w:r>
+      <w:hyperlink r:id="rId34">
+        <w:r>
+          <w:rPr>
+            <w:lang w:val="zh_TW" w:bidi="zh_TW"/>
+          </w:rPr>
+          <w:rPr>
+            <w:color w:val="0000EE"/>
+            <w:u w:val="single"/>
+          </w:rPr>
+          <w:t>33</w:t>
+        </w:r>
+      </w:hyperlink>
+      <w:r>
+        <w:rPr>
+          <w:lang w:val="zh_TW" w:bidi="zh_TW"/>
+        </w:rPr>
+        <w:t>節）。猶太最高法院（公會）以褻瀆罪判處耶穌死刑，因為祂聲稱自己是人子（彌賽亞）。在他們看來，耶穌並沒有提供任何證據表明祂是如此崇高的人物。耶穌似乎在嘲諷彌賽亞，並進而嘲諷神本身（</w:t>
+      </w:r>
+      <w:hyperlink r:id="rId35">
+        <w:r>
+          <w:rPr>
+            <w:lang w:val="zh_TW" w:bidi="zh_TW"/>
+          </w:rPr>
+          <w:rPr>
+            <w:color w:val="0000EE"/>
+            <w:u w:val="single"/>
+          </w:rPr>
+          <w:t>可14:64</w:t>
+        </w:r>
+      </w:hyperlink>
+      <w:r>
+        <w:rPr>
+          <w:lang w:val="zh_TW" w:bidi="zh_TW"/>
+        </w:rPr>
+        <w:t>）。</w:t>
       </w:r>
     </w:p>
     <w:p>
@@ -576,9 +725,9 @@
         <w:rPr>
           <w:lang w:val="zh_TW" w:bidi="zh_TW"/>
         </w:rPr>
-        <w:t>雖然摩西關於休妻的規定是神因以色列人心硬而作出的讓步，舊約卻明確指出神恨惡休妻（</w:t>
-      </w:r>
-      <w:hyperlink r:id="rId28">
+        <w:t>聖經明確指出，褻瀆罪是可以被赦免的（</w:t>
+      </w:r>
+      <w:hyperlink r:id="rId36">
         <w:r>
           <w:rPr>
             <w:lang w:val="zh_TW" w:bidi="zh_TW"/>
@@ -587,25 +736,60 @@
             <w:color w:val="0000EE"/>
             <w:u w:val="single"/>
           </w:rPr>
-          <w:t>瑪2:16</w:t>
+          <w:t>太12:32</w:t>
         </w:r>
       </w:hyperlink>
       <w:r>
         <w:rPr>
           <w:lang w:val="zh_TW" w:bidi="zh_TW"/>
         </w:rPr>
-        <w:t>）。休妻的權利是基於人類墮落後形成的男性統治原則而勉強允許的。但神原本的設計，體現在「二人成為一體」的婚姻關係中，仍然是男女婚姻結合的標準。</w:t>
-      </w:r>
-    </w:p>
-    <w:p>
-      <w:pPr>
-        <w:pStyle w:val="Heading3"/>
-      </w:pPr>
-      <w:r>
-        <w:rPr>
-          <w:lang w:val="zh_TW" w:bidi="zh_TW"/>
-        </w:rPr>
-        <w:t>耶穌關於休妻的教導</w:t>
+        <w:t>；</w:t>
+      </w:r>
+      <w:hyperlink r:id="rId37">
+        <w:r>
+          <w:rPr>
+            <w:lang w:val="zh_TW" w:bidi="zh_TW"/>
+          </w:rPr>
+          <w:rPr>
+            <w:color w:val="0000EE"/>
+            <w:u w:val="single"/>
+          </w:rPr>
+          <w:t>可3:28–29</w:t>
+        </w:r>
+      </w:hyperlink>
+      <w:r>
+        <w:rPr>
+          <w:lang w:val="zh_TW" w:bidi="zh_TW"/>
+        </w:rPr>
+        <w:t>）。但是，如果一個人不願悔改，唯一的補救辦法就是將他或她「交給撒但，使他們受責罰就不再謗瀆了」（</w:t>
+      </w:r>
+      <w:hyperlink r:id="rId38">
+        <w:r>
+          <w:rPr>
+            <w:lang w:val="zh_TW" w:bidi="zh_TW"/>
+          </w:rPr>
+          <w:rPr>
+            <w:color w:val="0000EE"/>
+            <w:u w:val="single"/>
+          </w:rPr>
+          <w:t>提前1:20</w:t>
+        </w:r>
+      </w:hyperlink>
+      <w:r>
+        <w:rPr>
+          <w:lang w:val="zh_TW" w:bidi="zh_TW"/>
+        </w:rPr>
+        <w:t>）。</w:t>
+      </w:r>
+      <w:r>
+        <w:rPr>
+          <w:lang w:val="zh_TW" w:bidi="zh_TW"/>
+        </w:rPr>
+      </w:r>
+      <w:r>
+        <w:rPr>
+          <w:lang w:val="zh_TW" w:bidi="zh_TW"/>
+        </w:rPr>
       </w:r>
     </w:p>
     <w:p>
@@ -615,13 +799,45 @@
           <w:lang w:val="zh_TW" w:bidi="zh_TW"/>
         </w:rPr>
       </w:r>
-      <w:r>
-        <w:rPr>
-          <w:lang w:val="zh_TW" w:bidi="zh_TW"/>
-        </w:rPr>
-        <w:t>因基督的救贖事工顯明了回歸神在創造中的原初旨意，舊約中關於休妻的規定在基督徒群體中被廢除。為了證明跟隨祂的人中婚姻關係的不可侵犯性，耶穌引導他們回到創造的典範。耶穌負面地提到摩西准許休妻的規定，並堅持神原初的創造秩序，宣告「起初並不是這樣」（</w:t>
-      </w:r>
-      <w:hyperlink r:id="rId25">
+    </w:p>
+    <w:p>
+      <w:pPr>
+        <w:pStyle w:val="Heading2"/>
+      </w:pPr>
+      <w:r>
+        <w:rPr>
+          <w:lang w:val="zh_TW" w:bidi="zh_TW"/>
+        </w:rPr>
+        <w:t>謝拉</w:t>
+      </w:r>
+      <w:r>
+        <w:rPr>
+          <w:lang w:val="zh_TW" w:bidi="zh_TW"/>
+        </w:rPr>
+      </w:r>
+    </w:p>
+    <w:p>
+      <w:pPr>
+        <w:pStyle w:val="ListNumber"/>
+        <w:numPr>
+          <w:ilvl w:val="0"/>
+          <w:numId w:val="14"/>
+        </w:numPr>
+        <w:spacing w:line="240" w:lineRule="auto"/>
+        <w:ind w:left="720"/>
+      </w:pPr>
+      <w:r>
+        <w:rPr>
+          <w:lang w:val="zh_TW" w:bidi="zh_TW"/>
+        </w:rPr>
+      </w:r>
+      <w:r>
+        <w:rPr>
+          <w:lang w:val="zh_TW" w:bidi="zh_TW"/>
+        </w:rPr>
+        <w:t>以東人的族長之一（</w:t>
+      </w:r>
+      <w:hyperlink r:id="rId39">
         <w:r>
           <w:rPr>
             <w:lang w:val="zh_TW" w:bidi="zh_TW"/>
@@ -630,14 +846,546 @@
             <w:color w:val="0000EE"/>
             <w:u w:val="single"/>
           </w:rPr>
-          <w:t>太19:8</w:t>
+          <w:t>創36:17</w:t>
         </w:r>
       </w:hyperlink>
       <w:r>
         <w:rPr>
           <w:lang w:val="zh_TW" w:bidi="zh_TW"/>
         </w:rPr>
-        <w:t>）。基督否定了墮落的影響，並重申了創造的設計。</w:t>
+        <w:t>；</w:t>
+      </w:r>
+      <w:hyperlink r:id="rId40">
+        <w:r>
+          <w:rPr>
+            <w:lang w:val="zh_TW" w:bidi="zh_TW"/>
+          </w:rPr>
+          <w:rPr>
+            <w:color w:val="0000EE"/>
+            <w:u w:val="single"/>
+          </w:rPr>
+          <w:t>代上1:37</w:t>
+        </w:r>
+      </w:hyperlink>
+      <w:r>
+        <w:rPr>
+          <w:lang w:val="zh_TW" w:bidi="zh_TW"/>
+        </w:rPr>
+        <w:t>）。他是以掃和妻子巴實抹所生之子流珥的兒子。謝拉很可能是後來成為以東王的約巴之祖先（</w:t>
+      </w:r>
+      <w:hyperlink r:id="rId41">
+        <w:r>
+          <w:rPr>
+            <w:lang w:val="zh_TW" w:bidi="zh_TW"/>
+          </w:rPr>
+          <w:rPr>
+            <w:color w:val="0000EE"/>
+            <w:u w:val="single"/>
+          </w:rPr>
+          <w:t>創36:13</w:t>
+        </w:r>
+      </w:hyperlink>
+      <w:r>
+        <w:rPr>
+          <w:lang w:val="zh_TW" w:bidi="zh_TW"/>
+        </w:rPr>
+        <w:t>、</w:t>
+      </w:r>
+      <w:hyperlink r:id="rId41">
+        <w:r>
+          <w:rPr>
+            <w:lang w:val="zh_TW" w:bidi="zh_TW"/>
+          </w:rPr>
+          <w:rPr>
+            <w:color w:val="0000EE"/>
+            <w:u w:val="single"/>
+          </w:rPr>
+          <w:t>33</w:t>
+        </w:r>
+      </w:hyperlink>
+      <w:r>
+        <w:rPr>
+          <w:lang w:val="zh_TW" w:bidi="zh_TW"/>
+        </w:rPr>
+        <w:t>）。</w:t>
+      </w:r>
+    </w:p>
+    <w:p>
+      <w:pPr>
+        <w:pStyle w:val="ListNumber"/>
+        <w:spacing w:line="240" w:lineRule="auto"/>
+        <w:ind w:left="720"/>
+      </w:pPr>
+      <w:r>
+        <w:rPr>
+          <w:lang w:val="zh_TW" w:bidi="zh_TW"/>
+        </w:rPr>
+      </w:r>
+      <w:r>
+        <w:rPr>
+          <w:lang w:val="zh_TW" w:bidi="zh_TW"/>
+        </w:rPr>
+        <w:t>猶大從其兒媳她瑪所生的雙胞胎兒子之一（</w:t>
+      </w:r>
+      <w:hyperlink r:id="rId42">
+        <w:r>
+          <w:rPr>
+            <w:lang w:val="zh_TW" w:bidi="zh_TW"/>
+          </w:rPr>
+          <w:rPr>
+            <w:color w:val="0000EE"/>
+            <w:u w:val="single"/>
+          </w:rPr>
+          <w:t>創38:30</w:t>
+        </w:r>
+      </w:hyperlink>
+      <w:r>
+        <w:rPr>
+          <w:lang w:val="zh_TW" w:bidi="zh_TW"/>
+        </w:rPr>
+        <w:t>，</w:t>
+      </w:r>
+      <w:hyperlink r:id="rId43">
+        <w:r>
+          <w:rPr>
+            <w:lang w:val="zh_TW" w:bidi="zh_TW"/>
+          </w:rPr>
+          <w:rPr>
+            <w:color w:val="0000EE"/>
+            <w:u w:val="single"/>
+          </w:rPr>
+          <w:t>46:12</w:t>
+        </w:r>
+      </w:hyperlink>
+      <w:r>
+        <w:rPr>
+          <w:lang w:val="zh_TW" w:bidi="zh_TW"/>
+        </w:rPr>
+        <w:t>；</w:t>
+      </w:r>
+      <w:hyperlink r:id="rId44">
+        <w:r>
+          <w:rPr>
+            <w:lang w:val="zh_TW" w:bidi="zh_TW"/>
+          </w:rPr>
+          <w:rPr>
+            <w:color w:val="0000EE"/>
+            <w:u w:val="single"/>
+          </w:rPr>
+          <w:t>太1:3</w:t>
+        </w:r>
+      </w:hyperlink>
+      <w:r>
+        <w:rPr>
+          <w:lang w:val="zh_TW" w:bidi="zh_TW"/>
+        </w:rPr>
+        <w:t>）。謝拉雖然先伸出手來，卻又收回去，讓兄弟法勒斯先出生。謝拉的後裔（謝拉族）後來成為猶大支派中最有影響力的宗族之一（</w:t>
+      </w:r>
+      <w:hyperlink r:id="rId45">
+        <w:r>
+          <w:rPr>
+            <w:lang w:val="zh_TW" w:bidi="zh_TW"/>
+          </w:rPr>
+          <w:rPr>
+            <w:color w:val="0000EE"/>
+            <w:u w:val="single"/>
+          </w:rPr>
+          <w:t>民26:20</w:t>
+        </w:r>
+      </w:hyperlink>
+      <w:r>
+        <w:rPr>
+          <w:lang w:val="zh_TW" w:bidi="zh_TW"/>
+        </w:rPr>
+        <w:t>；</w:t>
+      </w:r>
+      <w:hyperlink r:id="rId46">
+        <w:r>
+          <w:rPr>
+            <w:lang w:val="zh_TW" w:bidi="zh_TW"/>
+          </w:rPr>
+          <w:rPr>
+            <w:color w:val="0000EE"/>
+            <w:u w:val="single"/>
+          </w:rPr>
+          <w:t>書7:1</w:t>
+        </w:r>
+      </w:hyperlink>
+      <w:r>
+        <w:rPr>
+          <w:lang w:val="zh_TW" w:bidi="zh_TW"/>
+        </w:rPr>
+        <w:t>、</w:t>
+      </w:r>
+      <w:hyperlink r:id="rId46">
+        <w:r>
+          <w:rPr>
+            <w:lang w:val="zh_TW" w:bidi="zh_TW"/>
+          </w:rPr>
+          <w:rPr>
+            <w:color w:val="0000EE"/>
+            <w:u w:val="single"/>
+          </w:rPr>
+          <w:t>18</w:t>
+        </w:r>
+      </w:hyperlink>
+      <w:r>
+        <w:rPr>
+          <w:lang w:val="zh_TW" w:bidi="zh_TW"/>
+        </w:rPr>
+        <w:t>，</w:t>
+      </w:r>
+      <w:hyperlink r:id="rId47">
+        <w:r>
+          <w:rPr>
+            <w:lang w:val="zh_TW" w:bidi="zh_TW"/>
+          </w:rPr>
+          <w:rPr>
+            <w:color w:val="0000EE"/>
+            <w:u w:val="single"/>
+          </w:rPr>
+          <w:t>22:20</w:t>
+        </w:r>
+      </w:hyperlink>
+      <w:r>
+        <w:rPr>
+          <w:lang w:val="zh_TW" w:bidi="zh_TW"/>
+        </w:rPr>
+        <w:t>；</w:t>
+      </w:r>
+      <w:hyperlink r:id="rId48">
+        <w:r>
+          <w:rPr>
+            <w:lang w:val="zh_TW" w:bidi="zh_TW"/>
+          </w:rPr>
+          <w:rPr>
+            <w:color w:val="0000EE"/>
+            <w:u w:val="single"/>
+          </w:rPr>
+          <w:t>代上2:4–6</w:t>
+        </w:r>
+      </w:hyperlink>
+      <w:r>
+        <w:rPr>
+          <w:lang w:val="zh_TW" w:bidi="zh_TW"/>
+        </w:rPr>
+        <w:t>，</w:t>
+      </w:r>
+      <w:hyperlink r:id="rId49">
+        <w:r>
+          <w:rPr>
+            <w:lang w:val="zh_TW" w:bidi="zh_TW"/>
+          </w:rPr>
+          <w:rPr>
+            <w:color w:val="0000EE"/>
+            <w:u w:val="single"/>
+          </w:rPr>
+          <w:t>9:6</w:t>
+        </w:r>
+      </w:hyperlink>
+      <w:r>
+        <w:rPr>
+          <w:lang w:val="zh_TW" w:bidi="zh_TW"/>
+        </w:rPr>
+        <w:t>）。</w:t>
+      </w:r>
+      <w:hyperlink r:id="rId50">
+        <w:r>
+          <w:rPr>
+            <w:lang w:val="zh_TW" w:bidi="zh_TW"/>
+          </w:rPr>
+          <w:rPr>
+            <w:color w:val="0000EE"/>
+            <w:u w:val="single"/>
+          </w:rPr>
+          <w:t>歷代志上二章6節</w:t>
+        </w:r>
+      </w:hyperlink>
+      <w:r>
+        <w:rPr>
+          <w:lang w:val="zh_TW" w:bidi="zh_TW"/>
+        </w:rPr>
+        <w:t>把以探和希幔列為謝拉的兒子，因此</w:t>
+      </w:r>
+      <w:hyperlink r:id="rId51">
+        <w:r>
+          <w:rPr>
+            <w:lang w:val="zh_TW" w:bidi="zh_TW"/>
+          </w:rPr>
+          <w:rPr>
+            <w:color w:val="0000EE"/>
+            <w:u w:val="single"/>
+          </w:rPr>
+          <w:t>列王紀上四章31節</w:t>
+        </w:r>
+      </w:hyperlink>
+      <w:r>
+        <w:rPr>
+          <w:lang w:val="zh_TW" w:bidi="zh_TW"/>
+        </w:rPr>
+        <w:t>及</w:t>
+      </w:r>
+      <w:hyperlink r:id="rId52">
+        <w:r>
+          <w:rPr>
+            <w:lang w:val="zh_TW" w:bidi="zh_TW"/>
+          </w:rPr>
+          <w:rPr>
+            <w:color w:val="0000EE"/>
+            <w:u w:val="single"/>
+          </w:rPr>
+          <w:t>詩篇八十八</w:t>
+        </w:r>
+      </w:hyperlink>
+      <w:r>
+        <w:rPr>
+          <w:lang w:val="zh_TW" w:bidi="zh_TW"/>
+        </w:rPr>
+        <w:t>和</w:t>
+      </w:r>
+      <w:hyperlink r:id="rId53">
+        <w:r>
+          <w:rPr>
+            <w:lang w:val="zh_TW" w:bidi="zh_TW"/>
+          </w:rPr>
+          <w:rPr>
+            <w:color w:val="0000EE"/>
+            <w:u w:val="single"/>
+          </w:rPr>
+          <w:t>八十九篇</w:t>
+        </w:r>
+      </w:hyperlink>
+      <w:r>
+        <w:rPr>
+          <w:lang w:val="zh_TW" w:bidi="zh_TW"/>
+        </w:rPr>
+        <w:t>中提到的以斯拉人，也常被認為是謝拉的後裔。然而，</w:t>
+      </w:r>
+      <w:hyperlink r:id="rId54">
+        <w:r>
+          <w:rPr>
+            <w:lang w:val="zh_TW" w:bidi="zh_TW"/>
+          </w:rPr>
+          <w:rPr>
+            <w:color w:val="0000EE"/>
+            <w:u w:val="single"/>
+          </w:rPr>
+          <w:t>歷代志上十五章17節</w:t>
+        </w:r>
+      </w:hyperlink>
+      <w:r>
+        <w:rPr>
+          <w:lang w:val="zh_TW" w:bidi="zh_TW"/>
+        </w:rPr>
+        <w:t>又把以探和希幔列為利未人。因此，以斯拉人更可能是一個利未人的宗族。</w:t>
+      </w:r>
+    </w:p>
+    <w:p>
+      <w:pPr>
+        <w:pStyle w:val="ListNumber"/>
+        <w:spacing w:line="240" w:lineRule="auto"/>
+        <w:ind w:left="720"/>
+      </w:pPr>
+      <w:r>
+        <w:rPr>
+          <w:lang w:val="zh_TW" w:bidi="zh_TW"/>
+        </w:rPr>
+      </w:r>
+      <w:r>
+        <w:rPr>
+          <w:lang w:val="zh_TW" w:bidi="zh_TW"/>
+        </w:rPr>
+        <w:t>西緬的兒子之一，謝拉族由他而出（</w:t>
+      </w:r>
+      <w:hyperlink r:id="rId55">
+        <w:r>
+          <w:rPr>
+            <w:lang w:val="zh_TW" w:bidi="zh_TW"/>
+          </w:rPr>
+          <w:rPr>
+            <w:color w:val="0000EE"/>
+            <w:u w:val="single"/>
+          </w:rPr>
+          <w:t>民26:13</w:t>
+        </w:r>
+      </w:hyperlink>
+      <w:r>
+        <w:rPr>
+          <w:lang w:val="zh_TW" w:bidi="zh_TW"/>
+        </w:rPr>
+        <w:t>；</w:t>
+      </w:r>
+      <w:hyperlink r:id="rId56">
+        <w:r>
+          <w:rPr>
+            <w:lang w:val="zh_TW" w:bidi="zh_TW"/>
+          </w:rPr>
+          <w:rPr>
+            <w:color w:val="0000EE"/>
+            <w:u w:val="single"/>
+          </w:rPr>
+          <w:t>代上4:24</w:t>
+        </w:r>
+      </w:hyperlink>
+      <w:r>
+        <w:rPr>
+          <w:lang w:val="zh_TW" w:bidi="zh_TW"/>
+        </w:rPr>
+        <w:t>）。他在</w:t>
+      </w:r>
+      <w:hyperlink r:id="rId57">
+        <w:r>
+          <w:rPr>
+            <w:lang w:val="zh_TW" w:bidi="zh_TW"/>
+          </w:rPr>
+          <w:rPr>
+            <w:color w:val="0000EE"/>
+            <w:u w:val="single"/>
+          </w:rPr>
+          <w:t>創世記四十六章10節</w:t>
+        </w:r>
+      </w:hyperlink>
+      <w:r>
+        <w:rPr>
+          <w:lang w:val="zh_TW" w:bidi="zh_TW"/>
+        </w:rPr>
+        <w:t>和</w:t>
+      </w:r>
+      <w:hyperlink r:id="rId58">
+        <w:r>
+          <w:rPr>
+            <w:lang w:val="zh_TW" w:bidi="zh_TW"/>
+          </w:rPr>
+          <w:rPr>
+            <w:color w:val="0000EE"/>
+            <w:u w:val="single"/>
+          </w:rPr>
+          <w:t>出埃及記六章15節</w:t>
+        </w:r>
+      </w:hyperlink>
+      <w:r>
+        <w:rPr>
+          <w:lang w:val="zh_TW" w:bidi="zh_TW"/>
+        </w:rPr>
+        <w:t>又名瑣轄。</w:t>
+      </w:r>
+    </w:p>
+    <w:p>
+      <w:pPr>
+        <w:pStyle w:val="ListNumber"/>
+        <w:spacing w:line="240" w:lineRule="auto"/>
+        <w:ind w:left="720"/>
+      </w:pPr>
+      <w:r>
+        <w:rPr>
+          <w:lang w:val="zh_TW" w:bidi="zh_TW"/>
+        </w:rPr>
+      </w:r>
+      <w:r>
+        <w:rPr>
+          <w:lang w:val="zh_TW" w:bidi="zh_TW"/>
+        </w:rPr>
+        <w:t>利未支派革順族易多的兒子之一（</w:t>
+      </w:r>
+      <w:hyperlink r:id="rId59">
+        <w:r>
+          <w:rPr>
+            <w:lang w:val="zh_TW" w:bidi="zh_TW"/>
+          </w:rPr>
+          <w:rPr>
+            <w:color w:val="0000EE"/>
+            <w:u w:val="single"/>
+          </w:rPr>
+          <w:t>代上6:21</w:t>
+        </w:r>
+      </w:hyperlink>
+      <w:r>
+        <w:rPr>
+          <w:lang w:val="zh_TW" w:bidi="zh_TW"/>
+        </w:rPr>
+        <w:t>）。</w:t>
+      </w:r>
+    </w:p>
+    <w:p>
+      <w:pPr>
+        <w:pStyle w:val="ListNumber"/>
+        <w:spacing w:line="240" w:lineRule="auto"/>
+        <w:ind w:left="720"/>
+      </w:pPr>
+      <w:r>
+        <w:rPr>
+          <w:lang w:val="zh_TW" w:bidi="zh_TW"/>
+        </w:rPr>
+      </w:r>
+      <w:r>
+        <w:rPr>
+          <w:lang w:val="zh_TW" w:bidi="zh_TW"/>
+        </w:rPr>
+        <w:t>利未支派中亞薩的祖先之一。他是亞大雅的兒子、伊特尼的父親（</w:t>
+      </w:r>
+      <w:hyperlink r:id="rId60">
+        <w:r>
+          <w:rPr>
+            <w:lang w:val="zh_TW" w:bidi="zh_TW"/>
+          </w:rPr>
+          <w:rPr>
+            <w:color w:val="0000EE"/>
+            <w:u w:val="single"/>
+          </w:rPr>
+          <w:t>代上6:41</w:t>
+        </w:r>
+      </w:hyperlink>
+      <w:r>
+        <w:rPr>
+          <w:lang w:val="zh_TW" w:bidi="zh_TW"/>
+        </w:rPr>
+        <w:t>）。有些學者認為他就是上述第4項的謝拉。</w:t>
+      </w:r>
+    </w:p>
+    <w:p>
+      <w:pPr>
+        <w:pStyle w:val="ListNumber"/>
+        <w:spacing w:line="240" w:lineRule="auto"/>
+        <w:ind w:left="720"/>
+      </w:pPr>
+      <w:r>
+        <w:rPr>
+          <w:lang w:val="zh_TW" w:bidi="zh_TW"/>
+        </w:rPr>
+      </w:r>
+      <w:r>
+        <w:rPr>
+          <w:lang w:val="zh_TW" w:bidi="zh_TW"/>
+        </w:rPr>
+        <w:t>攻打猶大王亞撒的古實（衣索比亞人）軍兵統帥（</w:t>
+      </w:r>
+      <w:hyperlink r:id="rId61">
+        <w:r>
+          <w:rPr>
+            <w:lang w:val="zh_TW" w:bidi="zh_TW"/>
+          </w:rPr>
+          <w:rPr>
+            <w:color w:val="0000EE"/>
+            <w:u w:val="single"/>
+          </w:rPr>
+          <w:t>代下14:9</w:t>
+        </w:r>
+      </w:hyperlink>
+      <w:r>
+        <w:rPr>
+          <w:lang w:val="zh_TW" w:bidi="zh_TW"/>
+        </w:rPr>
+        <w:t>）。此人的身分及這場爭戰都難以確定。最常見的看法認為他就是埃及王奧索康二世（Osorkon II）。爭戰的記載與奧索康二世在埃及作王的年代相符，軍兵的人數和族群組成也與此說吻合。</w:t>
+      </w:r>
+      <w:r>
+        <w:rPr>
+          <w:lang w:val="zh_TW" w:bidi="zh_TW"/>
+        </w:rPr>
+      </w:r>
+      <w:r>
+        <w:rPr>
+          <w:lang w:val="zh_TW" w:bidi="zh_TW"/>
+        </w:rPr>
       </w:r>
     </w:p>
     <w:p>
@@ -647,29 +1395,21 @@
           <w:lang w:val="zh_TW" w:bidi="zh_TW"/>
         </w:rPr>
       </w:r>
-      <w:r>
-        <w:rPr>
-          <w:lang w:val="zh_TW" w:bidi="zh_TW"/>
-        </w:rPr>
-        <w:t>在</w:t>
-      </w:r>
-      <w:hyperlink r:id="rId29">
-        <w:r>
-          <w:rPr>
-            <w:lang w:val="zh_TW" w:bidi="zh_TW"/>
-          </w:rPr>
-          <w:rPr>
-            <w:color w:val="0000EE"/>
-            <w:u w:val="single"/>
-          </w:rPr>
-          <w:t>馬太福音五章31至32節</w:t>
-        </w:r>
-      </w:hyperlink>
-      <w:r>
-        <w:rPr>
-          <w:lang w:val="zh_TW" w:bidi="zh_TW"/>
-        </w:rPr>
-        <w:t>中，耶穌明確地廢除了摩西律法中允許男人休妻的規定。祂將這種行為視為對婦女人格的侵犯。那些犯姦淫的男人休妻，使妻子淪為受輕視的對象，將她們視為可以通過便利的休妻程序而隨意交易的商品。事實上，男人藉著休妻使妻子背上姦淫的罪名，而與先前婚姻中被棄的女人再婚的男人，則延續了這種羞辱性的過程，並成為姦淫的共犯。</w:t>
+    </w:p>
+    <w:p>
+      <w:pPr>
+        <w:pStyle w:val="Heading2"/>
+      </w:pPr>
+      <w:r>
+        <w:rPr>
+          <w:lang w:val="zh_TW" w:bidi="zh_TW"/>
+        </w:rPr>
+        <w:t>謝拉（Zara, Zarah）</w:t>
+      </w:r>
+      <w:r>
+        <w:rPr>
+          <w:lang w:val="zh_TW" w:bidi="zh_TW"/>
+        </w:rPr>
       </w:r>
     </w:p>
     <w:p>
@@ -683,9 +1423,9 @@
         <w:rPr>
           <w:lang w:val="zh_TW" w:bidi="zh_TW"/>
         </w:rPr>
-        <w:t>耶穌刻意收回男人隨意棄妻的權利，重新建立起按照創造時設計的終身「一體」聯結。祂的門徒準確地理解了祂的意圖。然而，男性特權的觀念在他們的思維中根深蒂固，以至於他們認為守獨身的自由優於對終身一夫一妻婚姻的承諾（</w:t>
-      </w:r>
-      <w:hyperlink r:id="rId30">
+        <w:t>某英文譯本在</w:t>
+      </w:r>
+      <w:hyperlink r:id="rId42">
         <w:r>
           <w:rPr>
             <w:lang w:val="zh_TW" w:bidi="zh_TW"/>
@@ -694,14 +1434,50 @@
             <w:color w:val="0000EE"/>
             <w:u w:val="single"/>
           </w:rPr>
-          <w:t>太19:10</w:t>
+          <w:t>創世記三十八章30節</w:t>
         </w:r>
       </w:hyperlink>
       <w:r>
         <w:rPr>
           <w:lang w:val="zh_TW" w:bidi="zh_TW"/>
         </w:rPr>
-        <w:t>）。</w:t>
+        <w:t>，</w:t>
+      </w:r>
+      <w:hyperlink r:id="rId43">
+        <w:r>
+          <w:rPr>
+            <w:lang w:val="zh_TW" w:bidi="zh_TW"/>
+          </w:rPr>
+          <w:rPr>
+            <w:color w:val="0000EE"/>
+            <w:u w:val="single"/>
+          </w:rPr>
+          <w:t>四十六章12節</w:t>
+        </w:r>
+      </w:hyperlink>
+      <w:r>
+        <w:rPr>
+          <w:lang w:val="zh_TW" w:bidi="zh_TW"/>
+        </w:rPr>
+        <w:t>和</w:t>
+      </w:r>
+      <w:hyperlink r:id="rId44">
+        <w:r>
+          <w:rPr>
+            <w:lang w:val="zh_TW" w:bidi="zh_TW"/>
+          </w:rPr>
+          <w:rPr>
+            <w:color w:val="0000EE"/>
+            <w:u w:val="single"/>
+          </w:rPr>
+          <w:t>馬太福音一章3節</w:t>
+        </w:r>
+      </w:hyperlink>
+      <w:r>
+        <w:rPr>
+          <w:lang w:val="zh_TW" w:bidi="zh_TW"/>
+        </w:rPr>
+        <w:t>將猶大的兒子謝拉（Zerah）拼成Zara和Zarah。</w:t>
       </w:r>
     </w:p>
     <w:p>
@@ -713,254 +1489,10 @@
       </w:r>
       <w:r>
         <w:rPr>
-          <w:lang w:val="zh_TW" w:bidi="zh_TW"/>
-        </w:rPr>
-        <w:t>耶穌不僅重申了「一體」聯結在救贖群體中的有效性，新約也透過將婚姻的聯結，定義為基督與教會關係在地上的反映，進一步加強了婚姻聯結的不可侵犯性（</w:t>
-      </w:r>
-      <w:hyperlink r:id="rId31">
-        <w:r>
-          <w:rPr>
-            <w:lang w:val="zh_TW" w:bidi="zh_TW"/>
-          </w:rPr>
-          <w:rPr>
-            <w:color w:val="0000EE"/>
-            <w:u w:val="single"/>
-          </w:rPr>
-          <w:t>弗5:25</w:t>
-        </w:r>
-      </w:hyperlink>
-      <w:r>
-        <w:rPr>
-          <w:lang w:val="zh_TW" w:bidi="zh_TW"/>
-        </w:rPr>
-        <w:t>）。</w:t>
-      </w:r>
-    </w:p>
-    <w:p>
-      <w:pPr/>
-      <w:r>
-        <w:rPr>
-          <w:lang w:val="zh_TW" w:bidi="zh_TW"/>
-        </w:rPr>
-      </w:r>
-      <w:r>
-        <w:rPr>
-          <w:lang w:val="zh_TW" w:bidi="zh_TW"/>
-        </w:rPr>
-        <w:t>儘管婚姻聯結的永恆性受到如此嚴厲的制約，新約仍允許在某些例外情況下休妻，以保護無辜的一方免於受不道德行為和拋棄的傷害。耶穌設立了一些例外條件，賦予因配偶不忠而受害的一方提出休妻的權利（</w:t>
-      </w:r>
-      <w:hyperlink r:id="rId32">
-        <w:r>
-          <w:rPr>
-            <w:lang w:val="zh_TW" w:bidi="zh_TW"/>
-          </w:rPr>
-          <w:rPr>
-            <w:color w:val="0000EE"/>
-            <w:u w:val="single"/>
-          </w:rPr>
-          <w:t>太5:32，</w:t>
-        </w:r>
-      </w:hyperlink>
-      <w:hyperlink r:id="rId33">
-        <w:r>
-          <w:rPr>
-            <w:lang w:val="zh_TW" w:bidi="zh_TW"/>
-          </w:rPr>
-          <w:rPr>
-            <w:color w:val="0000EE"/>
-            <w:u w:val="single"/>
-          </w:rPr>
-          <w:t>19:9</w:t>
-        </w:r>
-      </w:hyperlink>
-      <w:r>
-        <w:rPr>
-          <w:lang w:val="zh_TW" w:bidi="zh_TW"/>
-        </w:rPr>
-        <w:t>）。顯然，受害的一方可以選擇維持婚姻關係，即使面對不忠配偶背叛承諾。然而，鑒於聖經允許的例外情況，不應強加給無辜的一方必須維持或恢復受破壞婚姻關係的義務。</w:t>
-      </w:r>
-    </w:p>
-    <w:p>
-      <w:pPr/>
-      <w:r>
-        <w:rPr>
-          <w:lang w:val="zh_TW" w:bidi="zh_TW"/>
-        </w:rPr>
-      </w:r>
-      <w:r>
-        <w:rPr>
-          <w:lang w:val="zh_TW" w:bidi="zh_TW"/>
-        </w:rPr>
-        <w:t>新約認可的另一個可以休妻的例外情況是拋棄。根據</w:t>
-      </w:r>
-      <w:hyperlink r:id="rId34">
-        <w:r>
-          <w:rPr>
-            <w:lang w:val="zh_TW" w:bidi="zh_TW"/>
-          </w:rPr>
-          <w:rPr>
-            <w:color w:val="0000EE"/>
-            <w:u w:val="single"/>
-          </w:rPr>
-          <w:t>哥林多前書七章15節</w:t>
-        </w:r>
-      </w:hyperlink>
-      <w:r>
-        <w:rPr>
-          <w:lang w:val="zh_TW" w:bidi="zh_TW"/>
-        </w:rPr>
-        <w:t>的規定，這主要是指未信主的配偶拋棄婚姻的情況。然而，應注意到，如果信徒有拋棄配偶的行為，也應被視為不信主的人（</w:t>
-      </w:r>
-      <w:hyperlink r:id="rId35">
-        <w:r>
-          <w:rPr>
-            <w:lang w:val="zh_TW" w:bidi="zh_TW"/>
-          </w:rPr>
-          <w:rPr>
-            <w:color w:val="0000EE"/>
-            <w:u w:val="single"/>
-          </w:rPr>
-          <w:t>提前5:8</w:t>
-        </w:r>
-      </w:hyperlink>
-      <w:r>
-        <w:rPr>
-          <w:lang w:val="zh_TW" w:bidi="zh_TW"/>
-        </w:rPr>
-        <w:t>）。任何相當於拋棄婚姻關係的行為，都構成了對婚姻承諾的破壞，並適用</w:t>
-      </w:r>
-      <w:hyperlink r:id="rId34">
-        <w:r>
-          <w:rPr>
-            <w:lang w:val="zh_TW" w:bidi="zh_TW"/>
-          </w:rPr>
-          <w:rPr>
-            <w:color w:val="0000EE"/>
-            <w:u w:val="single"/>
-          </w:rPr>
-          <w:t>哥林多前書七章15節</w:t>
-        </w:r>
-      </w:hyperlink>
-      <w:r>
-        <w:rPr>
-          <w:lang w:val="zh_TW" w:bidi="zh_TW"/>
-        </w:rPr>
-        <w:t>中所述的規定。</w:t>
-      </w:r>
-    </w:p>
-    <w:p>
-      <w:pPr/>
-      <w:r>
-        <w:rPr>
-          <w:lang w:val="zh_TW" w:bidi="zh_TW"/>
-        </w:rPr>
-      </w:r>
-      <w:r>
-        <w:rPr>
-          <w:lang w:val="zh_TW" w:bidi="zh_TW"/>
-        </w:rPr>
-        <w:t>無論是通姦還是拋棄，受害的一方都有權向有過錯的配偶尋求休妻，並在完成休妻後重新成為單身。若悔改和和解無法恢復被破壞的婚姻，受害的一方無需再受該婚姻的約束。根據聖經，未受婚姻約束的人有權再婚，但前提是只「在主裡」（</w:t>
-      </w:r>
-      <w:hyperlink r:id="rId36">
-        <w:r>
-          <w:rPr>
-            <w:lang w:val="zh_TW" w:bidi="zh_TW"/>
-          </w:rPr>
-          <w:rPr>
-            <w:color w:val="0000EE"/>
-            <w:u w:val="single"/>
-          </w:rPr>
-          <w:t>林前7:39</w:t>
-        </w:r>
-      </w:hyperlink>
-      <w:r>
-        <w:rPr>
-          <w:lang w:val="zh_TW" w:bidi="zh_TW"/>
-        </w:rPr>
-        <w:t>），即只能與另一位基督徒結婚。對於沒有獨身恩賜的單身者來說，結婚的命令（</w:t>
-      </w:r>
-      <w:hyperlink r:id="rId37">
-        <w:r>
-          <w:rPr>
-            <w:lang w:val="zh_TW" w:bidi="zh_TW"/>
-          </w:rPr>
-          <w:rPr>
-            <w:color w:val="0000EE"/>
-            <w:u w:val="single"/>
-          </w:rPr>
-          <w:t>9</w:t>
-        </w:r>
-      </w:hyperlink>
-      <w:r>
-        <w:rPr>
-          <w:lang w:val="zh_TW" w:bidi="zh_TW"/>
-        </w:rPr>
-        <w:t>節）同樣適用於因符合聖經原則的合法休妻而成為單身的人。根據基督在</w:t>
-      </w:r>
-      <w:hyperlink r:id="rId38">
-        <w:r>
-          <w:rPr>
-            <w:lang w:val="zh_TW" w:bidi="zh_TW"/>
-          </w:rPr>
-          <w:rPr>
-            <w:color w:val="0000EE"/>
-            <w:u w:val="single"/>
-          </w:rPr>
-          <w:t>馬可福音十章11至12節</w:t>
-        </w:r>
-      </w:hyperlink>
-      <w:r>
-        <w:rPr>
-          <w:lang w:val="zh_TW" w:bidi="zh_TW"/>
-        </w:rPr>
-        <w:t>和</w:t>
-      </w:r>
-      <w:hyperlink r:id="rId39">
-        <w:r>
-          <w:rPr>
-            <w:lang w:val="zh_TW" w:bidi="zh_TW"/>
-          </w:rPr>
-          <w:rPr>
-            <w:color w:val="0000EE"/>
-            <w:u w:val="single"/>
-          </w:rPr>
-          <w:t>路加福音十六章18節</w:t>
-        </w:r>
-      </w:hyperlink>
-      <w:r>
-        <w:rPr>
-          <w:lang w:val="zh_TW" w:bidi="zh_TW"/>
-        </w:rPr>
-        <w:t>中的教導，若休妻僅被用作更換配偶的手段，則其因意圖不純的休妻所構成的姦淫，這樣的再婚不被認可。</w:t>
-      </w:r>
-    </w:p>
-    <w:p>
-      <w:pPr/>
-      <w:r>
-        <w:rPr>
-          <w:lang w:val="zh_TW" w:bidi="zh_TW"/>
-        </w:rPr>
-      </w:r>
-      <w:r>
-        <w:rPr>
-          <w:lang w:val="zh_TW" w:bidi="zh_TW"/>
-        </w:rPr>
-        <w:t>通常有許多因素加起來導致一段婚姻的摧毀。因此，當教會在處理每個休妻和再婚的案例時，必須逐案處理，並考慮到神無窮的赦罪大能及其恢復破碎生命的恩典。顯然，聖經對休妻的限制並不適用於那些在信主前婚姻破裂的信徒，因為神的赦免洗清了他們在未信主時期的罪，使他們在基督裡成為新造的人。</w:t>
-      </w:r>
-    </w:p>
-    <w:p>
-      <w:pPr/>
-      <w:r>
-        <w:rPr>
-          <w:lang w:val="zh_TW" w:bidi="zh_TW"/>
-        </w:rPr>
-      </w:r>
-      <w:r>
-        <w:rPr>
           <w:i/>
           <w:lang w:val="zh_TW" w:bidi="zh_TW"/>
         </w:rPr>
-        <w:t>另見</w:t>
+        <w:t>見</w:t>
       </w:r>
       <w:r>
         <w:rPr>
@@ -972,256 +1504,7 @@
         <w:rPr>
           <w:lang w:val="zh_TW" w:bidi="zh_TW"/>
         </w:rPr>
-        <w:t>姦淫</w:t>
-      </w:r>
-      <w:r>
-        <w:rPr>
-          <w:lang w:val="zh_TW" w:bidi="zh_TW"/>
-        </w:rPr>
-        <w:t>；</w:t>
-      </w:r>
-      <w:r>
-        <w:rPr>
-          <w:lang w:val="zh_TW" w:bidi="zh_TW"/>
-        </w:rPr>
-        <w:t>民事法律和司法</w:t>
-      </w:r>
-      <w:r>
-        <w:rPr>
-          <w:lang w:val="zh_TW" w:bidi="zh_TW"/>
-        </w:rPr>
-        <w:t>；</w:t>
-      </w:r>
-      <w:r>
-        <w:rPr>
-          <w:lang w:val="zh_TW" w:bidi="zh_TW"/>
-        </w:rPr>
-        <w:t>婚姻，婚姻習俗</w:t>
-      </w:r>
-      <w:r>
-        <w:rPr>
-          <w:lang w:val="zh_TW" w:bidi="zh_TW"/>
-        </w:rPr>
-        <w:t>；</w:t>
-      </w:r>
-      <w:r>
-        <w:rPr>
-          <w:lang w:val="zh_TW" w:bidi="zh_TW"/>
-        </w:rPr>
-        <w:t>性，性別</w:t>
-      </w:r>
-      <w:r>
-        <w:rPr>
-          <w:lang w:val="zh_TW" w:bidi="zh_TW"/>
-        </w:rPr>
-        <w:t>。</w:t>
-      </w:r>
-      <w:r>
-        <w:rPr>
-          <w:lang w:val="zh_TW" w:bidi="zh_TW"/>
-        </w:rPr>
-      </w:r>
-      <w:r>
-        <w:rPr>
-          <w:lang w:val="zh_TW" w:bidi="zh_TW"/>
-        </w:rPr>
-      </w:r>
-    </w:p>
-    <w:p>
-      <w:pPr/>
-      <w:r>
-        <w:rPr>
-          <w:lang w:val="zh_TW" w:bidi="zh_TW"/>
-        </w:rPr>
-      </w:r>
-    </w:p>
-    <w:p>
-      <w:pPr>
-        <w:pStyle w:val="Heading2"/>
-      </w:pPr>
-      <w:r>
-        <w:rPr>
-          <w:lang w:val="zh_TW" w:bidi="zh_TW"/>
-        </w:rPr>
-        <w:t>休書</w:t>
-      </w:r>
-      <w:r>
-        <w:rPr>
-          <w:lang w:val="zh_TW" w:bidi="zh_TW"/>
-        </w:rPr>
-      </w:r>
-    </w:p>
-    <w:p>
-      <w:pPr/>
-      <w:r>
-        <w:rPr>
-          <w:lang w:val="zh_TW" w:bidi="zh_TW"/>
-        </w:rPr>
-      </w:r>
-      <w:r>
-        <w:rPr>
-          <w:lang w:val="zh_TW" w:bidi="zh_TW"/>
-        </w:rPr>
-        <w:t>一份根據摩西律法宣告丈夫和妻子分離的文件（</w:t>
-      </w:r>
-      <w:hyperlink r:id="rId24">
-        <w:r>
-          <w:rPr>
-            <w:lang w:val="zh_TW" w:bidi="zh_TW"/>
-          </w:rPr>
-          <w:rPr>
-            <w:color w:val="0000EE"/>
-            <w:u w:val="single"/>
-          </w:rPr>
-          <w:t>申24:1–4</w:t>
-        </w:r>
-      </w:hyperlink>
-      <w:r>
-        <w:rPr>
-          <w:lang w:val="zh_TW" w:bidi="zh_TW"/>
-        </w:rPr>
-        <w:t>；見</w:t>
-      </w:r>
-      <w:hyperlink r:id="rId40">
-        <w:r>
-          <w:rPr>
-            <w:lang w:val="zh_TW" w:bidi="zh_TW"/>
-          </w:rPr>
-          <w:rPr>
-            <w:color w:val="0000EE"/>
-            <w:u w:val="single"/>
-          </w:rPr>
-          <w:t>太5:31，</w:t>
-        </w:r>
-      </w:hyperlink>
-      <w:hyperlink r:id="rId41">
-        <w:r>
-          <w:rPr>
-            <w:lang w:val="zh_TW" w:bidi="zh_TW"/>
-          </w:rPr>
-          <w:rPr>
-            <w:color w:val="0000EE"/>
-            <w:u w:val="single"/>
-          </w:rPr>
-          <w:t>19:7；</w:t>
-        </w:r>
-      </w:hyperlink>
-      <w:hyperlink r:id="rId42">
-        <w:r>
-          <w:rPr>
-            <w:lang w:val="zh_TW" w:bidi="zh_TW"/>
-          </w:rPr>
-          <w:rPr>
-            <w:color w:val="0000EE"/>
-            <w:u w:val="single"/>
-          </w:rPr>
-          <w:t>可10:4</w:t>
-        </w:r>
-      </w:hyperlink>
-      <w:r>
-        <w:rPr>
-          <w:lang w:val="zh_TW" w:bidi="zh_TW"/>
-        </w:rPr>
-        <w:t>）。休書保護了婦女的權利，提供她已獲自由的證據，並確保她的丈夫不能索取她的嫁妝。這類文件措辭可見於</w:t>
-      </w:r>
-      <w:hyperlink r:id="rId43">
-        <w:r>
-          <w:rPr>
-            <w:lang w:val="zh_TW" w:bidi="zh_TW"/>
-          </w:rPr>
-          <w:rPr>
-            <w:color w:val="0000EE"/>
-            <w:u w:val="single"/>
-          </w:rPr>
-          <w:t>何西阿書二章2節</w:t>
-        </w:r>
-      </w:hyperlink>
-      <w:r>
-        <w:rPr>
-          <w:lang w:val="zh_TW" w:bidi="zh_TW"/>
-        </w:rPr>
-        <w:t>：「因為她不是我的妻子， 我也不是她的丈夫」。舊約中的先知以此比喻，表達神欲與悖逆的百姓分離的心意（</w:t>
-      </w:r>
-      <w:hyperlink r:id="rId44">
-        <w:r>
-          <w:rPr>
-            <w:lang w:val="zh_TW" w:bidi="zh_TW"/>
-          </w:rPr>
-          <w:rPr>
-            <w:color w:val="0000EE"/>
-            <w:u w:val="single"/>
-          </w:rPr>
-          <w:t>賽50:1；</w:t>
-        </w:r>
-      </w:hyperlink>
-      <w:hyperlink r:id="rId45">
-        <w:r>
-          <w:rPr>
-            <w:lang w:val="zh_TW" w:bidi="zh_TW"/>
-          </w:rPr>
-          <w:rPr>
-            <w:color w:val="0000EE"/>
-            <w:u w:val="single"/>
-          </w:rPr>
-          <w:t>耶3:8</w:t>
-        </w:r>
-      </w:hyperlink>
-      <w:r>
-        <w:rPr>
-          <w:lang w:val="zh_TW" w:bidi="zh_TW"/>
-        </w:rPr>
-        <w:t>）。</w:t>
-      </w:r>
-    </w:p>
-    <w:p>
-      <w:pPr/>
-      <w:r>
-        <w:rPr>
-          <w:lang w:val="zh_TW" w:bidi="zh_TW"/>
-        </w:rPr>
-      </w:r>
-      <w:r>
-        <w:rPr>
-          <w:i/>
-          <w:lang w:val="zh_TW" w:bidi="zh_TW"/>
-        </w:rPr>
-        <w:t>另見</w:t>
-      </w:r>
-      <w:r>
-        <w:rPr>
-          <w:lang w:val="zh_TW" w:bidi="zh_TW"/>
-        </w:rPr>
-        <w:t xml:space="preserve"> </w:t>
-      </w:r>
-      <w:r>
-        <w:rPr>
-          <w:lang w:val="zh_TW" w:bidi="zh_TW"/>
-        </w:rPr>
-        <w:t>民事律法和司法</w:t>
-      </w:r>
-      <w:r>
-        <w:rPr>
-          <w:lang w:val="zh_TW" w:bidi="zh_TW"/>
-        </w:rPr>
-        <w:t>；</w:t>
-      </w:r>
-      <w:r>
-        <w:rPr>
-          <w:lang w:val="zh_TW" w:bidi="zh_TW"/>
-        </w:rPr>
-        <w:t>休妻</w:t>
-      </w:r>
-      <w:r>
-        <w:rPr>
-          <w:lang w:val="zh_TW" w:bidi="zh_TW"/>
-        </w:rPr>
-        <w:t>；</w:t>
-      </w:r>
-      <w:r>
-        <w:rPr>
-          <w:lang w:val="zh_TW" w:bidi="zh_TW"/>
-        </w:rPr>
-        <w:t>婚姻，婚姻習俗</w:t>
+        <w:t>謝拉2</w:t>
       </w:r>
       <w:r>
         <w:rPr>
@@ -3129,6 +3412,12 @@
   </w:num>
   <w:num w:numId="13" w16cid:durableId="592781308">
     <w:abstractNumId w:val="11"/>
+  </w:num>
+  <w:num w:numId="14">
+    <w:abstractNumId w:val="3"/>
+    <w:lvlOverride w:ilvl="0">
+      <w:startOverride w:val="1"/>
+    </w:lvlOverride>
   </w:num>
   <w:numIdMacAtCleanup w:val="10"/>
 </w:numbering>

--- a/zht/docx/188.content.docx
+++ b/zht/docx/188.content.docx
@@ -149,7 +149,7 @@
         <w:rPr>
           <w:lang w:val="zh_TW" w:bidi="zh_TW"/>
         </w:rPr>
-        <w:t>xie</w:t>
+        <w:t>xian</w:t>
       </w:r>
       <w:r>
         <w:rPr>
@@ -212,7 +212,7 @@
         <w:rPr>
           <w:lang w:val="zh_TW" w:bidi="zh_TW"/>
         </w:rPr>
-        <w:t>褻瀆</w:t>
+        <w:t>先鋒</w:t>
       </w:r>
       <w:r>
         <w:rPr>
@@ -231,18 +231,61 @@
         <w:rPr>
           <w:lang w:val="zh_TW" w:bidi="zh_TW"/>
         </w:rPr>
-        <w:t>指褻瀆或輕蔑神的言語或文字（或對神的行為）。在一般意義上，「褻瀆（blasphemy）」可以指任何誹謗，包括任何侮辱或貶低他人的言語或行為。在希臘文獻中，這個詞用於侮辱或嘲笑活人或死人。這個詞的用法被延伸至神，包括質疑神的大能和嘲笑神的本性。</w:t>
-      </w:r>
-    </w:p>
-    <w:p>
-      <w:pPr>
-        <w:pStyle w:val="Heading3"/>
-      </w:pPr>
-      <w:r>
-        <w:rPr>
-          <w:lang w:val="zh_TW" w:bidi="zh_TW"/>
-        </w:rPr>
-        <w:t>舊約中的褻瀆</w:t>
+        <w:t>先鋒可以指軍隊派出的前哨，也可以指在尊貴人物前面，宣告他即將到來的使者。這個詞用來描述，走在埃及宰相約瑟前面為他開路的人（</w:t>
+      </w:r>
+      <w:hyperlink r:id="rId13">
+        <w:r>
+          <w:rPr>
+            <w:lang w:val="zh_TW" w:bidi="zh_TW"/>
+          </w:rPr>
+          <w:rPr>
+            <w:color w:val="0000EE"/>
+            <w:u w:val="single"/>
+          </w:rPr>
+          <w:t>創41:43</w:t>
+        </w:r>
+      </w:hyperlink>
+      <w:r>
+        <w:rPr>
+          <w:lang w:val="zh_TW" w:bidi="zh_TW"/>
+        </w:rPr>
+        <w:t>），也指迦南地當季初熟的葡萄（</w:t>
+      </w:r>
+      <w:hyperlink r:id="rId14">
+        <w:r>
+          <w:rPr>
+            <w:lang w:val="zh_TW" w:bidi="zh_TW"/>
+          </w:rPr>
+          <w:rPr>
+            <w:color w:val="0000EE"/>
+            <w:u w:val="single"/>
+          </w:rPr>
+          <w:t>民13:20</w:t>
+        </w:r>
+      </w:hyperlink>
+      <w:r>
+        <w:rPr>
+          <w:lang w:val="zh_TW" w:bidi="zh_TW"/>
+        </w:rPr>
+        <w:t>）。次經提到，神差遣黃蜂作為以色列軍隊的先鋒，先去審判迦南地的居民（</w:t>
+      </w:r>
+      <w:hyperlink r:id="rId15">
+        <w:r>
+          <w:rPr>
+            <w:lang w:val="zh_TW" w:bidi="zh_TW"/>
+          </w:rPr>
+          <w:rPr>
+            <w:color w:val="0000EE"/>
+            <w:u w:val="single"/>
+          </w:rPr>
+          <w:t>所羅門智訓12:8</w:t>
+        </w:r>
+      </w:hyperlink>
+      <w:r>
+        <w:rPr>
+          <w:lang w:val="zh_TW" w:bidi="zh_TW"/>
+        </w:rPr>
+        <w:t>）。</w:t>
       </w:r>
     </w:p>
     <w:p>
@@ -256,54 +299,48 @@
         <w:rPr>
           <w:lang w:val="zh_TW" w:bidi="zh_TW"/>
         </w:rPr>
-        <w:t>在舊約中，「褻瀆」總是指侮辱神，可能是直接攻擊神，或是間接嘲弄神。無論哪種方式，都會減損神的榮耀和尊嚴，所以褻瀆是讚美的反面。以色列人可能會透過詛咒神（</w:t>
-      </w:r>
-      <w:hyperlink r:id="rId13">
-        <w:r>
-          <w:rPr>
-            <w:lang w:val="zh_TW" w:bidi="zh_TW"/>
-          </w:rPr>
-          <w:rPr>
-            <w:color w:val="0000EE"/>
-            <w:u w:val="single"/>
-          </w:rPr>
-          <w:t>利24:10–16</w:t>
-        </w:r>
-      </w:hyperlink>
-      <w:r>
-        <w:rPr>
-          <w:lang w:val="zh_TW" w:bidi="zh_TW"/>
-        </w:rPr>
-        <w:t>）或故意違背神的律法（</w:t>
-      </w:r>
-      <w:hyperlink r:id="rId14">
-        <w:r>
-          <w:rPr>
-            <w:lang w:val="zh_TW" w:bidi="zh_TW"/>
-          </w:rPr>
-          <w:rPr>
-            <w:color w:val="0000EE"/>
-            <w:u w:val="single"/>
-          </w:rPr>
-          <w:t>民15:30</w:t>
-        </w:r>
-      </w:hyperlink>
-      <w:r>
-        <w:rPr>
-          <w:lang w:val="zh_TW" w:bidi="zh_TW"/>
-        </w:rPr>
-        <w:t>）來直接侮辱祂的「名」（神的名字：耶和華）。任何一種褻瀆神的行為都會被處死刑，就像拜偶像一樣，這是最嚴重的褻瀆神（</w:t>
-      </w:r>
-      <w:hyperlink r:id="rId15">
-        <w:r>
-          <w:rPr>
-            <w:lang w:val="zh_TW" w:bidi="zh_TW"/>
-          </w:rPr>
-          <w:rPr>
-            <w:color w:val="0000EE"/>
-            <w:u w:val="single"/>
-          </w:rPr>
-          <w:t>賽66:3</w:t>
+        <w:t>雖然人們普遍認為施洗約翰是耶穌基督的先鋒，但聖經並沒有用這個詞稱呼他。這個詞在新約聖經只出現一次，用來形容基督是我們的先鋒（</w:t>
+      </w:r>
+      <w:hyperlink r:id="rId16">
+        <w:r>
+          <w:rPr>
+            <w:lang w:val="zh_TW" w:bidi="zh_TW"/>
+          </w:rPr>
+          <w:rPr>
+            <w:color w:val="0000EE"/>
+            <w:u w:val="single"/>
+          </w:rPr>
+          <w:t>來6:20</w:t>
+        </w:r>
+      </w:hyperlink>
+      <w:r>
+        <w:rPr>
+          <w:lang w:val="zh_TW" w:bidi="zh_TW"/>
+        </w:rPr>
+        <w:t>）。在舊約下，百姓從未跟隨大祭司進入聖殿的至聖所。希伯來書論到新約時，描述耶穌是大祭司，祂已經先於一切信靠祂的人，進入天上的聖所（參</w:t>
+      </w:r>
+      <w:hyperlink r:id="rId17">
+        <w:r>
+          <w:rPr>
+            <w:lang w:val="zh_TW" w:bidi="zh_TW"/>
+          </w:rPr>
+          <w:rPr>
+            <w:color w:val="0000EE"/>
+            <w:u w:val="single"/>
+          </w:rPr>
+          <w:t>2:17–3:2，</w:t>
+        </w:r>
+      </w:hyperlink>
+      <w:hyperlink r:id="rId18">
+        <w:r>
+          <w:rPr>
+            <w:lang w:val="zh_TW" w:bidi="zh_TW"/>
+          </w:rPr>
+          <w:rPr>
+            <w:color w:val="0000EE"/>
+            <w:u w:val="single"/>
+          </w:rPr>
+          <w:t>5:1–9</w:t>
         </w:r>
       </w:hyperlink>
       <w:r>
@@ -311,6 +348,16 @@
           <w:lang w:val="zh_TW" w:bidi="zh_TW"/>
         </w:rPr>
         <w:t>）。</w:t>
+      </w:r>
+      <w:r>
+        <w:rPr>
+          <w:lang w:val="zh_TW" w:bidi="zh_TW"/>
+        </w:rPr>
+      </w:r>
+      <w:r>
+        <w:rPr>
+          <w:lang w:val="zh_TW" w:bidi="zh_TW"/>
+        </w:rPr>
       </w:r>
     </w:p>
     <w:p>
@@ -320,112 +367,21 @@
           <w:lang w:val="zh_TW" w:bidi="zh_TW"/>
         </w:rPr>
       </w:r>
-      <w:r>
-        <w:rPr>
-          <w:lang w:val="zh_TW" w:bidi="zh_TW"/>
-        </w:rPr>
-        <w:t>人們認為外邦人從未體驗過耶和華的大能和威嚴，最有可能褻瀆神。因此，在亞述王將耶和華等同於他已征服的列國的神時，就犯了褻瀆神的罪（</w:t>
-      </w:r>
-      <w:hyperlink r:id="rId16">
-        <w:r>
-          <w:rPr>
-            <w:lang w:val="zh_TW" w:bidi="zh_TW"/>
-          </w:rPr>
-          <w:rPr>
-            <w:color w:val="0000EE"/>
-            <w:u w:val="single"/>
-          </w:rPr>
-          <w:t>王下19:4–6、22</w:t>
-        </w:r>
-      </w:hyperlink>
-      <w:r>
-        <w:rPr>
-          <w:lang w:val="zh_TW" w:bidi="zh_TW"/>
-        </w:rPr>
-        <w:t>）。由於亞述王的傲慢，先知以賽亞預言他必會滅亡。當以色列被擄時（</w:t>
-      </w:r>
-      <w:hyperlink r:id="rId17">
-        <w:r>
-          <w:rPr>
-            <w:lang w:val="zh_TW" w:bidi="zh_TW"/>
-          </w:rPr>
-          <w:rPr>
-            <w:color w:val="0000EE"/>
-            <w:u w:val="single"/>
-          </w:rPr>
-          <w:t>賽52:5</w:t>
-        </w:r>
-      </w:hyperlink>
-      <w:r>
-        <w:rPr>
-          <w:lang w:val="zh_TW" w:bidi="zh_TW"/>
-        </w:rPr>
-        <w:t>），當以東嘲笑荒涼的「以色列山」時（</w:t>
-      </w:r>
-      <w:hyperlink r:id="rId18">
-        <w:r>
-          <w:rPr>
-            <w:lang w:val="zh_TW" w:bidi="zh_TW"/>
-          </w:rPr>
-          <w:rPr>
-            <w:color w:val="0000EE"/>
-            <w:u w:val="single"/>
-          </w:rPr>
-          <w:t>結35:12</w:t>
-        </w:r>
-      </w:hyperlink>
-      <w:r>
-        <w:rPr>
-          <w:lang w:val="zh_TW" w:bidi="zh_TW"/>
-        </w:rPr>
-        <w:t>），當敵人嘲笑神沒有保護耶路撒冷時（</w:t>
-      </w:r>
-      <w:hyperlink r:id="rId19">
-        <w:r>
-          <w:rPr>
-            <w:lang w:val="zh_TW" w:bidi="zh_TW"/>
-          </w:rPr>
-          <w:rPr>
-            <w:color w:val="0000EE"/>
-            <w:u w:val="single"/>
-          </w:rPr>
-          <w:t>詩74:18</w:t>
-        </w:r>
-      </w:hyperlink>
-      <w:r>
-        <w:rPr>
-          <w:lang w:val="zh_TW" w:bidi="zh_TW"/>
-        </w:rPr>
-        <w:t>；</w:t>
-      </w:r>
-      <w:hyperlink r:id="rId20">
-        <w:r>
-          <w:rPr>
-            <w:lang w:val="zh_TW" w:bidi="zh_TW"/>
-          </w:rPr>
-          <w:rPr>
-            <w:color w:val="0000EE"/>
-            <w:u w:val="single"/>
-          </w:rPr>
-          <w:t>馬加比一書2:6</w:t>
-        </w:r>
-      </w:hyperlink>
-      <w:r>
-        <w:rPr>
-          <w:lang w:val="zh_TW" w:bidi="zh_TW"/>
-        </w:rPr>
-        <w:t>），神也受到嘲笑。</w:t>
-      </w:r>
     </w:p>
     <w:p>
       <w:pPr>
-        <w:pStyle w:val="Heading3"/>
-      </w:pPr>
-      <w:r>
-        <w:rPr>
-          <w:lang w:val="zh_TW" w:bidi="zh_TW"/>
-        </w:rPr>
-        <w:t>新約中的褻瀆</w:t>
+        <w:pStyle w:val="Heading2"/>
+      </w:pPr>
+      <w:r>
+        <w:rPr>
+          <w:lang w:val="zh_TW" w:bidi="zh_TW"/>
+        </w:rPr>
+        <w:t>先知，女先知</w:t>
+      </w:r>
+      <w:r>
+        <w:rPr>
+          <w:lang w:val="zh_TW" w:bidi="zh_TW"/>
+        </w:rPr>
       </w:r>
     </w:p>
     <w:p>
@@ -439,127 +395,7 @@
         <w:rPr>
           <w:lang w:val="zh_TW" w:bidi="zh_TW"/>
         </w:rPr>
-        <w:t>在新約中，褻瀆具有更廣泛的希臘語含義。它包括誹謗人以及神（</w:t>
-      </w:r>
-      <w:hyperlink r:id="rId21">
-        <w:r>
-          <w:rPr>
-            <w:lang w:val="zh_TW" w:bidi="zh_TW"/>
-          </w:rPr>
-          <w:rPr>
-            <w:color w:val="0000EE"/>
-            <w:u w:val="single"/>
-          </w:rPr>
-          <w:t>太15:19</w:t>
-        </w:r>
-      </w:hyperlink>
-      <w:r>
-        <w:rPr>
-          <w:lang w:val="zh_TW" w:bidi="zh_TW"/>
-        </w:rPr>
-        <w:t>；另見</w:t>
-      </w:r>
-      <w:hyperlink r:id="rId22">
-        <w:r>
-          <w:rPr>
-            <w:lang w:val="zh_TW" w:bidi="zh_TW"/>
-          </w:rPr>
-          <w:rPr>
-            <w:color w:val="0000EE"/>
-            <w:u w:val="single"/>
-          </w:rPr>
-          <w:t>羅3:8</w:t>
-        </w:r>
-      </w:hyperlink>
-      <w:r>
-        <w:rPr>
-          <w:lang w:val="zh_TW" w:bidi="zh_TW"/>
-        </w:rPr>
-        <w:t>；</w:t>
-      </w:r>
-      <w:hyperlink r:id="rId23">
-        <w:r>
-          <w:rPr>
-            <w:lang w:val="zh_TW" w:bidi="zh_TW"/>
-          </w:rPr>
-          <w:rPr>
-            <w:color w:val="0000EE"/>
-            <w:u w:val="single"/>
-          </w:rPr>
-          <w:t>林前10:30</w:t>
-        </w:r>
-      </w:hyperlink>
-      <w:r>
-        <w:rPr>
-          <w:lang w:val="zh_TW" w:bidi="zh_TW"/>
-        </w:rPr>
-        <w:t>；</w:t>
-      </w:r>
-      <w:hyperlink r:id="rId24">
-        <w:r>
-          <w:rPr>
-            <w:lang w:val="zh_TW" w:bidi="zh_TW"/>
-          </w:rPr>
-          <w:rPr>
-            <w:color w:val="0000EE"/>
-            <w:u w:val="single"/>
-          </w:rPr>
-          <w:t>弗4:31</w:t>
-        </w:r>
-      </w:hyperlink>
-      <w:r>
-        <w:rPr>
-          <w:lang w:val="zh_TW" w:bidi="zh_TW"/>
-        </w:rPr>
-        <w:t>；</w:t>
-      </w:r>
-      <w:hyperlink r:id="rId25">
-        <w:r>
-          <w:rPr>
-            <w:lang w:val="zh_TW" w:bidi="zh_TW"/>
-          </w:rPr>
-          <w:rPr>
-            <w:color w:val="0000EE"/>
-            <w:u w:val="single"/>
-          </w:rPr>
-          <w:t>多3:2</w:t>
-        </w:r>
-      </w:hyperlink>
-      <w:r>
-        <w:rPr>
-          <w:lang w:val="zh_TW" w:bidi="zh_TW"/>
-        </w:rPr>
-        <w:t>）。它甚至包括嘲笑天使或惡魔的勢力，這與嘲笑任何其它存在物一樣都是錯的（</w:t>
-      </w:r>
-      <w:hyperlink r:id="rId26">
-        <w:r>
-          <w:rPr>
-            <w:lang w:val="zh_TW" w:bidi="zh_TW"/>
-          </w:rPr>
-          <w:rPr>
-            <w:color w:val="0000EE"/>
-            <w:u w:val="single"/>
-          </w:rPr>
-          <w:t>彼後2:10–12；</w:t>
-        </w:r>
-      </w:hyperlink>
-      <w:hyperlink r:id="rId27">
-        <w:r>
-          <w:rPr>
-            <w:lang w:val="zh_TW" w:bidi="zh_TW"/>
-          </w:rPr>
-          <w:rPr>
-            <w:color w:val="0000EE"/>
-            <w:u w:val="single"/>
-          </w:rPr>
-          <w:t>猶1:8–10</w:t>
-        </w:r>
-      </w:hyperlink>
-      <w:r>
-        <w:rPr>
-          <w:lang w:val="zh_TW" w:bidi="zh_TW"/>
-        </w:rPr>
-        <w:t>）。換句話說，任何形式的誹謗、嘲笑和嘲諷在新約中都是完全受到譴責的。</w:t>
+        <w:t>蒙神揀選的男性或女性，代表祂說話，並預言神所計劃之事。</w:t>
       </w:r>
     </w:p>
     <w:p>
@@ -573,145 +409,7 @@
         <w:rPr>
           <w:lang w:val="zh_TW" w:bidi="zh_TW"/>
         </w:rPr>
-        <w:t>新約中最常見的褻瀆是對神的褻瀆。人們可能會直接冒犯神（</w:t>
-      </w:r>
-      <w:hyperlink r:id="rId28">
-        <w:r>
-          <w:rPr>
-            <w:lang w:val="zh_TW" w:bidi="zh_TW"/>
-          </w:rPr>
-          <w:rPr>
-            <w:color w:val="0000EE"/>
-            <w:u w:val="single"/>
-          </w:rPr>
-          <w:t>啟13:6，</w:t>
-        </w:r>
-      </w:hyperlink>
-      <w:hyperlink r:id="rId29">
-        <w:r>
-          <w:rPr>
-            <w:lang w:val="zh_TW" w:bidi="zh_TW"/>
-          </w:rPr>
-          <w:rPr>
-            <w:color w:val="0000EE"/>
-            <w:u w:val="single"/>
-          </w:rPr>
-          <w:t>16:9</w:t>
-        </w:r>
-      </w:hyperlink>
-      <w:r>
-        <w:rPr>
-          <w:lang w:val="zh_TW" w:bidi="zh_TW"/>
-        </w:rPr>
-        <w:t>），毀謗神的道理（</w:t>
-      </w:r>
-      <w:hyperlink r:id="rId30">
-        <w:r>
-          <w:rPr>
-            <w:lang w:val="zh_TW" w:bidi="zh_TW"/>
-          </w:rPr>
-          <w:rPr>
-            <w:color w:val="0000EE"/>
-            <w:u w:val="single"/>
-          </w:rPr>
-          <w:t>多2:5</w:t>
-        </w:r>
-      </w:hyperlink>
-      <w:r>
-        <w:rPr>
-          <w:lang w:val="zh_TW" w:bidi="zh_TW"/>
-        </w:rPr>
-        <w:t>），或拒絕神的啟示及其使者（</w:t>
-      </w:r>
-      <w:hyperlink r:id="rId31">
-        <w:r>
-          <w:rPr>
-            <w:lang w:val="zh_TW" w:bidi="zh_TW"/>
-          </w:rPr>
-          <w:rPr>
-            <w:color w:val="0000EE"/>
-            <w:u w:val="single"/>
-          </w:rPr>
-          <w:t>徒6:11</w:t>
-        </w:r>
-      </w:hyperlink>
-      <w:r>
-        <w:rPr>
-          <w:lang w:val="zh_TW" w:bidi="zh_TW"/>
-        </w:rPr>
-        <w:t>）。當耶穌自稱擁有屬於神的特權——赦罪的權柄時，祂被指控褻瀆神（</w:t>
-      </w:r>
-      <w:hyperlink r:id="rId32">
-        <w:r>
-          <w:rPr>
-            <w:lang w:val="zh_TW" w:bidi="zh_TW"/>
-          </w:rPr>
-          <w:rPr>
-            <w:color w:val="0000EE"/>
-            <w:u w:val="single"/>
-          </w:rPr>
-          <w:t>可2:7</w:t>
-        </w:r>
-      </w:hyperlink>
-      <w:r>
-        <w:rPr>
-          <w:lang w:val="zh_TW" w:bidi="zh_TW"/>
-        </w:rPr>
-        <w:t>）。</w:t>
-      </w:r>
-      <w:hyperlink r:id="rId33">
-        <w:r>
-          <w:rPr>
-            <w:lang w:val="zh_TW" w:bidi="zh_TW"/>
-          </w:rPr>
-          <w:rPr>
-            <w:color w:val="0000EE"/>
-            <w:u w:val="single"/>
-          </w:rPr>
-          <w:t>約翰福音10:33–36</w:t>
-        </w:r>
-      </w:hyperlink>
-      <w:r>
-        <w:rPr>
-          <w:lang w:val="zh_TW" w:bidi="zh_TW"/>
-        </w:rPr>
-        <w:t>記載有人試圖用石頭砸死耶穌，指控祂的人對祂說：「你是個人，反將自己當作神」（</w:t>
-      </w:r>
-      <w:hyperlink r:id="rId34">
-        <w:r>
-          <w:rPr>
-            <w:lang w:val="zh_TW" w:bidi="zh_TW"/>
-          </w:rPr>
-          <w:rPr>
-            <w:color w:val="0000EE"/>
-            <w:u w:val="single"/>
-          </w:rPr>
-          <w:t>33</w:t>
-        </w:r>
-      </w:hyperlink>
-      <w:r>
-        <w:rPr>
-          <w:lang w:val="zh_TW" w:bidi="zh_TW"/>
-        </w:rPr>
-        <w:t>節）。猶太最高法院（公會）以褻瀆罪判處耶穌死刑，因為祂聲稱自己是人子（彌賽亞）。在他們看來，耶穌並沒有提供任何證據表明祂是如此崇高的人物。耶穌似乎在嘲諷彌賽亞，並進而嘲諷神本身（</w:t>
-      </w:r>
-      <w:hyperlink r:id="rId35">
-        <w:r>
-          <w:rPr>
-            <w:lang w:val="zh_TW" w:bidi="zh_TW"/>
-          </w:rPr>
-          <w:rPr>
-            <w:color w:val="0000EE"/>
-            <w:u w:val="single"/>
-          </w:rPr>
-          <w:t>可14:64</w:t>
-        </w:r>
-      </w:hyperlink>
-      <w:r>
-        <w:rPr>
-          <w:lang w:val="zh_TW" w:bidi="zh_TW"/>
-        </w:rPr>
-        <w:t>）。</w:t>
+        <w:t>概述</w:t>
       </w:r>
     </w:p>
     <w:p>
@@ -725,71 +423,7 @@
         <w:rPr>
           <w:lang w:val="zh_TW" w:bidi="zh_TW"/>
         </w:rPr>
-        <w:t>聖經明確指出，褻瀆罪是可以被赦免的（</w:t>
-      </w:r>
-      <w:hyperlink r:id="rId36">
-        <w:r>
-          <w:rPr>
-            <w:lang w:val="zh_TW" w:bidi="zh_TW"/>
-          </w:rPr>
-          <w:rPr>
-            <w:color w:val="0000EE"/>
-            <w:u w:val="single"/>
-          </w:rPr>
-          <w:t>太12:32</w:t>
-        </w:r>
-      </w:hyperlink>
-      <w:r>
-        <w:rPr>
-          <w:lang w:val="zh_TW" w:bidi="zh_TW"/>
-        </w:rPr>
-        <w:t>；</w:t>
-      </w:r>
-      <w:hyperlink r:id="rId37">
-        <w:r>
-          <w:rPr>
-            <w:lang w:val="zh_TW" w:bidi="zh_TW"/>
-          </w:rPr>
-          <w:rPr>
-            <w:color w:val="0000EE"/>
-            <w:u w:val="single"/>
-          </w:rPr>
-          <w:t>可3:28–29</w:t>
-        </w:r>
-      </w:hyperlink>
-      <w:r>
-        <w:rPr>
-          <w:lang w:val="zh_TW" w:bidi="zh_TW"/>
-        </w:rPr>
-        <w:t>）。但是，如果一個人不願悔改，唯一的補救辦法就是將他或她「交給撒但，使他們受責罰就不再謗瀆了」（</w:t>
-      </w:r>
-      <w:hyperlink r:id="rId38">
-        <w:r>
-          <w:rPr>
-            <w:lang w:val="zh_TW" w:bidi="zh_TW"/>
-          </w:rPr>
-          <w:rPr>
-            <w:color w:val="0000EE"/>
-            <w:u w:val="single"/>
-          </w:rPr>
-          <w:t>提前1:20</w:t>
-        </w:r>
-      </w:hyperlink>
-      <w:r>
-        <w:rPr>
-          <w:lang w:val="zh_TW" w:bidi="zh_TW"/>
-        </w:rPr>
-        <w:t>）。</w:t>
-      </w:r>
-      <w:r>
-        <w:rPr>
-          <w:lang w:val="zh_TW" w:bidi="zh_TW"/>
-        </w:rPr>
-      </w:r>
-      <w:r>
-        <w:rPr>
-          <w:lang w:val="zh_TW" w:bidi="zh_TW"/>
-        </w:rPr>
+        <w:t>• 引言</w:t>
       </w:r>
     </w:p>
     <w:p>
@@ -799,593 +433,11 @@
           <w:lang w:val="zh_TW" w:bidi="zh_TW"/>
         </w:rPr>
       </w:r>
-    </w:p>
-    <w:p>
-      <w:pPr>
-        <w:pStyle w:val="Heading2"/>
-      </w:pPr>
-      <w:r>
-        <w:rPr>
-          <w:lang w:val="zh_TW" w:bidi="zh_TW"/>
-        </w:rPr>
-        <w:t>謝拉</w:t>
-      </w:r>
-      <w:r>
-        <w:rPr>
-          <w:lang w:val="zh_TW" w:bidi="zh_TW"/>
-        </w:rPr>
-      </w:r>
-    </w:p>
-    <w:p>
-      <w:pPr>
-        <w:pStyle w:val="ListNumber"/>
-        <w:numPr>
-          <w:ilvl w:val="0"/>
-          <w:numId w:val="14"/>
-        </w:numPr>
-        <w:spacing w:line="240" w:lineRule="auto"/>
-        <w:ind w:left="720"/>
-      </w:pPr>
-      <w:r>
-        <w:rPr>
-          <w:lang w:val="zh_TW" w:bidi="zh_TW"/>
-        </w:rPr>
-      </w:r>
-      <w:r>
-        <w:rPr>
-          <w:lang w:val="zh_TW" w:bidi="zh_TW"/>
-        </w:rPr>
-        <w:t>以東人的族長之一（</w:t>
-      </w:r>
-      <w:hyperlink r:id="rId39">
-        <w:r>
-          <w:rPr>
-            <w:lang w:val="zh_TW" w:bidi="zh_TW"/>
-          </w:rPr>
-          <w:rPr>
-            <w:color w:val="0000EE"/>
-            <w:u w:val="single"/>
-          </w:rPr>
-          <w:t>創36:17</w:t>
-        </w:r>
-      </w:hyperlink>
-      <w:r>
-        <w:rPr>
-          <w:lang w:val="zh_TW" w:bidi="zh_TW"/>
-        </w:rPr>
-        <w:t>；</w:t>
-      </w:r>
-      <w:hyperlink r:id="rId40">
-        <w:r>
-          <w:rPr>
-            <w:lang w:val="zh_TW" w:bidi="zh_TW"/>
-          </w:rPr>
-          <w:rPr>
-            <w:color w:val="0000EE"/>
-            <w:u w:val="single"/>
-          </w:rPr>
-          <w:t>代上1:37</w:t>
-        </w:r>
-      </w:hyperlink>
-      <w:r>
-        <w:rPr>
-          <w:lang w:val="zh_TW" w:bidi="zh_TW"/>
-        </w:rPr>
-        <w:t>）。他是以掃和妻子巴實抹所生之子流珥的兒子。謝拉很可能是後來成為以東王的約巴之祖先（</w:t>
-      </w:r>
-      <w:hyperlink r:id="rId41">
-        <w:r>
-          <w:rPr>
-            <w:lang w:val="zh_TW" w:bidi="zh_TW"/>
-          </w:rPr>
-          <w:rPr>
-            <w:color w:val="0000EE"/>
-            <w:u w:val="single"/>
-          </w:rPr>
-          <w:t>創36:13</w:t>
-        </w:r>
-      </w:hyperlink>
-      <w:r>
-        <w:rPr>
-          <w:lang w:val="zh_TW" w:bidi="zh_TW"/>
-        </w:rPr>
-        <w:t>、</w:t>
-      </w:r>
-      <w:hyperlink r:id="rId41">
-        <w:r>
-          <w:rPr>
-            <w:lang w:val="zh_TW" w:bidi="zh_TW"/>
-          </w:rPr>
-          <w:rPr>
-            <w:color w:val="0000EE"/>
-            <w:u w:val="single"/>
-          </w:rPr>
-          <w:t>33</w:t>
-        </w:r>
-      </w:hyperlink>
-      <w:r>
-        <w:rPr>
-          <w:lang w:val="zh_TW" w:bidi="zh_TW"/>
-        </w:rPr>
-        <w:t>）。</w:t>
-      </w:r>
-    </w:p>
-    <w:p>
-      <w:pPr>
-        <w:pStyle w:val="ListNumber"/>
-        <w:spacing w:line="240" w:lineRule="auto"/>
-        <w:ind w:left="720"/>
-      </w:pPr>
-      <w:r>
-        <w:rPr>
-          <w:lang w:val="zh_TW" w:bidi="zh_TW"/>
-        </w:rPr>
-      </w:r>
-      <w:r>
-        <w:rPr>
-          <w:lang w:val="zh_TW" w:bidi="zh_TW"/>
-        </w:rPr>
-        <w:t>猶大從其兒媳她瑪所生的雙胞胎兒子之一（</w:t>
-      </w:r>
-      <w:hyperlink r:id="rId42">
-        <w:r>
-          <w:rPr>
-            <w:lang w:val="zh_TW" w:bidi="zh_TW"/>
-          </w:rPr>
-          <w:rPr>
-            <w:color w:val="0000EE"/>
-            <w:u w:val="single"/>
-          </w:rPr>
-          <w:t>創38:30</w:t>
-        </w:r>
-      </w:hyperlink>
-      <w:r>
-        <w:rPr>
-          <w:lang w:val="zh_TW" w:bidi="zh_TW"/>
-        </w:rPr>
-        <w:t>，</w:t>
-      </w:r>
-      <w:hyperlink r:id="rId43">
-        <w:r>
-          <w:rPr>
-            <w:lang w:val="zh_TW" w:bidi="zh_TW"/>
-          </w:rPr>
-          <w:rPr>
-            <w:color w:val="0000EE"/>
-            <w:u w:val="single"/>
-          </w:rPr>
-          <w:t>46:12</w:t>
-        </w:r>
-      </w:hyperlink>
-      <w:r>
-        <w:rPr>
-          <w:lang w:val="zh_TW" w:bidi="zh_TW"/>
-        </w:rPr>
-        <w:t>；</w:t>
-      </w:r>
-      <w:hyperlink r:id="rId44">
-        <w:r>
-          <w:rPr>
-            <w:lang w:val="zh_TW" w:bidi="zh_TW"/>
-          </w:rPr>
-          <w:rPr>
-            <w:color w:val="0000EE"/>
-            <w:u w:val="single"/>
-          </w:rPr>
-          <w:t>太1:3</w:t>
-        </w:r>
-      </w:hyperlink>
-      <w:r>
-        <w:rPr>
-          <w:lang w:val="zh_TW" w:bidi="zh_TW"/>
-        </w:rPr>
-        <w:t>）。謝拉雖然先伸出手來，卻又收回去，讓兄弟法勒斯先出生。謝拉的後裔（謝拉族）後來成為猶大支派中最有影響力的宗族之一（</w:t>
-      </w:r>
-      <w:hyperlink r:id="rId45">
-        <w:r>
-          <w:rPr>
-            <w:lang w:val="zh_TW" w:bidi="zh_TW"/>
-          </w:rPr>
-          <w:rPr>
-            <w:color w:val="0000EE"/>
-            <w:u w:val="single"/>
-          </w:rPr>
-          <w:t>民26:20</w:t>
-        </w:r>
-      </w:hyperlink>
-      <w:r>
-        <w:rPr>
-          <w:lang w:val="zh_TW" w:bidi="zh_TW"/>
-        </w:rPr>
-        <w:t>；</w:t>
-      </w:r>
-      <w:hyperlink r:id="rId46">
-        <w:r>
-          <w:rPr>
-            <w:lang w:val="zh_TW" w:bidi="zh_TW"/>
-          </w:rPr>
-          <w:rPr>
-            <w:color w:val="0000EE"/>
-            <w:u w:val="single"/>
-          </w:rPr>
-          <w:t>書7:1</w:t>
-        </w:r>
-      </w:hyperlink>
-      <w:r>
-        <w:rPr>
-          <w:lang w:val="zh_TW" w:bidi="zh_TW"/>
-        </w:rPr>
-        <w:t>、</w:t>
-      </w:r>
-      <w:hyperlink r:id="rId46">
-        <w:r>
-          <w:rPr>
-            <w:lang w:val="zh_TW" w:bidi="zh_TW"/>
-          </w:rPr>
-          <w:rPr>
-            <w:color w:val="0000EE"/>
-            <w:u w:val="single"/>
-          </w:rPr>
-          <w:t>18</w:t>
-        </w:r>
-      </w:hyperlink>
-      <w:r>
-        <w:rPr>
-          <w:lang w:val="zh_TW" w:bidi="zh_TW"/>
-        </w:rPr>
-        <w:t>，</w:t>
-      </w:r>
-      <w:hyperlink r:id="rId47">
-        <w:r>
-          <w:rPr>
-            <w:lang w:val="zh_TW" w:bidi="zh_TW"/>
-          </w:rPr>
-          <w:rPr>
-            <w:color w:val="0000EE"/>
-            <w:u w:val="single"/>
-          </w:rPr>
-          <w:t>22:20</w:t>
-        </w:r>
-      </w:hyperlink>
-      <w:r>
-        <w:rPr>
-          <w:lang w:val="zh_TW" w:bidi="zh_TW"/>
-        </w:rPr>
-        <w:t>；</w:t>
-      </w:r>
-      <w:hyperlink r:id="rId48">
-        <w:r>
-          <w:rPr>
-            <w:lang w:val="zh_TW" w:bidi="zh_TW"/>
-          </w:rPr>
-          <w:rPr>
-            <w:color w:val="0000EE"/>
-            <w:u w:val="single"/>
-          </w:rPr>
-          <w:t>代上2:4–6</w:t>
-        </w:r>
-      </w:hyperlink>
-      <w:r>
-        <w:rPr>
-          <w:lang w:val="zh_TW" w:bidi="zh_TW"/>
-        </w:rPr>
-        <w:t>，</w:t>
-      </w:r>
-      <w:hyperlink r:id="rId49">
-        <w:r>
-          <w:rPr>
-            <w:lang w:val="zh_TW" w:bidi="zh_TW"/>
-          </w:rPr>
-          <w:rPr>
-            <w:color w:val="0000EE"/>
-            <w:u w:val="single"/>
-          </w:rPr>
-          <w:t>9:6</w:t>
-        </w:r>
-      </w:hyperlink>
-      <w:r>
-        <w:rPr>
-          <w:lang w:val="zh_TW" w:bidi="zh_TW"/>
-        </w:rPr>
-        <w:t>）。</w:t>
-      </w:r>
-      <w:hyperlink r:id="rId50">
-        <w:r>
-          <w:rPr>
-            <w:lang w:val="zh_TW" w:bidi="zh_TW"/>
-          </w:rPr>
-          <w:rPr>
-            <w:color w:val="0000EE"/>
-            <w:u w:val="single"/>
-          </w:rPr>
-          <w:t>歷代志上二章6節</w:t>
-        </w:r>
-      </w:hyperlink>
-      <w:r>
-        <w:rPr>
-          <w:lang w:val="zh_TW" w:bidi="zh_TW"/>
-        </w:rPr>
-        <w:t>把以探和希幔列為謝拉的兒子，因此</w:t>
-      </w:r>
-      <w:hyperlink r:id="rId51">
-        <w:r>
-          <w:rPr>
-            <w:lang w:val="zh_TW" w:bidi="zh_TW"/>
-          </w:rPr>
-          <w:rPr>
-            <w:color w:val="0000EE"/>
-            <w:u w:val="single"/>
-          </w:rPr>
-          <w:t>列王紀上四章31節</w:t>
-        </w:r>
-      </w:hyperlink>
-      <w:r>
-        <w:rPr>
-          <w:lang w:val="zh_TW" w:bidi="zh_TW"/>
-        </w:rPr>
-        <w:t>及</w:t>
-      </w:r>
-      <w:hyperlink r:id="rId52">
-        <w:r>
-          <w:rPr>
-            <w:lang w:val="zh_TW" w:bidi="zh_TW"/>
-          </w:rPr>
-          <w:rPr>
-            <w:color w:val="0000EE"/>
-            <w:u w:val="single"/>
-          </w:rPr>
-          <w:t>詩篇八十八</w:t>
-        </w:r>
-      </w:hyperlink>
-      <w:r>
-        <w:rPr>
-          <w:lang w:val="zh_TW" w:bidi="zh_TW"/>
-        </w:rPr>
-        <w:t>和</w:t>
-      </w:r>
-      <w:hyperlink r:id="rId53">
-        <w:r>
-          <w:rPr>
-            <w:lang w:val="zh_TW" w:bidi="zh_TW"/>
-          </w:rPr>
-          <w:rPr>
-            <w:color w:val="0000EE"/>
-            <w:u w:val="single"/>
-          </w:rPr>
-          <w:t>八十九篇</w:t>
-        </w:r>
-      </w:hyperlink>
-      <w:r>
-        <w:rPr>
-          <w:lang w:val="zh_TW" w:bidi="zh_TW"/>
-        </w:rPr>
-        <w:t>中提到的以斯拉人，也常被認為是謝拉的後裔。然而，</w:t>
-      </w:r>
-      <w:hyperlink r:id="rId54">
-        <w:r>
-          <w:rPr>
-            <w:lang w:val="zh_TW" w:bidi="zh_TW"/>
-          </w:rPr>
-          <w:rPr>
-            <w:color w:val="0000EE"/>
-            <w:u w:val="single"/>
-          </w:rPr>
-          <w:t>歷代志上十五章17節</w:t>
-        </w:r>
-      </w:hyperlink>
-      <w:r>
-        <w:rPr>
-          <w:lang w:val="zh_TW" w:bidi="zh_TW"/>
-        </w:rPr>
-        <w:t>又把以探和希幔列為利未人。因此，以斯拉人更可能是一個利未人的宗族。</w:t>
-      </w:r>
-    </w:p>
-    <w:p>
-      <w:pPr>
-        <w:pStyle w:val="ListNumber"/>
-        <w:spacing w:line="240" w:lineRule="auto"/>
-        <w:ind w:left="720"/>
-      </w:pPr>
-      <w:r>
-        <w:rPr>
-          <w:lang w:val="zh_TW" w:bidi="zh_TW"/>
-        </w:rPr>
-      </w:r>
-      <w:r>
-        <w:rPr>
-          <w:lang w:val="zh_TW" w:bidi="zh_TW"/>
-        </w:rPr>
-        <w:t>西緬的兒子之一，謝拉族由他而出（</w:t>
-      </w:r>
-      <w:hyperlink r:id="rId55">
-        <w:r>
-          <w:rPr>
-            <w:lang w:val="zh_TW" w:bidi="zh_TW"/>
-          </w:rPr>
-          <w:rPr>
-            <w:color w:val="0000EE"/>
-            <w:u w:val="single"/>
-          </w:rPr>
-          <w:t>民26:13</w:t>
-        </w:r>
-      </w:hyperlink>
-      <w:r>
-        <w:rPr>
-          <w:lang w:val="zh_TW" w:bidi="zh_TW"/>
-        </w:rPr>
-        <w:t>；</w:t>
-      </w:r>
-      <w:hyperlink r:id="rId56">
-        <w:r>
-          <w:rPr>
-            <w:lang w:val="zh_TW" w:bidi="zh_TW"/>
-          </w:rPr>
-          <w:rPr>
-            <w:color w:val="0000EE"/>
-            <w:u w:val="single"/>
-          </w:rPr>
-          <w:t>代上4:24</w:t>
-        </w:r>
-      </w:hyperlink>
-      <w:r>
-        <w:rPr>
-          <w:lang w:val="zh_TW" w:bidi="zh_TW"/>
-        </w:rPr>
-        <w:t>）。他在</w:t>
-      </w:r>
-      <w:hyperlink r:id="rId57">
-        <w:r>
-          <w:rPr>
-            <w:lang w:val="zh_TW" w:bidi="zh_TW"/>
-          </w:rPr>
-          <w:rPr>
-            <w:color w:val="0000EE"/>
-            <w:u w:val="single"/>
-          </w:rPr>
-          <w:t>創世記四十六章10節</w:t>
-        </w:r>
-      </w:hyperlink>
-      <w:r>
-        <w:rPr>
-          <w:lang w:val="zh_TW" w:bidi="zh_TW"/>
-        </w:rPr>
-        <w:t>和</w:t>
-      </w:r>
-      <w:hyperlink r:id="rId58">
-        <w:r>
-          <w:rPr>
-            <w:lang w:val="zh_TW" w:bidi="zh_TW"/>
-          </w:rPr>
-          <w:rPr>
-            <w:color w:val="0000EE"/>
-            <w:u w:val="single"/>
-          </w:rPr>
-          <w:t>出埃及記六章15節</w:t>
-        </w:r>
-      </w:hyperlink>
-      <w:r>
-        <w:rPr>
-          <w:lang w:val="zh_TW" w:bidi="zh_TW"/>
-        </w:rPr>
-        <w:t>又名瑣轄。</w:t>
-      </w:r>
-    </w:p>
-    <w:p>
-      <w:pPr>
-        <w:pStyle w:val="ListNumber"/>
-        <w:spacing w:line="240" w:lineRule="auto"/>
-        <w:ind w:left="720"/>
-      </w:pPr>
-      <w:r>
-        <w:rPr>
-          <w:lang w:val="zh_TW" w:bidi="zh_TW"/>
-        </w:rPr>
-      </w:r>
-      <w:r>
-        <w:rPr>
-          <w:lang w:val="zh_TW" w:bidi="zh_TW"/>
-        </w:rPr>
-        <w:t>利未支派革順族易多的兒子之一（</w:t>
-      </w:r>
-      <w:hyperlink r:id="rId59">
-        <w:r>
-          <w:rPr>
-            <w:lang w:val="zh_TW" w:bidi="zh_TW"/>
-          </w:rPr>
-          <w:rPr>
-            <w:color w:val="0000EE"/>
-            <w:u w:val="single"/>
-          </w:rPr>
-          <w:t>代上6:21</w:t>
-        </w:r>
-      </w:hyperlink>
-      <w:r>
-        <w:rPr>
-          <w:lang w:val="zh_TW" w:bidi="zh_TW"/>
-        </w:rPr>
-        <w:t>）。</w:t>
-      </w:r>
-    </w:p>
-    <w:p>
-      <w:pPr>
-        <w:pStyle w:val="ListNumber"/>
-        <w:spacing w:line="240" w:lineRule="auto"/>
-        <w:ind w:left="720"/>
-      </w:pPr>
-      <w:r>
-        <w:rPr>
-          <w:lang w:val="zh_TW" w:bidi="zh_TW"/>
-        </w:rPr>
-      </w:r>
-      <w:r>
-        <w:rPr>
-          <w:lang w:val="zh_TW" w:bidi="zh_TW"/>
-        </w:rPr>
-        <w:t>利未支派中亞薩的祖先之一。他是亞大雅的兒子、伊特尼的父親（</w:t>
-      </w:r>
-      <w:hyperlink r:id="rId60">
-        <w:r>
-          <w:rPr>
-            <w:lang w:val="zh_TW" w:bidi="zh_TW"/>
-          </w:rPr>
-          <w:rPr>
-            <w:color w:val="0000EE"/>
-            <w:u w:val="single"/>
-          </w:rPr>
-          <w:t>代上6:41</w:t>
-        </w:r>
-      </w:hyperlink>
-      <w:r>
-        <w:rPr>
-          <w:lang w:val="zh_TW" w:bidi="zh_TW"/>
-        </w:rPr>
-        <w:t>）。有些學者認為他就是上述第4項的謝拉。</w:t>
-      </w:r>
-    </w:p>
-    <w:p>
-      <w:pPr>
-        <w:pStyle w:val="ListNumber"/>
-        <w:spacing w:line="240" w:lineRule="auto"/>
-        <w:ind w:left="720"/>
-      </w:pPr>
-      <w:r>
-        <w:rPr>
-          <w:lang w:val="zh_TW" w:bidi="zh_TW"/>
-        </w:rPr>
-      </w:r>
-      <w:r>
-        <w:rPr>
-          <w:lang w:val="zh_TW" w:bidi="zh_TW"/>
-        </w:rPr>
-        <w:t>攻打猶大王亞撒的古實（衣索比亞人）軍兵統帥（</w:t>
-      </w:r>
-      <w:hyperlink r:id="rId61">
-        <w:r>
-          <w:rPr>
-            <w:lang w:val="zh_TW" w:bidi="zh_TW"/>
-          </w:rPr>
-          <w:rPr>
-            <w:color w:val="0000EE"/>
-            <w:u w:val="single"/>
-          </w:rPr>
-          <w:t>代下14:9</w:t>
-        </w:r>
-      </w:hyperlink>
-      <w:r>
-        <w:rPr>
-          <w:lang w:val="zh_TW" w:bidi="zh_TW"/>
-        </w:rPr>
-        <w:t>）。此人的身分及這場爭戰都難以確定。最常見的看法認為他就是埃及王奧索康二世（Osorkon II）。爭戰的記載與奧索康二世在埃及作王的年代相符，軍兵的人數和族群組成也與此說吻合。</w:t>
-      </w:r>
-      <w:r>
-        <w:rPr>
-          <w:lang w:val="zh_TW" w:bidi="zh_TW"/>
-        </w:rPr>
-      </w:r>
-      <w:r>
-        <w:rPr>
-          <w:lang w:val="zh_TW" w:bidi="zh_TW"/>
-        </w:rPr>
+      <w:r>
+        <w:rPr>
+          <w:lang w:val="zh_TW" w:bidi="zh_TW"/>
+        </w:rPr>
+        <w:t>• 先知的稱謂和歷史</w:t>
       </w:r>
     </w:p>
     <w:p>
@@ -1395,21 +447,11 @@
           <w:lang w:val="zh_TW" w:bidi="zh_TW"/>
         </w:rPr>
       </w:r>
-    </w:p>
-    <w:p>
-      <w:pPr>
-        <w:pStyle w:val="Heading2"/>
-      </w:pPr>
-      <w:r>
-        <w:rPr>
-          <w:lang w:val="zh_TW" w:bidi="zh_TW"/>
-        </w:rPr>
-        <w:t>謝拉（Zara, Zarah）</w:t>
-      </w:r>
-      <w:r>
-        <w:rPr>
-          <w:lang w:val="zh_TW" w:bidi="zh_TW"/>
-        </w:rPr>
+      <w:r>
+        <w:rPr>
+          <w:lang w:val="zh_TW" w:bidi="zh_TW"/>
+        </w:rPr>
+        <w:t>• 感動</w:t>
       </w:r>
     </w:p>
     <w:p>
@@ -1423,61 +465,7 @@
         <w:rPr>
           <w:lang w:val="zh_TW" w:bidi="zh_TW"/>
         </w:rPr>
-        <w:t>某英文譯本在</w:t>
-      </w:r>
-      <w:hyperlink r:id="rId42">
-        <w:r>
-          <w:rPr>
-            <w:lang w:val="zh_TW" w:bidi="zh_TW"/>
-          </w:rPr>
-          <w:rPr>
-            <w:color w:val="0000EE"/>
-            <w:u w:val="single"/>
-          </w:rPr>
-          <w:t>創世記三十八章30節</w:t>
-        </w:r>
-      </w:hyperlink>
-      <w:r>
-        <w:rPr>
-          <w:lang w:val="zh_TW" w:bidi="zh_TW"/>
-        </w:rPr>
-        <w:t>，</w:t>
-      </w:r>
-      <w:hyperlink r:id="rId43">
-        <w:r>
-          <w:rPr>
-            <w:lang w:val="zh_TW" w:bidi="zh_TW"/>
-          </w:rPr>
-          <w:rPr>
-            <w:color w:val="0000EE"/>
-            <w:u w:val="single"/>
-          </w:rPr>
-          <w:t>四十六章12節</w:t>
-        </w:r>
-      </w:hyperlink>
-      <w:r>
-        <w:rPr>
-          <w:lang w:val="zh_TW" w:bidi="zh_TW"/>
-        </w:rPr>
-        <w:t>和</w:t>
-      </w:r>
-      <w:hyperlink r:id="rId44">
-        <w:r>
-          <w:rPr>
-            <w:lang w:val="zh_TW" w:bidi="zh_TW"/>
-          </w:rPr>
-          <w:rPr>
-            <w:color w:val="0000EE"/>
-            <w:u w:val="single"/>
-          </w:rPr>
-          <w:t>馬太福音一章3節</w:t>
-        </w:r>
-      </w:hyperlink>
-      <w:r>
-        <w:rPr>
-          <w:lang w:val="zh_TW" w:bidi="zh_TW"/>
-        </w:rPr>
-        <w:t>將猶大的兒子謝拉（Zerah）拼成Zara和Zarah。</w:t>
+        <w:t>• 真假先知</w:t>
       </w:r>
     </w:p>
     <w:p>
@@ -1489,10 +477,1916 @@
       </w:r>
       <w:r>
         <w:rPr>
+          <w:lang w:val="zh_TW" w:bidi="zh_TW"/>
+        </w:rPr>
+        <w:t>• 先知的作用</w:t>
+      </w:r>
+    </w:p>
+    <w:p>
+      <w:pPr/>
+      <w:r>
+        <w:rPr>
+          <w:lang w:val="zh_TW" w:bidi="zh_TW"/>
+        </w:rPr>
+      </w:r>
+      <w:r>
+        <w:rPr>
+          <w:lang w:val="zh_TW" w:bidi="zh_TW"/>
+        </w:rPr>
+        <w:t>• 傳講的方式</w:t>
+      </w:r>
+    </w:p>
+    <w:p>
+      <w:pPr>
+        <w:pStyle w:val="Heading3"/>
+      </w:pPr>
+      <w:r>
+        <w:rPr>
+          <w:lang w:val="zh_TW" w:bidi="zh_TW"/>
+        </w:rPr>
+        <w:t>介紹</w:t>
+      </w:r>
+    </w:p>
+    <w:p>
+      <w:pPr/>
+      <w:r>
+        <w:rPr>
+          <w:lang w:val="zh_TW" w:bidi="zh_TW"/>
+        </w:rPr>
+      </w:r>
+      <w:r>
+        <w:rPr>
+          <w:lang w:val="zh_TW" w:bidi="zh_TW"/>
+        </w:rPr>
+        <w:t>當耶穌使寡婦的兒子從死裡復活時，旁觀者說：「</w:t>
+      </w:r>
+      <w:r>
+        <w:rPr>
+          <w:lang w:val="zh_TW" w:bidi="zh_TW"/>
+        </w:rPr>
+        <w:t>有大先知在我們中間興起來了</w:t>
+      </w:r>
+      <w:r>
+        <w:rPr>
+          <w:lang w:val="zh_TW" w:bidi="zh_TW"/>
+        </w:rPr>
+        <w:t>！」（</w:t>
+      </w:r>
+      <w:hyperlink r:id="rId19">
+        <w:r>
+          <w:rPr>
+            <w:lang w:val="zh_TW" w:bidi="zh_TW"/>
+          </w:rPr>
+          <w:rPr>
+            <w:color w:val="0000EE"/>
+            <w:u w:val="single"/>
+          </w:rPr>
+          <w:t>路7:16</w:t>
+        </w:r>
+      </w:hyperlink>
+      <w:r>
+        <w:rPr>
+          <w:lang w:val="zh_TW" w:bidi="zh_TW"/>
+        </w:rPr>
+        <w:t>；參</w:t>
+      </w:r>
+      <w:hyperlink r:id="rId20">
+        <w:r>
+          <w:rPr>
+            <w:lang w:val="zh_TW" w:bidi="zh_TW"/>
+          </w:rPr>
+          <w:rPr>
+            <w:color w:val="0000EE"/>
+            <w:u w:val="single"/>
+          </w:rPr>
+          <w:t>可6:15</w:t>
+        </w:r>
+      </w:hyperlink>
+      <w:r>
+        <w:rPr>
+          <w:lang w:val="zh_TW" w:bidi="zh_TW"/>
+        </w:rPr>
+        <w:t>，</w:t>
+      </w:r>
+      <w:hyperlink r:id="rId21">
+        <w:r>
+          <w:rPr>
+            <w:lang w:val="zh_TW" w:bidi="zh_TW"/>
+          </w:rPr>
+          <w:rPr>
+            <w:color w:val="0000EE"/>
+            <w:u w:val="single"/>
+          </w:rPr>
+          <w:t>8:28</w:t>
+        </w:r>
+      </w:hyperlink>
+      <w:r>
+        <w:rPr>
+          <w:lang w:val="zh_TW" w:bidi="zh_TW"/>
+        </w:rPr>
+        <w:t>）在猶太的宗教思想中，最為生動且具規範意義的宗教事件，都集中在先知蒙召和事工，就是神透過先知向祂的子民傳達話語。人們對於耶穌的評價，其實是比他們所知的更為正確，因為神確實在耶穌裡面臨到他們；而耶穌的地位雖然遠高過先知，實際上卻正是摩西所預言，先知秩序的冠冕和高峰（</w:t>
+      </w:r>
+      <w:hyperlink r:id="rId22">
+        <w:r>
+          <w:rPr>
+            <w:lang w:val="zh_TW" w:bidi="zh_TW"/>
+          </w:rPr>
+          <w:rPr>
+            <w:color w:val="0000EE"/>
+            <w:u w:val="single"/>
+          </w:rPr>
+          <w:t>申18:15–19</w:t>
+        </w:r>
+      </w:hyperlink>
+      <w:r>
+        <w:rPr>
+          <w:lang w:val="zh_TW" w:bidi="zh_TW"/>
+        </w:rPr>
+        <w:t>）。</w:t>
+      </w:r>
+    </w:p>
+    <w:p>
+      <w:pPr>
+        <w:pStyle w:val="Heading3"/>
+      </w:pPr>
+      <w:r>
+        <w:rPr>
+          <w:lang w:val="zh_TW" w:bidi="zh_TW"/>
+        </w:rPr>
+        <w:t>先知的稱謂和歷史</w:t>
+      </w:r>
+    </w:p>
+    <w:p>
+      <w:pPr/>
+      <w:r>
+        <w:rPr>
+          <w:lang w:val="zh_TW" w:bidi="zh_TW"/>
+        </w:rPr>
+      </w:r>
+      <w:r>
+        <w:rPr>
+          <w:lang w:val="zh_TW" w:bidi="zh_TW"/>
+        </w:rPr>
+        <w:t>舊約用於描述這些人的主要詞語，是「先知」（見</w:t>
+      </w:r>
+      <w:hyperlink r:id="rId23">
+        <w:r>
+          <w:rPr>
+            <w:lang w:val="zh_TW" w:bidi="zh_TW"/>
+          </w:rPr>
+          <w:rPr>
+            <w:color w:val="0000EE"/>
+            <w:u w:val="single"/>
+          </w:rPr>
+          <w:t>士6:8</w:t>
+        </w:r>
+      </w:hyperlink>
+      <w:r>
+        <w:rPr>
+          <w:lang w:val="zh_TW" w:bidi="zh_TW"/>
+        </w:rPr>
+        <w:t>）、「神人」（見</w:t>
+      </w:r>
+      <w:hyperlink r:id="rId24">
+        <w:r>
+          <w:rPr>
+            <w:lang w:val="zh_TW" w:bidi="zh_TW"/>
+          </w:rPr>
+          <w:rPr>
+            <w:color w:val="0000EE"/>
+            <w:u w:val="single"/>
+          </w:rPr>
+          <w:t>王下4:9</w:t>
+        </w:r>
+      </w:hyperlink>
+      <w:r>
+        <w:rPr>
+          <w:lang w:val="zh_TW" w:bidi="zh_TW"/>
+        </w:rPr>
+        <w:t>）和「先見」（見</w:t>
+      </w:r>
+      <w:hyperlink r:id="rId25">
+        <w:r>
+          <w:rPr>
+            <w:lang w:val="zh_TW" w:bidi="zh_TW"/>
+          </w:rPr>
+          <w:rPr>
+            <w:color w:val="0000EE"/>
+            <w:u w:val="single"/>
+          </w:rPr>
+          <w:t>撒上9:9</w:t>
+        </w:r>
+      </w:hyperlink>
+      <w:r>
+        <w:rPr>
+          <w:lang w:val="zh_TW" w:bidi="zh_TW"/>
+        </w:rPr>
+        <w:t>；</w:t>
+      </w:r>
+      <w:hyperlink r:id="rId26">
+        <w:r>
+          <w:rPr>
+            <w:lang w:val="zh_TW" w:bidi="zh_TW"/>
+          </w:rPr>
+          <w:rPr>
+            <w:color w:val="0000EE"/>
+            <w:u w:val="single"/>
+          </w:rPr>
+          <w:t>撒下24:11</w:t>
+        </w:r>
+      </w:hyperlink>
+      <w:r>
+        <w:rPr>
+          <w:lang w:val="zh_TW" w:bidi="zh_TW"/>
+        </w:rPr>
+        <w:t>）。</w:t>
+      </w:r>
+    </w:p>
+    <w:p>
+      <w:pPr/>
+      <w:r>
+        <w:rPr>
+          <w:lang w:val="zh_TW" w:bidi="zh_TW"/>
+        </w:rPr>
+      </w:r>
+      <w:r>
+        <w:rPr>
+          <w:lang w:val="zh_TW" w:bidi="zh_TW"/>
+        </w:rPr>
+        <w:t>翻譯為「先知」的詞彙，似乎首重「被召」的概念：神主動揀選、呼召並差遣先知（比如</w:t>
+      </w:r>
+      <w:hyperlink r:id="rId27">
+        <w:r>
+          <w:rPr>
+            <w:lang w:val="zh_TW" w:bidi="zh_TW"/>
+          </w:rPr>
+          <w:rPr>
+            <w:color w:val="0000EE"/>
+            <w:u w:val="single"/>
+          </w:rPr>
+          <w:t>耶1:4–5</w:t>
+        </w:r>
+      </w:hyperlink>
+      <w:r>
+        <w:rPr>
+          <w:lang w:val="zh_TW" w:bidi="zh_TW"/>
+        </w:rPr>
+        <w:t>，</w:t>
+      </w:r>
+      <w:hyperlink r:id="rId28">
+        <w:r>
+          <w:rPr>
+            <w:lang w:val="zh_TW" w:bidi="zh_TW"/>
+          </w:rPr>
+          <w:rPr>
+            <w:color w:val="0000EE"/>
+            <w:u w:val="single"/>
+          </w:rPr>
+          <w:t>7:25</w:t>
+        </w:r>
+      </w:hyperlink>
+      <w:r>
+        <w:rPr>
+          <w:lang w:val="zh_TW" w:bidi="zh_TW"/>
+        </w:rPr>
+        <w:t>；</w:t>
+      </w:r>
+      <w:hyperlink r:id="rId29">
+        <w:r>
+          <w:rPr>
+            <w:lang w:val="zh_TW" w:bidi="zh_TW"/>
+          </w:rPr>
+          <w:rPr>
+            <w:color w:val="0000EE"/>
+            <w:u w:val="single"/>
+          </w:rPr>
+          <w:t>摩7:14</w:t>
+        </w:r>
+      </w:hyperlink>
+      <w:r>
+        <w:rPr>
+          <w:lang w:val="zh_TW" w:bidi="zh_TW"/>
+        </w:rPr>
+        <w:t>）。「神人」講述先知因其蒙召而進入的關係：他現在是「神的人」，被認為屬於神（</w:t>
+      </w:r>
+      <w:hyperlink r:id="rId24">
+        <w:r>
+          <w:rPr>
+            <w:lang w:val="zh_TW" w:bidi="zh_TW"/>
+          </w:rPr>
+          <w:rPr>
+            <w:color w:val="0000EE"/>
+            <w:u w:val="single"/>
+          </w:rPr>
+          <w:t>王下4:9</w:t>
+        </w:r>
+      </w:hyperlink>
+      <w:r>
+        <w:rPr>
+          <w:lang w:val="zh_TW" w:bidi="zh_TW"/>
+        </w:rPr>
+        <w:t>）。「先見」表達神賦予先知新奇非凡的洞察力。希伯來語與英語一樣，常用的動詞「看見」也表示理解（I see what you mean，即我明白你的意思）以及洞察事物本質和意義的能力（He sees things very clearly，即他看事物非常清楚）。對於先知而言，他們的「洞察力」遠超常人，因為耶和華啟發他們，成為祂信息的器皿。</w:t>
+      </w:r>
+    </w:p>
+    <w:p>
+      <w:pPr/>
+      <w:r>
+        <w:rPr>
+          <w:lang w:val="zh_TW" w:bidi="zh_TW"/>
+        </w:rPr>
+      </w:r>
+      <w:r>
+        <w:rPr>
+          <w:lang w:val="zh_TW" w:bidi="zh_TW"/>
+        </w:rPr>
+        <w:t>偉大先知肩負重任，推動舊約故事前進，其起點從摩西開始，再沒有先知像他（</w:t>
+      </w:r>
+      <w:hyperlink r:id="rId30">
+        <w:r>
+          <w:rPr>
+            <w:lang w:val="zh_TW" w:bidi="zh_TW"/>
+          </w:rPr>
+          <w:rPr>
+            <w:color w:val="0000EE"/>
+            <w:u w:val="single"/>
+          </w:rPr>
+          <w:t>申34:10</w:t>
+        </w:r>
+      </w:hyperlink>
+      <w:r>
+        <w:rPr>
+          <w:lang w:val="zh_TW" w:bidi="zh_TW"/>
+        </w:rPr>
+        <w:t>）。這個看法正確無誤，因為摩西具備所有先知的獨特標誌：蒙召（</w:t>
+      </w:r>
+      <w:hyperlink r:id="rId31">
+        <w:r>
+          <w:rPr>
+            <w:lang w:val="zh_TW" w:bidi="zh_TW"/>
+          </w:rPr>
+          <w:rPr>
+            <w:color w:val="0000EE"/>
+            <w:u w:val="single"/>
+          </w:rPr>
+          <w:t>出3:1–4:17</w:t>
+        </w:r>
+      </w:hyperlink>
+      <w:r>
+        <w:rPr>
+          <w:lang w:val="zh_TW" w:bidi="zh_TW"/>
+        </w:rPr>
+        <w:t>；參</w:t>
+      </w:r>
+      <w:hyperlink r:id="rId32">
+        <w:r>
+          <w:rPr>
+            <w:lang w:val="zh_TW" w:bidi="zh_TW"/>
+          </w:rPr>
+          <w:rPr>
+            <w:color w:val="0000EE"/>
+            <w:u w:val="single"/>
+          </w:rPr>
+          <w:t>賽6章</w:t>
+        </w:r>
+      </w:hyperlink>
+      <w:r>
+        <w:rPr>
+          <w:lang w:val="zh_TW" w:bidi="zh_TW"/>
+        </w:rPr>
+        <w:t>；</w:t>
+      </w:r>
+      <w:hyperlink r:id="rId33">
+        <w:r>
+          <w:rPr>
+            <w:lang w:val="zh_TW" w:bidi="zh_TW"/>
+          </w:rPr>
+          <w:rPr>
+            <w:color w:val="0000EE"/>
+            <w:u w:val="single"/>
+          </w:rPr>
+          <w:t>耶1:4–19</w:t>
+        </w:r>
+      </w:hyperlink>
+      <w:r>
+        <w:rPr>
+          <w:lang w:val="zh_TW" w:bidi="zh_TW"/>
+        </w:rPr>
+        <w:t>；</w:t>
+      </w:r>
+      <w:hyperlink r:id="rId34">
+        <w:r>
+          <w:rPr>
+            <w:lang w:val="zh_TW" w:bidi="zh_TW"/>
+          </w:rPr>
+          <w:rPr>
+            <w:color w:val="0000EE"/>
+            <w:u w:val="single"/>
+          </w:rPr>
+          <w:t>結1–3</w:t>
+        </w:r>
+      </w:hyperlink>
+      <w:r>
+        <w:rPr>
+          <w:lang w:val="zh_TW" w:bidi="zh_TW"/>
+        </w:rPr>
+        <w:t>；</w:t>
+      </w:r>
+      <w:hyperlink r:id="rId35">
+        <w:r>
+          <w:rPr>
+            <w:lang w:val="zh_TW" w:bidi="zh_TW"/>
+          </w:rPr>
+          <w:rPr>
+            <w:color w:val="0000EE"/>
+            <w:u w:val="single"/>
+          </w:rPr>
+          <w:t>何1:2</w:t>
+        </w:r>
+      </w:hyperlink>
+      <w:r>
+        <w:rPr>
+          <w:lang w:val="zh_TW" w:bidi="zh_TW"/>
+        </w:rPr>
+        <w:t>；</w:t>
+      </w:r>
+      <w:hyperlink r:id="rId36">
+        <w:r>
+          <w:rPr>
+            <w:lang w:val="zh_TW" w:bidi="zh_TW"/>
+          </w:rPr>
+          <w:rPr>
+            <w:color w:val="0000EE"/>
+            <w:u w:val="single"/>
+          </w:rPr>
+          <w:t>摩7:14–15</w:t>
+        </w:r>
+      </w:hyperlink>
+      <w:r>
+        <w:rPr>
+          <w:lang w:val="zh_TW" w:bidi="zh_TW"/>
+        </w:rPr>
+        <w:t>），認識到歷史事件是神的行動，照祂的話語成就（</w:t>
+      </w:r>
+      <w:hyperlink r:id="rId37">
+        <w:r>
+          <w:rPr>
+            <w:lang w:val="zh_TW" w:bidi="zh_TW"/>
+          </w:rPr>
+          <w:rPr>
+            <w:color w:val="0000EE"/>
+            <w:u w:val="single"/>
+          </w:rPr>
+          <w:t>出3:12</w:t>
+        </w:r>
+      </w:hyperlink>
+      <w:r>
+        <w:rPr>
+          <w:lang w:val="zh_TW" w:bidi="zh_TW"/>
+        </w:rPr>
+        <w:t>，</w:t>
+      </w:r>
+      <w:hyperlink r:id="rId38">
+        <w:r>
+          <w:rPr>
+            <w:lang w:val="zh_TW" w:bidi="zh_TW"/>
+          </w:rPr>
+          <w:rPr>
+            <w:color w:val="0000EE"/>
+            <w:u w:val="single"/>
+          </w:rPr>
+          <w:t>4:21–23</w:t>
+        </w:r>
+      </w:hyperlink>
+      <w:r>
+        <w:rPr>
+          <w:lang w:val="zh_TW" w:bidi="zh_TW"/>
+        </w:rPr>
+        <w:t>），倫理和社會關懷的心（</w:t>
+      </w:r>
+      <w:hyperlink r:id="rId39">
+        <w:r>
+          <w:rPr>
+            <w:lang w:val="zh_TW" w:bidi="zh_TW"/>
+          </w:rPr>
+          <w:rPr>
+            <w:color w:val="0000EE"/>
+            <w:u w:val="single"/>
+          </w:rPr>
+          <w:t>2:11–13</w:t>
+        </w:r>
+      </w:hyperlink>
+      <w:r>
+        <w:rPr>
+          <w:lang w:val="zh_TW" w:bidi="zh_TW"/>
+        </w:rPr>
+        <w:t>），看重無助的人（見</w:t>
+      </w:r>
+      <w:hyperlink r:id="rId40">
+        <w:r>
+          <w:rPr>
+            <w:lang w:val="zh_TW" w:bidi="zh_TW"/>
+          </w:rPr>
+          <w:rPr>
+            <w:color w:val="0000EE"/>
+            <w:u w:val="single"/>
+          </w:rPr>
+          <w:t>17節</w:t>
+        </w:r>
+      </w:hyperlink>
+      <w:r>
+        <w:rPr>
+          <w:lang w:val="zh_TW" w:bidi="zh_TW"/>
+        </w:rPr>
+        <w:t>）。</w:t>
+      </w:r>
+    </w:p>
+    <w:p>
+      <w:pPr/>
+      <w:r>
+        <w:rPr>
+          <w:lang w:val="zh_TW" w:bidi="zh_TW"/>
+        </w:rPr>
+      </w:r>
+      <w:r>
+        <w:rPr>
+          <w:lang w:val="zh_TW" w:bidi="zh_TW"/>
+        </w:rPr>
+        <w:t>不過</w:t>
+      </w:r>
+      <w:hyperlink r:id="rId30">
+        <w:r>
+          <w:rPr>
+            <w:lang w:val="zh_TW" w:bidi="zh_TW"/>
+          </w:rPr>
+          <w:rPr>
+            <w:color w:val="0000EE"/>
+            <w:u w:val="single"/>
+          </w:rPr>
+          <w:t>申命記三十四章10節</w:t>
+        </w:r>
+      </w:hyperlink>
+      <w:r>
+        <w:rPr>
+          <w:lang w:val="zh_TW" w:bidi="zh_TW"/>
+        </w:rPr>
+        <w:t>的評語，不僅回顧摩西的偉大之處，也展望一位像摩西一樣的先知到來。這與摩西自己的預言相符（</w:t>
+      </w:r>
+      <w:hyperlink r:id="rId22">
+        <w:r>
+          <w:rPr>
+            <w:lang w:val="zh_TW" w:bidi="zh_TW"/>
+          </w:rPr>
+          <w:rPr>
+            <w:color w:val="0000EE"/>
+            <w:u w:val="single"/>
+          </w:rPr>
+          <w:t>申18:15–19</w:t>
+        </w:r>
+      </w:hyperlink>
+      <w:r>
+        <w:rPr>
+          <w:lang w:val="zh_TW" w:bidi="zh_TW"/>
+        </w:rPr>
+        <w:t>），毫無疑問預示將有一位偉大的先知來臨。摩西比較自己與這位先知，甚為驚人——即將到來的先知，將扮演摩西在西奈山上的角色（</w:t>
+      </w:r>
+      <w:hyperlink r:id="rId41">
+        <w:r>
+          <w:rPr>
+            <w:lang w:val="zh_TW" w:bidi="zh_TW"/>
+          </w:rPr>
+          <w:rPr>
+            <w:color w:val="0000EE"/>
+            <w:u w:val="single"/>
+          </w:rPr>
+          <w:t>申18:16</w:t>
+        </w:r>
+      </w:hyperlink>
+      <w:r>
+        <w:rPr>
+          <w:lang w:val="zh_TW" w:bidi="zh_TW"/>
+        </w:rPr>
+        <w:t>）。那處，摩西以獨特方式作先知一樣的中保，傳達神的聲音，因為神在西奈山上，成就了舊約的盟約。摩西期待一位類似的先知，盼望另一位約的中保，就是耶穌基督。</w:t>
+      </w:r>
+    </w:p>
+    <w:p>
+      <w:pPr/>
+      <w:r>
+        <w:rPr>
+          <w:lang w:val="zh_TW" w:bidi="zh_TW"/>
+        </w:rPr>
+      </w:r>
+      <w:r>
+        <w:rPr>
+          <w:lang w:val="zh_TW" w:bidi="zh_TW"/>
+        </w:rPr>
+        <w:t>神不斷向祂的子民差遣先知，人們亦一直盼待這位偉大的先知。每次有這樣的先知出現，都因他像摩西，而被認為是真的；真誠的信徒都會興奮觀察，想知道他是否那位最終到來的偉大先知。因此我們可以理解，那些看到耶穌使死人復活的人何以如此興奮（</w:t>
+      </w:r>
+      <w:hyperlink r:id="rId19">
+        <w:r>
+          <w:rPr>
+            <w:lang w:val="zh_TW" w:bidi="zh_TW"/>
+          </w:rPr>
+          <w:rPr>
+            <w:color w:val="0000EE"/>
+            <w:u w:val="single"/>
+          </w:rPr>
+          <w:t>路7:16</w:t>
+        </w:r>
+      </w:hyperlink>
+      <w:r>
+        <w:rPr>
+          <w:lang w:val="zh_TW" w:bidi="zh_TW"/>
+        </w:rPr>
+        <w:t>）。</w:t>
+      </w:r>
+    </w:p>
+    <w:p>
+      <w:pPr/>
+      <w:r>
+        <w:rPr>
+          <w:lang w:val="zh_TW" w:bidi="zh_TW"/>
+        </w:rPr>
+      </w:r>
+      <w:r>
+        <w:rPr>
+          <w:lang w:val="zh_TW" w:bidi="zh_TW"/>
+        </w:rPr>
+        <w:t>舊約提到先知團體的存在，有時稱為「學校」。以利沙顯然在教導一個團體（</w:t>
+      </w:r>
+      <w:hyperlink r:id="rId42">
+        <w:r>
+          <w:rPr>
+            <w:lang w:val="zh_TW" w:bidi="zh_TW"/>
+          </w:rPr>
+          <w:rPr>
+            <w:color w:val="0000EE"/>
+            <w:u w:val="single"/>
+          </w:rPr>
+          <w:t>王下6:1</w:t>
+        </w:r>
+      </w:hyperlink>
+      <w:r>
+        <w:rPr>
+          <w:lang w:val="zh_TW" w:bidi="zh_TW"/>
+        </w:rPr>
+        <w:t>），「先知門徒」（比如</w:t>
+      </w:r>
+      <w:hyperlink r:id="rId43">
+        <w:r>
+          <w:rPr>
+            <w:lang w:val="zh_TW" w:bidi="zh_TW"/>
+          </w:rPr>
+          <w:rPr>
+            <w:color w:val="0000EE"/>
+            <w:u w:val="single"/>
+          </w:rPr>
+          <w:t>王下2:3、5</w:t>
+        </w:r>
+      </w:hyperlink>
+      <w:r>
+        <w:rPr>
+          <w:lang w:val="zh_TW" w:bidi="zh_TW"/>
+        </w:rPr>
+        <w:t>；</w:t>
+      </w:r>
+      <w:hyperlink r:id="rId29">
+        <w:r>
+          <w:rPr>
+            <w:lang w:val="zh_TW" w:bidi="zh_TW"/>
+          </w:rPr>
+          <w:rPr>
+            <w:color w:val="0000EE"/>
+            <w:u w:val="single"/>
+          </w:rPr>
+          <w:t>摩7:14</w:t>
+        </w:r>
+      </w:hyperlink>
+      <w:r>
+        <w:rPr>
+          <w:lang w:val="zh_TW" w:bidi="zh_TW"/>
+        </w:rPr>
+        <w:t>）所指的，可能是在先知老師照管下，「正在受訓的先知」。至於</w:t>
+      </w:r>
+      <w:hyperlink r:id="rId44">
+        <w:r>
+          <w:rPr>
+            <w:lang w:val="zh_TW" w:bidi="zh_TW"/>
+          </w:rPr>
+          <w:rPr>
+            <w:color w:val="0000EE"/>
+            <w:u w:val="single"/>
+          </w:rPr>
+          <w:t>撒母耳記上十章5至11節</w:t>
+        </w:r>
+      </w:hyperlink>
+      <w:r>
+        <w:rPr>
+          <w:lang w:val="zh_TW" w:bidi="zh_TW"/>
+        </w:rPr>
+        <w:t>中的團體，用「工會」來描述會更合適。這些團體對耶和華熱心、盡性敬拜，並可見聖靈明顯的活動；但他們服事的核心是「預言」，即宣告關於神本身的真理。在這個早期階段之後，先知團體的重要性似乎有所減弱（類似</w:t>
+      </w:r>
+      <w:hyperlink r:id="rId25">
+        <w:r>
+          <w:rPr>
+            <w:lang w:val="zh_TW" w:bidi="zh_TW"/>
+          </w:rPr>
+          <w:rPr>
+            <w:color w:val="0000EE"/>
+            <w:u w:val="single"/>
+          </w:rPr>
+          <w:t>撒上9:9</w:t>
+        </w:r>
+      </w:hyperlink>
+      <w:r>
+        <w:rPr>
+          <w:lang w:val="zh_TW" w:bidi="zh_TW"/>
+        </w:rPr>
+        <w:t>明確提及的情形消失，由此推論），而盡性的敬逐漸變為更直接的話語服事，可能正是</w:t>
+      </w:r>
+      <w:hyperlink r:id="rId25">
+        <w:r>
+          <w:rPr>
+            <w:lang w:val="zh_TW" w:bidi="zh_TW"/>
+          </w:rPr>
+          <w:rPr>
+            <w:color w:val="0000EE"/>
+            <w:u w:val="single"/>
+          </w:rPr>
+          <w:t>撒母耳記上九章9節</w:t>
+        </w:r>
+      </w:hyperlink>
+      <w:r>
+        <w:rPr>
+          <w:lang w:val="zh_TW" w:bidi="zh_TW"/>
+        </w:rPr>
+        <w:t>評語的背景。</w:t>
+      </w:r>
+    </w:p>
+    <w:p>
+      <w:pPr>
+        <w:pStyle w:val="Heading3"/>
+      </w:pPr>
+      <w:r>
+        <w:rPr>
+          <w:lang w:val="zh_TW" w:bidi="zh_TW"/>
+        </w:rPr>
+        <w:t>感動</w:t>
+      </w:r>
+    </w:p>
+    <w:p>
+      <w:pPr/>
+      <w:r>
+        <w:rPr>
+          <w:lang w:val="zh_TW" w:bidi="zh_TW"/>
+        </w:rPr>
+      </w:r>
+      <w:r>
+        <w:rPr>
+          <w:lang w:val="zh_TW" w:bidi="zh_TW"/>
+        </w:rPr>
+        <w:t>在這些先知群體的活動背後，是神的靈感動他們（</w:t>
+      </w:r>
+      <w:hyperlink r:id="rId45">
+        <w:r>
+          <w:rPr>
+            <w:lang w:val="zh_TW" w:bidi="zh_TW"/>
+          </w:rPr>
+          <w:rPr>
+            <w:color w:val="0000EE"/>
+            <w:u w:val="single"/>
+          </w:rPr>
+          <w:t>撒上10:6、10</w:t>
+        </w:r>
+      </w:hyperlink>
+      <w:r>
+        <w:rPr>
+          <w:lang w:val="zh_TW" w:bidi="zh_TW"/>
+        </w:rPr>
+        <w:t>，</w:t>
+      </w:r>
+      <w:hyperlink r:id="rId46">
+        <w:r>
+          <w:rPr>
+            <w:lang w:val="zh_TW" w:bidi="zh_TW"/>
+          </w:rPr>
+          <w:rPr>
+            <w:color w:val="0000EE"/>
+            <w:u w:val="single"/>
+          </w:rPr>
+          <w:t>19:20、23</w:t>
+        </w:r>
+      </w:hyperlink>
+      <w:r>
+        <w:rPr>
+          <w:lang w:val="zh_TW" w:bidi="zh_TW"/>
+        </w:rPr>
+        <w:t>），神的靈運行在所有先知中，並且他們宣告受神感動的描述，不時會直接記錄下來（比如</w:t>
+      </w:r>
+      <w:hyperlink r:id="rId47">
+        <w:r>
+          <w:rPr>
+            <w:lang w:val="zh_TW" w:bidi="zh_TW"/>
+          </w:rPr>
+          <w:rPr>
+            <w:color w:val="0000EE"/>
+            <w:u w:val="single"/>
+          </w:rPr>
+          <w:t>王上22:24</w:t>
+        </w:r>
+      </w:hyperlink>
+      <w:r>
+        <w:rPr>
+          <w:lang w:val="zh_TW" w:bidi="zh_TW"/>
+        </w:rPr>
+        <w:t>；</w:t>
+      </w:r>
+      <w:hyperlink r:id="rId48">
+        <w:r>
+          <w:rPr>
+            <w:lang w:val="zh_TW" w:bidi="zh_TW"/>
+          </w:rPr>
+          <w:rPr>
+            <w:color w:val="0000EE"/>
+            <w:u w:val="single"/>
+          </w:rPr>
+          <w:t>尼9:30</w:t>
+        </w:r>
+      </w:hyperlink>
+      <w:r>
+        <w:rPr>
+          <w:lang w:val="zh_TW" w:bidi="zh_TW"/>
+        </w:rPr>
+        <w:t>；</w:t>
+      </w:r>
+      <w:hyperlink r:id="rId49">
+        <w:r>
+          <w:rPr>
+            <w:lang w:val="zh_TW" w:bidi="zh_TW"/>
+          </w:rPr>
+          <w:rPr>
+            <w:color w:val="0000EE"/>
+            <w:u w:val="single"/>
+          </w:rPr>
+          <w:t>何9:7</w:t>
+        </w:r>
+      </w:hyperlink>
+      <w:r>
+        <w:rPr>
+          <w:lang w:val="zh_TW" w:bidi="zh_TW"/>
+        </w:rPr>
+        <w:t>；</w:t>
+      </w:r>
+      <w:hyperlink r:id="rId50">
+        <w:r>
+          <w:rPr>
+            <w:lang w:val="zh_TW" w:bidi="zh_TW"/>
+          </w:rPr>
+          <w:rPr>
+            <w:color w:val="0000EE"/>
+            <w:u w:val="single"/>
+          </w:rPr>
+          <w:t>珥2:28–29</w:t>
+        </w:r>
+      </w:hyperlink>
+      <w:r>
+        <w:rPr>
+          <w:lang w:val="zh_TW" w:bidi="zh_TW"/>
+        </w:rPr>
+        <w:t>；</w:t>
+      </w:r>
+      <w:hyperlink r:id="rId51">
+        <w:r>
+          <w:rPr>
+            <w:lang w:val="zh_TW" w:bidi="zh_TW"/>
+          </w:rPr>
+          <w:rPr>
+            <w:color w:val="0000EE"/>
+            <w:u w:val="single"/>
+          </w:rPr>
+          <w:t>彌3:8</w:t>
+        </w:r>
+      </w:hyperlink>
+      <w:r>
+        <w:rPr>
+          <w:lang w:val="zh_TW" w:bidi="zh_TW"/>
+        </w:rPr>
+        <w:t>；參</w:t>
+      </w:r>
+      <w:hyperlink r:id="rId52">
+        <w:r>
+          <w:rPr>
+            <w:lang w:val="zh_TW" w:bidi="zh_TW"/>
+          </w:rPr>
+          <w:rPr>
+            <w:color w:val="0000EE"/>
+            <w:u w:val="single"/>
+          </w:rPr>
+          <w:t>代上12:18</w:t>
+        </w:r>
+      </w:hyperlink>
+      <w:r>
+        <w:rPr>
+          <w:lang w:val="zh_TW" w:bidi="zh_TW"/>
+        </w:rPr>
+        <w:t>；</w:t>
+      </w:r>
+      <w:hyperlink r:id="rId53">
+        <w:r>
+          <w:rPr>
+            <w:lang w:val="zh_TW" w:bidi="zh_TW"/>
+          </w:rPr>
+          <w:rPr>
+            <w:color w:val="0000EE"/>
+            <w:u w:val="single"/>
+          </w:rPr>
+          <w:t>代下15:1</w:t>
+        </w:r>
+      </w:hyperlink>
+      <w:r>
+        <w:rPr>
+          <w:lang w:val="zh_TW" w:bidi="zh_TW"/>
+        </w:rPr>
+        <w:t>，</w:t>
+      </w:r>
+      <w:hyperlink r:id="rId54">
+        <w:r>
+          <w:rPr>
+            <w:lang w:val="zh_TW" w:bidi="zh_TW"/>
+          </w:rPr>
+          <w:rPr>
+            <w:color w:val="0000EE"/>
+            <w:u w:val="single"/>
+          </w:rPr>
+          <w:t>20:14</w:t>
+        </w:r>
+      </w:hyperlink>
+      <w:r>
+        <w:rPr>
+          <w:lang w:val="zh_TW" w:bidi="zh_TW"/>
+        </w:rPr>
+        <w:t>，</w:t>
+      </w:r>
+      <w:hyperlink r:id="rId55">
+        <w:r>
+          <w:rPr>
+            <w:lang w:val="zh_TW" w:bidi="zh_TW"/>
+          </w:rPr>
+          <w:rPr>
+            <w:color w:val="0000EE"/>
+            <w:u w:val="single"/>
+          </w:rPr>
+          <w:t>24:20</w:t>
+        </w:r>
+      </w:hyperlink>
+      <w:r>
+        <w:rPr>
+          <w:lang w:val="zh_TW" w:bidi="zh_TW"/>
+        </w:rPr>
+        <w:t>）。神的靈感動人，無分男女，傳講神的話語（參</w:t>
+      </w:r>
+      <w:hyperlink r:id="rId56">
+        <w:r>
+          <w:rPr>
+            <w:lang w:val="zh_TW" w:bidi="zh_TW"/>
+          </w:rPr>
+          <w:rPr>
+            <w:color w:val="0000EE"/>
+            <w:u w:val="single"/>
+          </w:rPr>
+          <w:t>彼後1:21</w:t>
+        </w:r>
+      </w:hyperlink>
+      <w:r>
+        <w:rPr>
+          <w:lang w:val="zh_TW" w:bidi="zh_TW"/>
+        </w:rPr>
+        <w:t>）。</w:t>
+      </w:r>
+    </w:p>
+    <w:p>
+      <w:pPr/>
+      <w:r>
+        <w:rPr>
+          <w:lang w:val="zh_TW" w:bidi="zh_TW"/>
+        </w:rPr>
+      </w:r>
+      <w:r>
+        <w:rPr>
+          <w:lang w:val="zh_TW" w:bidi="zh_TW"/>
+        </w:rPr>
+        <w:t>耶利米說，神的手</w:t>
+      </w:r>
+      <w:r>
+        <w:rPr>
+          <w:lang w:val="zh_TW" w:bidi="zh_TW"/>
+        </w:rPr>
+        <w:t>按他的口</w:t>
+      </w:r>
+      <w:r>
+        <w:rPr>
+          <w:lang w:val="zh_TW" w:bidi="zh_TW"/>
+        </w:rPr>
+        <w:t>，將神的話放在他的口中（</w:t>
+      </w:r>
+      <w:hyperlink r:id="rId57">
+        <w:r>
+          <w:rPr>
+            <w:lang w:val="zh_TW" w:bidi="zh_TW"/>
+          </w:rPr>
+          <w:rPr>
+            <w:color w:val="0000EE"/>
+            <w:u w:val="single"/>
+          </w:rPr>
+          <w:t>耶1:9</w:t>
+        </w:r>
+      </w:hyperlink>
+      <w:r>
+        <w:rPr>
+          <w:lang w:val="zh_TW" w:bidi="zh_TW"/>
+        </w:rPr>
+        <w:t>）；以西結記錄他如何吃下書卷，藉此領受耶和華所寫的話語，能夠說出耶和華稱為「我的話」的內容（</w:t>
+      </w:r>
+      <w:hyperlink r:id="rId58">
+        <w:r>
+          <w:rPr>
+            <w:lang w:val="zh_TW" w:bidi="zh_TW"/>
+          </w:rPr>
+          <w:rPr>
+            <w:color w:val="0000EE"/>
+            <w:u w:val="single"/>
+          </w:rPr>
+          <w:t>結2:7–4:4</w:t>
+        </w:r>
+      </w:hyperlink>
+      <w:r>
+        <w:rPr>
+          <w:lang w:val="zh_TW" w:bidi="zh_TW"/>
+        </w:rPr>
+        <w:t>）。這個神跡亦簡述在阿摩司書的開頭（</w:t>
+      </w:r>
+      <w:hyperlink r:id="rId59">
+        <w:r>
+          <w:rPr>
+            <w:lang w:val="zh_TW" w:bidi="zh_TW"/>
+          </w:rPr>
+          <w:rPr>
+            <w:color w:val="0000EE"/>
+            <w:u w:val="single"/>
+          </w:rPr>
+          <w:t>1:1、3</w:t>
+        </w:r>
+      </w:hyperlink>
+      <w:r>
+        <w:rPr>
+          <w:lang w:val="zh_TW" w:bidi="zh_TW"/>
+        </w:rPr>
+        <w:t>）：「</w:t>
+      </w:r>
+      <w:r>
+        <w:rPr>
+          <w:lang w:val="zh_TW" w:bidi="zh_TW"/>
+        </w:rPr>
+        <w:t>阿摩司得默示</w:t>
+      </w:r>
+      <w:r>
+        <w:rPr>
+          <w:lang w:val="zh_TW" w:bidi="zh_TW"/>
+        </w:rPr>
+        <w:t>……</w:t>
+      </w:r>
+      <w:r>
+        <w:rPr>
+          <w:lang w:val="zh_TW" w:bidi="zh_TW"/>
+        </w:rPr>
+        <w:t>耶和華如此說……</w:t>
+      </w:r>
+      <w:r>
+        <w:rPr>
+          <w:lang w:val="zh_TW" w:bidi="zh_TW"/>
+        </w:rPr>
+        <w:t>」雖然這些話確實是阿摩司的話，但也是耶和華的話。</w:t>
+      </w:r>
+    </w:p>
+    <w:p>
+      <w:pPr>
+        <w:pStyle w:val="Heading3"/>
+      </w:pPr>
+      <w:r>
+        <w:rPr>
+          <w:lang w:val="zh_TW" w:bidi="zh_TW"/>
+        </w:rPr>
+        <w:t>真假先知</w:t>
+      </w:r>
+    </w:p>
+    <w:p>
+      <w:pPr/>
+      <w:r>
+        <w:rPr>
+          <w:lang w:val="zh_TW" w:bidi="zh_TW"/>
+        </w:rPr>
+      </w:r>
+      <w:r>
+        <w:rPr>
+          <w:lang w:val="zh_TW" w:bidi="zh_TW"/>
+        </w:rPr>
+        <w:t>假先知可以透過三個檢驗，與真先知區分開來。第一個是教義上的檢驗。在</w:t>
+      </w:r>
+      <w:hyperlink r:id="rId60">
+        <w:r>
+          <w:rPr>
+            <w:lang w:val="zh_TW" w:bidi="zh_TW"/>
+          </w:rPr>
+          <w:rPr>
+            <w:color w:val="0000EE"/>
+            <w:u w:val="single"/>
+          </w:rPr>
+          <w:t>申命記十三章</w:t>
+        </w:r>
+      </w:hyperlink>
+      <w:r>
+        <w:rPr>
+          <w:lang w:val="zh_TW" w:bidi="zh_TW"/>
+        </w:rPr>
+        <w:t>中，假先知的動機是要使人們遠離曾在出埃及事件中啟示自己的神（</w:t>
+      </w:r>
+      <w:hyperlink r:id="rId61">
+        <w:r>
+          <w:rPr>
+            <w:lang w:val="zh_TW" w:bidi="zh_TW"/>
+          </w:rPr>
+          <w:rPr>
+            <w:color w:val="0000EE"/>
+            <w:u w:val="single"/>
+          </w:rPr>
+          <w:t>申13:2、5–7、10</w:t>
+        </w:r>
+      </w:hyperlink>
+      <w:r>
+        <w:rPr>
+          <w:lang w:val="zh_TW" w:bidi="zh_TW"/>
+        </w:rPr>
+        <w:t>）。儘管假先知的話可能有明顯的神蹟奇事支持（</w:t>
+      </w:r>
+      <w:hyperlink r:id="rId62">
+        <w:r>
+          <w:rPr>
+            <w:lang w:val="zh_TW" w:bidi="zh_TW"/>
+          </w:rPr>
+          <w:rPr>
+            <w:color w:val="0000EE"/>
+            <w:u w:val="single"/>
+          </w:rPr>
+          <w:t>1–2節</w:t>
+        </w:r>
+      </w:hyperlink>
+      <w:r>
+        <w:rPr>
+          <w:lang w:val="zh_TW" w:bidi="zh_TW"/>
+        </w:rPr>
+        <w:t>），但人們仍應拒絕他們——不僅因為他們引入新奇事物（</w:t>
+      </w:r>
+      <w:hyperlink r:id="rId63">
+        <w:r>
+          <w:rPr>
+            <w:lang w:val="zh_TW" w:bidi="zh_TW"/>
+          </w:rPr>
+          <w:rPr>
+            <w:color w:val="0000EE"/>
+            <w:u w:val="single"/>
+          </w:rPr>
+          <w:t>2、6節</w:t>
+        </w:r>
+      </w:hyperlink>
+      <w:r>
+        <w:rPr>
+          <w:lang w:val="zh_TW" w:bidi="zh_TW"/>
+        </w:rPr>
+        <w:t>），也因為這種新奇事物與耶和華在出埃及時的啟示矛盾（</w:t>
+      </w:r>
+      <w:hyperlink r:id="rId64">
+        <w:r>
+          <w:rPr>
+            <w:lang w:val="zh_TW" w:bidi="zh_TW"/>
+          </w:rPr>
+          <w:rPr>
+            <w:color w:val="0000EE"/>
+            <w:u w:val="single"/>
+          </w:rPr>
+          <w:t>5、10節</w:t>
+        </w:r>
+      </w:hyperlink>
+      <w:r>
+        <w:rPr>
+          <w:lang w:val="zh_TW" w:bidi="zh_TW"/>
+        </w:rPr>
+        <w:t>）。因此，第一個檢驗是教義上的，要求神的子民具備真理的知識，從而能夠通過比較，識別錯誤。</w:t>
+      </w:r>
+    </w:p>
+    <w:p>
+      <w:pPr/>
+      <w:r>
+        <w:rPr>
+          <w:lang w:val="zh_TW" w:bidi="zh_TW"/>
+        </w:rPr>
+      </w:r>
+      <w:r>
+        <w:rPr>
+          <w:lang w:val="zh_TW" w:bidi="zh_TW"/>
+        </w:rPr>
+        <w:t>第二個檢驗是實際的，需要耐心。正如</w:t>
+      </w:r>
+      <w:hyperlink r:id="rId65">
+        <w:r>
+          <w:rPr>
+            <w:lang w:val="zh_TW" w:bidi="zh_TW"/>
+          </w:rPr>
+          <w:rPr>
+            <w:color w:val="0000EE"/>
+            <w:u w:val="single"/>
+          </w:rPr>
+          <w:t>申命記十八章21至22節</w:t>
+        </w:r>
+      </w:hyperlink>
+      <w:r>
+        <w:rPr>
+          <w:lang w:val="zh_TW" w:bidi="zh_TW"/>
+        </w:rPr>
+        <w:t>所述：耶和華的話總是會應驗的。這需要耐心，因為如</w:t>
+      </w:r>
+      <w:hyperlink r:id="rId62">
+        <w:r>
+          <w:rPr>
+            <w:lang w:val="zh_TW" w:bidi="zh_TW"/>
+          </w:rPr>
+          <w:rPr>
+            <w:color w:val="0000EE"/>
+            <w:u w:val="single"/>
+          </w:rPr>
+          <w:t>申命記十三章1至2節</w:t>
+        </w:r>
+      </w:hyperlink>
+      <w:r>
+        <w:rPr>
+          <w:lang w:val="zh_TW" w:bidi="zh_TW"/>
+        </w:rPr>
+        <w:t>所示，虛假的話語可能會有表面的屬靈證據支持。</w:t>
+      </w:r>
+      <w:hyperlink r:id="rId65">
+        <w:r>
+          <w:rPr>
+            <w:lang w:val="zh_TW" w:bidi="zh_TW"/>
+          </w:rPr>
+          <w:rPr>
+            <w:color w:val="0000EE"/>
+            <w:u w:val="single"/>
+          </w:rPr>
+          <w:t>申命記十八章21至22節</w:t>
+        </w:r>
+      </w:hyperlink>
+      <w:r>
+        <w:rPr>
+          <w:lang w:val="zh_TW" w:bidi="zh_TW"/>
+        </w:rPr>
+        <w:t>的呼籲是呼籲人們保持耐心。如對預言的真假有所懷疑，就應等待應驗的事件發生。</w:t>
+      </w:r>
+    </w:p>
+    <w:p>
+      <w:pPr/>
+      <w:r>
+        <w:rPr>
+          <w:lang w:val="zh_TW" w:bidi="zh_TW"/>
+        </w:rPr>
+      </w:r>
+      <w:r>
+        <w:rPr>
+          <w:lang w:val="zh_TW" w:bidi="zh_TW"/>
+        </w:rPr>
+        <w:t>第三個檢驗是道德上的，要求先知有警惕和明辨能力。在所有先知中，以耶利米的心最受假先知的影響，他也一直不斷思考這個問題（</w:t>
+      </w:r>
+      <w:hyperlink r:id="rId66">
+        <w:r>
+          <w:rPr>
+            <w:lang w:val="zh_TW" w:bidi="zh_TW"/>
+          </w:rPr>
+          <w:rPr>
+            <w:color w:val="0000EE"/>
+            <w:u w:val="single"/>
+          </w:rPr>
+          <w:t>耶23:9–40</w:t>
+        </w:r>
+      </w:hyperlink>
+      <w:r>
+        <w:rPr>
+          <w:lang w:val="zh_TW" w:bidi="zh_TW"/>
+        </w:rPr>
+        <w:t>）。他的回答既引人注目又具挑戰性：人們會看到假先知生活不潔（</w:t>
+      </w:r>
+      <w:hyperlink r:id="rId67">
+        <w:r>
+          <w:rPr>
+            <w:lang w:val="zh_TW" w:bidi="zh_TW"/>
+          </w:rPr>
+          <w:rPr>
+            <w:color w:val="0000EE"/>
+            <w:u w:val="single"/>
+          </w:rPr>
+          <w:t>11–14節</w:t>
+        </w:r>
+      </w:hyperlink>
+      <w:r>
+        <w:rPr>
+          <w:lang w:val="zh_TW" w:bidi="zh_TW"/>
+        </w:rPr>
+        <w:t>），他們的信息沒有任何道德譴責，反而鼓勵人們行在他們的罪中（</w:t>
+      </w:r>
+      <w:hyperlink r:id="rId68">
+        <w:r>
+          <w:rPr>
+            <w:lang w:val="zh_TW" w:bidi="zh_TW"/>
+          </w:rPr>
+          <w:rPr>
+            <w:color w:val="0000EE"/>
+            <w:u w:val="single"/>
+          </w:rPr>
+          <w:t>16–22節</w:t>
+        </w:r>
+      </w:hyperlink>
+      <w:r>
+        <w:rPr>
+          <w:lang w:val="zh_TW" w:bidi="zh_TW"/>
+        </w:rPr>
+        <w:t>）。</w:t>
+      </w:r>
+    </w:p>
+    <w:p>
+      <w:pPr>
+        <w:pStyle w:val="Heading3"/>
+      </w:pPr>
+      <w:r>
+        <w:rPr>
+          <w:lang w:val="zh_TW" w:bidi="zh_TW"/>
+        </w:rPr>
+        <w:t>先知的作用</w:t>
+      </w:r>
+    </w:p>
+    <w:p>
+      <w:pPr/>
+      <w:r>
+        <w:rPr>
+          <w:lang w:val="zh_TW" w:bidi="zh_TW"/>
+        </w:rPr>
+      </w:r>
+      <w:r>
+        <w:rPr>
+          <w:lang w:val="zh_TW" w:bidi="zh_TW"/>
+        </w:rPr>
+        <w:t>人們有時說先知不是「預言者」，而是「宣講者」。然而，就舊約而言，先知透過預言（預告神將要做的事）來宣講（宣告關於神的真理）。預言在舊約中既不是偶然的，也不是邊緣的活動；它是先知進行工作的方式。</w:t>
+      </w:r>
+      <w:hyperlink r:id="rId69">
+        <w:r>
+          <w:rPr>
+            <w:lang w:val="zh_TW" w:bidi="zh_TW"/>
+          </w:rPr>
+          <w:rPr>
+            <w:color w:val="0000EE"/>
+            <w:u w:val="single"/>
+          </w:rPr>
+          <w:t>申命記十八章9至15節</w:t>
+        </w:r>
+      </w:hyperlink>
+      <w:r>
+        <w:rPr>
+          <w:lang w:val="zh_TW" w:bidi="zh_TW"/>
+        </w:rPr>
+        <w:t>解釋先知在以色列的角色，經文表示，周圍的國家透過各種占卜方式來窺測未來（</w:t>
+      </w:r>
+      <w:hyperlink r:id="rId70">
+        <w:r>
+          <w:rPr>
+            <w:lang w:val="zh_TW" w:bidi="zh_TW"/>
+          </w:rPr>
+          <w:rPr>
+            <w:color w:val="0000EE"/>
+            <w:u w:val="single"/>
+          </w:rPr>
+          <w:t>10–11節</w:t>
+        </w:r>
+      </w:hyperlink>
+      <w:r>
+        <w:rPr>
+          <w:lang w:val="zh_TW" w:bidi="zh_TW"/>
+        </w:rPr>
+        <w:t>）；這些事情在耶和華眼中看為可憎，因此在以色列中明令禁止（</w:t>
+      </w:r>
+      <w:hyperlink r:id="rId71">
+        <w:r>
+          <w:rPr>
+            <w:lang w:val="zh_TW" w:bidi="zh_TW"/>
+          </w:rPr>
+          <w:rPr>
+            <w:color w:val="0000EE"/>
+            <w:u w:val="single"/>
+          </w:rPr>
+          <w:t>12節</w:t>
+        </w:r>
+      </w:hyperlink>
+      <w:r>
+        <w:rPr>
+          <w:lang w:val="zh_TW" w:bidi="zh_TW"/>
+        </w:rPr>
+        <w:t>）。以色列的獨特性在於，其他民族通過占卜者預測未來，而耶和華則賜給以色列一位先知（</w:t>
+      </w:r>
+      <w:hyperlink r:id="rId72">
+        <w:r>
+          <w:rPr>
+            <w:lang w:val="zh_TW" w:bidi="zh_TW"/>
+          </w:rPr>
+          <w:rPr>
+            <w:color w:val="0000EE"/>
+            <w:u w:val="single"/>
+          </w:rPr>
+          <w:t>13–15節</w:t>
+        </w:r>
+      </w:hyperlink>
+      <w:r>
+        <w:rPr>
+          <w:lang w:val="zh_TW" w:bidi="zh_TW"/>
+        </w:rPr>
+        <w:t>）。以利沙（</w:t>
+      </w:r>
+      <w:hyperlink r:id="rId73">
+        <w:r>
+          <w:rPr>
+            <w:lang w:val="zh_TW" w:bidi="zh_TW"/>
+          </w:rPr>
+          <w:rPr>
+            <w:color w:val="0000EE"/>
+            <w:u w:val="single"/>
+          </w:rPr>
+          <w:t>王下4:27</w:t>
+        </w:r>
+      </w:hyperlink>
+      <w:r>
+        <w:rPr>
+          <w:lang w:val="zh_TW" w:bidi="zh_TW"/>
+        </w:rPr>
+        <w:t>）因為神沒有告知，而感到驚訝；阿摩司教導說，「預先得知」是先知與神的團契的特權（</w:t>
+      </w:r>
+      <w:hyperlink r:id="rId74">
+        <w:r>
+          <w:rPr>
+            <w:lang w:val="zh_TW" w:bidi="zh_TW"/>
+          </w:rPr>
+          <w:rPr>
+            <w:color w:val="0000EE"/>
+            <w:u w:val="single"/>
+          </w:rPr>
+          <w:t>摩3:7</w:t>
+        </w:r>
+      </w:hyperlink>
+      <w:r>
+        <w:rPr>
+          <w:lang w:val="zh_TW" w:bidi="zh_TW"/>
+        </w:rPr>
+        <w:t>）。不過以色列的預言，與其他國家的預測完全不同，因為預言絕不只是對未來的好奇。</w:t>
+      </w:r>
+    </w:p>
+    <w:p>
+      <w:pPr/>
+      <w:r>
+        <w:rPr>
+          <w:lang w:val="zh_TW" w:bidi="zh_TW"/>
+        </w:rPr>
+      </w:r>
+      <w:r>
+        <w:rPr>
+          <w:lang w:val="zh_TW" w:bidi="zh_TW"/>
+        </w:rPr>
+        <w:t>首先，聖經的預言是從當下的需求而來。在</w:t>
+      </w:r>
+      <w:hyperlink r:id="rId75">
+        <w:r>
+          <w:rPr>
+            <w:lang w:val="zh_TW" w:bidi="zh_TW"/>
+          </w:rPr>
+          <w:rPr>
+            <w:color w:val="0000EE"/>
+            <w:u w:val="single"/>
+          </w:rPr>
+          <w:t>以賽亞書三十九章</w:t>
+        </w:r>
+      </w:hyperlink>
+      <w:r>
+        <w:rPr>
+          <w:lang w:val="zh_TW" w:bidi="zh_TW"/>
+        </w:rPr>
+        <w:t>中，希西家不忠於神，依賴與巴比倫的軍事協議來獲得安全，促使以賽亞書宣告未來巴比倫的擄掠。以賽亞並不是憑空捏造出「巴比倫」這個名字；而是他被召服事時，在情境中獲賜的。</w:t>
+      </w:r>
+    </w:p>
+    <w:p>
+      <w:pPr/>
+      <w:r>
+        <w:rPr>
+          <w:lang w:val="zh_TW" w:bidi="zh_TW"/>
+        </w:rPr>
+      </w:r>
+      <w:r>
+        <w:rPr>
+          <w:lang w:val="zh_TW" w:bidi="zh_TW"/>
+        </w:rPr>
+        <w:t>其次，預言旨在提供未來的知識，目的是帶來當下的道德改變。先知關於的道德勸誡，可以從耶和華即將做的事情找到解釋（比如</w:t>
+      </w:r>
+      <w:hyperlink r:id="rId76">
+        <w:r>
+          <w:rPr>
+            <w:lang w:val="zh_TW" w:bidi="zh_TW"/>
+          </w:rPr>
+          <w:rPr>
+            <w:color w:val="0000EE"/>
+            <w:u w:val="single"/>
+          </w:rPr>
+          <w:t>賽31:6–7</w:t>
+        </w:r>
+      </w:hyperlink>
+      <w:r>
+        <w:rPr>
+          <w:lang w:val="zh_TW" w:bidi="zh_TW"/>
+        </w:rPr>
+        <w:t>；</w:t>
+      </w:r>
+      <w:hyperlink r:id="rId77">
+        <w:r>
+          <w:rPr>
+            <w:lang w:val="zh_TW" w:bidi="zh_TW"/>
+          </w:rPr>
+          <w:rPr>
+            <w:color w:val="0000EE"/>
+            <w:u w:val="single"/>
+          </w:rPr>
+          <w:t>摩5:6</w:t>
+        </w:r>
+      </w:hyperlink>
+      <w:r>
+        <w:rPr>
+          <w:lang w:val="zh_TW" w:bidi="zh_TW"/>
+        </w:rPr>
+        <w:t>）。</w:t>
+      </w:r>
+    </w:p>
+    <w:p>
+      <w:pPr/>
+      <w:r>
+        <w:rPr>
+          <w:lang w:val="zh_TW" w:bidi="zh_TW"/>
+        </w:rPr>
+      </w:r>
+      <w:r>
+        <w:rPr>
+          <w:lang w:val="zh_TW" w:bidi="zh_TW"/>
+        </w:rPr>
+        <w:t>第三，預言的事件進程，旨在穩定真信徒在黑暗時期的信心。比如，以賽亞書中的幾處經文（</w:t>
+      </w:r>
+      <w:hyperlink r:id="rId78">
+        <w:r>
+          <w:rPr>
+            <w:lang w:val="zh_TW" w:bidi="zh_TW"/>
+          </w:rPr>
+          <w:rPr>
+            <w:color w:val="0000EE"/>
+            <w:u w:val="single"/>
+          </w:rPr>
+          <w:t>賽9:1–7</w:t>
+        </w:r>
+      </w:hyperlink>
+      <w:r>
+        <w:rPr>
+          <w:lang w:val="zh_TW" w:bidi="zh_TW"/>
+        </w:rPr>
+        <w:t>，</w:t>
+      </w:r>
+      <w:hyperlink r:id="rId79">
+        <w:r>
+          <w:rPr>
+            <w:lang w:val="zh_TW" w:bidi="zh_TW"/>
+          </w:rPr>
+          <w:rPr>
+            <w:color w:val="0000EE"/>
+            <w:u w:val="single"/>
+          </w:rPr>
+          <w:t>11:1–16</w:t>
+        </w:r>
+      </w:hyperlink>
+      <w:r>
+        <w:rPr>
+          <w:lang w:val="zh_TW" w:bidi="zh_TW"/>
+        </w:rPr>
+        <w:t>，</w:t>
+      </w:r>
+      <w:hyperlink r:id="rId80">
+        <w:r>
+          <w:rPr>
+            <w:lang w:val="zh_TW" w:bidi="zh_TW"/>
+          </w:rPr>
+          <w:rPr>
+            <w:color w:val="0000EE"/>
+            <w:u w:val="single"/>
+          </w:rPr>
+          <w:t>40:1–3</w:t>
+        </w:r>
+      </w:hyperlink>
+      <w:r>
+        <w:rPr>
+          <w:lang w:val="zh_TW" w:bidi="zh_TW"/>
+        </w:rPr>
+        <w:t>），能將目光從緊接的悲慘悲劇，提升到即將來臨的榮耀。</w:t>
+      </w:r>
+    </w:p>
+    <w:p>
+      <w:pPr>
+        <w:pStyle w:val="Heading3"/>
+      </w:pPr>
+      <w:r>
+        <w:rPr>
+          <w:lang w:val="zh_TW" w:bidi="zh_TW"/>
+        </w:rPr>
+        <w:t>傳講的方式</w:t>
+      </w:r>
+    </w:p>
+    <w:p>
+      <w:pPr/>
+      <w:r>
+        <w:rPr>
+          <w:lang w:val="zh_TW" w:bidi="zh_TW"/>
+        </w:rPr>
+      </w:r>
+      <w:r>
+        <w:rPr>
+          <w:lang w:val="zh_TW" w:bidi="zh_TW"/>
+        </w:rPr>
+        <w:t>在預言中，先知是在宣告——他們在傳揚神的奇妙作為（參</w:t>
+      </w:r>
+      <w:hyperlink r:id="rId81">
+        <w:r>
+          <w:rPr>
+            <w:lang w:val="zh_TW" w:bidi="zh_TW"/>
+          </w:rPr>
+          <w:rPr>
+            <w:color w:val="0000EE"/>
+            <w:u w:val="single"/>
+          </w:rPr>
+          <w:t>徒2:11、17</w:t>
+        </w:r>
+      </w:hyperlink>
+      <w:r>
+        <w:rPr>
+          <w:lang w:val="zh_TW" w:bidi="zh_TW"/>
+        </w:rPr>
+        <w:t>中預言的定義）。大多數情況下，這種宣告是通過言語直接傳達。先知是傳講話語的人。他們的話語就像神差遣的使者（</w:t>
+      </w:r>
+      <w:hyperlink r:id="rId82">
+        <w:r>
+          <w:rPr>
+            <w:lang w:val="zh_TW" w:bidi="zh_TW"/>
+          </w:rPr>
+          <w:rPr>
+            <w:color w:val="0000EE"/>
+            <w:u w:val="single"/>
+          </w:rPr>
+          <w:t>賽55:11</w:t>
+        </w:r>
+      </w:hyperlink>
+      <w:r>
+        <w:rPr>
+          <w:lang w:val="zh_TW" w:bidi="zh_TW"/>
+        </w:rPr>
+        <w:t>），具有</w:t>
+      </w:r>
+      <w:hyperlink r:id="rId83">
+        <w:r>
+          <w:rPr>
+            <w:lang w:val="zh_TW" w:bidi="zh_TW"/>
+          </w:rPr>
+          <w:rPr>
+            <w:color w:val="0000EE"/>
+            <w:u w:val="single"/>
+          </w:rPr>
+          <w:t>創世記一章3節</w:t>
+        </w:r>
+      </w:hyperlink>
+      <w:r>
+        <w:rPr>
+          <w:lang w:val="zh_TW" w:bidi="zh_TW"/>
+        </w:rPr>
+        <w:t>創造言語的所有屬神力量（參</w:t>
+      </w:r>
+      <w:hyperlink r:id="rId84">
+        <w:r>
+          <w:rPr>
+            <w:lang w:val="zh_TW" w:bidi="zh_TW"/>
+          </w:rPr>
+          <w:rPr>
+            <w:color w:val="0000EE"/>
+            <w:u w:val="single"/>
+          </w:rPr>
+          <w:t>詩33:6</w:t>
+        </w:r>
+      </w:hyperlink>
+      <w:r>
+        <w:rPr>
+          <w:lang w:val="zh_TW" w:bidi="zh_TW"/>
+        </w:rPr>
+        <w:t>）。有時，言語的效果會因為伴隨標誌或象徵動作而增強（比如</w:t>
+      </w:r>
+      <w:hyperlink r:id="rId85">
+        <w:r>
+          <w:rPr>
+            <w:lang w:val="zh_TW" w:bidi="zh_TW"/>
+          </w:rPr>
+          <w:rPr>
+            <w:color w:val="0000EE"/>
+            <w:u w:val="single"/>
+          </w:rPr>
+          <w:t>耶13:1–11</w:t>
+        </w:r>
+      </w:hyperlink>
+      <w:r>
+        <w:rPr>
+          <w:lang w:val="zh_TW" w:bidi="zh_TW"/>
+        </w:rPr>
+        <w:t>，</w:t>
+      </w:r>
+      <w:hyperlink r:id="rId86">
+        <w:r>
+          <w:rPr>
+            <w:lang w:val="zh_TW" w:bidi="zh_TW"/>
+          </w:rPr>
+          <w:rPr>
+            <w:color w:val="0000EE"/>
+            <w:u w:val="single"/>
+          </w:rPr>
+          <w:t>19章</w:t>
+        </w:r>
+      </w:hyperlink>
+      <w:r>
+        <w:rPr>
+          <w:lang w:val="zh_TW" w:bidi="zh_TW"/>
+        </w:rPr>
+        <w:t>；</w:t>
+      </w:r>
+      <w:hyperlink r:id="rId87">
+        <w:r>
+          <w:rPr>
+            <w:lang w:val="zh_TW" w:bidi="zh_TW"/>
+          </w:rPr>
+          <w:rPr>
+            <w:color w:val="0000EE"/>
+            <w:u w:val="single"/>
+          </w:rPr>
+          <w:t>結4:1–17</w:t>
+        </w:r>
+      </w:hyperlink>
+      <w:r>
+        <w:rPr>
+          <w:lang w:val="zh_TW" w:bidi="zh_TW"/>
+        </w:rPr>
+        <w:t>，</w:t>
+      </w:r>
+      <w:hyperlink r:id="rId88">
+        <w:r>
+          <w:rPr>
+            <w:lang w:val="zh_TW" w:bidi="zh_TW"/>
+          </w:rPr>
+          <w:rPr>
+            <w:color w:val="0000EE"/>
+            <w:u w:val="single"/>
+          </w:rPr>
+          <w:t>24:15–24</w:t>
+        </w:r>
+      </w:hyperlink>
+      <w:r>
+        <w:rPr>
+          <w:lang w:val="zh_TW" w:bidi="zh_TW"/>
+        </w:rPr>
+        <w:t>），或與某人緊密相連（</w:t>
+      </w:r>
+      <w:hyperlink r:id="rId89">
+        <w:r>
+          <w:rPr>
+            <w:lang w:val="zh_TW" w:bidi="zh_TW"/>
+          </w:rPr>
+          <w:rPr>
+            <w:color w:val="0000EE"/>
+            <w:u w:val="single"/>
+          </w:rPr>
+          <w:t>賽7:3</w:t>
+        </w:r>
+      </w:hyperlink>
+      <w:r>
+        <w:rPr>
+          <w:lang w:val="zh_TW" w:bidi="zh_TW"/>
+        </w:rPr>
+        <w:t>；參</w:t>
+      </w:r>
+      <w:hyperlink r:id="rId90">
+        <w:r>
+          <w:rPr>
+            <w:lang w:val="zh_TW" w:bidi="zh_TW"/>
+          </w:rPr>
+          <w:rPr>
+            <w:color w:val="0000EE"/>
+            <w:u w:val="single"/>
+          </w:rPr>
+          <w:t>8:1–4</w:t>
+        </w:r>
+      </w:hyperlink>
+      <w:r>
+        <w:rPr>
+          <w:lang w:val="zh_TW" w:bidi="zh_TW"/>
+        </w:rPr>
+        <w:t>）。這些事物就像視覺輔助，使在場的人更清楚理解言語。象徵動作（有時稱為「行出來的神諭」）的目的，似乎不僅為了幫助理解，而是為了賦予言語更多力量和效果，因為它像使者一樣被送入那種情境中。這是從</w:t>
+      </w:r>
+      <w:hyperlink r:id="rId91">
+        <w:r>
+          <w:rPr>
+            <w:lang w:val="zh_TW" w:bidi="zh_TW"/>
+          </w:rPr>
+          <w:rPr>
+            <w:color w:val="0000EE"/>
+            <w:u w:val="single"/>
+          </w:rPr>
+          <w:t>列王紀下十三章14至19節</w:t>
+        </w:r>
+      </w:hyperlink>
+      <w:r>
+        <w:rPr>
+          <w:lang w:val="zh_TW" w:bidi="zh_TW"/>
+        </w:rPr>
+        <w:t>中得出的結論，王在行動中「展現」言語的程度，決定了言語能否有效促成事件發生。</w:t>
+      </w:r>
+    </w:p>
+    <w:p>
+      <w:pPr/>
+      <w:r>
+        <w:rPr>
+          <w:lang w:val="zh_TW" w:bidi="zh_TW"/>
+        </w:rPr>
+      </w:r>
+      <w:r>
+        <w:rPr>
+          <w:lang w:val="zh_TW" w:bidi="zh_TW"/>
+        </w:rPr>
+        <w:t>先知的話語，最終體現在保存下來的書卷中。</w:t>
+      </w:r>
+      <w:hyperlink r:id="rId92">
+        <w:r>
+          <w:rPr>
+            <w:lang w:val="zh_TW" w:bidi="zh_TW"/>
+          </w:rPr>
+          <w:rPr>
+            <w:color w:val="0000EE"/>
+            <w:u w:val="single"/>
+          </w:rPr>
+          <w:t>耶利米書三十六章</w:t>
+        </w:r>
+      </w:hyperlink>
+      <w:r>
+        <w:rPr>
+          <w:lang w:val="zh_TW" w:bidi="zh_TW"/>
+        </w:rPr>
+        <w:t>可以作為實例，說明先知花費時間和精力，將他們的口傳信息記錄在寫作中，是逐字逐句的謹慎記錄（</w:t>
+      </w:r>
+      <w:hyperlink r:id="rId93">
+        <w:r>
+          <w:rPr>
+            <w:lang w:val="zh_TW" w:bidi="zh_TW"/>
+          </w:rPr>
+          <w:rPr>
+            <w:color w:val="0000EE"/>
+            <w:u w:val="single"/>
+          </w:rPr>
+          <w:t>耶36:6、17–18</w:t>
+        </w:r>
+      </w:hyperlink>
+      <w:r>
+        <w:rPr>
+          <w:lang w:val="zh_TW" w:bidi="zh_TW"/>
+        </w:rPr>
+        <w:t>）。不過，信息本身的實際文學形式，也講述同樣的故事。我們在先知書中看到的內容，不可能是他們宣講話語的形式，而是他們保存（並整理）所講信息時，經過深思熟慮的措辭。可以理解的是，那些意識到自己在傳達神的話語的人，會確保這些話語不會流失。我們自然可以認為，每位先知都保存了其事工的書面記錄。我們不知道，也無從得知，以每位先知名字命名的書卷，其最終成果是否直接由該先知完成。比如，按照以賽亞書或阿摩司書精心安排的方式，我們最適宜假設書卷的作者同時也是書卷的編輯。</w:t>
+      </w:r>
+    </w:p>
+    <w:p>
+      <w:pPr/>
+      <w:r>
+        <w:rPr>
+          <w:lang w:val="zh_TW" w:bidi="zh_TW"/>
+        </w:rPr>
+      </w:r>
+      <w:r>
+        <w:rPr>
           <w:i/>
           <w:lang w:val="zh_TW" w:bidi="zh_TW"/>
         </w:rPr>
-        <w:t>見</w:t>
+        <w:t>另見</w:t>
       </w:r>
       <w:r>
         <w:rPr>
@@ -1504,7 +2398,19 @@
         <w:rPr>
           <w:lang w:val="zh_TW" w:bidi="zh_TW"/>
         </w:rPr>
-        <w:t>謝拉2</w:t>
+        <w:t>預言</w:t>
+      </w:r>
+      <w:r>
+        <w:rPr>
+          <w:lang w:val="zh_TW" w:bidi="zh_TW"/>
+        </w:rPr>
+        <w:t>；</w:t>
+      </w:r>
+      <w:r>
+        <w:rPr>
+          <w:lang w:val="zh_TW" w:bidi="zh_TW"/>
+        </w:rPr>
+        <w:t>假先知</w:t>
       </w:r>
       <w:r>
         <w:rPr>
@@ -3412,12 +4318,6 @@
   </w:num>
   <w:num w:numId="13" w16cid:durableId="592781308">
     <w:abstractNumId w:val="11"/>
-  </w:num>
-  <w:num w:numId="14">
-    <w:abstractNumId w:val="3"/>
-    <w:lvlOverride w:ilvl="0">
-      <w:startOverride w:val="1"/>
-    </w:lvlOverride>
   </w:num>
   <w:numIdMacAtCleanup w:val="10"/>
 </w:numbering>

--- a/zht/docx/188.content.docx
+++ b/zht/docx/188.content.docx
@@ -233,59 +233,29 @@
         </w:rPr>
         <w:t>先鋒可以指軍隊派出的前哨，也可以指在尊貴人物前面，宣告他即將到來的使者。這個詞用來描述，走在埃及宰相約瑟前面為他開路的人（</w:t>
       </w:r>
-      <w:hyperlink r:id="rId13">
-        <w:r>
-          <w:rPr>
-            <w:lang w:val="zh_TW" w:bidi="zh_TW"/>
-          </w:rPr>
-          <w:rPr>
-            <w:color w:val="0000EE"/>
-            <w:u w:val="single"/>
-          </w:rPr>
-          <w:t>創41:43</w:t>
-        </w:r>
-      </w:hyperlink>
+      <w:r>
+        <w:rPr>
+          <w:lang w:val="zh_TW" w:bidi="zh_TW"/>
+        </w:rPr>
+        <w:t>創41:43</w:t>
+      </w:r>
       <w:r>
         <w:rPr>
           <w:lang w:val="zh_TW" w:bidi="zh_TW"/>
         </w:rPr>
         <w:t>），也指迦南地當季初熟的葡萄（</w:t>
       </w:r>
-      <w:hyperlink r:id="rId14">
-        <w:r>
-          <w:rPr>
-            <w:lang w:val="zh_TW" w:bidi="zh_TW"/>
-          </w:rPr>
-          <w:rPr>
-            <w:color w:val="0000EE"/>
-            <w:u w:val="single"/>
-          </w:rPr>
-          <w:t>民13:20</w:t>
-        </w:r>
-      </w:hyperlink>
-      <w:r>
-        <w:rPr>
-          <w:lang w:val="zh_TW" w:bidi="zh_TW"/>
-        </w:rPr>
-        <w:t>）。次經提到，神差遣黃蜂作為以色列軍隊的先鋒，先去審判迦南地的居民（</w:t>
-      </w:r>
-      <w:hyperlink r:id="rId15">
-        <w:r>
-          <w:rPr>
-            <w:lang w:val="zh_TW" w:bidi="zh_TW"/>
-          </w:rPr>
-          <w:rPr>
-            <w:color w:val="0000EE"/>
-            <w:u w:val="single"/>
-          </w:rPr>
-          <w:t>所羅門智訓12:8</w:t>
-        </w:r>
-      </w:hyperlink>
-      <w:r>
-        <w:rPr>
-          <w:lang w:val="zh_TW" w:bidi="zh_TW"/>
-        </w:rPr>
-        <w:t>）。</w:t>
+      <w:r>
+        <w:rPr>
+          <w:lang w:val="zh_TW" w:bidi="zh_TW"/>
+        </w:rPr>
+        <w:t>民13:20</w:t>
+      </w:r>
+      <w:r>
+        <w:rPr>
+          <w:lang w:val="zh_TW" w:bidi="zh_TW"/>
+        </w:rPr>
+        <w:t>）。次經提到，神差遣黃蜂作為以色列軍隊的先鋒，先去審判迦南地的居民（所羅門智訓12:8）。</w:t>
       </w:r>
     </w:p>
     <w:p>
@@ -301,48 +271,30 @@
         </w:rPr>
         <w:t>雖然人們普遍認為施洗約翰是耶穌基督的先鋒，但聖經並沒有用這個詞稱呼他。這個詞在新約聖經只出現一次，用來形容基督是我們的先鋒（</w:t>
       </w:r>
-      <w:hyperlink r:id="rId16">
-        <w:r>
-          <w:rPr>
-            <w:lang w:val="zh_TW" w:bidi="zh_TW"/>
-          </w:rPr>
-          <w:rPr>
-            <w:color w:val="0000EE"/>
-            <w:u w:val="single"/>
-          </w:rPr>
-          <w:t>來6:20</w:t>
-        </w:r>
-      </w:hyperlink>
+      <w:r>
+        <w:rPr>
+          <w:lang w:val="zh_TW" w:bidi="zh_TW"/>
+        </w:rPr>
+        <w:t>來6:20</w:t>
+      </w:r>
       <w:r>
         <w:rPr>
           <w:lang w:val="zh_TW" w:bidi="zh_TW"/>
         </w:rPr>
         <w:t>）。在舊約下，百姓從未跟隨大祭司進入聖殿的至聖所。希伯來書論到新約時，描述耶穌是大祭司，祂已經先於一切信靠祂的人，進入天上的聖所（參</w:t>
       </w:r>
-      <w:hyperlink r:id="rId17">
-        <w:r>
-          <w:rPr>
-            <w:lang w:val="zh_TW" w:bidi="zh_TW"/>
-          </w:rPr>
-          <w:rPr>
-            <w:color w:val="0000EE"/>
-            <w:u w:val="single"/>
-          </w:rPr>
-          <w:t>2:17–3:2，</w:t>
-        </w:r>
-      </w:hyperlink>
-      <w:hyperlink r:id="rId18">
-        <w:r>
-          <w:rPr>
-            <w:lang w:val="zh_TW" w:bidi="zh_TW"/>
-          </w:rPr>
-          <w:rPr>
-            <w:color w:val="0000EE"/>
-            <w:u w:val="single"/>
-          </w:rPr>
-          <w:t>5:1–9</w:t>
-        </w:r>
-      </w:hyperlink>
+      <w:r>
+        <w:rPr>
+          <w:lang w:val="zh_TW" w:bidi="zh_TW"/>
+        </w:rPr>
+        <w:t>2:17–3:2，</w:t>
+      </w:r>
+      <w:r>
+        <w:rPr>
+          <w:lang w:val="zh_TW" w:bidi="zh_TW"/>
+        </w:rPr>
+        <w:t>5:1–9</w:t>
+      </w:r>
       <w:r>
         <w:rPr>
           <w:lang w:val="zh_TW" w:bidi="zh_TW"/>
@@ -532,72 +484,48 @@
         </w:rPr>
         <w:t>！」（</w:t>
       </w:r>
-      <w:hyperlink r:id="rId19">
-        <w:r>
-          <w:rPr>
-            <w:lang w:val="zh_TW" w:bidi="zh_TW"/>
-          </w:rPr>
-          <w:rPr>
-            <w:color w:val="0000EE"/>
-            <w:u w:val="single"/>
-          </w:rPr>
-          <w:t>路7:16</w:t>
-        </w:r>
-      </w:hyperlink>
+      <w:r>
+        <w:rPr>
+          <w:lang w:val="zh_TW" w:bidi="zh_TW"/>
+        </w:rPr>
+        <w:t>路7:16</w:t>
+      </w:r>
       <w:r>
         <w:rPr>
           <w:lang w:val="zh_TW" w:bidi="zh_TW"/>
         </w:rPr>
         <w:t>；參</w:t>
       </w:r>
-      <w:hyperlink r:id="rId20">
-        <w:r>
-          <w:rPr>
-            <w:lang w:val="zh_TW" w:bidi="zh_TW"/>
-          </w:rPr>
-          <w:rPr>
-            <w:color w:val="0000EE"/>
-            <w:u w:val="single"/>
-          </w:rPr>
-          <w:t>可6:15</w:t>
-        </w:r>
-      </w:hyperlink>
+      <w:r>
+        <w:rPr>
+          <w:lang w:val="zh_TW" w:bidi="zh_TW"/>
+        </w:rPr>
+        <w:t>可6:15</w:t>
+      </w:r>
       <w:r>
         <w:rPr>
           <w:lang w:val="zh_TW" w:bidi="zh_TW"/>
         </w:rPr>
         <w:t>，</w:t>
       </w:r>
-      <w:hyperlink r:id="rId21">
-        <w:r>
-          <w:rPr>
-            <w:lang w:val="zh_TW" w:bidi="zh_TW"/>
-          </w:rPr>
-          <w:rPr>
-            <w:color w:val="0000EE"/>
-            <w:u w:val="single"/>
-          </w:rPr>
-          <w:t>8:28</w:t>
-        </w:r>
-      </w:hyperlink>
+      <w:r>
+        <w:rPr>
+          <w:lang w:val="zh_TW" w:bidi="zh_TW"/>
+        </w:rPr>
+        <w:t>8:28</w:t>
+      </w:r>
       <w:r>
         <w:rPr>
           <w:lang w:val="zh_TW" w:bidi="zh_TW"/>
         </w:rPr>
         <w:t>）在猶太的宗教思想中，最為生動且具規範意義的宗教事件，都集中在先知蒙召和事工，就是神透過先知向祂的子民傳達話語。人們對於耶穌的評價，其實是比他們所知的更為正確，因為神確實在耶穌裡面臨到他們；而耶穌的地位雖然遠高過先知，實際上卻正是摩西所預言，先知秩序的冠冕和高峰（</w:t>
       </w:r>
-      <w:hyperlink r:id="rId22">
-        <w:r>
-          <w:rPr>
-            <w:lang w:val="zh_TW" w:bidi="zh_TW"/>
-          </w:rPr>
-          <w:rPr>
-            <w:color w:val="0000EE"/>
-            <w:u w:val="single"/>
-          </w:rPr>
-          <w:t>申18:15–19</w:t>
-        </w:r>
-      </w:hyperlink>
+      <w:r>
+        <w:rPr>
+          <w:lang w:val="zh_TW" w:bidi="zh_TW"/>
+        </w:rPr>
+        <w:t>申18:15–19</w:t>
+      </w:r>
       <w:r>
         <w:rPr>
           <w:lang w:val="zh_TW" w:bidi="zh_TW"/>
@@ -629,72 +557,48 @@
         </w:rPr>
         <w:t>舊約用於描述這些人的主要詞語，是「先知」（見</w:t>
       </w:r>
-      <w:hyperlink r:id="rId23">
-        <w:r>
-          <w:rPr>
-            <w:lang w:val="zh_TW" w:bidi="zh_TW"/>
-          </w:rPr>
-          <w:rPr>
-            <w:color w:val="0000EE"/>
-            <w:u w:val="single"/>
-          </w:rPr>
-          <w:t>士6:8</w:t>
-        </w:r>
-      </w:hyperlink>
+      <w:r>
+        <w:rPr>
+          <w:lang w:val="zh_TW" w:bidi="zh_TW"/>
+        </w:rPr>
+        <w:t>士6:8</w:t>
+      </w:r>
       <w:r>
         <w:rPr>
           <w:lang w:val="zh_TW" w:bidi="zh_TW"/>
         </w:rPr>
         <w:t>）、「神人」（見</w:t>
       </w:r>
-      <w:hyperlink r:id="rId24">
-        <w:r>
-          <w:rPr>
-            <w:lang w:val="zh_TW" w:bidi="zh_TW"/>
-          </w:rPr>
-          <w:rPr>
-            <w:color w:val="0000EE"/>
-            <w:u w:val="single"/>
-          </w:rPr>
-          <w:t>王下4:9</w:t>
-        </w:r>
-      </w:hyperlink>
+      <w:r>
+        <w:rPr>
+          <w:lang w:val="zh_TW" w:bidi="zh_TW"/>
+        </w:rPr>
+        <w:t>王下4:9</w:t>
+      </w:r>
       <w:r>
         <w:rPr>
           <w:lang w:val="zh_TW" w:bidi="zh_TW"/>
         </w:rPr>
         <w:t>）和「先見」（見</w:t>
       </w:r>
-      <w:hyperlink r:id="rId25">
-        <w:r>
-          <w:rPr>
-            <w:lang w:val="zh_TW" w:bidi="zh_TW"/>
-          </w:rPr>
-          <w:rPr>
-            <w:color w:val="0000EE"/>
-            <w:u w:val="single"/>
-          </w:rPr>
-          <w:t>撒上9:9</w:t>
-        </w:r>
-      </w:hyperlink>
+      <w:r>
+        <w:rPr>
+          <w:lang w:val="zh_TW" w:bidi="zh_TW"/>
+        </w:rPr>
+        <w:t>撒上9:9</w:t>
+      </w:r>
       <w:r>
         <w:rPr>
           <w:lang w:val="zh_TW" w:bidi="zh_TW"/>
         </w:rPr>
         <w:t>；</w:t>
       </w:r>
-      <w:hyperlink r:id="rId26">
-        <w:r>
-          <w:rPr>
-            <w:lang w:val="zh_TW" w:bidi="zh_TW"/>
-          </w:rPr>
-          <w:rPr>
-            <w:color w:val="0000EE"/>
-            <w:u w:val="single"/>
-          </w:rPr>
-          <w:t>撒下24:11</w:t>
-        </w:r>
-      </w:hyperlink>
+      <w:r>
+        <w:rPr>
+          <w:lang w:val="zh_TW" w:bidi="zh_TW"/>
+        </w:rPr>
+        <w:t>撒下24:11</w:t>
+      </w:r>
       <w:r>
         <w:rPr>
           <w:lang w:val="zh_TW" w:bidi="zh_TW"/>
@@ -715,72 +619,48 @@
         </w:rPr>
         <w:t>翻譯為「先知」的詞彙，似乎首重「被召」的概念：神主動揀選、呼召並差遣先知（比如</w:t>
       </w:r>
-      <w:hyperlink r:id="rId27">
-        <w:r>
-          <w:rPr>
-            <w:lang w:val="zh_TW" w:bidi="zh_TW"/>
-          </w:rPr>
-          <w:rPr>
-            <w:color w:val="0000EE"/>
-            <w:u w:val="single"/>
-          </w:rPr>
-          <w:t>耶1:4–5</w:t>
-        </w:r>
-      </w:hyperlink>
+      <w:r>
+        <w:rPr>
+          <w:lang w:val="zh_TW" w:bidi="zh_TW"/>
+        </w:rPr>
+        <w:t>耶1:4–5</w:t>
+      </w:r>
       <w:r>
         <w:rPr>
           <w:lang w:val="zh_TW" w:bidi="zh_TW"/>
         </w:rPr>
         <w:t>，</w:t>
       </w:r>
-      <w:hyperlink r:id="rId28">
-        <w:r>
-          <w:rPr>
-            <w:lang w:val="zh_TW" w:bidi="zh_TW"/>
-          </w:rPr>
-          <w:rPr>
-            <w:color w:val="0000EE"/>
-            <w:u w:val="single"/>
-          </w:rPr>
-          <w:t>7:25</w:t>
-        </w:r>
-      </w:hyperlink>
+      <w:r>
+        <w:rPr>
+          <w:lang w:val="zh_TW" w:bidi="zh_TW"/>
+        </w:rPr>
+        <w:t>7:25</w:t>
+      </w:r>
       <w:r>
         <w:rPr>
           <w:lang w:val="zh_TW" w:bidi="zh_TW"/>
         </w:rPr>
         <w:t>；</w:t>
       </w:r>
-      <w:hyperlink r:id="rId29">
-        <w:r>
-          <w:rPr>
-            <w:lang w:val="zh_TW" w:bidi="zh_TW"/>
-          </w:rPr>
-          <w:rPr>
-            <w:color w:val="0000EE"/>
-            <w:u w:val="single"/>
-          </w:rPr>
-          <w:t>摩7:14</w:t>
-        </w:r>
-      </w:hyperlink>
+      <w:r>
+        <w:rPr>
+          <w:lang w:val="zh_TW" w:bidi="zh_TW"/>
+        </w:rPr>
+        <w:t>摩7:14</w:t>
+      </w:r>
       <w:r>
         <w:rPr>
           <w:lang w:val="zh_TW" w:bidi="zh_TW"/>
         </w:rPr>
         <w:t>）。「神人」講述先知因其蒙召而進入的關係：他現在是「神的人」，被認為屬於神（</w:t>
       </w:r>
-      <w:hyperlink r:id="rId24">
-        <w:r>
-          <w:rPr>
-            <w:lang w:val="zh_TW" w:bidi="zh_TW"/>
-          </w:rPr>
-          <w:rPr>
-            <w:color w:val="0000EE"/>
-            <w:u w:val="single"/>
-          </w:rPr>
-          <w:t>王下4:9</w:t>
-        </w:r>
-      </w:hyperlink>
+      <w:r>
+        <w:rPr>
+          <w:lang w:val="zh_TW" w:bidi="zh_TW"/>
+        </w:rPr>
+        <w:t>王下4:9</w:t>
+      </w:r>
       <w:r>
         <w:rPr>
           <w:lang w:val="zh_TW" w:bidi="zh_TW"/>
@@ -801,198 +681,132 @@
         </w:rPr>
         <w:t>偉大先知肩負重任，推動舊約故事前進，其起點從摩西開始，再沒有先知像他（</w:t>
       </w:r>
-      <w:hyperlink r:id="rId30">
-        <w:r>
-          <w:rPr>
-            <w:lang w:val="zh_TW" w:bidi="zh_TW"/>
-          </w:rPr>
-          <w:rPr>
-            <w:color w:val="0000EE"/>
-            <w:u w:val="single"/>
-          </w:rPr>
-          <w:t>申34:10</w:t>
-        </w:r>
-      </w:hyperlink>
+      <w:r>
+        <w:rPr>
+          <w:lang w:val="zh_TW" w:bidi="zh_TW"/>
+        </w:rPr>
+        <w:t>申34:10</w:t>
+      </w:r>
       <w:r>
         <w:rPr>
           <w:lang w:val="zh_TW" w:bidi="zh_TW"/>
         </w:rPr>
         <w:t>）。這個看法正確無誤，因為摩西具備所有先知的獨特標誌：蒙召（</w:t>
       </w:r>
-      <w:hyperlink r:id="rId31">
-        <w:r>
-          <w:rPr>
-            <w:lang w:val="zh_TW" w:bidi="zh_TW"/>
-          </w:rPr>
-          <w:rPr>
-            <w:color w:val="0000EE"/>
-            <w:u w:val="single"/>
-          </w:rPr>
-          <w:t>出3:1–4:17</w:t>
-        </w:r>
-      </w:hyperlink>
+      <w:r>
+        <w:rPr>
+          <w:lang w:val="zh_TW" w:bidi="zh_TW"/>
+        </w:rPr>
+        <w:t>出3:1–4:17</w:t>
+      </w:r>
       <w:r>
         <w:rPr>
           <w:lang w:val="zh_TW" w:bidi="zh_TW"/>
         </w:rPr>
         <w:t>；參</w:t>
       </w:r>
-      <w:hyperlink r:id="rId32">
-        <w:r>
-          <w:rPr>
-            <w:lang w:val="zh_TW" w:bidi="zh_TW"/>
-          </w:rPr>
-          <w:rPr>
-            <w:color w:val="0000EE"/>
-            <w:u w:val="single"/>
-          </w:rPr>
-          <w:t>賽6章</w:t>
-        </w:r>
-      </w:hyperlink>
+      <w:r>
+        <w:rPr>
+          <w:lang w:val="zh_TW" w:bidi="zh_TW"/>
+        </w:rPr>
+        <w:t>賽6章</w:t>
+      </w:r>
       <w:r>
         <w:rPr>
           <w:lang w:val="zh_TW" w:bidi="zh_TW"/>
         </w:rPr>
         <w:t>；</w:t>
       </w:r>
-      <w:hyperlink r:id="rId33">
-        <w:r>
-          <w:rPr>
-            <w:lang w:val="zh_TW" w:bidi="zh_TW"/>
-          </w:rPr>
-          <w:rPr>
-            <w:color w:val="0000EE"/>
-            <w:u w:val="single"/>
-          </w:rPr>
-          <w:t>耶1:4–19</w:t>
-        </w:r>
-      </w:hyperlink>
+      <w:r>
+        <w:rPr>
+          <w:lang w:val="zh_TW" w:bidi="zh_TW"/>
+        </w:rPr>
+        <w:t>耶1:4–19</w:t>
+      </w:r>
       <w:r>
         <w:rPr>
           <w:lang w:val="zh_TW" w:bidi="zh_TW"/>
         </w:rPr>
         <w:t>；</w:t>
       </w:r>
-      <w:hyperlink r:id="rId34">
-        <w:r>
-          <w:rPr>
-            <w:lang w:val="zh_TW" w:bidi="zh_TW"/>
-          </w:rPr>
-          <w:rPr>
-            <w:color w:val="0000EE"/>
-            <w:u w:val="single"/>
-          </w:rPr>
-          <w:t>結1–3</w:t>
-        </w:r>
-      </w:hyperlink>
+      <w:r>
+        <w:rPr>
+          <w:lang w:val="zh_TW" w:bidi="zh_TW"/>
+        </w:rPr>
+        <w:t>結1–3</w:t>
+      </w:r>
       <w:r>
         <w:rPr>
           <w:lang w:val="zh_TW" w:bidi="zh_TW"/>
         </w:rPr>
         <w:t>；</w:t>
       </w:r>
-      <w:hyperlink r:id="rId35">
-        <w:r>
-          <w:rPr>
-            <w:lang w:val="zh_TW" w:bidi="zh_TW"/>
-          </w:rPr>
-          <w:rPr>
-            <w:color w:val="0000EE"/>
-            <w:u w:val="single"/>
-          </w:rPr>
-          <w:t>何1:2</w:t>
-        </w:r>
-      </w:hyperlink>
+      <w:r>
+        <w:rPr>
+          <w:lang w:val="zh_TW" w:bidi="zh_TW"/>
+        </w:rPr>
+        <w:t>何1:2</w:t>
+      </w:r>
       <w:r>
         <w:rPr>
           <w:lang w:val="zh_TW" w:bidi="zh_TW"/>
         </w:rPr>
         <w:t>；</w:t>
       </w:r>
-      <w:hyperlink r:id="rId36">
-        <w:r>
-          <w:rPr>
-            <w:lang w:val="zh_TW" w:bidi="zh_TW"/>
-          </w:rPr>
-          <w:rPr>
-            <w:color w:val="0000EE"/>
-            <w:u w:val="single"/>
-          </w:rPr>
-          <w:t>摩7:14–15</w:t>
-        </w:r>
-      </w:hyperlink>
+      <w:r>
+        <w:rPr>
+          <w:lang w:val="zh_TW" w:bidi="zh_TW"/>
+        </w:rPr>
+        <w:t>摩7:14–15</w:t>
+      </w:r>
       <w:r>
         <w:rPr>
           <w:lang w:val="zh_TW" w:bidi="zh_TW"/>
         </w:rPr>
         <w:t>），認識到歷史事件是神的行動，照祂的話語成就（</w:t>
       </w:r>
-      <w:hyperlink r:id="rId37">
-        <w:r>
-          <w:rPr>
-            <w:lang w:val="zh_TW" w:bidi="zh_TW"/>
-          </w:rPr>
-          <w:rPr>
-            <w:color w:val="0000EE"/>
-            <w:u w:val="single"/>
-          </w:rPr>
-          <w:t>出3:12</w:t>
-        </w:r>
-      </w:hyperlink>
+      <w:r>
+        <w:rPr>
+          <w:lang w:val="zh_TW" w:bidi="zh_TW"/>
+        </w:rPr>
+        <w:t>出3:12</w:t>
+      </w:r>
       <w:r>
         <w:rPr>
           <w:lang w:val="zh_TW" w:bidi="zh_TW"/>
         </w:rPr>
         <w:t>，</w:t>
       </w:r>
-      <w:hyperlink r:id="rId38">
-        <w:r>
-          <w:rPr>
-            <w:lang w:val="zh_TW" w:bidi="zh_TW"/>
-          </w:rPr>
-          <w:rPr>
-            <w:color w:val="0000EE"/>
-            <w:u w:val="single"/>
-          </w:rPr>
-          <w:t>4:21–23</w:t>
-        </w:r>
-      </w:hyperlink>
+      <w:r>
+        <w:rPr>
+          <w:lang w:val="zh_TW" w:bidi="zh_TW"/>
+        </w:rPr>
+        <w:t>4:21–23</w:t>
+      </w:r>
       <w:r>
         <w:rPr>
           <w:lang w:val="zh_TW" w:bidi="zh_TW"/>
         </w:rPr>
         <w:t>），倫理和社會關懷的心（</w:t>
       </w:r>
-      <w:hyperlink r:id="rId39">
-        <w:r>
-          <w:rPr>
-            <w:lang w:val="zh_TW" w:bidi="zh_TW"/>
-          </w:rPr>
-          <w:rPr>
-            <w:color w:val="0000EE"/>
-            <w:u w:val="single"/>
-          </w:rPr>
-          <w:t>2:11–13</w:t>
-        </w:r>
-      </w:hyperlink>
+      <w:r>
+        <w:rPr>
+          <w:lang w:val="zh_TW" w:bidi="zh_TW"/>
+        </w:rPr>
+        <w:t>2:11–13</w:t>
+      </w:r>
       <w:r>
         <w:rPr>
           <w:lang w:val="zh_TW" w:bidi="zh_TW"/>
         </w:rPr>
         <w:t>），看重無助的人（見</w:t>
       </w:r>
-      <w:hyperlink r:id="rId40">
-        <w:r>
-          <w:rPr>
-            <w:lang w:val="zh_TW" w:bidi="zh_TW"/>
-          </w:rPr>
-          <w:rPr>
-            <w:color w:val="0000EE"/>
-            <w:u w:val="single"/>
-          </w:rPr>
-          <w:t>17節</w:t>
-        </w:r>
-      </w:hyperlink>
+      <w:r>
+        <w:rPr>
+          <w:lang w:val="zh_TW" w:bidi="zh_TW"/>
+        </w:rPr>
+        <w:t>17節</w:t>
+      </w:r>
       <w:r>
         <w:rPr>
           <w:lang w:val="zh_TW" w:bidi="zh_TW"/>
@@ -1013,54 +827,36 @@
         </w:rPr>
         <w:t>不過</w:t>
       </w:r>
-      <w:hyperlink r:id="rId30">
-        <w:r>
-          <w:rPr>
-            <w:lang w:val="zh_TW" w:bidi="zh_TW"/>
-          </w:rPr>
-          <w:rPr>
-            <w:color w:val="0000EE"/>
-            <w:u w:val="single"/>
-          </w:rPr>
-          <w:t>申命記三十四章10節</w:t>
-        </w:r>
-      </w:hyperlink>
+      <w:r>
+        <w:rPr>
+          <w:lang w:val="zh_TW" w:bidi="zh_TW"/>
+        </w:rPr>
+        <w:t>申命記三十四章10節</w:t>
+      </w:r>
       <w:r>
         <w:rPr>
           <w:lang w:val="zh_TW" w:bidi="zh_TW"/>
         </w:rPr>
         <w:t>的評語，不僅回顧摩西的偉大之處，也展望一位像摩西一樣的先知到來。這與摩西自己的預言相符（</w:t>
       </w:r>
-      <w:hyperlink r:id="rId22">
-        <w:r>
-          <w:rPr>
-            <w:lang w:val="zh_TW" w:bidi="zh_TW"/>
-          </w:rPr>
-          <w:rPr>
-            <w:color w:val="0000EE"/>
-            <w:u w:val="single"/>
-          </w:rPr>
-          <w:t>申18:15–19</w:t>
-        </w:r>
-      </w:hyperlink>
+      <w:r>
+        <w:rPr>
+          <w:lang w:val="zh_TW" w:bidi="zh_TW"/>
+        </w:rPr>
+        <w:t>申18:15–19</w:t>
+      </w:r>
       <w:r>
         <w:rPr>
           <w:lang w:val="zh_TW" w:bidi="zh_TW"/>
         </w:rPr>
         <w:t>），毫無疑問預示將有一位偉大的先知來臨。摩西比較自己與這位先知，甚為驚人——即將到來的先知，將扮演摩西在西奈山上的角色（</w:t>
       </w:r>
-      <w:hyperlink r:id="rId41">
-        <w:r>
-          <w:rPr>
-            <w:lang w:val="zh_TW" w:bidi="zh_TW"/>
-          </w:rPr>
-          <w:rPr>
-            <w:color w:val="0000EE"/>
-            <w:u w:val="single"/>
-          </w:rPr>
-          <w:t>申18:16</w:t>
-        </w:r>
-      </w:hyperlink>
+      <w:r>
+        <w:rPr>
+          <w:lang w:val="zh_TW" w:bidi="zh_TW"/>
+        </w:rPr>
+        <w:t>申18:16</w:t>
+      </w:r>
       <w:r>
         <w:rPr>
           <w:lang w:val="zh_TW" w:bidi="zh_TW"/>
@@ -1081,18 +877,12 @@
         </w:rPr>
         <w:t>神不斷向祂的子民差遣先知，人們亦一直盼待這位偉大的先知。每次有這樣的先知出現，都因他像摩西，而被認為是真的；真誠的信徒都會興奮觀察，想知道他是否那位最終到來的偉大先知。因此我們可以理解，那些看到耶穌使死人復活的人何以如此興奮（</w:t>
       </w:r>
-      <w:hyperlink r:id="rId19">
-        <w:r>
-          <w:rPr>
-            <w:lang w:val="zh_TW" w:bidi="zh_TW"/>
-          </w:rPr>
-          <w:rPr>
-            <w:color w:val="0000EE"/>
-            <w:u w:val="single"/>
-          </w:rPr>
-          <w:t>路7:16</w:t>
-        </w:r>
-      </w:hyperlink>
+      <w:r>
+        <w:rPr>
+          <w:lang w:val="zh_TW" w:bidi="zh_TW"/>
+        </w:rPr>
+        <w:t>路7:16</w:t>
+      </w:r>
       <w:r>
         <w:rPr>
           <w:lang w:val="zh_TW" w:bidi="zh_TW"/>
@@ -1113,108 +903,72 @@
         </w:rPr>
         <w:t>舊約提到先知團體的存在，有時稱為「學校」。以利沙顯然在教導一個團體（</w:t>
       </w:r>
-      <w:hyperlink r:id="rId42">
-        <w:r>
-          <w:rPr>
-            <w:lang w:val="zh_TW" w:bidi="zh_TW"/>
-          </w:rPr>
-          <w:rPr>
-            <w:color w:val="0000EE"/>
-            <w:u w:val="single"/>
-          </w:rPr>
-          <w:t>王下6:1</w:t>
-        </w:r>
-      </w:hyperlink>
+      <w:r>
+        <w:rPr>
+          <w:lang w:val="zh_TW" w:bidi="zh_TW"/>
+        </w:rPr>
+        <w:t>王下6:1</w:t>
+      </w:r>
       <w:r>
         <w:rPr>
           <w:lang w:val="zh_TW" w:bidi="zh_TW"/>
         </w:rPr>
         <w:t>），「先知門徒」（比如</w:t>
       </w:r>
-      <w:hyperlink r:id="rId43">
-        <w:r>
-          <w:rPr>
-            <w:lang w:val="zh_TW" w:bidi="zh_TW"/>
-          </w:rPr>
-          <w:rPr>
-            <w:color w:val="0000EE"/>
-            <w:u w:val="single"/>
-          </w:rPr>
-          <w:t>王下2:3、5</w:t>
-        </w:r>
-      </w:hyperlink>
+      <w:r>
+        <w:rPr>
+          <w:lang w:val="zh_TW" w:bidi="zh_TW"/>
+        </w:rPr>
+        <w:t>王下2:3、5</w:t>
+      </w:r>
       <w:r>
         <w:rPr>
           <w:lang w:val="zh_TW" w:bidi="zh_TW"/>
         </w:rPr>
         <w:t>；</w:t>
       </w:r>
-      <w:hyperlink r:id="rId29">
-        <w:r>
-          <w:rPr>
-            <w:lang w:val="zh_TW" w:bidi="zh_TW"/>
-          </w:rPr>
-          <w:rPr>
-            <w:color w:val="0000EE"/>
-            <w:u w:val="single"/>
-          </w:rPr>
-          <w:t>摩7:14</w:t>
-        </w:r>
-      </w:hyperlink>
+      <w:r>
+        <w:rPr>
+          <w:lang w:val="zh_TW" w:bidi="zh_TW"/>
+        </w:rPr>
+        <w:t>摩7:14</w:t>
+      </w:r>
       <w:r>
         <w:rPr>
           <w:lang w:val="zh_TW" w:bidi="zh_TW"/>
         </w:rPr>
         <w:t>）所指的，可能是在先知老師照管下，「正在受訓的先知」。至於</w:t>
       </w:r>
-      <w:hyperlink r:id="rId44">
-        <w:r>
-          <w:rPr>
-            <w:lang w:val="zh_TW" w:bidi="zh_TW"/>
-          </w:rPr>
-          <w:rPr>
-            <w:color w:val="0000EE"/>
-            <w:u w:val="single"/>
-          </w:rPr>
-          <w:t>撒母耳記上十章5至11節</w:t>
-        </w:r>
-      </w:hyperlink>
+      <w:r>
+        <w:rPr>
+          <w:lang w:val="zh_TW" w:bidi="zh_TW"/>
+        </w:rPr>
+        <w:t>撒母耳記上十章5至11節</w:t>
+      </w:r>
       <w:r>
         <w:rPr>
           <w:lang w:val="zh_TW" w:bidi="zh_TW"/>
         </w:rPr>
         <w:t>中的團體，用「工會」來描述會更合適。這些團體對耶和華熱心、盡性敬拜，並可見聖靈明顯的活動；但他們服事的核心是「預言」，即宣告關於神本身的真理。在這個早期階段之後，先知團體的重要性似乎有所減弱（類似</w:t>
       </w:r>
-      <w:hyperlink r:id="rId25">
-        <w:r>
-          <w:rPr>
-            <w:lang w:val="zh_TW" w:bidi="zh_TW"/>
-          </w:rPr>
-          <w:rPr>
-            <w:color w:val="0000EE"/>
-            <w:u w:val="single"/>
-          </w:rPr>
-          <w:t>撒上9:9</w:t>
-        </w:r>
-      </w:hyperlink>
+      <w:r>
+        <w:rPr>
+          <w:lang w:val="zh_TW" w:bidi="zh_TW"/>
+        </w:rPr>
+        <w:t>撒上9:9</w:t>
+      </w:r>
       <w:r>
         <w:rPr>
           <w:lang w:val="zh_TW" w:bidi="zh_TW"/>
         </w:rPr>
         <w:t>明確提及的情形消失，由此推論），而盡性的敬逐漸變為更直接的話語服事，可能正是</w:t>
       </w:r>
-      <w:hyperlink r:id="rId25">
-        <w:r>
-          <w:rPr>
-            <w:lang w:val="zh_TW" w:bidi="zh_TW"/>
-          </w:rPr>
-          <w:rPr>
-            <w:color w:val="0000EE"/>
-            <w:u w:val="single"/>
-          </w:rPr>
-          <w:t>撒母耳記上九章9節</w:t>
-        </w:r>
-      </w:hyperlink>
+      <w:r>
+        <w:rPr>
+          <w:lang w:val="zh_TW" w:bidi="zh_TW"/>
+        </w:rPr>
+        <w:t>撒母耳記上九章9節</w:t>
+      </w:r>
       <w:r>
         <w:rPr>
           <w:lang w:val="zh_TW" w:bidi="zh_TW"/>
@@ -1246,216 +1000,144 @@
         </w:rPr>
         <w:t>在這些先知群體的活動背後，是神的靈感動他們（</w:t>
       </w:r>
-      <w:hyperlink r:id="rId45">
-        <w:r>
-          <w:rPr>
-            <w:lang w:val="zh_TW" w:bidi="zh_TW"/>
-          </w:rPr>
-          <w:rPr>
-            <w:color w:val="0000EE"/>
-            <w:u w:val="single"/>
-          </w:rPr>
-          <w:t>撒上10:6、10</w:t>
-        </w:r>
-      </w:hyperlink>
+      <w:r>
+        <w:rPr>
+          <w:lang w:val="zh_TW" w:bidi="zh_TW"/>
+        </w:rPr>
+        <w:t>撒上10:6、10</w:t>
+      </w:r>
       <w:r>
         <w:rPr>
           <w:lang w:val="zh_TW" w:bidi="zh_TW"/>
         </w:rPr>
         <w:t>，</w:t>
       </w:r>
-      <w:hyperlink r:id="rId46">
-        <w:r>
-          <w:rPr>
-            <w:lang w:val="zh_TW" w:bidi="zh_TW"/>
-          </w:rPr>
-          <w:rPr>
-            <w:color w:val="0000EE"/>
-            <w:u w:val="single"/>
-          </w:rPr>
-          <w:t>19:20、23</w:t>
-        </w:r>
-      </w:hyperlink>
+      <w:r>
+        <w:rPr>
+          <w:lang w:val="zh_TW" w:bidi="zh_TW"/>
+        </w:rPr>
+        <w:t>19:20、23</w:t>
+      </w:r>
       <w:r>
         <w:rPr>
           <w:lang w:val="zh_TW" w:bidi="zh_TW"/>
         </w:rPr>
         <w:t>），神的靈運行在所有先知中，並且他們宣告受神感動的描述，不時會直接記錄下來（比如</w:t>
       </w:r>
-      <w:hyperlink r:id="rId47">
-        <w:r>
-          <w:rPr>
-            <w:lang w:val="zh_TW" w:bidi="zh_TW"/>
-          </w:rPr>
-          <w:rPr>
-            <w:color w:val="0000EE"/>
-            <w:u w:val="single"/>
-          </w:rPr>
-          <w:t>王上22:24</w:t>
-        </w:r>
-      </w:hyperlink>
+      <w:r>
+        <w:rPr>
+          <w:lang w:val="zh_TW" w:bidi="zh_TW"/>
+        </w:rPr>
+        <w:t>王上22:24</w:t>
+      </w:r>
       <w:r>
         <w:rPr>
           <w:lang w:val="zh_TW" w:bidi="zh_TW"/>
         </w:rPr>
         <w:t>；</w:t>
       </w:r>
-      <w:hyperlink r:id="rId48">
-        <w:r>
-          <w:rPr>
-            <w:lang w:val="zh_TW" w:bidi="zh_TW"/>
-          </w:rPr>
-          <w:rPr>
-            <w:color w:val="0000EE"/>
-            <w:u w:val="single"/>
-          </w:rPr>
-          <w:t>尼9:30</w:t>
-        </w:r>
-      </w:hyperlink>
+      <w:r>
+        <w:rPr>
+          <w:lang w:val="zh_TW" w:bidi="zh_TW"/>
+        </w:rPr>
+        <w:t>尼9:30</w:t>
+      </w:r>
       <w:r>
         <w:rPr>
           <w:lang w:val="zh_TW" w:bidi="zh_TW"/>
         </w:rPr>
         <w:t>；</w:t>
       </w:r>
-      <w:hyperlink r:id="rId49">
-        <w:r>
-          <w:rPr>
-            <w:lang w:val="zh_TW" w:bidi="zh_TW"/>
-          </w:rPr>
-          <w:rPr>
-            <w:color w:val="0000EE"/>
-            <w:u w:val="single"/>
-          </w:rPr>
-          <w:t>何9:7</w:t>
-        </w:r>
-      </w:hyperlink>
+      <w:r>
+        <w:rPr>
+          <w:lang w:val="zh_TW" w:bidi="zh_TW"/>
+        </w:rPr>
+        <w:t>何9:7</w:t>
+      </w:r>
       <w:r>
         <w:rPr>
           <w:lang w:val="zh_TW" w:bidi="zh_TW"/>
         </w:rPr>
         <w:t>；</w:t>
       </w:r>
-      <w:hyperlink r:id="rId50">
-        <w:r>
-          <w:rPr>
-            <w:lang w:val="zh_TW" w:bidi="zh_TW"/>
-          </w:rPr>
-          <w:rPr>
-            <w:color w:val="0000EE"/>
-            <w:u w:val="single"/>
-          </w:rPr>
-          <w:t>珥2:28–29</w:t>
-        </w:r>
-      </w:hyperlink>
+      <w:r>
+        <w:rPr>
+          <w:lang w:val="zh_TW" w:bidi="zh_TW"/>
+        </w:rPr>
+        <w:t>珥2:28–29</w:t>
+      </w:r>
       <w:r>
         <w:rPr>
           <w:lang w:val="zh_TW" w:bidi="zh_TW"/>
         </w:rPr>
         <w:t>；</w:t>
       </w:r>
-      <w:hyperlink r:id="rId51">
-        <w:r>
-          <w:rPr>
-            <w:lang w:val="zh_TW" w:bidi="zh_TW"/>
-          </w:rPr>
-          <w:rPr>
-            <w:color w:val="0000EE"/>
-            <w:u w:val="single"/>
-          </w:rPr>
-          <w:t>彌3:8</w:t>
-        </w:r>
-      </w:hyperlink>
+      <w:r>
+        <w:rPr>
+          <w:lang w:val="zh_TW" w:bidi="zh_TW"/>
+        </w:rPr>
+        <w:t>彌3:8</w:t>
+      </w:r>
       <w:r>
         <w:rPr>
           <w:lang w:val="zh_TW" w:bidi="zh_TW"/>
         </w:rPr>
         <w:t>；參</w:t>
       </w:r>
-      <w:hyperlink r:id="rId52">
-        <w:r>
-          <w:rPr>
-            <w:lang w:val="zh_TW" w:bidi="zh_TW"/>
-          </w:rPr>
-          <w:rPr>
-            <w:color w:val="0000EE"/>
-            <w:u w:val="single"/>
-          </w:rPr>
-          <w:t>代上12:18</w:t>
-        </w:r>
-      </w:hyperlink>
+      <w:r>
+        <w:rPr>
+          <w:lang w:val="zh_TW" w:bidi="zh_TW"/>
+        </w:rPr>
+        <w:t>代上12:18</w:t>
+      </w:r>
       <w:r>
         <w:rPr>
           <w:lang w:val="zh_TW" w:bidi="zh_TW"/>
         </w:rPr>
         <w:t>；</w:t>
       </w:r>
-      <w:hyperlink r:id="rId53">
-        <w:r>
-          <w:rPr>
-            <w:lang w:val="zh_TW" w:bidi="zh_TW"/>
-          </w:rPr>
-          <w:rPr>
-            <w:color w:val="0000EE"/>
-            <w:u w:val="single"/>
-          </w:rPr>
-          <w:t>代下15:1</w:t>
-        </w:r>
-      </w:hyperlink>
+      <w:r>
+        <w:rPr>
+          <w:lang w:val="zh_TW" w:bidi="zh_TW"/>
+        </w:rPr>
+        <w:t>代下15:1</w:t>
+      </w:r>
       <w:r>
         <w:rPr>
           <w:lang w:val="zh_TW" w:bidi="zh_TW"/>
         </w:rPr>
         <w:t>，</w:t>
       </w:r>
-      <w:hyperlink r:id="rId54">
-        <w:r>
-          <w:rPr>
-            <w:lang w:val="zh_TW" w:bidi="zh_TW"/>
-          </w:rPr>
-          <w:rPr>
-            <w:color w:val="0000EE"/>
-            <w:u w:val="single"/>
-          </w:rPr>
-          <w:t>20:14</w:t>
-        </w:r>
-      </w:hyperlink>
+      <w:r>
+        <w:rPr>
+          <w:lang w:val="zh_TW" w:bidi="zh_TW"/>
+        </w:rPr>
+        <w:t>20:14</w:t>
+      </w:r>
       <w:r>
         <w:rPr>
           <w:lang w:val="zh_TW" w:bidi="zh_TW"/>
         </w:rPr>
         <w:t>，</w:t>
       </w:r>
-      <w:hyperlink r:id="rId55">
-        <w:r>
-          <w:rPr>
-            <w:lang w:val="zh_TW" w:bidi="zh_TW"/>
-          </w:rPr>
-          <w:rPr>
-            <w:color w:val="0000EE"/>
-            <w:u w:val="single"/>
-          </w:rPr>
-          <w:t>24:20</w:t>
-        </w:r>
-      </w:hyperlink>
+      <w:r>
+        <w:rPr>
+          <w:lang w:val="zh_TW" w:bidi="zh_TW"/>
+        </w:rPr>
+        <w:t>24:20</w:t>
+      </w:r>
       <w:r>
         <w:rPr>
           <w:lang w:val="zh_TW" w:bidi="zh_TW"/>
         </w:rPr>
         <w:t>）。神的靈感動人，無分男女，傳講神的話語（參</w:t>
       </w:r>
-      <w:hyperlink r:id="rId56">
-        <w:r>
-          <w:rPr>
-            <w:lang w:val="zh_TW" w:bidi="zh_TW"/>
-          </w:rPr>
-          <w:rPr>
-            <w:color w:val="0000EE"/>
-            <w:u w:val="single"/>
-          </w:rPr>
-          <w:t>彼後1:21</w:t>
-        </w:r>
-      </w:hyperlink>
+      <w:r>
+        <w:rPr>
+          <w:lang w:val="zh_TW" w:bidi="zh_TW"/>
+        </w:rPr>
+        <w:t>彼後1:21</w:t>
+      </w:r>
       <w:r>
         <w:rPr>
           <w:lang w:val="zh_TW" w:bidi="zh_TW"/>
@@ -1488,54 +1170,36 @@
         </w:rPr>
         <w:t>，將神的話放在他的口中（</w:t>
       </w:r>
-      <w:hyperlink r:id="rId57">
-        <w:r>
-          <w:rPr>
-            <w:lang w:val="zh_TW" w:bidi="zh_TW"/>
-          </w:rPr>
-          <w:rPr>
-            <w:color w:val="0000EE"/>
-            <w:u w:val="single"/>
-          </w:rPr>
-          <w:t>耶1:9</w:t>
-        </w:r>
-      </w:hyperlink>
+      <w:r>
+        <w:rPr>
+          <w:lang w:val="zh_TW" w:bidi="zh_TW"/>
+        </w:rPr>
+        <w:t>耶1:9</w:t>
+      </w:r>
       <w:r>
         <w:rPr>
           <w:lang w:val="zh_TW" w:bidi="zh_TW"/>
         </w:rPr>
         <w:t>）；以西結記錄他如何吃下書卷，藉此領受耶和華所寫的話語，能夠說出耶和華稱為「我的話」的內容（</w:t>
       </w:r>
-      <w:hyperlink r:id="rId58">
-        <w:r>
-          <w:rPr>
-            <w:lang w:val="zh_TW" w:bidi="zh_TW"/>
-          </w:rPr>
-          <w:rPr>
-            <w:color w:val="0000EE"/>
-            <w:u w:val="single"/>
-          </w:rPr>
-          <w:t>結2:7–4:4</w:t>
-        </w:r>
-      </w:hyperlink>
+      <w:r>
+        <w:rPr>
+          <w:lang w:val="zh_TW" w:bidi="zh_TW"/>
+        </w:rPr>
+        <w:t>結2:7–4:4</w:t>
+      </w:r>
       <w:r>
         <w:rPr>
           <w:lang w:val="zh_TW" w:bidi="zh_TW"/>
         </w:rPr>
         <w:t>）。這個神跡亦簡述在阿摩司書的開頭（</w:t>
       </w:r>
-      <w:hyperlink r:id="rId59">
-        <w:r>
-          <w:rPr>
-            <w:lang w:val="zh_TW" w:bidi="zh_TW"/>
-          </w:rPr>
-          <w:rPr>
-            <w:color w:val="0000EE"/>
-            <w:u w:val="single"/>
-          </w:rPr>
-          <w:t>1:1、3</w:t>
-        </w:r>
-      </w:hyperlink>
+      <w:r>
+        <w:rPr>
+          <w:lang w:val="zh_TW" w:bidi="zh_TW"/>
+        </w:rPr>
+        <w:t>1:1、3</w:t>
+      </w:r>
       <w:r>
         <w:rPr>
           <w:lang w:val="zh_TW" w:bidi="zh_TW"/>
@@ -1591,90 +1255,60 @@
         </w:rPr>
         <w:t>假先知可以透過三個檢驗，與真先知區分開來。第一個是教義上的檢驗。在</w:t>
       </w:r>
-      <w:hyperlink r:id="rId60">
-        <w:r>
-          <w:rPr>
-            <w:lang w:val="zh_TW" w:bidi="zh_TW"/>
-          </w:rPr>
-          <w:rPr>
-            <w:color w:val="0000EE"/>
-            <w:u w:val="single"/>
-          </w:rPr>
-          <w:t>申命記十三章</w:t>
-        </w:r>
-      </w:hyperlink>
+      <w:r>
+        <w:rPr>
+          <w:lang w:val="zh_TW" w:bidi="zh_TW"/>
+        </w:rPr>
+        <w:t>申命記十三章</w:t>
+      </w:r>
       <w:r>
         <w:rPr>
           <w:lang w:val="zh_TW" w:bidi="zh_TW"/>
         </w:rPr>
         <w:t>中，假先知的動機是要使人們遠離曾在出埃及事件中啟示自己的神（</w:t>
       </w:r>
-      <w:hyperlink r:id="rId61">
-        <w:r>
-          <w:rPr>
-            <w:lang w:val="zh_TW" w:bidi="zh_TW"/>
-          </w:rPr>
-          <w:rPr>
-            <w:color w:val="0000EE"/>
-            <w:u w:val="single"/>
-          </w:rPr>
-          <w:t>申13:2、5–7、10</w:t>
-        </w:r>
-      </w:hyperlink>
+      <w:r>
+        <w:rPr>
+          <w:lang w:val="zh_TW" w:bidi="zh_TW"/>
+        </w:rPr>
+        <w:t>申13:2、5–7、10</w:t>
+      </w:r>
       <w:r>
         <w:rPr>
           <w:lang w:val="zh_TW" w:bidi="zh_TW"/>
         </w:rPr>
         <w:t>）。儘管假先知的話可能有明顯的神蹟奇事支持（</w:t>
       </w:r>
-      <w:hyperlink r:id="rId62">
-        <w:r>
-          <w:rPr>
-            <w:lang w:val="zh_TW" w:bidi="zh_TW"/>
-          </w:rPr>
-          <w:rPr>
-            <w:color w:val="0000EE"/>
-            <w:u w:val="single"/>
-          </w:rPr>
-          <w:t>1–2節</w:t>
-        </w:r>
-      </w:hyperlink>
+      <w:r>
+        <w:rPr>
+          <w:lang w:val="zh_TW" w:bidi="zh_TW"/>
+        </w:rPr>
+        <w:t>1–2節</w:t>
+      </w:r>
       <w:r>
         <w:rPr>
           <w:lang w:val="zh_TW" w:bidi="zh_TW"/>
         </w:rPr>
         <w:t>），但人們仍應拒絕他們——不僅因為他們引入新奇事物（</w:t>
       </w:r>
-      <w:hyperlink r:id="rId63">
-        <w:r>
-          <w:rPr>
-            <w:lang w:val="zh_TW" w:bidi="zh_TW"/>
-          </w:rPr>
-          <w:rPr>
-            <w:color w:val="0000EE"/>
-            <w:u w:val="single"/>
-          </w:rPr>
-          <w:t>2、6節</w:t>
-        </w:r>
-      </w:hyperlink>
+      <w:r>
+        <w:rPr>
+          <w:lang w:val="zh_TW" w:bidi="zh_TW"/>
+        </w:rPr>
+        <w:t>2、6節</w:t>
+      </w:r>
       <w:r>
         <w:rPr>
           <w:lang w:val="zh_TW" w:bidi="zh_TW"/>
         </w:rPr>
         <w:t>），也因為這種新奇事物與耶和華在出埃及時的啟示矛盾（</w:t>
       </w:r>
-      <w:hyperlink r:id="rId64">
-        <w:r>
-          <w:rPr>
-            <w:lang w:val="zh_TW" w:bidi="zh_TW"/>
-          </w:rPr>
-          <w:rPr>
-            <w:color w:val="0000EE"/>
-            <w:u w:val="single"/>
-          </w:rPr>
-          <w:t>5、10節</w:t>
-        </w:r>
-      </w:hyperlink>
+      <w:r>
+        <w:rPr>
+          <w:lang w:val="zh_TW" w:bidi="zh_TW"/>
+        </w:rPr>
+        <w:t>5、10節</w:t>
+      </w:r>
       <w:r>
         <w:rPr>
           <w:lang w:val="zh_TW" w:bidi="zh_TW"/>
@@ -1695,54 +1329,36 @@
         </w:rPr>
         <w:t>第二個檢驗是實際的，需要耐心。正如</w:t>
       </w:r>
-      <w:hyperlink r:id="rId65">
-        <w:r>
-          <w:rPr>
-            <w:lang w:val="zh_TW" w:bidi="zh_TW"/>
-          </w:rPr>
-          <w:rPr>
-            <w:color w:val="0000EE"/>
-            <w:u w:val="single"/>
-          </w:rPr>
-          <w:t>申命記十八章21至22節</w:t>
-        </w:r>
-      </w:hyperlink>
+      <w:r>
+        <w:rPr>
+          <w:lang w:val="zh_TW" w:bidi="zh_TW"/>
+        </w:rPr>
+        <w:t>申命記十八章21至22節</w:t>
+      </w:r>
       <w:r>
         <w:rPr>
           <w:lang w:val="zh_TW" w:bidi="zh_TW"/>
         </w:rPr>
         <w:t>所述：耶和華的話總是會應驗的。這需要耐心，因為如</w:t>
       </w:r>
-      <w:hyperlink r:id="rId62">
-        <w:r>
-          <w:rPr>
-            <w:lang w:val="zh_TW" w:bidi="zh_TW"/>
-          </w:rPr>
-          <w:rPr>
-            <w:color w:val="0000EE"/>
-            <w:u w:val="single"/>
-          </w:rPr>
-          <w:t>申命記十三章1至2節</w:t>
-        </w:r>
-      </w:hyperlink>
+      <w:r>
+        <w:rPr>
+          <w:lang w:val="zh_TW" w:bidi="zh_TW"/>
+        </w:rPr>
+        <w:t>申命記十三章1至2節</w:t>
+      </w:r>
       <w:r>
         <w:rPr>
           <w:lang w:val="zh_TW" w:bidi="zh_TW"/>
         </w:rPr>
         <w:t>所示，虛假的話語可能會有表面的屬靈證據支持。</w:t>
       </w:r>
-      <w:hyperlink r:id="rId65">
-        <w:r>
-          <w:rPr>
-            <w:lang w:val="zh_TW" w:bidi="zh_TW"/>
-          </w:rPr>
-          <w:rPr>
-            <w:color w:val="0000EE"/>
-            <w:u w:val="single"/>
-          </w:rPr>
-          <w:t>申命記十八章21至22節</w:t>
-        </w:r>
-      </w:hyperlink>
+      <w:r>
+        <w:rPr>
+          <w:lang w:val="zh_TW" w:bidi="zh_TW"/>
+        </w:rPr>
+        <w:t>申命記十八章21至22節</w:t>
+      </w:r>
       <w:r>
         <w:rPr>
           <w:lang w:val="zh_TW" w:bidi="zh_TW"/>
@@ -1763,54 +1379,36 @@
         </w:rPr>
         <w:t>第三個檢驗是道德上的，要求先知有警惕和明辨能力。在所有先知中，以耶利米的心最受假先知的影響，他也一直不斷思考這個問題（</w:t>
       </w:r>
-      <w:hyperlink r:id="rId66">
-        <w:r>
-          <w:rPr>
-            <w:lang w:val="zh_TW" w:bidi="zh_TW"/>
-          </w:rPr>
-          <w:rPr>
-            <w:color w:val="0000EE"/>
-            <w:u w:val="single"/>
-          </w:rPr>
-          <w:t>耶23:9–40</w:t>
-        </w:r>
-      </w:hyperlink>
+      <w:r>
+        <w:rPr>
+          <w:lang w:val="zh_TW" w:bidi="zh_TW"/>
+        </w:rPr>
+        <w:t>耶23:9–40</w:t>
+      </w:r>
       <w:r>
         <w:rPr>
           <w:lang w:val="zh_TW" w:bidi="zh_TW"/>
         </w:rPr>
         <w:t>）。他的回答既引人注目又具挑戰性：人們會看到假先知生活不潔（</w:t>
       </w:r>
-      <w:hyperlink r:id="rId67">
-        <w:r>
-          <w:rPr>
-            <w:lang w:val="zh_TW" w:bidi="zh_TW"/>
-          </w:rPr>
-          <w:rPr>
-            <w:color w:val="0000EE"/>
-            <w:u w:val="single"/>
-          </w:rPr>
-          <w:t>11–14節</w:t>
-        </w:r>
-      </w:hyperlink>
+      <w:r>
+        <w:rPr>
+          <w:lang w:val="zh_TW" w:bidi="zh_TW"/>
+        </w:rPr>
+        <w:t>11–14節</w:t>
+      </w:r>
       <w:r>
         <w:rPr>
           <w:lang w:val="zh_TW" w:bidi="zh_TW"/>
         </w:rPr>
         <w:t>），他們的信息沒有任何道德譴責，反而鼓勵人們行在他們的罪中（</w:t>
       </w:r>
-      <w:hyperlink r:id="rId68">
-        <w:r>
-          <w:rPr>
-            <w:lang w:val="zh_TW" w:bidi="zh_TW"/>
-          </w:rPr>
-          <w:rPr>
-            <w:color w:val="0000EE"/>
-            <w:u w:val="single"/>
-          </w:rPr>
-          <w:t>16–22節</w:t>
-        </w:r>
-      </w:hyperlink>
+      <w:r>
+        <w:rPr>
+          <w:lang w:val="zh_TW" w:bidi="zh_TW"/>
+        </w:rPr>
+        <w:t>16–22節</w:t>
+      </w:r>
       <w:r>
         <w:rPr>
           <w:lang w:val="zh_TW" w:bidi="zh_TW"/>
@@ -1842,108 +1440,72 @@
         </w:rPr>
         <w:t>人們有時說先知不是「預言者」，而是「宣講者」。然而，就舊約而言，先知透過預言（預告神將要做的事）來宣講（宣告關於神的真理）。預言在舊約中既不是偶然的，也不是邊緣的活動；它是先知進行工作的方式。</w:t>
       </w:r>
-      <w:hyperlink r:id="rId69">
-        <w:r>
-          <w:rPr>
-            <w:lang w:val="zh_TW" w:bidi="zh_TW"/>
-          </w:rPr>
-          <w:rPr>
-            <w:color w:val="0000EE"/>
-            <w:u w:val="single"/>
-          </w:rPr>
-          <w:t>申命記十八章9至15節</w:t>
-        </w:r>
-      </w:hyperlink>
+      <w:r>
+        <w:rPr>
+          <w:lang w:val="zh_TW" w:bidi="zh_TW"/>
+        </w:rPr>
+        <w:t>申命記十八章9至15節</w:t>
+      </w:r>
       <w:r>
         <w:rPr>
           <w:lang w:val="zh_TW" w:bidi="zh_TW"/>
         </w:rPr>
         <w:t>解釋先知在以色列的角色，經文表示，周圍的國家透過各種占卜方式來窺測未來（</w:t>
       </w:r>
-      <w:hyperlink r:id="rId70">
-        <w:r>
-          <w:rPr>
-            <w:lang w:val="zh_TW" w:bidi="zh_TW"/>
-          </w:rPr>
-          <w:rPr>
-            <w:color w:val="0000EE"/>
-            <w:u w:val="single"/>
-          </w:rPr>
-          <w:t>10–11節</w:t>
-        </w:r>
-      </w:hyperlink>
+      <w:r>
+        <w:rPr>
+          <w:lang w:val="zh_TW" w:bidi="zh_TW"/>
+        </w:rPr>
+        <w:t>10–11節</w:t>
+      </w:r>
       <w:r>
         <w:rPr>
           <w:lang w:val="zh_TW" w:bidi="zh_TW"/>
         </w:rPr>
         <w:t>）；這些事情在耶和華眼中看為可憎，因此在以色列中明令禁止（</w:t>
       </w:r>
-      <w:hyperlink r:id="rId71">
-        <w:r>
-          <w:rPr>
-            <w:lang w:val="zh_TW" w:bidi="zh_TW"/>
-          </w:rPr>
-          <w:rPr>
-            <w:color w:val="0000EE"/>
-            <w:u w:val="single"/>
-          </w:rPr>
-          <w:t>12節</w:t>
-        </w:r>
-      </w:hyperlink>
+      <w:r>
+        <w:rPr>
+          <w:lang w:val="zh_TW" w:bidi="zh_TW"/>
+        </w:rPr>
+        <w:t>12節</w:t>
+      </w:r>
       <w:r>
         <w:rPr>
           <w:lang w:val="zh_TW" w:bidi="zh_TW"/>
         </w:rPr>
         <w:t>）。以色列的獨特性在於，其他民族通過占卜者預測未來，而耶和華則賜給以色列一位先知（</w:t>
       </w:r>
-      <w:hyperlink r:id="rId72">
-        <w:r>
-          <w:rPr>
-            <w:lang w:val="zh_TW" w:bidi="zh_TW"/>
-          </w:rPr>
-          <w:rPr>
-            <w:color w:val="0000EE"/>
-            <w:u w:val="single"/>
-          </w:rPr>
-          <w:t>13–15節</w:t>
-        </w:r>
-      </w:hyperlink>
+      <w:r>
+        <w:rPr>
+          <w:lang w:val="zh_TW" w:bidi="zh_TW"/>
+        </w:rPr>
+        <w:t>13–15節</w:t>
+      </w:r>
       <w:r>
         <w:rPr>
           <w:lang w:val="zh_TW" w:bidi="zh_TW"/>
         </w:rPr>
         <w:t>）。以利沙（</w:t>
       </w:r>
-      <w:hyperlink r:id="rId73">
-        <w:r>
-          <w:rPr>
-            <w:lang w:val="zh_TW" w:bidi="zh_TW"/>
-          </w:rPr>
-          <w:rPr>
-            <w:color w:val="0000EE"/>
-            <w:u w:val="single"/>
-          </w:rPr>
-          <w:t>王下4:27</w:t>
-        </w:r>
-      </w:hyperlink>
+      <w:r>
+        <w:rPr>
+          <w:lang w:val="zh_TW" w:bidi="zh_TW"/>
+        </w:rPr>
+        <w:t>王下4:27</w:t>
+      </w:r>
       <w:r>
         <w:rPr>
           <w:lang w:val="zh_TW" w:bidi="zh_TW"/>
         </w:rPr>
         <w:t>）因為神沒有告知，而感到驚訝；阿摩司教導說，「預先得知」是先知與神的團契的特權（</w:t>
       </w:r>
-      <w:hyperlink r:id="rId74">
-        <w:r>
-          <w:rPr>
-            <w:lang w:val="zh_TW" w:bidi="zh_TW"/>
-          </w:rPr>
-          <w:rPr>
-            <w:color w:val="0000EE"/>
-            <w:u w:val="single"/>
-          </w:rPr>
-          <w:t>摩3:7</w:t>
-        </w:r>
-      </w:hyperlink>
+      <w:r>
+        <w:rPr>
+          <w:lang w:val="zh_TW" w:bidi="zh_TW"/>
+        </w:rPr>
+        <w:t>摩3:7</w:t>
+      </w:r>
       <w:r>
         <w:rPr>
           <w:lang w:val="zh_TW" w:bidi="zh_TW"/>
@@ -1964,18 +1526,12 @@
         </w:rPr>
         <w:t>首先，聖經的預言是從當下的需求而來。在</w:t>
       </w:r>
-      <w:hyperlink r:id="rId75">
-        <w:r>
-          <w:rPr>
-            <w:lang w:val="zh_TW" w:bidi="zh_TW"/>
-          </w:rPr>
-          <w:rPr>
-            <w:color w:val="0000EE"/>
-            <w:u w:val="single"/>
-          </w:rPr>
-          <w:t>以賽亞書三十九章</w:t>
-        </w:r>
-      </w:hyperlink>
+      <w:r>
+        <w:rPr>
+          <w:lang w:val="zh_TW" w:bidi="zh_TW"/>
+        </w:rPr>
+        <w:t>以賽亞書三十九章</w:t>
+      </w:r>
       <w:r>
         <w:rPr>
           <w:lang w:val="zh_TW" w:bidi="zh_TW"/>
@@ -1996,36 +1552,24 @@
         </w:rPr>
         <w:t>其次，預言旨在提供未來的知識，目的是帶來當下的道德改變。先知關於的道德勸誡，可以從耶和華即將做的事情找到解釋（比如</w:t>
       </w:r>
-      <w:hyperlink r:id="rId76">
-        <w:r>
-          <w:rPr>
-            <w:lang w:val="zh_TW" w:bidi="zh_TW"/>
-          </w:rPr>
-          <w:rPr>
-            <w:color w:val="0000EE"/>
-            <w:u w:val="single"/>
-          </w:rPr>
-          <w:t>賽31:6–7</w:t>
-        </w:r>
-      </w:hyperlink>
+      <w:r>
+        <w:rPr>
+          <w:lang w:val="zh_TW" w:bidi="zh_TW"/>
+        </w:rPr>
+        <w:t>賽31:6–7</w:t>
+      </w:r>
       <w:r>
         <w:rPr>
           <w:lang w:val="zh_TW" w:bidi="zh_TW"/>
         </w:rPr>
         <w:t>；</w:t>
       </w:r>
-      <w:hyperlink r:id="rId77">
-        <w:r>
-          <w:rPr>
-            <w:lang w:val="zh_TW" w:bidi="zh_TW"/>
-          </w:rPr>
-          <w:rPr>
-            <w:color w:val="0000EE"/>
-            <w:u w:val="single"/>
-          </w:rPr>
-          <w:t>摩5:6</w:t>
-        </w:r>
-      </w:hyperlink>
+      <w:r>
+        <w:rPr>
+          <w:lang w:val="zh_TW" w:bidi="zh_TW"/>
+        </w:rPr>
+        <w:t>摩5:6</w:t>
+      </w:r>
       <w:r>
         <w:rPr>
           <w:lang w:val="zh_TW" w:bidi="zh_TW"/>
@@ -2046,54 +1590,36 @@
         </w:rPr>
         <w:t>第三，預言的事件進程，旨在穩定真信徒在黑暗時期的信心。比如，以賽亞書中的幾處經文（</w:t>
       </w:r>
-      <w:hyperlink r:id="rId78">
-        <w:r>
-          <w:rPr>
-            <w:lang w:val="zh_TW" w:bidi="zh_TW"/>
-          </w:rPr>
-          <w:rPr>
-            <w:color w:val="0000EE"/>
-            <w:u w:val="single"/>
-          </w:rPr>
-          <w:t>賽9:1–7</w:t>
-        </w:r>
-      </w:hyperlink>
+      <w:r>
+        <w:rPr>
+          <w:lang w:val="zh_TW" w:bidi="zh_TW"/>
+        </w:rPr>
+        <w:t>賽9:1–7</w:t>
+      </w:r>
       <w:r>
         <w:rPr>
           <w:lang w:val="zh_TW" w:bidi="zh_TW"/>
         </w:rPr>
         <w:t>，</w:t>
       </w:r>
-      <w:hyperlink r:id="rId79">
-        <w:r>
-          <w:rPr>
-            <w:lang w:val="zh_TW" w:bidi="zh_TW"/>
-          </w:rPr>
-          <w:rPr>
-            <w:color w:val="0000EE"/>
-            <w:u w:val="single"/>
-          </w:rPr>
-          <w:t>11:1–16</w:t>
-        </w:r>
-      </w:hyperlink>
+      <w:r>
+        <w:rPr>
+          <w:lang w:val="zh_TW" w:bidi="zh_TW"/>
+        </w:rPr>
+        <w:t>11:1–16</w:t>
+      </w:r>
       <w:r>
         <w:rPr>
           <w:lang w:val="zh_TW" w:bidi="zh_TW"/>
         </w:rPr>
         <w:t>，</w:t>
       </w:r>
-      <w:hyperlink r:id="rId80">
-        <w:r>
-          <w:rPr>
-            <w:lang w:val="zh_TW" w:bidi="zh_TW"/>
-          </w:rPr>
-          <w:rPr>
-            <w:color w:val="0000EE"/>
-            <w:u w:val="single"/>
-          </w:rPr>
-          <w:t>40:1–3</w:t>
-        </w:r>
-      </w:hyperlink>
+      <w:r>
+        <w:rPr>
+          <w:lang w:val="zh_TW" w:bidi="zh_TW"/>
+        </w:rPr>
+        <w:t>40:1–3</w:t>
+      </w:r>
       <w:r>
         <w:rPr>
           <w:lang w:val="zh_TW" w:bidi="zh_TW"/>
@@ -2125,198 +1651,132 @@
         </w:rPr>
         <w:t>在預言中，先知是在宣告——他們在傳揚神的奇妙作為（參</w:t>
       </w:r>
-      <w:hyperlink r:id="rId81">
-        <w:r>
-          <w:rPr>
-            <w:lang w:val="zh_TW" w:bidi="zh_TW"/>
-          </w:rPr>
-          <w:rPr>
-            <w:color w:val="0000EE"/>
-            <w:u w:val="single"/>
-          </w:rPr>
-          <w:t>徒2:11、17</w:t>
-        </w:r>
-      </w:hyperlink>
+      <w:r>
+        <w:rPr>
+          <w:lang w:val="zh_TW" w:bidi="zh_TW"/>
+        </w:rPr>
+        <w:t>徒2:11、17</w:t>
+      </w:r>
       <w:r>
         <w:rPr>
           <w:lang w:val="zh_TW" w:bidi="zh_TW"/>
         </w:rPr>
         <w:t>中預言的定義）。大多數情況下，這種宣告是通過言語直接傳達。先知是傳講話語的人。他們的話語就像神差遣的使者（</w:t>
       </w:r>
-      <w:hyperlink r:id="rId82">
-        <w:r>
-          <w:rPr>
-            <w:lang w:val="zh_TW" w:bidi="zh_TW"/>
-          </w:rPr>
-          <w:rPr>
-            <w:color w:val="0000EE"/>
-            <w:u w:val="single"/>
-          </w:rPr>
-          <w:t>賽55:11</w:t>
-        </w:r>
-      </w:hyperlink>
+      <w:r>
+        <w:rPr>
+          <w:lang w:val="zh_TW" w:bidi="zh_TW"/>
+        </w:rPr>
+        <w:t>賽55:11</w:t>
+      </w:r>
       <w:r>
         <w:rPr>
           <w:lang w:val="zh_TW" w:bidi="zh_TW"/>
         </w:rPr>
         <w:t>），具有</w:t>
       </w:r>
-      <w:hyperlink r:id="rId83">
-        <w:r>
-          <w:rPr>
-            <w:lang w:val="zh_TW" w:bidi="zh_TW"/>
-          </w:rPr>
-          <w:rPr>
-            <w:color w:val="0000EE"/>
-            <w:u w:val="single"/>
-          </w:rPr>
-          <w:t>創世記一章3節</w:t>
-        </w:r>
-      </w:hyperlink>
+      <w:r>
+        <w:rPr>
+          <w:lang w:val="zh_TW" w:bidi="zh_TW"/>
+        </w:rPr>
+        <w:t>創世記一章3節</w:t>
+      </w:r>
       <w:r>
         <w:rPr>
           <w:lang w:val="zh_TW" w:bidi="zh_TW"/>
         </w:rPr>
         <w:t>創造言語的所有屬神力量（參</w:t>
       </w:r>
-      <w:hyperlink r:id="rId84">
-        <w:r>
-          <w:rPr>
-            <w:lang w:val="zh_TW" w:bidi="zh_TW"/>
-          </w:rPr>
-          <w:rPr>
-            <w:color w:val="0000EE"/>
-            <w:u w:val="single"/>
-          </w:rPr>
-          <w:t>詩33:6</w:t>
-        </w:r>
-      </w:hyperlink>
+      <w:r>
+        <w:rPr>
+          <w:lang w:val="zh_TW" w:bidi="zh_TW"/>
+        </w:rPr>
+        <w:t>詩33:6</w:t>
+      </w:r>
       <w:r>
         <w:rPr>
           <w:lang w:val="zh_TW" w:bidi="zh_TW"/>
         </w:rPr>
         <w:t>）。有時，言語的效果會因為伴隨標誌或象徵動作而增強（比如</w:t>
       </w:r>
-      <w:hyperlink r:id="rId85">
-        <w:r>
-          <w:rPr>
-            <w:lang w:val="zh_TW" w:bidi="zh_TW"/>
-          </w:rPr>
-          <w:rPr>
-            <w:color w:val="0000EE"/>
-            <w:u w:val="single"/>
-          </w:rPr>
-          <w:t>耶13:1–11</w:t>
-        </w:r>
-      </w:hyperlink>
+      <w:r>
+        <w:rPr>
+          <w:lang w:val="zh_TW" w:bidi="zh_TW"/>
+        </w:rPr>
+        <w:t>耶13:1–11</w:t>
+      </w:r>
       <w:r>
         <w:rPr>
           <w:lang w:val="zh_TW" w:bidi="zh_TW"/>
         </w:rPr>
         <w:t>，</w:t>
       </w:r>
-      <w:hyperlink r:id="rId86">
-        <w:r>
-          <w:rPr>
-            <w:lang w:val="zh_TW" w:bidi="zh_TW"/>
-          </w:rPr>
-          <w:rPr>
-            <w:color w:val="0000EE"/>
-            <w:u w:val="single"/>
-          </w:rPr>
-          <w:t>19章</w:t>
-        </w:r>
-      </w:hyperlink>
+      <w:r>
+        <w:rPr>
+          <w:lang w:val="zh_TW" w:bidi="zh_TW"/>
+        </w:rPr>
+        <w:t>19章</w:t>
+      </w:r>
       <w:r>
         <w:rPr>
           <w:lang w:val="zh_TW" w:bidi="zh_TW"/>
         </w:rPr>
         <w:t>；</w:t>
       </w:r>
-      <w:hyperlink r:id="rId87">
-        <w:r>
-          <w:rPr>
-            <w:lang w:val="zh_TW" w:bidi="zh_TW"/>
-          </w:rPr>
-          <w:rPr>
-            <w:color w:val="0000EE"/>
-            <w:u w:val="single"/>
-          </w:rPr>
-          <w:t>結4:1–17</w:t>
-        </w:r>
-      </w:hyperlink>
+      <w:r>
+        <w:rPr>
+          <w:lang w:val="zh_TW" w:bidi="zh_TW"/>
+        </w:rPr>
+        <w:t>結4:1–17</w:t>
+      </w:r>
       <w:r>
         <w:rPr>
           <w:lang w:val="zh_TW" w:bidi="zh_TW"/>
         </w:rPr>
         <w:t>，</w:t>
       </w:r>
-      <w:hyperlink r:id="rId88">
-        <w:r>
-          <w:rPr>
-            <w:lang w:val="zh_TW" w:bidi="zh_TW"/>
-          </w:rPr>
-          <w:rPr>
-            <w:color w:val="0000EE"/>
-            <w:u w:val="single"/>
-          </w:rPr>
-          <w:t>24:15–24</w:t>
-        </w:r>
-      </w:hyperlink>
+      <w:r>
+        <w:rPr>
+          <w:lang w:val="zh_TW" w:bidi="zh_TW"/>
+        </w:rPr>
+        <w:t>24:15–24</w:t>
+      </w:r>
       <w:r>
         <w:rPr>
           <w:lang w:val="zh_TW" w:bidi="zh_TW"/>
         </w:rPr>
         <w:t>），或與某人緊密相連（</w:t>
       </w:r>
-      <w:hyperlink r:id="rId89">
-        <w:r>
-          <w:rPr>
-            <w:lang w:val="zh_TW" w:bidi="zh_TW"/>
-          </w:rPr>
-          <w:rPr>
-            <w:color w:val="0000EE"/>
-            <w:u w:val="single"/>
-          </w:rPr>
-          <w:t>賽7:3</w:t>
-        </w:r>
-      </w:hyperlink>
+      <w:r>
+        <w:rPr>
+          <w:lang w:val="zh_TW" w:bidi="zh_TW"/>
+        </w:rPr>
+        <w:t>賽7:3</w:t>
+      </w:r>
       <w:r>
         <w:rPr>
           <w:lang w:val="zh_TW" w:bidi="zh_TW"/>
         </w:rPr>
         <w:t>；參</w:t>
       </w:r>
-      <w:hyperlink r:id="rId90">
-        <w:r>
-          <w:rPr>
-            <w:lang w:val="zh_TW" w:bidi="zh_TW"/>
-          </w:rPr>
-          <w:rPr>
-            <w:color w:val="0000EE"/>
-            <w:u w:val="single"/>
-          </w:rPr>
-          <w:t>8:1–4</w:t>
-        </w:r>
-      </w:hyperlink>
+      <w:r>
+        <w:rPr>
+          <w:lang w:val="zh_TW" w:bidi="zh_TW"/>
+        </w:rPr>
+        <w:t>8:1–4</w:t>
+      </w:r>
       <w:r>
         <w:rPr>
           <w:lang w:val="zh_TW" w:bidi="zh_TW"/>
         </w:rPr>
         <w:t>）。這些事物就像視覺輔助，使在場的人更清楚理解言語。象徵動作（有時稱為「行出來的神諭」）的目的，似乎不僅為了幫助理解，而是為了賦予言語更多力量和效果，因為它像使者一樣被送入那種情境中。這是從</w:t>
       </w:r>
-      <w:hyperlink r:id="rId91">
-        <w:r>
-          <w:rPr>
-            <w:lang w:val="zh_TW" w:bidi="zh_TW"/>
-          </w:rPr>
-          <w:rPr>
-            <w:color w:val="0000EE"/>
-            <w:u w:val="single"/>
-          </w:rPr>
-          <w:t>列王紀下十三章14至19節</w:t>
-        </w:r>
-      </w:hyperlink>
+      <w:r>
+        <w:rPr>
+          <w:lang w:val="zh_TW" w:bidi="zh_TW"/>
+        </w:rPr>
+        <w:t>列王紀下十三章14至19節</w:t>
+      </w:r>
       <w:r>
         <w:rPr>
           <w:lang w:val="zh_TW" w:bidi="zh_TW"/>
@@ -2337,36 +1797,24 @@
         </w:rPr>
         <w:t>先知的話語，最終體現在保存下來的書卷中。</w:t>
       </w:r>
-      <w:hyperlink r:id="rId92">
-        <w:r>
-          <w:rPr>
-            <w:lang w:val="zh_TW" w:bidi="zh_TW"/>
-          </w:rPr>
-          <w:rPr>
-            <w:color w:val="0000EE"/>
-            <w:u w:val="single"/>
-          </w:rPr>
-          <w:t>耶利米書三十六章</w:t>
-        </w:r>
-      </w:hyperlink>
+      <w:r>
+        <w:rPr>
+          <w:lang w:val="zh_TW" w:bidi="zh_TW"/>
+        </w:rPr>
+        <w:t>耶利米書三十六章</w:t>
+      </w:r>
       <w:r>
         <w:rPr>
           <w:lang w:val="zh_TW" w:bidi="zh_TW"/>
         </w:rPr>
         <w:t>可以作為實例，說明先知花費時間和精力，將他們的口傳信息記錄在寫作中，是逐字逐句的謹慎記錄（</w:t>
       </w:r>
-      <w:hyperlink r:id="rId93">
-        <w:r>
-          <w:rPr>
-            <w:lang w:val="zh_TW" w:bidi="zh_TW"/>
-          </w:rPr>
-          <w:rPr>
-            <w:color w:val="0000EE"/>
-            <w:u w:val="single"/>
-          </w:rPr>
-          <w:t>耶36:6、17–18</w:t>
-        </w:r>
-      </w:hyperlink>
+      <w:r>
+        <w:rPr>
+          <w:lang w:val="zh_TW" w:bidi="zh_TW"/>
+        </w:rPr>
+        <w:t>耶36:6、17–18</w:t>
+      </w:r>
       <w:r>
         <w:rPr>
           <w:lang w:val="zh_TW" w:bidi="zh_TW"/>
